--- a/docs/eosc-basic-compliance-analysis-workflow.docx
+++ b/docs/eosc-basic-compliance-analysis-workflow.docx
@@ -31,7 +31,7 @@
         <w:pStyle w:val="Date"/>
       </w:pPr>
       <w:r>
-        <w:t xml:space="preserve">25 September 2026, documentation commit fc841cc</w:t>
+        <w:t xml:space="preserve">26 September 2026, documentation commit 0cc33c2</w:t>
       </w:r>
     </w:p>
     <w:bookmarkStart w:id="9" w:name="contents"/>

--- a/docs/eosc-basic-compliance-analysis-workflow.docx
+++ b/docs/eosc-basic-compliance-analysis-workflow.docx
@@ -31,7 +31,7 @@
         <w:pStyle w:val="Date"/>
       </w:pPr>
       <w:r>
-        <w:t xml:space="preserve">26 September 2026, documentation commit 0cc33c2</w:t>
+        <w:t xml:space="preserve">26 September 2026, documentation commit 2326950</w:t>
       </w:r>
     </w:p>
     <w:bookmarkStart w:id="9" w:name="contents"/>
@@ -12387,7 +12387,76 @@
         <w:t xml:space="preserve"> </w:t>
       </w:r>
       <w:r>
-        <w:t xml:space="preserve">and</w:t>
+        <w:rPr>
+          <w:rStyle w:val="VerbatimChar"/>
+        </w:rPr>
+        <w:t xml:space="preserve">url_mismatch</w:t>
+      </w:r>
+      <w:r>
+        <w:t xml:space="preserve"> </w:t>
+      </w:r>
+      <w:r>
+        <w:t xml:space="preserve">(present only when some node's evidence was collected from a URL</w:t>
+      </w:r>
+      <w:r>
+        <w:t xml:space="preserve"> </w:t>
+      </w:r>
+      <w:r>
+        <w:t xml:space="preserve">other than the one now configured:</w:t>
+      </w:r>
+      <w:r>
+        <w:t xml:space="preserve"> </w:t>
+      </w:r>
+      <w:r>
+        <w:rPr>
+          <w:rStyle w:val="VerbatimChar"/>
+        </w:rPr>
+        <w:t xml:space="preserve">id</w:t>
+      </w:r>
+      <w:r>
+        <w:t xml:space="preserve">,</w:t>
+      </w:r>
+      <w:r>
+        <w:t xml:space="preserve"> </w:t>
+      </w:r>
+      <w:r>
+        <w:rPr>
+          <w:rStyle w:val="VerbatimChar"/>
+        </w:rPr>
+        <w:t xml:space="preserve">configured_url</w:t>
+      </w:r>
+      <w:r>
+        <w:t xml:space="preserve">,</w:t>
+      </w:r>
+      <w:r>
+        <w:t xml:space="preserve"> </w:t>
+      </w:r>
+      <w:r>
+        <w:rPr>
+          <w:rStyle w:val="VerbatimChar"/>
+        </w:rPr>
+        <w:t xml:space="preserve">evidence_url</w:t>
+      </w:r>
+      <w:r>
+        <w:t xml:space="preserve">,</w:t>
+      </w:r>
+      <w:r>
+        <w:t xml:space="preserve"> </w:t>
+      </w:r>
+      <w:r>
+        <w:rPr>
+          <w:rStyle w:val="VerbatimChar"/>
+        </w:rPr>
+        <w:t xml:space="preserve">fetched_at</w:t>
+      </w:r>
+      <w:r>
+        <w:t xml:space="preserve">; the reports then carry an "Evidence from a different URL"</w:t>
+      </w:r>
+      <w:r>
+        <w:t xml:space="preserve"> </w:t>
+      </w:r>
+      <w:r>
+        <w:t xml:space="preserve">banner), and</w:t>
       </w:r>
       <w:r>
         <w:t xml:space="preserve"> </w:t>
@@ -12590,7 +12659,28 @@
         <w:t xml:space="preserve"> </w:t>
       </w:r>
       <w:r>
-        <w:t xml:space="preserve">(the checklist</w:t>
+        <w:t xml:space="preserve">(named after the</w:t>
+      </w:r>
+      <w:r>
+        <w:t xml:space="preserve"> </w:t>
+      </w:r>
+      <w:r>
+        <w:t xml:space="preserve">revision applied, so</w:t>
+      </w:r>
+      <w:r>
+        <w:t xml:space="preserve"> </w:t>
+      </w:r>
+      <w:r>
+        <w:rPr>
+          <w:rStyle w:val="VerbatimChar"/>
+        </w:rPr>
+        <w:t xml:space="preserve">checklist-v3.1.html</w:t>
+      </w:r>
+      <w:r>
+        <w:t xml:space="preserve"> </w:t>
+      </w:r>
+      <w:r>
+        <w:t xml:space="preserve">after a switch; the checklist</w:t>
       </w:r>
       <w:r>
         <w:t xml:space="preserve"> </w:t>

--- a/docs/eosc-basic-compliance-analysis-workflow.docx
+++ b/docs/eosc-basic-compliance-analysis-workflow.docx
@@ -31,7 +31,7 @@
         <w:pStyle w:val="Date"/>
       </w:pPr>
       <w:r>
-        <w:t xml:space="preserve">26 September 2026, documentation commit 2326950</w:t>
+        <w:t xml:space="preserve">26 September 2026, documentation commit a0be8d9</w:t>
       </w:r>
     </w:p>
     <w:bookmarkStart w:id="9" w:name="contents"/>
@@ -97,6 +97,14 @@
       </w:pPr>
       <w:r>
         <w:t xml:space="preserve">7. Reading the output</w:t>
+      </w:r>
+    </w:p>
+    <w:p>
+      <w:pPr>
+        <w:pStyle w:val="BodyText"/>
+      </w:pPr>
+      <w:r>
+        <w:t xml:space="preserve">8. Worked examples — adding a node, changing a URL, a new checklist revision</w:t>
       </w:r>
     </w:p>
     <w:p>
@@ -179,13 +187,13 @@
         <w:rPr>
           <w:rStyle w:val="VerbatimChar"/>
         </w:rPr>
-        <w:t xml:space="preserve">ada1b4a</w:t>
-      </w:r>
-      <w:r>
-        <w:t xml:space="preserve"> </w:t>
-      </w:r>
-      <w:r>
-        <w:t xml:space="preserve">on 25 September 2026: every</w:t>
+        <w:t xml:space="preserve">6423432</w:t>
+      </w:r>
+      <w:r>
+        <w:t xml:space="preserve"> </w:t>
+      </w:r>
+      <w:r>
+        <w:t xml:space="preserve">on 26 September 2026: every</w:t>
       </w:r>
       <w:r>
         <w:t xml:space="preserve"> </w:t>
@@ -226,7 +234,19 @@
         <w:t xml:space="preserve"> </w:t>
       </w:r>
       <w:r>
-        <w:t xml:space="preserve">section 6 lists the known ways the machinery can be wrong.</w:t>
+        <w:t xml:space="preserve">section 6 lists the known ways the machinery can be wrong; section 7 describes</w:t>
+      </w:r>
+      <w:r>
+        <w:t xml:space="preserve"> </w:t>
+      </w:r>
+      <w:r>
+        <w:t xml:space="preserve">the output; section 8 gives three worked examples — adding a node, changing a</w:t>
+      </w:r>
+      <w:r>
+        <w:t xml:space="preserve"> </w:t>
+      </w:r>
+      <w:r>
+        <w:t xml:space="preserve">node's URL, and moving to a new checklist revision — with every command.</w:t>
       </w:r>
     </w:p>
     <w:p>
@@ -12184,7 +12204,7 @@
       </w:r>
     </w:p>
     <w:bookmarkEnd w:id="28"/>
-    <w:bookmarkStart w:id="30" w:name="reading-the-output"/>
+    <w:bookmarkStart w:id="29" w:name="reading-the-output"/>
     <w:p>
       <w:pPr>
         <w:pStyle w:val="Heading2"/>
@@ -12773,6 +12793,5204 @@
       </w:r>
       <w:r>
         <w:t xml:space="preserve">PASS or FAIL on every line would look more useful and be worth considerably less.</w:t>
+      </w:r>
+    </w:p>
+    <w:bookmarkEnd w:id="29"/>
+    <w:bookmarkStart w:id="36" w:name="worked-examples"/>
+    <w:p>
+      <w:pPr>
+        <w:pStyle w:val="Heading2"/>
+      </w:pPr>
+      <w:r>
+        <w:t xml:space="preserve">8. Worked examples</w:t>
+      </w:r>
+    </w:p>
+    <w:p>
+      <w:pPr>
+        <w:pStyle w:val="FirstParagraph"/>
+      </w:pPr>
+      <w:r>
+        <w:t xml:space="preserve">Three step-by-step procedures, one for each change that comes up most often:</w:t>
+      </w:r>
+      <w:r>
+        <w:t xml:space="preserve"> </w:t>
+      </w:r>
+      <w:r>
+        <w:t xml:space="preserve">adding a node, changing a node's URL, and adopting a new revision of the</w:t>
+      </w:r>
+      <w:r>
+        <w:t xml:space="preserve"> </w:t>
+      </w:r>
+      <w:r>
+        <w:t xml:space="preserve">checklist. Each lists which files to edit, the exact commands, and how to put</w:t>
+      </w:r>
+      <w:r>
+        <w:t xml:space="preserve"> </w:t>
+      </w:r>
+      <w:r>
+        <w:t xml:space="preserve">the result into the published</w:t>
+      </w:r>
+      <w:r>
+        <w:t xml:space="preserve"> </w:t>
+      </w:r>
+      <w:r>
+        <w:rPr>
+          <w:rStyle w:val="VerbatimChar"/>
+        </w:rPr>
+        <w:t xml:space="preserve">results/</w:t>
+      </w:r>
+      <w:r>
+        <w:t xml:space="preserve"> </w:t>
+      </w:r>
+      <w:r>
+        <w:t xml:space="preserve">directory.</w:t>
+      </w:r>
+    </w:p>
+    <w:p>
+      <w:pPr>
+        <w:pStyle w:val="BodyText"/>
+      </w:pPr>
+      <w:r>
+        <w:t xml:space="preserve">Four rules apply to all three:</w:t>
+      </w:r>
+    </w:p>
+    <w:p>
+      <w:pPr>
+        <w:pStyle w:val="Compact"/>
+        <w:numPr>
+          <w:ilvl w:val="0"/>
+          <w:numId w:val="1014"/>
+        </w:numPr>
+      </w:pPr>
+      <w:r>
+        <w:rPr>
+          <w:b/>
+          <w:bCs/>
+        </w:rPr>
+        <w:t xml:space="preserve">Try it in a scratch folder first.</w:t>
+      </w:r>
+      <w:r>
+        <w:t xml:space="preserve"> </w:t>
+      </w:r>
+      <w:r>
+        <w:rPr>
+          <w:rStyle w:val="VerbatimChar"/>
+        </w:rPr>
+        <w:t xml:space="preserve">--results /tmp/trial</w:t>
+      </w:r>
+      <w:r>
+        <w:t xml:space="preserve"> </w:t>
+      </w:r>
+      <w:r>
+        <w:t xml:space="preserve">writes nowhere</w:t>
+      </w:r>
+      <w:r>
+        <w:t xml:space="preserve"> </w:t>
+      </w:r>
+      <w:r>
+        <w:t xml:space="preserve">near</w:t>
+      </w:r>
+      <w:r>
+        <w:t xml:space="preserve"> </w:t>
+      </w:r>
+      <w:r>
+        <w:rPr>
+          <w:rStyle w:val="VerbatimChar"/>
+        </w:rPr>
+        <w:t xml:space="preserve">results/</w:t>
+      </w:r>
+      <w:r>
+        <w:t xml:space="preserve">, so nothing published changes until you decide it should.</w:t>
+      </w:r>
+    </w:p>
+    <w:p>
+      <w:pPr>
+        <w:pStyle w:val="Compact"/>
+        <w:numPr>
+          <w:ilvl w:val="0"/>
+          <w:numId w:val="1014"/>
+        </w:numPr>
+      </w:pPr>
+      <w:r>
+        <w:rPr>
+          <w:b/>
+          <w:bCs/>
+        </w:rPr>
+        <w:t xml:space="preserve">Run</w:t>
+      </w:r>
+      <w:r>
+        <w:rPr>
+          <w:b/>
+          <w:bCs/>
+        </w:rPr>
+        <w:t xml:space="preserve"> </w:t>
+      </w:r>
+      <w:r>
+        <w:rPr>
+          <w:rStyle w:val="VerbatimChar"/>
+          <w:b/>
+          <w:bCs/>
+        </w:rPr>
+        <w:t xml:space="preserve">uv run pytest -q</w:t>
+      </w:r>
+      <w:r>
+        <w:rPr>
+          <w:b/>
+          <w:bCs/>
+        </w:rPr>
+        <w:t xml:space="preserve"> </w:t>
+      </w:r>
+      <w:r>
+        <w:rPr>
+          <w:b/>
+          <w:bCs/>
+        </w:rPr>
+        <w:t xml:space="preserve">after every edit.</w:t>
+      </w:r>
+      <w:r>
+        <w:t xml:space="preserve"> </w:t>
+      </w:r>
+      <w:r>
+        <w:t xml:space="preserve">It needs no network, takes a few</w:t>
+      </w:r>
+      <w:r>
+        <w:t xml:space="preserve"> </w:t>
+      </w:r>
+      <w:r>
+        <w:t xml:space="preserve">seconds, and names the file you got wrong.</w:t>
+      </w:r>
+    </w:p>
+    <w:p>
+      <w:pPr>
+        <w:pStyle w:val="Compact"/>
+        <w:numPr>
+          <w:ilvl w:val="0"/>
+          <w:numId w:val="1014"/>
+        </w:numPr>
+      </w:pPr>
+      <w:r>
+        <w:rPr>
+          <w:b/>
+          <w:bCs/>
+        </w:rPr>
+        <w:t xml:space="preserve">Contact as few sites as possible.</w:t>
+      </w:r>
+      <w:r>
+        <w:t xml:space="preserve"> </w:t>
+      </w:r>
+      <w:r>
+        <w:t xml:space="preserve">Only</w:t>
+      </w:r>
+      <w:r>
+        <w:t xml:space="preserve"> </w:t>
+      </w:r>
+      <w:r>
+        <w:rPr>
+          <w:rStyle w:val="VerbatimChar"/>
+        </w:rPr>
+        <w:t xml:space="preserve">collect</w:t>
+      </w:r>
+      <w:r>
+        <w:t xml:space="preserve"> </w:t>
+      </w:r>
+      <w:r>
+        <w:t xml:space="preserve">and</w:t>
+      </w:r>
+      <w:r>
+        <w:t xml:space="preserve"> </w:t>
+      </w:r>
+      <w:r>
+        <w:rPr>
+          <w:rStyle w:val="VerbatimChar"/>
+        </w:rPr>
+        <w:t xml:space="preserve">run</w:t>
+      </w:r>
+      <w:r>
+        <w:t xml:space="preserve"> </w:t>
+      </w:r>
+      <w:r>
+        <w:t xml:space="preserve">send requests.</w:t>
+      </w:r>
+      <w:r>
+        <w:t xml:space="preserve"> </w:t>
+      </w:r>
+      <w:r>
+        <w:rPr>
+          <w:rStyle w:val="VerbatimChar"/>
+        </w:rPr>
+        <w:t xml:space="preserve">assess</w:t>
+      </w:r>
+      <w:r>
+        <w:t xml:space="preserve"> </w:t>
+      </w:r>
+      <w:r>
+        <w:t xml:space="preserve">works on saved evidence, so it can be repeated as often as you like.</w:t>
+      </w:r>
+    </w:p>
+    <w:p>
+      <w:pPr>
+        <w:pStyle w:val="Compact"/>
+        <w:numPr>
+          <w:ilvl w:val="0"/>
+          <w:numId w:val="1014"/>
+        </w:numPr>
+      </w:pPr>
+      <w:r>
+        <w:rPr>
+          <w:b/>
+          <w:bCs/>
+        </w:rPr>
+        <w:t xml:space="preserve">A new published run needs a human review before it is committed.</w:t>
+      </w:r>
+      <w:r>
+        <w:t xml:space="preserve"> </w:t>
+      </w:r>
+      <w:r>
+        <w:t xml:space="preserve">The</w:t>
+      </w:r>
+      <w:r>
+        <w:t xml:space="preserve"> </w:t>
+      </w:r>
+      <w:r>
+        <w:t xml:space="preserve">tool's verdicts are not a compliance statement (see "Reading the output" in</w:t>
+      </w:r>
+      <w:r>
+        <w:t xml:space="preserve"> </w:t>
+      </w:r>
+      <w:r>
+        <w:t xml:space="preserve">the</w:t>
+      </w:r>
+      <w:r>
+        <w:t xml:space="preserve"> </w:t>
+      </w:r>
+      <w:hyperlink r:id="rId30">
+        <w:r>
+          <w:rPr>
+            <w:rStyle w:val="Hyperlink"/>
+          </w:rPr>
+          <w:t xml:space="preserve">run guide</w:t>
+        </w:r>
+      </w:hyperlink>
+      <w:r>
+        <w:t xml:space="preserve">). Write the review down, as</w:t>
+      </w:r>
+      <w:r>
+        <w:t xml:space="preserve"> </w:t>
+      </w:r>
+      <w:r>
+        <w:rPr>
+          <w:rStyle w:val="VerbatimChar"/>
+        </w:rPr>
+        <w:t xml:space="preserve">results/REVIEW-2026-09-24.md</w:t>
+      </w:r>
+      <w:r>
+        <w:t xml:space="preserve"> </w:t>
+      </w:r>
+      <w:r>
+        <w:t xml:space="preserve">does for the current run, and commit only then.</w:t>
+      </w:r>
+    </w:p>
+    <w:p>
+      <w:pPr>
+        <w:pStyle w:val="FirstParagraph"/>
+      </w:pPr>
+      <w:r>
+        <w:t xml:space="preserve">In terms of the three stages in section 1: examples 1 and 2 need</w:t>
+      </w:r>
+      <w:r>
+        <w:t xml:space="preserve"> </w:t>
+      </w:r>
+      <w:r>
+        <w:rPr>
+          <w:b/>
+          <w:bCs/>
+        </w:rPr>
+        <w:t xml:space="preserve">stage 1</w:t>
+      </w:r>
+      <w:r>
+        <w:t xml:space="preserve"> </w:t>
+      </w:r>
+      <w:r>
+        <w:t xml:space="preserve">(collection) again, but only for the one node concerned. Example 3 changes</w:t>
+      </w:r>
+      <w:r>
+        <w:t xml:space="preserve"> </w:t>
+      </w:r>
+      <w:r>
+        <w:rPr>
+          <w:b/>
+          <w:bCs/>
+        </w:rPr>
+        <w:t xml:space="preserve">stage 2</w:t>
+      </w:r>
+      <w:r>
+        <w:t xml:space="preserve"> </w:t>
+      </w:r>
+      <w:r>
+        <w:t xml:space="preserve">(the rules), so it can be tried on the evidence already collected,</w:t>
+      </w:r>
+      <w:r>
+        <w:t xml:space="preserve"> </w:t>
+      </w:r>
+      <w:r>
+        <w:t xml:space="preserve">without contacting any site. Stage 3 (the reports) is always regenerated by</w:t>
+      </w:r>
+      <w:r>
+        <w:t xml:space="preserve"> </w:t>
+      </w:r>
+      <w:r>
+        <w:rPr>
+          <w:rStyle w:val="VerbatimChar"/>
+        </w:rPr>
+        <w:t xml:space="preserve">assess</w:t>
+      </w:r>
+      <w:r>
+        <w:t xml:space="preserve">.</w:t>
+      </w:r>
+    </w:p>
+    <w:p>
+      <w:pPr>
+        <w:pStyle w:val="BodyText"/>
+      </w:pPr>
+      <w:r>
+        <w:t xml:space="preserve">The run labels below (</w:t>
+      </w:r>
+      <w:r>
+        <w:rPr>
+          <w:rStyle w:val="VerbatimChar"/>
+        </w:rPr>
+        <w:t xml:space="preserve">live-2026-10-01-…</w:t>
+      </w:r>
+      <w:r>
+        <w:t xml:space="preserve">) are examples. Use the date of your</w:t>
+      </w:r>
+      <w:r>
+        <w:t xml:space="preserve"> </w:t>
+      </w:r>
+      <w:r>
+        <w:t xml:space="preserve">own run.</w:t>
+      </w:r>
+    </w:p>
+    <w:bookmarkStart w:id="32" w:name="X6b9c9d2e59e13da41f347184ca67a475fa8b7ce"/>
+    <w:p>
+      <w:pPr>
+        <w:pStyle w:val="Heading3"/>
+      </w:pPr>
+      <w:r>
+        <w:t xml:space="preserve">Example 1 — adding a node and publishing it</w:t>
+      </w:r>
+    </w:p>
+    <w:p>
+      <w:pPr>
+        <w:pStyle w:val="FirstParagraph"/>
+      </w:pPr>
+      <w:r>
+        <w:t xml:space="preserve">The example adds a node with the placeholder id</w:t>
+      </w:r>
+      <w:r>
+        <w:t xml:space="preserve"> </w:t>
+      </w:r>
+      <w:r>
+        <w:rPr>
+          <w:rStyle w:val="VerbatimChar"/>
+        </w:rPr>
+        <w:t xml:space="preserve">eosc-example</w:t>
+      </w:r>
+      <w:r>
+        <w:t xml:space="preserve">. Replace every</w:t>
+      </w:r>
+      <w:r>
+        <w:t xml:space="preserve"> </w:t>
+      </w:r>
+      <w:r>
+        <w:t xml:space="preserve">value with the real ones.</w:t>
+      </w:r>
+    </w:p>
+    <w:p>
+      <w:pPr>
+        <w:pStyle w:val="BodyText"/>
+      </w:pPr>
+      <w:r>
+        <w:rPr>
+          <w:b/>
+          <w:bCs/>
+        </w:rPr>
+        <w:t xml:space="preserve">Step 1: edit three files.</w:t>
+      </w:r>
+      <w:r>
+        <w:t xml:space="preserve"> </w:t>
+      </w:r>
+      <w:r>
+        <w:t xml:space="preserve">All three are at the repository root or in</w:t>
+      </w:r>
+      <w:r>
+        <w:t xml:space="preserve"> </w:t>
+      </w:r>
+      <w:r>
+        <w:rPr>
+          <w:rStyle w:val="VerbatimChar"/>
+        </w:rPr>
+        <w:t xml:space="preserve">checklist/</w:t>
+      </w:r>
+      <w:r>
+        <w:t xml:space="preserve">, and all are edited by hand.</w:t>
+      </w:r>
+    </w:p>
+    <w:p>
+      <w:pPr>
+        <w:pStyle w:val="BodyText"/>
+      </w:pPr>
+      <w:r>
+        <w:rPr>
+          <w:rStyle w:val="VerbatimChar"/>
+        </w:rPr>
+        <w:t xml:space="preserve">nodes.yaml</w:t>
+      </w:r>
+      <w:r>
+        <w:t xml:space="preserve">: add the entry.</w:t>
+      </w:r>
+      <w:r>
+        <w:t xml:space="preserve"> </w:t>
+      </w:r>
+      <w:r>
+        <w:rPr>
+          <w:rStyle w:val="VerbatimChar"/>
+        </w:rPr>
+        <w:t xml:space="preserve">url</w:t>
+      </w:r>
+      <w:r>
+        <w:t xml:space="preserve"> </w:t>
+      </w:r>
+      <w:r>
+        <w:t xml:space="preserve">is the landing page as registered in the</w:t>
+      </w:r>
+      <w:r>
+        <w:t xml:space="preserve"> </w:t>
+      </w:r>
+      <w:r>
+        <w:t xml:space="preserve">EOSC EU Node Contributors Dashboard ("Website address", section 1.2, field 6).</w:t>
+      </w:r>
+      <w:r>
+        <w:t xml:space="preserve"> </w:t>
+      </w:r>
+      <w:r>
+        <w:t xml:space="preserve">Copy</w:t>
+      </w:r>
+      <w:r>
+        <w:t xml:space="preserve"> </w:t>
+      </w:r>
+      <w:r>
+        <w:rPr>
+          <w:rStyle w:val="VerbatimChar"/>
+        </w:rPr>
+        <w:t xml:space="preserve">eosc_page</w:t>
+      </w:r>
+      <w:r>
+        <w:t xml:space="preserve"> </w:t>
+      </w:r>
+      <w:r>
+        <w:t xml:space="preserve">from the</w:t>
+      </w:r>
+      <w:r>
+        <w:t xml:space="preserve"> </w:t>
+      </w:r>
+      <w:hyperlink r:id="rId31">
+        <w:r>
+          <w:rPr>
+            <w:rStyle w:val="Hyperlink"/>
+          </w:rPr>
+          <w:t xml:space="preserve">federation index</w:t>
+        </w:r>
+      </w:hyperlink>
+      <w:r>
+        <w:t xml:space="preserve">; do not guess it.</w:t>
+      </w:r>
+    </w:p>
+    <w:p>
+      <w:pPr>
+        <w:pStyle w:val="SourceCode"/>
+      </w:pPr>
+      <w:r>
+        <w:rPr>
+          <w:rStyle w:val="AttributeTok"/>
+        </w:rPr>
+        <w:t xml:space="preserve">  </w:t>
+      </w:r>
+      <w:r>
+        <w:rPr>
+          <w:rStyle w:val="KeywordTok"/>
+        </w:rPr>
+        <w:t xml:space="preserve">-</w:t>
+      </w:r>
+      <w:r>
+        <w:rPr>
+          <w:rStyle w:val="AttributeTok"/>
+        </w:rPr>
+        <w:t xml:space="preserve"> </w:t>
+      </w:r>
+      <w:r>
+        <w:rPr>
+          <w:rStyle w:val="FunctionTok"/>
+        </w:rPr>
+        <w:t xml:space="preserve">id</w:t>
+      </w:r>
+      <w:r>
+        <w:rPr>
+          <w:rStyle w:val="KeywordTok"/>
+        </w:rPr>
+        <w:t xml:space="preserve">:</w:t>
+      </w:r>
+      <w:r>
+        <w:rPr>
+          <w:rStyle w:val="AttributeTok"/>
+        </w:rPr>
+        <w:t xml:space="preserve"> eosc-example</w:t>
+      </w:r>
+      <w:r>
+        <w:br/>
+      </w:r>
+      <w:r>
+        <w:rPr>
+          <w:rStyle w:val="AttributeTok"/>
+        </w:rPr>
+        <w:t xml:space="preserve">    </w:t>
+      </w:r>
+      <w:r>
+        <w:rPr>
+          <w:rStyle w:val="FunctionTok"/>
+        </w:rPr>
+        <w:t xml:space="preserve">name</w:t>
+      </w:r>
+      <w:r>
+        <w:rPr>
+          <w:rStyle w:val="KeywordTok"/>
+        </w:rPr>
+        <w:t xml:space="preserve">:</w:t>
+      </w:r>
+      <w:r>
+        <w:rPr>
+          <w:rStyle w:val="AttributeTok"/>
+        </w:rPr>
+        <w:t xml:space="preserve"> EOSC Node Example</w:t>
+      </w:r>
+      <w:r>
+        <w:br/>
+      </w:r>
+      <w:r>
+        <w:rPr>
+          <w:rStyle w:val="AttributeTok"/>
+        </w:rPr>
+        <w:t xml:space="preserve">    </w:t>
+      </w:r>
+      <w:r>
+        <w:rPr>
+          <w:rStyle w:val="FunctionTok"/>
+        </w:rPr>
+        <w:t xml:space="preserve">url</w:t>
+      </w:r>
+      <w:r>
+        <w:rPr>
+          <w:rStyle w:val="KeywordTok"/>
+        </w:rPr>
+        <w:t xml:space="preserve">:</w:t>
+      </w:r>
+      <w:r>
+        <w:rPr>
+          <w:rStyle w:val="AttributeTok"/>
+        </w:rPr>
+        <w:t xml:space="preserve"> https://eosc-node.example.org/</w:t>
+      </w:r>
+      <w:r>
+        <w:br/>
+      </w:r>
+      <w:r>
+        <w:rPr>
+          <w:rStyle w:val="AttributeTok"/>
+        </w:rPr>
+        <w:t xml:space="preserve">    </w:t>
+      </w:r>
+      <w:r>
+        <w:rPr>
+          <w:rStyle w:val="FunctionTok"/>
+        </w:rPr>
+        <w:t xml:space="preserve">eosc_page</w:t>
+      </w:r>
+      <w:r>
+        <w:rPr>
+          <w:rStyle w:val="KeywordTok"/>
+        </w:rPr>
+        <w:t xml:space="preserve">:</w:t>
+      </w:r>
+      <w:r>
+        <w:rPr>
+          <w:rStyle w:val="AttributeTok"/>
+        </w:rPr>
+        <w:t xml:space="preserve"> https://eosc.eu/building-the-eosc-federation/eosc-node-example/</w:t>
+      </w:r>
+    </w:p>
+    <w:p>
+      <w:pPr>
+        <w:pStyle w:val="FirstParagraph"/>
+      </w:pPr>
+      <w:r>
+        <w:rPr>
+          <w:rStyle w:val="VerbatimChar"/>
+        </w:rPr>
+        <w:t xml:space="preserve">checklist/approved-names.txt</w:t>
+      </w:r>
+      <w:r>
+        <w:t xml:space="preserve">: add the approved name exactly as the Tripartite</w:t>
+      </w:r>
+      <w:r>
+        <w:t xml:space="preserve"> </w:t>
+      </w:r>
+      <w:r>
+        <w:t xml:space="preserve">list writes it:</w:t>
+      </w:r>
+    </w:p>
+    <w:p>
+      <w:pPr>
+        <w:pStyle w:val="SourceCode"/>
+      </w:pPr>
+      <w:r>
+        <w:rPr>
+          <w:rStyle w:val="VerbatimChar"/>
+        </w:rPr>
+        <w:t xml:space="preserve">EOSC Node | Example</w:t>
+      </w:r>
+    </w:p>
+    <w:p>
+      <w:pPr>
+        <w:pStyle w:val="FirstParagraph"/>
+      </w:pPr>
+      <w:r>
+        <w:rPr>
+          <w:rStyle w:val="VerbatimChar"/>
+        </w:rPr>
+        <w:t xml:space="preserve">checklist/approved-names-scoped.txt</w:t>
+      </w:r>
+      <w:r>
+        <w:t xml:space="preserve">: add the same name, with the node id in</w:t>
+      </w:r>
+      <w:r>
+        <w:t xml:space="preserve"> </w:t>
+      </w:r>
+      <w:r>
+        <w:t xml:space="preserve">front:</w:t>
+      </w:r>
+    </w:p>
+    <w:p>
+      <w:pPr>
+        <w:pStyle w:val="SourceCode"/>
+      </w:pPr>
+      <w:r>
+        <w:rPr>
+          <w:rStyle w:val="VerbatimChar"/>
+        </w:rPr>
+        <w:t xml:space="preserve">eosc-example: EOSC Node | Example</w:t>
+      </w:r>
+    </w:p>
+    <w:p>
+      <w:pPr>
+        <w:pStyle w:val="FirstParagraph"/>
+      </w:pPr>
+      <w:r>
+        <w:t xml:space="preserve">If the Tripartite list does not include the node yet, do not make a name up.</w:t>
+      </w:r>
+      <w:r>
+        <w:t xml:space="preserve"> </w:t>
+      </w:r>
+      <w:r>
+        <w:t xml:space="preserve">Leave both name files alone.</w:t>
+      </w:r>
+      <w:r>
+        <w:t xml:space="preserve"> </w:t>
+      </w:r>
+      <w:r>
+        <w:rPr>
+          <w:rStyle w:val="VerbatimChar"/>
+        </w:rPr>
+        <w:t xml:space="preserve">test_nodes.py::test_every_node_has_a_scoped_approved_name</w:t>
+      </w:r>
+      <w:r>
+        <w:t xml:space="preserve"> </w:t>
+      </w:r>
+      <w:r>
+        <w:t xml:space="preserve">then fails and names the node, which is intended: the node is not ready to be</w:t>
+      </w:r>
+      <w:r>
+        <w:t xml:space="preserve"> </w:t>
+      </w:r>
+      <w:r>
+        <w:t xml:space="preserve">published. In the meantime, check it in a scratch folder with</w:t>
+      </w:r>
+      <w:r>
+        <w:t xml:space="preserve"> </w:t>
+      </w:r>
+      <w:r>
+        <w:rPr>
+          <w:rStyle w:val="VerbatimChar"/>
+        </w:rPr>
+        <w:t xml:space="preserve">--url https://eosc-node.example.org/</w:t>
+      </w:r>
+      <w:r>
+        <w:t xml:space="preserve"> </w:t>
+      </w:r>
+      <w:r>
+        <w:t xml:space="preserve">(see "Checking a page not in</w:t>
+      </w:r>
+      <w:r>
+        <w:t xml:space="preserve"> </w:t>
+      </w:r>
+      <w:r>
+        <w:rPr>
+          <w:rStyle w:val="VerbatimChar"/>
+        </w:rPr>
+        <w:t xml:space="preserve">nodes.yaml</w:t>
+      </w:r>
+      <w:r>
+        <w:t xml:space="preserve">" in the</w:t>
+      </w:r>
+      <w:r>
+        <w:t xml:space="preserve"> </w:t>
+      </w:r>
+      <w:hyperlink r:id="rId30">
+        <w:r>
+          <w:rPr>
+            <w:rStyle w:val="Hyperlink"/>
+          </w:rPr>
+          <w:t xml:space="preserve">run guide</w:t>
+        </w:r>
+      </w:hyperlink>
+      <w:r>
+        <w:t xml:space="preserve">), which needs no configuration.</w:t>
+      </w:r>
+    </w:p>
+    <w:p>
+      <w:pPr>
+        <w:pStyle w:val="BodyText"/>
+      </w:pPr>
+      <w:r>
+        <w:rPr>
+          <w:b/>
+          <w:bCs/>
+        </w:rPr>
+        <w:t xml:space="preserve">Step 2: check the configuration, offline.</w:t>
+      </w:r>
+    </w:p>
+    <w:p>
+      <w:pPr>
+        <w:pStyle w:val="SourceCode"/>
+      </w:pPr>
+      <w:r>
+        <w:rPr>
+          <w:rStyle w:val="ExtensionTok"/>
+        </w:rPr>
+        <w:t xml:space="preserve">uv</w:t>
+      </w:r>
+      <w:r>
+        <w:rPr>
+          <w:rStyle w:val="NormalTok"/>
+        </w:rPr>
+        <w:t xml:space="preserve"> run pytest </w:t>
+      </w:r>
+      <w:r>
+        <w:rPr>
+          <w:rStyle w:val="AttributeTok"/>
+        </w:rPr>
+        <w:t xml:space="preserve">-q</w:t>
+      </w:r>
+    </w:p>
+    <w:p>
+      <w:pPr>
+        <w:pStyle w:val="FirstParagraph"/>
+      </w:pPr>
+      <w:r>
+        <w:t xml:space="preserve">A missing scoped name, an id that is not a valid filename, a URL that is not</w:t>
+      </w:r>
+      <w:r>
+        <w:t xml:space="preserve"> </w:t>
+      </w:r>
+      <w:r>
+        <w:rPr>
+          <w:rStyle w:val="VerbatimChar"/>
+        </w:rPr>
+        <w:t xml:space="preserve">https</w:t>
+      </w:r>
+      <w:r>
+        <w:t xml:space="preserve">, an</w:t>
+      </w:r>
+      <w:r>
+        <w:t xml:space="preserve"> </w:t>
+      </w:r>
+      <w:r>
+        <w:rPr>
+          <w:rStyle w:val="VerbatimChar"/>
+        </w:rPr>
+        <w:t xml:space="preserve">eosc_page</w:t>
+      </w:r>
+      <w:r>
+        <w:t xml:space="preserve"> </w:t>
+      </w:r>
+      <w:r>
+        <w:t xml:space="preserve">outside</w:t>
+      </w:r>
+      <w:r>
+        <w:t xml:space="preserve"> </w:t>
+      </w:r>
+      <w:r>
+        <w:rPr>
+          <w:rStyle w:val="VerbatimChar"/>
+        </w:rPr>
+        <w:t xml:space="preserve">eosc.eu</w:t>
+      </w:r>
+      <w:r>
+        <w:t xml:space="preserve">, or a landing page already used by</w:t>
+      </w:r>
+      <w:r>
+        <w:t xml:space="preserve"> </w:t>
+      </w:r>
+      <w:r>
+        <w:t xml:space="preserve">another node each fail with a message naming the problem.</w:t>
+      </w:r>
+    </w:p>
+    <w:p>
+      <w:pPr>
+        <w:pStyle w:val="BodyText"/>
+      </w:pPr>
+      <w:r>
+        <w:rPr>
+          <w:b/>
+          <w:bCs/>
+        </w:rPr>
+        <w:t xml:space="preserve">Step 3: trial run for the new node only.</w:t>
+      </w:r>
+      <w:r>
+        <w:t xml:space="preserve"> </w:t>
+      </w:r>
+      <w:r>
+        <w:t xml:space="preserve">This contacts one site.</w:t>
+      </w:r>
+    </w:p>
+    <w:p>
+      <w:pPr>
+        <w:pStyle w:val="SourceCode"/>
+      </w:pPr>
+      <w:r>
+        <w:rPr>
+          <w:rStyle w:val="ExtensionTok"/>
+        </w:rPr>
+        <w:t xml:space="preserve">uv</w:t>
+      </w:r>
+      <w:r>
+        <w:rPr>
+          <w:rStyle w:val="NormalTok"/>
+        </w:rPr>
+        <w:t xml:space="preserve"> run basic-check collect </w:t>
+      </w:r>
+      <w:r>
+        <w:rPr>
+          <w:rStyle w:val="AttributeTok"/>
+        </w:rPr>
+        <w:t xml:space="preserve">--only</w:t>
+      </w:r>
+      <w:r>
+        <w:rPr>
+          <w:rStyle w:val="NormalTok"/>
+        </w:rPr>
+        <w:t xml:space="preserve"> eosc-example </w:t>
+      </w:r>
+      <w:r>
+        <w:rPr>
+          <w:rStyle w:val="AttributeTok"/>
+        </w:rPr>
+        <w:t xml:space="preserve">--results</w:t>
+      </w:r>
+      <w:r>
+        <w:rPr>
+          <w:rStyle w:val="NormalTok"/>
+        </w:rPr>
+        <w:t xml:space="preserve"> /tmp/trial</w:t>
+      </w:r>
+      <w:r>
+        <w:br/>
+      </w:r>
+      <w:r>
+        <w:rPr>
+          <w:rStyle w:val="ExtensionTok"/>
+        </w:rPr>
+        <w:t xml:space="preserve">uv</w:t>
+      </w:r>
+      <w:r>
+        <w:rPr>
+          <w:rStyle w:val="NormalTok"/>
+        </w:rPr>
+        <w:t xml:space="preserve"> run basic-check assess  </w:t>
+      </w:r>
+      <w:r>
+        <w:rPr>
+          <w:rStyle w:val="AttributeTok"/>
+        </w:rPr>
+        <w:t xml:space="preserve">--only</w:t>
+      </w:r>
+      <w:r>
+        <w:rPr>
+          <w:rStyle w:val="NormalTok"/>
+        </w:rPr>
+        <w:t xml:space="preserve"> eosc-example </w:t>
+      </w:r>
+      <w:r>
+        <w:rPr>
+          <w:rStyle w:val="AttributeTok"/>
+        </w:rPr>
+        <w:t xml:space="preserve">--results</w:t>
+      </w:r>
+      <w:r>
+        <w:rPr>
+          <w:rStyle w:val="NormalTok"/>
+        </w:rPr>
+        <w:t xml:space="preserve"> /tmp/trial</w:t>
+      </w:r>
+      <w:r>
+        <w:br/>
+      </w:r>
+      <w:r>
+        <w:rPr>
+          <w:rStyle w:val="ExtensionTok"/>
+        </w:rPr>
+        <w:t xml:space="preserve">uv</w:t>
+      </w:r>
+      <w:r>
+        <w:rPr>
+          <w:rStyle w:val="NormalTok"/>
+        </w:rPr>
+        <w:t xml:space="preserve"> run basic-check show eosc-example </w:t>
+      </w:r>
+      <w:r>
+        <w:rPr>
+          <w:rStyle w:val="AttributeTok"/>
+        </w:rPr>
+        <w:t xml:space="preserve">--results</w:t>
+      </w:r>
+      <w:r>
+        <w:rPr>
+          <w:rStyle w:val="NormalTok"/>
+        </w:rPr>
+        <w:t xml:space="preserve"> /tmp/trial</w:t>
+      </w:r>
+    </w:p>
+    <w:p>
+      <w:pPr>
+        <w:pStyle w:val="FirstParagraph"/>
+      </w:pPr>
+      <w:r>
+        <w:t xml:space="preserve">Open</w:t>
+      </w:r>
+      <w:r>
+        <w:t xml:space="preserve"> </w:t>
+      </w:r>
+      <w:r>
+        <w:rPr>
+          <w:rStyle w:val="VerbatimChar"/>
+        </w:rPr>
+        <w:t xml:space="preserve">/tmp/trial/index.html</w:t>
+      </w:r>
+      <w:r>
+        <w:t xml:space="preserve"> </w:t>
+      </w:r>
+      <w:r>
+        <w:t xml:space="preserve">or</w:t>
+      </w:r>
+      <w:r>
+        <w:t xml:space="preserve"> </w:t>
+      </w:r>
+      <w:r>
+        <w:rPr>
+          <w:rStyle w:val="VerbatimChar"/>
+        </w:rPr>
+        <w:t xml:space="preserve">/tmp/trial/results.md</w:t>
+      </w:r>
+      <w:r>
+        <w:t xml:space="preserve"> </w:t>
+      </w:r>
+      <w:r>
+        <w:t xml:space="preserve">and read the new row.</w:t>
+      </w:r>
+      <w:r>
+        <w:t xml:space="preserve"> </w:t>
+      </w:r>
+      <w:r>
+        <w:t xml:space="preserve">If the page returned</w:t>
+      </w:r>
+      <w:r>
+        <w:t xml:space="preserve"> </w:t>
+      </w:r>
+      <w:r>
+        <w:rPr>
+          <w:rStyle w:val="VerbatimChar"/>
+        </w:rPr>
+        <w:t xml:space="preserve">ERROR</w:t>
+      </w:r>
+      <w:r>
+        <w:t xml:space="preserve"> </w:t>
+      </w:r>
+      <w:r>
+        <w:t xml:space="preserve">(robots.txt, a 403, a DNS failure), stop there. An</w:t>
+      </w:r>
+      <w:r>
+        <w:t xml:space="preserve"> </w:t>
+      </w:r>
+      <w:r>
+        <w:rPr>
+          <w:rStyle w:val="VerbatimChar"/>
+        </w:rPr>
+        <w:t xml:space="preserve">ERROR</w:t>
+      </w:r>
+      <w:r>
+        <w:t xml:space="preserve"> </w:t>
+      </w:r>
+      <w:r>
+        <w:t xml:space="preserve">row is not a result worth publishing.</w:t>
+      </w:r>
+    </w:p>
+    <w:p>
+      <w:pPr>
+        <w:pStyle w:val="BodyText"/>
+      </w:pPr>
+      <w:r>
+        <w:rPr>
+          <w:b/>
+          <w:bCs/>
+        </w:rPr>
+        <w:t xml:space="preserve">Step 4: put the node into the published run.</w:t>
+      </w:r>
+      <w:r>
+        <w:t xml:space="preserve"> </w:t>
+      </w:r>
+      <w:r>
+        <w:t xml:space="preserve">There are two ways.</w:t>
+      </w:r>
+    </w:p>
+    <w:p>
+      <w:pPr>
+        <w:pStyle w:val="BodyText"/>
+      </w:pPr>
+      <w:r>
+        <w:rPr>
+          <w:i/>
+          <w:iCs/>
+        </w:rPr>
+        <w:t xml:space="preserve">A — add the one node to the current run (one site contacted, and already</w:t>
+      </w:r>
+      <w:r>
+        <w:rPr>
+          <w:i/>
+          <w:iCs/>
+        </w:rPr>
+        <w:t xml:space="preserve"> </w:t>
+      </w:r>
+      <w:r>
+        <w:rPr>
+          <w:i/>
+          <w:iCs/>
+        </w:rPr>
+        <w:t xml:space="preserve">done).</w:t>
+      </w:r>
+      <w:r>
+        <w:t xml:space="preserve"> </w:t>
+      </w:r>
+      <w:r>
+        <w:t xml:space="preserve">Reuse the evidence from step 3 rather than fetching the page again:</w:t>
+      </w:r>
+    </w:p>
+    <w:p>
+      <w:pPr>
+        <w:pStyle w:val="SourceCode"/>
+      </w:pPr>
+      <w:r>
+        <w:rPr>
+          <w:rStyle w:val="FunctionTok"/>
+        </w:rPr>
+        <w:t xml:space="preserve">cp</w:t>
+      </w:r>
+      <w:r>
+        <w:rPr>
+          <w:rStyle w:val="NormalTok"/>
+        </w:rPr>
+        <w:t xml:space="preserve"> /tmp/trial/evidence/eosc-example.json results/evidence/</w:t>
+      </w:r>
+      <w:r>
+        <w:br/>
+      </w:r>
+      <w:r>
+        <w:rPr>
+          <w:rStyle w:val="FunctionTok"/>
+        </w:rPr>
+        <w:t xml:space="preserve">cp</w:t>
+      </w:r>
+      <w:r>
+        <w:rPr>
+          <w:rStyle w:val="NormalTok"/>
+        </w:rPr>
+        <w:t xml:space="preserve"> /tmp/trial/evidence/screenshots/eosc-example.png results/evidence/screenshots/</w:t>
+      </w:r>
+      <w:r>
+        <w:br/>
+      </w:r>
+      <w:r>
+        <w:rPr>
+          <w:rStyle w:val="ExtensionTok"/>
+        </w:rPr>
+        <w:t xml:space="preserve">uv</w:t>
+      </w:r>
+      <w:r>
+        <w:rPr>
+          <w:rStyle w:val="NormalTok"/>
+        </w:rPr>
+        <w:t xml:space="preserve"> run basic-check assess </w:t>
+      </w:r>
+      <w:r>
+        <w:rPr>
+          <w:rStyle w:val="AttributeTok"/>
+        </w:rPr>
+        <w:t xml:space="preserve">--only</w:t>
+      </w:r>
+      <w:r>
+        <w:rPr>
+          <w:rStyle w:val="NormalTok"/>
+        </w:rPr>
+        <w:t xml:space="preserve"> eosc-example </w:t>
+      </w:r>
+      <w:r>
+        <w:rPr>
+          <w:rStyle w:val="AttributeTok"/>
+        </w:rPr>
+        <w:t xml:space="preserve">--skip</w:t>
+      </w:r>
+      <w:r>
+        <w:rPr>
+          <w:rStyle w:val="NormalTok"/>
+        </w:rPr>
+        <w:t xml:space="preserve"> Italy </w:t>
+      </w:r>
+      <w:r>
+        <w:rPr>
+          <w:rStyle w:val="DataTypeTok"/>
+        </w:rPr>
+        <w:t xml:space="preserve">\</w:t>
+      </w:r>
+      <w:r>
+        <w:br/>
+      </w:r>
+      <w:r>
+        <w:rPr>
+          <w:rStyle w:val="NormalTok"/>
+        </w:rPr>
+        <w:t xml:space="preserve">    </w:t>
+      </w:r>
+      <w:r>
+        <w:rPr>
+          <w:rStyle w:val="AttributeTok"/>
+        </w:rPr>
+        <w:t xml:space="preserve">--run</w:t>
+      </w:r>
+      <w:r>
+        <w:rPr>
+          <w:rStyle w:val="NormalTok"/>
+        </w:rPr>
+        <w:t xml:space="preserve"> live-2026-10-01-plus-eosc-example</w:t>
+      </w:r>
+    </w:p>
+    <w:p>
+      <w:pPr>
+        <w:pStyle w:val="FirstParagraph"/>
+      </w:pPr>
+      <w:r>
+        <w:t xml:space="preserve">The report covers every node. A</w:t>
+      </w:r>
+      <w:r>
+        <w:t xml:space="preserve"> </w:t>
+      </w:r>
+      <w:r>
+        <w:rPr>
+          <w:b/>
+          <w:bCs/>
+        </w:rPr>
+        <w:t xml:space="preserve">Mixed freshness</w:t>
+      </w:r>
+      <w:r>
+        <w:t xml:space="preserve"> </w:t>
+      </w:r>
+      <w:r>
+        <w:t xml:space="preserve">banner says that only</w:t>
+      </w:r>
+      <w:r>
+        <w:t xml:space="preserve"> </w:t>
+      </w:r>
+      <w:r>
+        <w:rPr>
+          <w:rStyle w:val="VerbatimChar"/>
+        </w:rPr>
+        <w:t xml:space="preserve">eosc-example</w:t>
+      </w:r>
+      <w:r>
+        <w:t xml:space="preserve"> </w:t>
+      </w:r>
+      <w:r>
+        <w:t xml:space="preserve">is new and that the other rows are reused from the earlier</w:t>
+      </w:r>
+      <w:r>
+        <w:t xml:space="preserve"> </w:t>
+      </w:r>
+      <w:r>
+        <w:t xml:space="preserve">capture, with its date.</w:t>
+      </w:r>
+      <w:r>
+        <w:t xml:space="preserve"> </w:t>
+      </w:r>
+      <w:r>
+        <w:rPr>
+          <w:rStyle w:val="VerbatimChar"/>
+        </w:rPr>
+        <w:t xml:space="preserve">--skip Italy</w:t>
+      </w:r>
+      <w:r>
+        <w:t xml:space="preserve"> </w:t>
+      </w:r>
+      <w:r>
+        <w:t xml:space="preserve">keeps the same scope as the published</w:t>
+      </w:r>
+      <w:r>
+        <w:t xml:space="preserve"> </w:t>
+      </w:r>
+      <w:r>
+        <w:t xml:space="preserve">run; drop it once Italy's page can be collected.</w:t>
+      </w:r>
+    </w:p>
+    <w:p>
+      <w:pPr>
+        <w:pStyle w:val="BodyText"/>
+      </w:pPr>
+      <w:r>
+        <w:rPr>
+          <w:i/>
+          <w:iCs/>
+        </w:rPr>
+        <w:t xml:space="preserve">B — a complete new run (every node contacted once).</w:t>
+      </w:r>
+      <w:r>
+        <w:t xml:space="preserve"> </w:t>
+      </w:r>
+      <w:r>
+        <w:t xml:space="preserve">Use this when the</w:t>
+      </w:r>
+      <w:r>
+        <w:t xml:space="preserve"> </w:t>
+      </w:r>
+      <w:r>
+        <w:t xml:space="preserve">existing evidence is old enough that a single timestamp is worth more than</w:t>
+      </w:r>
+      <w:r>
+        <w:t xml:space="preserve"> </w:t>
+      </w:r>
+      <w:r>
+        <w:t xml:space="preserve">leaving the other sites alone:</w:t>
+      </w:r>
+    </w:p>
+    <w:p>
+      <w:pPr>
+        <w:pStyle w:val="SourceCode"/>
+      </w:pPr>
+      <w:r>
+        <w:rPr>
+          <w:rStyle w:val="ExtensionTok"/>
+        </w:rPr>
+        <w:t xml:space="preserve">uv</w:t>
+      </w:r>
+      <w:r>
+        <w:rPr>
+          <w:rStyle w:val="NormalTok"/>
+        </w:rPr>
+        <w:t xml:space="preserve"> run basic-check run </w:t>
+      </w:r>
+      <w:r>
+        <w:rPr>
+          <w:rStyle w:val="AttributeTok"/>
+        </w:rPr>
+        <w:t xml:space="preserve">--skip</w:t>
+      </w:r>
+      <w:r>
+        <w:rPr>
+          <w:rStyle w:val="NormalTok"/>
+        </w:rPr>
+        <w:t xml:space="preserve"> Italy </w:t>
+      </w:r>
+      <w:r>
+        <w:rPr>
+          <w:rStyle w:val="AttributeTok"/>
+        </w:rPr>
+        <w:t xml:space="preserve">--results</w:t>
+      </w:r>
+      <w:r>
+        <w:rPr>
+          <w:rStyle w:val="NormalTok"/>
+        </w:rPr>
+        <w:t xml:space="preserve"> /tmp/new-run </w:t>
+      </w:r>
+      <w:r>
+        <w:rPr>
+          <w:rStyle w:val="AttributeTok"/>
+        </w:rPr>
+        <w:t xml:space="preserve">--run</w:t>
+      </w:r>
+      <w:r>
+        <w:rPr>
+          <w:rStyle w:val="NormalTok"/>
+        </w:rPr>
+        <w:t xml:space="preserve"> live-2026-10-01</w:t>
+      </w:r>
+      <w:r>
+        <w:br/>
+      </w:r>
+      <w:r>
+        <w:rPr>
+          <w:rStyle w:val="CommentTok"/>
+        </w:rPr>
+        <w:t xml:space="preserve"># review /tmp/new-run/results.md and index.html, then:</w:t>
+      </w:r>
+      <w:r>
+        <w:br/>
+      </w:r>
+      <w:r>
+        <w:rPr>
+          <w:rStyle w:val="FunctionTok"/>
+        </w:rPr>
+        <w:t xml:space="preserve">rm</w:t>
+      </w:r>
+      <w:r>
+        <w:rPr>
+          <w:rStyle w:val="NormalTok"/>
+        </w:rPr>
+        <w:t xml:space="preserve"> </w:t>
+      </w:r>
+      <w:r>
+        <w:rPr>
+          <w:rStyle w:val="AttributeTok"/>
+        </w:rPr>
+        <w:t xml:space="preserve">-rf</w:t>
+      </w:r>
+      <w:r>
+        <w:rPr>
+          <w:rStyle w:val="NormalTok"/>
+        </w:rPr>
+        <w:t xml:space="preserve"> results/evidence</w:t>
+      </w:r>
+      <w:r>
+        <w:br/>
+      </w:r>
+      <w:r>
+        <w:rPr>
+          <w:rStyle w:val="FunctionTok"/>
+        </w:rPr>
+        <w:t xml:space="preserve">cp</w:t>
+      </w:r>
+      <w:r>
+        <w:rPr>
+          <w:rStyle w:val="NormalTok"/>
+        </w:rPr>
+        <w:t xml:space="preserve"> </w:t>
+      </w:r>
+      <w:r>
+        <w:rPr>
+          <w:rStyle w:val="AttributeTok"/>
+        </w:rPr>
+        <w:t xml:space="preserve">-r</w:t>
+      </w:r>
+      <w:r>
+        <w:rPr>
+          <w:rStyle w:val="NormalTok"/>
+        </w:rPr>
+        <w:t xml:space="preserve"> /tmp/new-run/evidence results/evidence</w:t>
+      </w:r>
+      <w:r>
+        <w:br/>
+      </w:r>
+      <w:r>
+        <w:rPr>
+          <w:rStyle w:val="ExtensionTok"/>
+        </w:rPr>
+        <w:t xml:space="preserve">uv</w:t>
+      </w:r>
+      <w:r>
+        <w:rPr>
+          <w:rStyle w:val="NormalTok"/>
+        </w:rPr>
+        <w:t xml:space="preserve"> run basic-check assess </w:t>
+      </w:r>
+      <w:r>
+        <w:rPr>
+          <w:rStyle w:val="AttributeTok"/>
+        </w:rPr>
+        <w:t xml:space="preserve">--skip</w:t>
+      </w:r>
+      <w:r>
+        <w:rPr>
+          <w:rStyle w:val="NormalTok"/>
+        </w:rPr>
+        <w:t xml:space="preserve"> Italy </w:t>
+      </w:r>
+      <w:r>
+        <w:rPr>
+          <w:rStyle w:val="AttributeTok"/>
+        </w:rPr>
+        <w:t xml:space="preserve">--run</w:t>
+      </w:r>
+      <w:r>
+        <w:rPr>
+          <w:rStyle w:val="NormalTok"/>
+        </w:rPr>
+        <w:t xml:space="preserve"> live-2026-10-01</w:t>
+      </w:r>
+    </w:p>
+    <w:p>
+      <w:pPr>
+        <w:pStyle w:val="FirstParagraph"/>
+      </w:pPr>
+      <w:r>
+        <w:t xml:space="preserve">The last command re-renders the reports in</w:t>
+      </w:r>
+      <w:r>
+        <w:t xml:space="preserve"> </w:t>
+      </w:r>
+      <w:r>
+        <w:rPr>
+          <w:rStyle w:val="VerbatimChar"/>
+        </w:rPr>
+        <w:t xml:space="preserve">results/</w:t>
+      </w:r>
+      <w:r>
+        <w:t xml:space="preserve"> </w:t>
+      </w:r>
+      <w:r>
+        <w:t xml:space="preserve">from the evidence you</w:t>
+      </w:r>
+      <w:r>
+        <w:t xml:space="preserve"> </w:t>
+      </w:r>
+      <w:r>
+        <w:t xml:space="preserve">reviewed. It makes no requests.</w:t>
+      </w:r>
+    </w:p>
+    <w:p>
+      <w:pPr>
+        <w:pStyle w:val="BodyText"/>
+      </w:pPr>
+      <w:r>
+        <w:t xml:space="preserve">Either way,</w:t>
+      </w:r>
+      <w:r>
+        <w:t xml:space="preserve"> </w:t>
+      </w:r>
+      <w:r>
+        <w:rPr>
+          <w:rStyle w:val="VerbatimChar"/>
+        </w:rPr>
+        <w:t xml:space="preserve">assess</w:t>
+      </w:r>
+      <w:r>
+        <w:t xml:space="preserve"> </w:t>
+      </w:r>
+      <w:r>
+        <w:t xml:space="preserve">must end with</w:t>
+      </w:r>
+      <w:r>
+        <w:t xml:space="preserve"> </w:t>
+      </w:r>
+      <w:r>
+        <w:rPr>
+          <w:b/>
+          <w:bCs/>
+        </w:rPr>
+        <w:t xml:space="preserve">exit code 0</w:t>
+      </w:r>
+      <w:r>
+        <w:t xml:space="preserve">. Exit 2 means a configured</w:t>
+      </w:r>
+      <w:r>
+        <w:t xml:space="preserve"> </w:t>
+      </w:r>
+      <w:r>
+        <w:t xml:space="preserve">node has no evidence, so the table is incomplete.</w:t>
+      </w:r>
+    </w:p>
+    <w:p>
+      <w:pPr>
+        <w:pStyle w:val="BlockText"/>
+      </w:pPr>
+      <w:r>
+        <w:rPr>
+          <w:b/>
+          <w:bCs/>
+        </w:rPr>
+        <w:t xml:space="preserve">If</w:t>
+      </w:r>
+      <w:r>
+        <w:rPr>
+          <w:b/>
+          <w:bCs/>
+        </w:rPr>
+        <w:t xml:space="preserve"> </w:t>
+      </w:r>
+      <w:r>
+        <w:rPr>
+          <w:rStyle w:val="VerbatimChar"/>
+          <w:b/>
+          <w:bCs/>
+        </w:rPr>
+        <w:t xml:space="preserve">assess</w:t>
+      </w:r>
+      <w:r>
+        <w:rPr>
+          <w:b/>
+          <w:bCs/>
+        </w:rPr>
+        <w:t xml:space="preserve"> </w:t>
+      </w:r>
+      <w:r>
+        <w:rPr>
+          <w:b/>
+          <w:bCs/>
+        </w:rPr>
+        <w:t xml:space="preserve">warns "Evidence from a different URL".</w:t>
+      </w:r>
+      <w:r>
+        <w:t xml:space="preserve"> </w:t>
+      </w:r>
+      <w:r>
+        <w:t xml:space="preserve">It means a node's URL</w:t>
+      </w:r>
+      <w:r>
+        <w:t xml:space="preserve"> </w:t>
+      </w:r>
+      <w:r>
+        <w:t xml:space="preserve">in</w:t>
+      </w:r>
+      <w:r>
+        <w:t xml:space="preserve"> </w:t>
+      </w:r>
+      <w:r>
+        <w:rPr>
+          <w:rStyle w:val="VerbatimChar"/>
+        </w:rPr>
+        <w:t xml:space="preserve">nodes.yaml</w:t>
+      </w:r>
+      <w:r>
+        <w:t xml:space="preserve"> </w:t>
+      </w:r>
+      <w:r>
+        <w:t xml:space="preserve">is not the page its evidence was collected from. That is the</w:t>
+      </w:r>
+      <w:r>
+        <w:t xml:space="preserve"> </w:t>
+      </w:r>
+      <w:r>
+        <w:t xml:space="preserve">case for BBMRI-ERIC as of 25 September 2026:</w:t>
+      </w:r>
+      <w:r>
+        <w:t xml:space="preserve"> </w:t>
+      </w:r>
+      <w:r>
+        <w:rPr>
+          <w:rStyle w:val="VerbatimChar"/>
+        </w:rPr>
+        <w:t xml:space="preserve">nodes.yaml</w:t>
+      </w:r>
+      <w:r>
+        <w:t xml:space="preserve"> </w:t>
+      </w:r>
+      <w:r>
+        <w:t xml:space="preserve">has the</w:t>
+      </w:r>
+      <w:r>
+        <w:t xml:space="preserve"> </w:t>
+      </w:r>
+      <w:r>
+        <w:rPr>
+          <w:rStyle w:val="VerbatimChar"/>
+        </w:rPr>
+        <w:t xml:space="preserve">dev3.</w:t>
+      </w:r>
+      <w:r>
+        <w:t xml:space="preserve"> </w:t>
+      </w:r>
+      <w:r>
+        <w:t xml:space="preserve">address, but the published evidence is from the old one. The warning also</w:t>
+      </w:r>
+      <w:r>
+        <w:t xml:space="preserve"> </w:t>
+      </w:r>
+      <w:r>
+        <w:t xml:space="preserve">appears as a banner in both reports. Either collect that node again first</w:t>
+      </w:r>
+      <w:r>
+        <w:t xml:space="preserve"> </w:t>
+      </w:r>
+      <w:r>
+        <w:t xml:space="preserve">(example 2), or assess with the node list the evidence was collected with,</w:t>
+      </w:r>
+      <w:r>
+        <w:t xml:space="preserve"> </w:t>
+      </w:r>
+      <w:r>
+        <w:t xml:space="preserve">plus the new entry:</w:t>
+      </w:r>
+    </w:p>
+    <w:p>
+      <w:pPr>
+        <w:pStyle w:val="SourceCode"/>
+      </w:pPr>
+      <w:r>
+        <w:rPr>
+          <w:rStyle w:val="FunctionTok"/>
+        </w:rPr>
+        <w:t xml:space="preserve">git</w:t>
+      </w:r>
+      <w:r>
+        <w:rPr>
+          <w:rStyle w:val="NormalTok"/>
+        </w:rPr>
+        <w:t xml:space="preserve"> show 53081f6:nodes.yaml </w:t>
+      </w:r>
+      <w:r>
+        <w:rPr>
+          <w:rStyle w:val="OperatorTok"/>
+        </w:rPr>
+        <w:t xml:space="preserve">&gt;</w:t>
+      </w:r>
+      <w:r>
+        <w:rPr>
+          <w:rStyle w:val="NormalTok"/>
+        </w:rPr>
+        <w:t xml:space="preserve"> /tmp/nodes-published.yaml</w:t>
+      </w:r>
+      <w:r>
+        <w:br/>
+      </w:r>
+      <w:r>
+        <w:rPr>
+          <w:rStyle w:val="CommentTok"/>
+        </w:rPr>
+        <w:t xml:space="preserve"># append the eosc-example entry from step 1 to /tmp/nodes-published.yaml</w:t>
+      </w:r>
+      <w:r>
+        <w:br/>
+      </w:r>
+      <w:r>
+        <w:rPr>
+          <w:rStyle w:val="ExtensionTok"/>
+        </w:rPr>
+        <w:t xml:space="preserve">uv</w:t>
+      </w:r>
+      <w:r>
+        <w:rPr>
+          <w:rStyle w:val="NormalTok"/>
+        </w:rPr>
+        <w:t xml:space="preserve"> run basic-check assess </w:t>
+      </w:r>
+      <w:r>
+        <w:rPr>
+          <w:rStyle w:val="AttributeTok"/>
+        </w:rPr>
+        <w:t xml:space="preserve">--nodes</w:t>
+      </w:r>
+      <w:r>
+        <w:rPr>
+          <w:rStyle w:val="NormalTok"/>
+        </w:rPr>
+        <w:t xml:space="preserve"> /tmp/nodes-published.yaml </w:t>
+      </w:r>
+      <w:r>
+        <w:rPr>
+          <w:rStyle w:val="AttributeTok"/>
+        </w:rPr>
+        <w:t xml:space="preserve">--only</w:t>
+      </w:r>
+      <w:r>
+        <w:rPr>
+          <w:rStyle w:val="NormalTok"/>
+        </w:rPr>
+        <w:t xml:space="preserve"> eosc-example </w:t>
+      </w:r>
+      <w:r>
+        <w:rPr>
+          <w:rStyle w:val="DataTypeTok"/>
+        </w:rPr>
+        <w:t xml:space="preserve">\</w:t>
+      </w:r>
+      <w:r>
+        <w:br/>
+      </w:r>
+      <w:r>
+        <w:rPr>
+          <w:rStyle w:val="NormalTok"/>
+        </w:rPr>
+        <w:t xml:space="preserve">    </w:t>
+      </w:r>
+      <w:r>
+        <w:rPr>
+          <w:rStyle w:val="AttributeTok"/>
+        </w:rPr>
+        <w:t xml:space="preserve">--skip</w:t>
+      </w:r>
+      <w:r>
+        <w:rPr>
+          <w:rStyle w:val="NormalTok"/>
+        </w:rPr>
+        <w:t xml:space="preserve"> Italy </w:t>
+      </w:r>
+      <w:r>
+        <w:rPr>
+          <w:rStyle w:val="AttributeTok"/>
+        </w:rPr>
+        <w:t xml:space="preserve">--run</w:t>
+      </w:r>
+      <w:r>
+        <w:rPr>
+          <w:rStyle w:val="NormalTok"/>
+        </w:rPr>
+        <w:t xml:space="preserve"> live-2026-10-01-plus-eosc-example</w:t>
+      </w:r>
+    </w:p>
+    <w:p>
+      <w:pPr>
+        <w:pStyle w:val="FirstParagraph"/>
+      </w:pPr>
+      <w:r>
+        <w:rPr>
+          <w:b/>
+          <w:bCs/>
+        </w:rPr>
+        <w:t xml:space="preserve">Step 5: re-run the tests against the new published run.</w:t>
+      </w:r>
+    </w:p>
+    <w:p>
+      <w:pPr>
+        <w:pStyle w:val="SourceCode"/>
+      </w:pPr>
+      <w:r>
+        <w:rPr>
+          <w:rStyle w:val="ExtensionTok"/>
+        </w:rPr>
+        <w:t xml:space="preserve">uv</w:t>
+      </w:r>
+      <w:r>
+        <w:rPr>
+          <w:rStyle w:val="NormalTok"/>
+        </w:rPr>
+        <w:t xml:space="preserve"> run pytest </w:t>
+      </w:r>
+      <w:r>
+        <w:rPr>
+          <w:rStyle w:val="AttributeTok"/>
+        </w:rPr>
+        <w:t xml:space="preserve">-q</w:t>
+      </w:r>
+    </w:p>
+    <w:p>
+      <w:pPr>
+        <w:pStyle w:val="FirstParagraph"/>
+      </w:pPr>
+      <w:r>
+        <w:t xml:space="preserve">Two tests read the committed evidence. Each exists to make a change visible,</w:t>
+      </w:r>
+      <w:r>
+        <w:t xml:space="preserve"> </w:t>
+      </w:r>
+      <w:r>
+        <w:t xml:space="preserve">not to be satisfied mechanically:</w:t>
+      </w:r>
+    </w:p>
+    <w:p>
+      <w:pPr>
+        <w:pStyle w:val="Compact"/>
+        <w:numPr>
+          <w:ilvl w:val="0"/>
+          <w:numId w:val="1015"/>
+        </w:numPr>
+      </w:pPr>
+      <w:r>
+        <w:rPr>
+          <w:rStyle w:val="VerbatimChar"/>
+        </w:rPr>
+        <w:t xml:space="preserve">test_privacy.py::test_the_committed_evidence_publishes_no_personal_address_or_phone</w:t>
+      </w:r>
+      <w:r>
+        <w:t xml:space="preserve"> </w:t>
+      </w:r>
+      <w:r>
+        <w:t xml:space="preserve">must pass as it stands. If it fails, personal data is about to be published.</w:t>
+      </w:r>
+      <w:r>
+        <w:t xml:space="preserve"> </w:t>
+      </w:r>
+      <w:r>
+        <w:t xml:space="preserve">Stop and find out why; never change the test to let it through.</w:t>
+      </w:r>
+    </w:p>
+    <w:p>
+      <w:pPr>
+        <w:pStyle w:val="Compact"/>
+        <w:numPr>
+          <w:ilvl w:val="0"/>
+          <w:numId w:val="1015"/>
+        </w:numPr>
+      </w:pPr>
+      <w:r>
+        <w:rPr>
+          <w:rStyle w:val="VerbatimChar"/>
+        </w:rPr>
+        <w:t xml:space="preserve">test_names.py::test_the_official_names_match_the_nodes_that_show_them</w:t>
+      </w:r>
+      <w:r>
+        <w:t xml:space="preserve"> </w:t>
+      </w:r>
+      <w:r>
+        <w:t xml:space="preserve">pins</w:t>
+      </w:r>
+      <w:r>
+        <w:t xml:space="preserve"> </w:t>
+      </w:r>
+      <w:r>
+        <w:t xml:space="preserve">which nodes display their approved name (five, for the 24 September run). If</w:t>
+      </w:r>
+      <w:r>
+        <w:t xml:space="preserve"> </w:t>
+      </w:r>
+      <w:r>
+        <w:t xml:space="preserve">the new page shows its name, add its id to the expected set and update the</w:t>
+      </w:r>
+      <w:r>
+        <w:t xml:space="preserve"> </w:t>
+      </w:r>
+      <w:r>
+        <w:t xml:space="preserve">docstring to say why.</w:t>
+      </w:r>
+    </w:p>
+    <w:p>
+      <w:pPr>
+        <w:pStyle w:val="FirstParagraph"/>
+      </w:pPr>
+      <w:r>
+        <w:rPr>
+          <w:b/>
+          <w:bCs/>
+        </w:rPr>
+        <w:t xml:space="preserve">Step 6: update what quotes the published figures, then commit.</w:t>
+      </w:r>
+      <w:r>
+        <w:t xml:space="preserve"> </w:t>
+      </w:r>
+      <w:r>
+        <w:rPr>
+          <w:rStyle w:val="VerbatimChar"/>
+        </w:rPr>
+        <w:t xml:space="preserve">results/</w:t>
+      </w:r>
+      <w:r>
+        <w:t xml:space="preserve"> </w:t>
+      </w:r>
+      <w:r>
+        <w:t xml:space="preserve">is regenerated, but these are written by hand:</w:t>
+      </w:r>
+    </w:p>
+    <w:p>
+      <w:pPr>
+        <w:pStyle w:val="Compact"/>
+        <w:numPr>
+          <w:ilvl w:val="0"/>
+          <w:numId w:val="1016"/>
+        </w:numPr>
+      </w:pPr>
+      <w:r>
+        <w:t xml:space="preserve">a review document for the new run, like</w:t>
+      </w:r>
+      <w:r>
+        <w:t xml:space="preserve"> </w:t>
+      </w:r>
+      <w:r>
+        <w:rPr>
+          <w:rStyle w:val="VerbatimChar"/>
+        </w:rPr>
+        <w:t xml:space="preserve">results/REVIEW-2026-09-24.md</w:t>
+      </w:r>
+      <w:r>
+        <w:t xml:space="preserve">;</w:t>
+      </w:r>
+    </w:p>
+    <w:p>
+      <w:pPr>
+        <w:pStyle w:val="Compact"/>
+        <w:numPr>
+          <w:ilvl w:val="0"/>
+          <w:numId w:val="1016"/>
+        </w:numPr>
+      </w:pPr>
+      <w:r>
+        <w:t xml:space="preserve">the headline tally in</w:t>
+      </w:r>
+      <w:r>
+        <w:t xml:space="preserve"> </w:t>
+      </w:r>
+      <w:r>
+        <w:rPr>
+          <w:rStyle w:val="VerbatimChar"/>
+        </w:rPr>
+        <w:t xml:space="preserve">README.md</w:t>
+      </w:r>
+      <w:r>
+        <w:t xml:space="preserve"> </w:t>
+      </w:r>
+      <w:r>
+        <w:t xml:space="preserve">("120 cells: 44 PASS · 6 FAIL · 70 review");</w:t>
+      </w:r>
+    </w:p>
+    <w:p>
+      <w:pPr>
+        <w:pStyle w:val="Compact"/>
+        <w:numPr>
+          <w:ilvl w:val="0"/>
+          <w:numId w:val="1016"/>
+        </w:numPr>
+      </w:pPr>
+      <w:r>
+        <w:t xml:space="preserve">"The published figures" in</w:t>
+      </w:r>
+      <w:r>
+        <w:t xml:space="preserve"> </w:t>
+      </w:r>
+      <w:r>
+        <w:rPr>
+          <w:rStyle w:val="VerbatimChar"/>
+        </w:rPr>
+        <w:t xml:space="preserve">docs/TEST-SUITE.md</w:t>
+      </w:r>
+      <w:r>
+        <w:t xml:space="preserve">, and the node list in</w:t>
+      </w:r>
+      <w:r>
+        <w:t xml:space="preserve"> </w:t>
+      </w:r>
+      <w:r>
+        <w:t xml:space="preserve">"The node list — a YAML file" in the same file.</w:t>
+      </w:r>
+    </w:p>
+    <w:p>
+      <w:pPr>
+        <w:pStyle w:val="SourceCode"/>
+      </w:pPr>
+      <w:r>
+        <w:rPr>
+          <w:rStyle w:val="FunctionTok"/>
+        </w:rPr>
+        <w:t xml:space="preserve">git</w:t>
+      </w:r>
+      <w:r>
+        <w:rPr>
+          <w:rStyle w:val="NormalTok"/>
+        </w:rPr>
+        <w:t xml:space="preserve"> status</w:t>
+      </w:r>
+      <w:r>
+        <w:br/>
+      </w:r>
+      <w:r>
+        <w:rPr>
+          <w:rStyle w:val="FunctionTok"/>
+        </w:rPr>
+        <w:t xml:space="preserve">git</w:t>
+      </w:r>
+      <w:r>
+        <w:rPr>
+          <w:rStyle w:val="NormalTok"/>
+        </w:rPr>
+        <w:t xml:space="preserve"> add nodes.yaml checklist/approved-names.txt checklist/approved-names-scoped.txt </w:t>
+      </w:r>
+      <w:r>
+        <w:rPr>
+          <w:rStyle w:val="DataTypeTok"/>
+        </w:rPr>
+        <w:t xml:space="preserve">\</w:t>
+      </w:r>
+      <w:r>
+        <w:br/>
+      </w:r>
+      <w:r>
+        <w:rPr>
+          <w:rStyle w:val="NormalTok"/>
+        </w:rPr>
+        <w:t xml:space="preserve">        results README.md docs tests</w:t>
+      </w:r>
+      <w:r>
+        <w:br/>
+      </w:r>
+      <w:r>
+        <w:rPr>
+          <w:rStyle w:val="FunctionTok"/>
+        </w:rPr>
+        <w:t xml:space="preserve">git</w:t>
+      </w:r>
+      <w:r>
+        <w:rPr>
+          <w:rStyle w:val="NormalTok"/>
+        </w:rPr>
+        <w:t xml:space="preserve"> commit </w:t>
+      </w:r>
+      <w:r>
+        <w:rPr>
+          <w:rStyle w:val="AttributeTok"/>
+        </w:rPr>
+        <w:t xml:space="preserve">-m</w:t>
+      </w:r>
+      <w:r>
+        <w:rPr>
+          <w:rStyle w:val="NormalTok"/>
+        </w:rPr>
+        <w:t xml:space="preserve"> </w:t>
+      </w:r>
+      <w:r>
+        <w:rPr>
+          <w:rStyle w:val="StringTok"/>
+        </w:rPr>
+        <w:t xml:space="preserve">"Add eosc-example; publish run live-2026-10-01-plus-eosc-example"</w:t>
+      </w:r>
+      <w:r>
+        <w:br/>
+      </w:r>
+      <w:r>
+        <w:rPr>
+          <w:rStyle w:val="FunctionTok"/>
+        </w:rPr>
+        <w:t xml:space="preserve">git</w:t>
+      </w:r>
+      <w:r>
+        <w:rPr>
+          <w:rStyle w:val="NormalTok"/>
+        </w:rPr>
+        <w:t xml:space="preserve"> push</w:t>
+      </w:r>
+    </w:p>
+    <w:bookmarkEnd w:id="32"/>
+    <w:bookmarkStart w:id="33" w:name="X5431a82e20a06edfb102374e037ce7ea9ce6896"/>
+    <w:p>
+      <w:pPr>
+        <w:pStyle w:val="Heading3"/>
+      </w:pPr>
+      <w:r>
+        <w:t xml:space="preserve">Example 2 — changing a node's landing page URL</w:t>
+      </w:r>
+    </w:p>
+    <w:p>
+      <w:pPr>
+        <w:pStyle w:val="FirstParagraph"/>
+      </w:pPr>
+      <w:r>
+        <w:t xml:space="preserve">The example is the change actually made on 25 September 2026: BBMRI-ERIC moved</w:t>
+      </w:r>
+      <w:r>
+        <w:t xml:space="preserve"> </w:t>
+      </w:r>
+      <w:r>
+        <w:t xml:space="preserve">from</w:t>
+      </w:r>
+      <w:r>
+        <w:t xml:space="preserve"> </w:t>
+      </w:r>
+      <w:r>
+        <w:rPr>
+          <w:rStyle w:val="VerbatimChar"/>
+        </w:rPr>
+        <w:t xml:space="preserve">https://www.bbmri-eric.eu/eosc-node-bbmri-eric/</w:t>
+      </w:r>
+      <w:r>
+        <w:t xml:space="preserve"> </w:t>
+      </w:r>
+      <w:r>
+        <w:t xml:space="preserve">to</w:t>
+      </w:r>
+      <w:r>
+        <w:t xml:space="preserve"> </w:t>
+      </w:r>
+      <w:r>
+        <w:rPr>
+          <w:rStyle w:val="VerbatimChar"/>
+        </w:rPr>
+        <w:t xml:space="preserve">https://dev3.bbmri-eric.eu/eosc-node-bbmri-eric/</w:t>
+      </w:r>
+      <w:r>
+        <w:t xml:space="preserve">.</w:t>
+      </w:r>
+    </w:p>
+    <w:p>
+      <w:pPr>
+        <w:pStyle w:val="BodyText"/>
+      </w:pPr>
+      <w:r>
+        <w:rPr>
+          <w:b/>
+          <w:bCs/>
+        </w:rPr>
+        <w:t xml:space="preserve">Which files change.</w:t>
+      </w:r>
+      <w:r>
+        <w:t xml:space="preserve"> </w:t>
+      </w:r>
+      <w:r>
+        <w:t xml:space="preserve">One line in one file:</w:t>
+      </w:r>
+      <w:r>
+        <w:t xml:space="preserve"> </w:t>
+      </w:r>
+      <w:r>
+        <w:rPr>
+          <w:rStyle w:val="VerbatimChar"/>
+        </w:rPr>
+        <w:t xml:space="preserve">url</w:t>
+      </w:r>
+      <w:r>
+        <w:t xml:space="preserve"> </w:t>
+      </w:r>
+      <w:r>
+        <w:t xml:space="preserve">for that node in</w:t>
+      </w:r>
+      <w:r>
+        <w:t xml:space="preserve"> </w:t>
+      </w:r>
+      <w:r>
+        <w:rPr>
+          <w:rStyle w:val="VerbatimChar"/>
+        </w:rPr>
+        <w:t xml:space="preserve">nodes.yaml</w:t>
+      </w:r>
+      <w:r>
+        <w:t xml:space="preserve">. Nothing else in the repository stores a node's URL. Add a comment</w:t>
+      </w:r>
+      <w:r>
+        <w:t xml:space="preserve"> </w:t>
+      </w:r>
+      <w:r>
+        <w:t xml:space="preserve">recording the old address and the date, so the published evidence can still be</w:t>
+      </w:r>
+      <w:r>
+        <w:t xml:space="preserve"> </w:t>
+      </w:r>
+      <w:r>
+        <w:t xml:space="preserve">traced:</w:t>
+      </w:r>
+    </w:p>
+    <w:p>
+      <w:pPr>
+        <w:pStyle w:val="SourceCode"/>
+      </w:pPr>
+      <w:r>
+        <w:rPr>
+          <w:rStyle w:val="AttributeTok"/>
+        </w:rPr>
+        <w:t xml:space="preserve">  </w:t>
+      </w:r>
+      <w:r>
+        <w:rPr>
+          <w:rStyle w:val="KeywordTok"/>
+        </w:rPr>
+        <w:t xml:space="preserve">-</w:t>
+      </w:r>
+      <w:r>
+        <w:rPr>
+          <w:rStyle w:val="AttributeTok"/>
+        </w:rPr>
+        <w:t xml:space="preserve"> </w:t>
+      </w:r>
+      <w:r>
+        <w:rPr>
+          <w:rStyle w:val="FunctionTok"/>
+        </w:rPr>
+        <w:t xml:space="preserve">id</w:t>
+      </w:r>
+      <w:r>
+        <w:rPr>
+          <w:rStyle w:val="KeywordTok"/>
+        </w:rPr>
+        <w:t xml:space="preserve">:</w:t>
+      </w:r>
+      <w:r>
+        <w:rPr>
+          <w:rStyle w:val="AttributeTok"/>
+        </w:rPr>
+        <w:t xml:space="preserve"> bbmri-eric</w:t>
+      </w:r>
+      <w:r>
+        <w:br/>
+      </w:r>
+      <w:r>
+        <w:rPr>
+          <w:rStyle w:val="AttributeTok"/>
+        </w:rPr>
+        <w:t xml:space="preserve">    </w:t>
+      </w:r>
+      <w:r>
+        <w:rPr>
+          <w:rStyle w:val="FunctionTok"/>
+        </w:rPr>
+        <w:t xml:space="preserve">name</w:t>
+      </w:r>
+      <w:r>
+        <w:rPr>
+          <w:rStyle w:val="KeywordTok"/>
+        </w:rPr>
+        <w:t xml:space="preserve">:</w:t>
+      </w:r>
+      <w:r>
+        <w:rPr>
+          <w:rStyle w:val="AttributeTok"/>
+        </w:rPr>
+        <w:t xml:space="preserve"> BBMRI-ERIC</w:t>
+      </w:r>
+      <w:r>
+        <w:br/>
+      </w:r>
+      <w:r>
+        <w:rPr>
+          <w:rStyle w:val="CommentTok"/>
+        </w:rPr>
+        <w:t xml:space="preserve">    # URL changed on 25 September 2026, from</w:t>
+      </w:r>
+      <w:r>
+        <w:br/>
+      </w:r>
+      <w:r>
+        <w:rPr>
+          <w:rStyle w:val="CommentTok"/>
+        </w:rPr>
+        <w:t xml:space="preserve">    # https://www.bbmri-eric.eu/eosc-node-bbmri-eric/</w:t>
+      </w:r>
+      <w:r>
+        <w:br/>
+      </w:r>
+      <w:r>
+        <w:rPr>
+          <w:rStyle w:val="AttributeTok"/>
+        </w:rPr>
+        <w:t xml:space="preserve">    </w:t>
+      </w:r>
+      <w:r>
+        <w:rPr>
+          <w:rStyle w:val="FunctionTok"/>
+        </w:rPr>
+        <w:t xml:space="preserve">url</w:t>
+      </w:r>
+      <w:r>
+        <w:rPr>
+          <w:rStyle w:val="KeywordTok"/>
+        </w:rPr>
+        <w:t xml:space="preserve">:</w:t>
+      </w:r>
+      <w:r>
+        <w:rPr>
+          <w:rStyle w:val="AttributeTok"/>
+        </w:rPr>
+        <w:t xml:space="preserve"> https://dev3.bbmri-eric.eu/eosc-node-bbmri-eric/</w:t>
+      </w:r>
+      <w:r>
+        <w:br/>
+      </w:r>
+      <w:r>
+        <w:rPr>
+          <w:rStyle w:val="AttributeTok"/>
+        </w:rPr>
+        <w:t xml:space="preserve">    </w:t>
+      </w:r>
+      <w:r>
+        <w:rPr>
+          <w:rStyle w:val="FunctionTok"/>
+        </w:rPr>
+        <w:t xml:space="preserve">eosc_page</w:t>
+      </w:r>
+      <w:r>
+        <w:rPr>
+          <w:rStyle w:val="KeywordTok"/>
+        </w:rPr>
+        <w:t xml:space="preserve">:</w:t>
+      </w:r>
+      <w:r>
+        <w:rPr>
+          <w:rStyle w:val="AttributeTok"/>
+        </w:rPr>
+        <w:t xml:space="preserve"> https://eosc.eu/building-the-eosc-federation/eosc-node-bbmri-eric/</w:t>
+      </w:r>
+    </w:p>
+    <w:p>
+      <w:pPr>
+        <w:pStyle w:val="FirstParagraph"/>
+      </w:pPr>
+      <w:r>
+        <w:t xml:space="preserve">Change</w:t>
+      </w:r>
+      <w:r>
+        <w:t xml:space="preserve"> </w:t>
+      </w:r>
+      <w:r>
+        <w:rPr>
+          <w:rStyle w:val="VerbatimChar"/>
+        </w:rPr>
+        <w:t xml:space="preserve">eosc_page</w:t>
+      </w:r>
+      <w:r>
+        <w:t xml:space="preserve"> </w:t>
+      </w:r>
+      <w:r>
+        <w:t xml:space="preserve">as well only if the node's own entry on</w:t>
+      </w:r>
+      <w:r>
+        <w:t xml:space="preserve"> </w:t>
+      </w:r>
+      <w:r>
+        <w:rPr>
+          <w:rStyle w:val="VerbatimChar"/>
+        </w:rPr>
+        <w:t xml:space="preserve">eosc.eu</w:t>
+      </w:r>
+      <w:r>
+        <w:t xml:space="preserve"> </w:t>
+      </w:r>
+      <w:r>
+        <w:t xml:space="preserve">moved; a</w:t>
+      </w:r>
+      <w:r>
+        <w:t xml:space="preserve"> </w:t>
+      </w:r>
+      <w:r>
+        <w:t xml:space="preserve">new landing page does not usually mean a new</w:t>
+      </w:r>
+      <w:r>
+        <w:t xml:space="preserve"> </w:t>
+      </w:r>
+      <w:r>
+        <w:rPr>
+          <w:rStyle w:val="VerbatimChar"/>
+        </w:rPr>
+        <w:t xml:space="preserve">eosc.eu</w:t>
+      </w:r>
+      <w:r>
+        <w:t xml:space="preserve"> </w:t>
+      </w:r>
+      <w:r>
+        <w:t xml:space="preserve">entry. The name files</w:t>
+      </w:r>
+      <w:r>
+        <w:t xml:space="preserve"> </w:t>
+      </w:r>
+      <w:r>
+        <w:t xml:space="preserve">change only if the node's approved name changed. Keep the</w:t>
+      </w:r>
+      <w:r>
+        <w:t xml:space="preserve"> </w:t>
+      </w:r>
+      <w:r>
+        <w:rPr>
+          <w:rStyle w:val="VerbatimChar"/>
+        </w:rPr>
+        <w:t xml:space="preserve">id</w:t>
+      </w:r>
+      <w:r>
+        <w:t xml:space="preserve">: it names the</w:t>
+      </w:r>
+      <w:r>
+        <w:t xml:space="preserve"> </w:t>
+      </w:r>
+      <w:r>
+        <w:t xml:space="preserve">evidence file, and changing it would make the node look new.</w:t>
+      </w:r>
+    </w:p>
+    <w:p>
+      <w:pPr>
+        <w:pStyle w:val="BodyText"/>
+      </w:pPr>
+      <w:r>
+        <w:rPr>
+          <w:b/>
+          <w:bCs/>
+        </w:rPr>
+        <w:t xml:space="preserve">Step 1: check the configuration.</w:t>
+      </w:r>
+    </w:p>
+    <w:p>
+      <w:pPr>
+        <w:pStyle w:val="SourceCode"/>
+      </w:pPr>
+      <w:r>
+        <w:rPr>
+          <w:rStyle w:val="ExtensionTok"/>
+        </w:rPr>
+        <w:t xml:space="preserve">uv</w:t>
+      </w:r>
+      <w:r>
+        <w:rPr>
+          <w:rStyle w:val="NormalTok"/>
+        </w:rPr>
+        <w:t xml:space="preserve"> run pytest </w:t>
+      </w:r>
+      <w:r>
+        <w:rPr>
+          <w:rStyle w:val="AttributeTok"/>
+        </w:rPr>
+        <w:t xml:space="preserve">-q</w:t>
+      </w:r>
+    </w:p>
+    <w:p>
+      <w:pPr>
+        <w:pStyle w:val="FirstParagraph"/>
+      </w:pPr>
+      <w:r>
+        <w:rPr>
+          <w:b/>
+          <w:bCs/>
+        </w:rPr>
+        <w:t xml:space="preserve">Step 2: trial run for that node only.</w:t>
+      </w:r>
+      <w:r>
+        <w:t xml:space="preserve"> </w:t>
+      </w:r>
+      <w:r>
+        <w:t xml:space="preserve">This contacts one site.</w:t>
+      </w:r>
+    </w:p>
+    <w:p>
+      <w:pPr>
+        <w:pStyle w:val="SourceCode"/>
+      </w:pPr>
+      <w:r>
+        <w:rPr>
+          <w:rStyle w:val="ExtensionTok"/>
+        </w:rPr>
+        <w:t xml:space="preserve">uv</w:t>
+      </w:r>
+      <w:r>
+        <w:rPr>
+          <w:rStyle w:val="NormalTok"/>
+        </w:rPr>
+        <w:t xml:space="preserve"> run basic-check collect </w:t>
+      </w:r>
+      <w:r>
+        <w:rPr>
+          <w:rStyle w:val="AttributeTok"/>
+        </w:rPr>
+        <w:t xml:space="preserve">--only</w:t>
+      </w:r>
+      <w:r>
+        <w:rPr>
+          <w:rStyle w:val="NormalTok"/>
+        </w:rPr>
+        <w:t xml:space="preserve"> bbmri-eric </w:t>
+      </w:r>
+      <w:r>
+        <w:rPr>
+          <w:rStyle w:val="AttributeTok"/>
+        </w:rPr>
+        <w:t xml:space="preserve">--results</w:t>
+      </w:r>
+      <w:r>
+        <w:rPr>
+          <w:rStyle w:val="NormalTok"/>
+        </w:rPr>
+        <w:t xml:space="preserve"> /tmp/trial</w:t>
+      </w:r>
+      <w:r>
+        <w:br/>
+      </w:r>
+      <w:r>
+        <w:rPr>
+          <w:rStyle w:val="ExtensionTok"/>
+        </w:rPr>
+        <w:t xml:space="preserve">uv</w:t>
+      </w:r>
+      <w:r>
+        <w:rPr>
+          <w:rStyle w:val="NormalTok"/>
+        </w:rPr>
+        <w:t xml:space="preserve"> run basic-check assess  </w:t>
+      </w:r>
+      <w:r>
+        <w:rPr>
+          <w:rStyle w:val="AttributeTok"/>
+        </w:rPr>
+        <w:t xml:space="preserve">--only</w:t>
+      </w:r>
+      <w:r>
+        <w:rPr>
+          <w:rStyle w:val="NormalTok"/>
+        </w:rPr>
+        <w:t xml:space="preserve"> bbmri-eric </w:t>
+      </w:r>
+      <w:r>
+        <w:rPr>
+          <w:rStyle w:val="AttributeTok"/>
+        </w:rPr>
+        <w:t xml:space="preserve">--results</w:t>
+      </w:r>
+      <w:r>
+        <w:rPr>
+          <w:rStyle w:val="NormalTok"/>
+        </w:rPr>
+        <w:t xml:space="preserve"> /tmp/trial</w:t>
+      </w:r>
+      <w:r>
+        <w:br/>
+      </w:r>
+      <w:r>
+        <w:rPr>
+          <w:rStyle w:val="ExtensionTok"/>
+        </w:rPr>
+        <w:t xml:space="preserve">uv</w:t>
+      </w:r>
+      <w:r>
+        <w:rPr>
+          <w:rStyle w:val="NormalTok"/>
+        </w:rPr>
+        <w:t xml:space="preserve"> run basic-check show bbmri-eric </w:t>
+      </w:r>
+      <w:r>
+        <w:rPr>
+          <w:rStyle w:val="AttributeTok"/>
+        </w:rPr>
+        <w:t xml:space="preserve">--results</w:t>
+      </w:r>
+      <w:r>
+        <w:rPr>
+          <w:rStyle w:val="NormalTok"/>
+        </w:rPr>
+        <w:t xml:space="preserve"> /tmp/trial</w:t>
+      </w:r>
+    </w:p>
+    <w:p>
+      <w:pPr>
+        <w:pStyle w:val="FirstParagraph"/>
+      </w:pPr>
+      <w:r>
+        <w:t xml:space="preserve">Check that the page actually loaded before going further. On 25 September the</w:t>
+      </w:r>
+      <w:r>
+        <w:t xml:space="preserve"> </w:t>
+      </w:r>
+      <w:r>
+        <w:rPr>
+          <w:rStyle w:val="VerbatimChar"/>
+        </w:rPr>
+        <w:t xml:space="preserve">dev3.</w:t>
+      </w:r>
+      <w:r>
+        <w:t xml:space="preserve"> </w:t>
+      </w:r>
+      <w:r>
+        <w:t xml:space="preserve">host's</w:t>
+      </w:r>
+      <w:r>
+        <w:t xml:space="preserve"> </w:t>
+      </w:r>
+      <w:r>
+        <w:rPr>
+          <w:rStyle w:val="VerbatimChar"/>
+        </w:rPr>
+        <w:t xml:space="preserve">robots.txt</w:t>
+      </w:r>
+      <w:r>
+        <w:t xml:space="preserve"> </w:t>
+      </w:r>
+      <w:r>
+        <w:t xml:space="preserve">disallowed every path, the tool honoured it, and all</w:t>
+      </w:r>
+      <w:r>
+        <w:t xml:space="preserve"> </w:t>
+      </w:r>
+      <w:r>
+        <w:t xml:space="preserve">ten points were</w:t>
+      </w:r>
+      <w:r>
+        <w:t xml:space="preserve"> </w:t>
+      </w:r>
+      <w:r>
+        <w:rPr>
+          <w:rStyle w:val="VerbatimChar"/>
+        </w:rPr>
+        <w:t xml:space="preserve">ERROR</w:t>
+      </w:r>
+      <w:r>
+        <w:t xml:space="preserve">. A result like that is not worth publishing: ask the</w:t>
+      </w:r>
+      <w:r>
+        <w:t xml:space="preserve"> </w:t>
+      </w:r>
+      <w:r>
+        <w:t xml:space="preserve">node for its public address, or for the checker to be allowed, and stop there.</w:t>
+      </w:r>
+    </w:p>
+    <w:p>
+      <w:pPr>
+        <w:pStyle w:val="BodyText"/>
+      </w:pPr>
+      <w:r>
+        <w:rPr>
+          <w:b/>
+          <w:bCs/>
+        </w:rPr>
+        <w:t xml:space="preserve">Step 3: replace that node's evidence in the published run.</w:t>
+      </w:r>
+      <w:r>
+        <w:t xml:space="preserve"> </w:t>
+      </w:r>
+      <w:r>
+        <w:t xml:space="preserve">Reuse the trial</w:t>
+      </w:r>
+      <w:r>
+        <w:t xml:space="preserve"> </w:t>
+      </w:r>
+      <w:r>
+        <w:t xml:space="preserve">evidence rather than fetching the page again:</w:t>
+      </w:r>
+    </w:p>
+    <w:p>
+      <w:pPr>
+        <w:pStyle w:val="SourceCode"/>
+      </w:pPr>
+      <w:r>
+        <w:rPr>
+          <w:rStyle w:val="FunctionTok"/>
+        </w:rPr>
+        <w:t xml:space="preserve">cp</w:t>
+      </w:r>
+      <w:r>
+        <w:rPr>
+          <w:rStyle w:val="NormalTok"/>
+        </w:rPr>
+        <w:t xml:space="preserve"> /tmp/trial/evidence/bbmri-eric.json results/evidence/</w:t>
+      </w:r>
+      <w:r>
+        <w:br/>
+      </w:r>
+      <w:r>
+        <w:rPr>
+          <w:rStyle w:val="FunctionTok"/>
+        </w:rPr>
+        <w:t xml:space="preserve">cp</w:t>
+      </w:r>
+      <w:r>
+        <w:rPr>
+          <w:rStyle w:val="NormalTok"/>
+        </w:rPr>
+        <w:t xml:space="preserve"> /tmp/trial/evidence/screenshots/bbmri-eric.png results/evidence/screenshots/</w:t>
+      </w:r>
+      <w:r>
+        <w:br/>
+      </w:r>
+      <w:r>
+        <w:rPr>
+          <w:rStyle w:val="ExtensionTok"/>
+        </w:rPr>
+        <w:t xml:space="preserve">uv</w:t>
+      </w:r>
+      <w:r>
+        <w:rPr>
+          <w:rStyle w:val="NormalTok"/>
+        </w:rPr>
+        <w:t xml:space="preserve"> run basic-check assess </w:t>
+      </w:r>
+      <w:r>
+        <w:rPr>
+          <w:rStyle w:val="AttributeTok"/>
+        </w:rPr>
+        <w:t xml:space="preserve">--only</w:t>
+      </w:r>
+      <w:r>
+        <w:rPr>
+          <w:rStyle w:val="NormalTok"/>
+        </w:rPr>
+        <w:t xml:space="preserve"> bbmri-eric </w:t>
+      </w:r>
+      <w:r>
+        <w:rPr>
+          <w:rStyle w:val="AttributeTok"/>
+        </w:rPr>
+        <w:t xml:space="preserve">--skip</w:t>
+      </w:r>
+      <w:r>
+        <w:rPr>
+          <w:rStyle w:val="NormalTok"/>
+        </w:rPr>
+        <w:t xml:space="preserve"> Italy </w:t>
+      </w:r>
+      <w:r>
+        <w:rPr>
+          <w:rStyle w:val="DataTypeTok"/>
+        </w:rPr>
+        <w:t xml:space="preserve">\</w:t>
+      </w:r>
+      <w:r>
+        <w:br/>
+      </w:r>
+      <w:r>
+        <w:rPr>
+          <w:rStyle w:val="NormalTok"/>
+        </w:rPr>
+        <w:t xml:space="preserve">    </w:t>
+      </w:r>
+      <w:r>
+        <w:rPr>
+          <w:rStyle w:val="AttributeTok"/>
+        </w:rPr>
+        <w:t xml:space="preserve">--run</w:t>
+      </w:r>
+      <w:r>
+        <w:rPr>
+          <w:rStyle w:val="NormalTok"/>
+        </w:rPr>
+        <w:t xml:space="preserve"> live-2026-10-01-new-bbmri-url</w:t>
+      </w:r>
+    </w:p>
+    <w:p>
+      <w:pPr>
+        <w:pStyle w:val="FirstParagraph"/>
+      </w:pPr>
+      <w:r>
+        <w:t xml:space="preserve">If the new capture has no screenshot, because the page could not be rendered,</w:t>
+      </w:r>
+      <w:r>
+        <w:t xml:space="preserve"> </w:t>
+      </w:r>
+      <w:r>
+        <w:t xml:space="preserve">delete</w:t>
+      </w:r>
+      <w:r>
+        <w:t xml:space="preserve"> </w:t>
+      </w:r>
+      <w:r>
+        <w:rPr>
+          <w:rStyle w:val="VerbatimChar"/>
+        </w:rPr>
+        <w:t xml:space="preserve">results/evidence/screenshots/bbmri-eric.png</w:t>
+      </w:r>
+      <w:r>
+        <w:t xml:space="preserve"> </w:t>
+      </w:r>
+      <w:r>
+        <w:t xml:space="preserve">rather than keep the old</w:t>
+      </w:r>
+      <w:r>
+        <w:t xml:space="preserve"> </w:t>
+      </w:r>
+      <w:r>
+        <w:t xml:space="preserve">page's image. The report covers every node, with a</w:t>
+      </w:r>
+      <w:r>
+        <w:t xml:space="preserve"> </w:t>
+      </w:r>
+      <w:r>
+        <w:rPr>
+          <w:b/>
+          <w:bCs/>
+        </w:rPr>
+        <w:t xml:space="preserve">Mixed freshness</w:t>
+      </w:r>
+      <w:r>
+        <w:t xml:space="preserve"> </w:t>
+      </w:r>
+      <w:r>
+        <w:t xml:space="preserve">banner</w:t>
+      </w:r>
+      <w:r>
+        <w:t xml:space="preserve"> </w:t>
+      </w:r>
+      <w:r>
+        <w:t xml:space="preserve">naming</w:t>
+      </w:r>
+      <w:r>
+        <w:t xml:space="preserve"> </w:t>
+      </w:r>
+      <w:r>
+        <w:rPr>
+          <w:rStyle w:val="VerbatimChar"/>
+        </w:rPr>
+        <w:t xml:space="preserve">bbmri-eric</w:t>
+      </w:r>
+      <w:r>
+        <w:t xml:space="preserve"> </w:t>
+      </w:r>
+      <w:r>
+        <w:t xml:space="preserve">as the only row fetched again. For a completely fresh table</w:t>
+      </w:r>
+      <w:r>
+        <w:t xml:space="preserve"> </w:t>
+      </w:r>
+      <w:r>
+        <w:t xml:space="preserve">instead, follow path B of example 1 step 4.</w:t>
+      </w:r>
+    </w:p>
+    <w:p>
+      <w:pPr>
+        <w:pStyle w:val="BodyText"/>
+      </w:pPr>
+      <w:r>
+        <w:rPr>
+          <w:b/>
+          <w:bCs/>
+        </w:rPr>
+        <w:t xml:space="preserve">Why the order matters.</w:t>
+      </w:r>
+      <w:r>
+        <w:t xml:space="preserve"> </w:t>
+      </w:r>
+      <w:r>
+        <w:rPr>
+          <w:rStyle w:val="VerbatimChar"/>
+        </w:rPr>
+        <w:t xml:space="preserve">assess</w:t>
+      </w:r>
+      <w:r>
+        <w:t xml:space="preserve"> </w:t>
+      </w:r>
+      <w:r>
+        <w:t xml:space="preserve">labels each row with the URL in</w:t>
+      </w:r>
+      <w:r>
+        <w:t xml:space="preserve"> </w:t>
+      </w:r>
+      <w:r>
+        <w:rPr>
+          <w:rStyle w:val="VerbatimChar"/>
+        </w:rPr>
+        <w:t xml:space="preserve">nodes.yaml</w:t>
+      </w:r>
+      <w:r>
+        <w:t xml:space="preserve">, but takes the verdicts from the evidence on disk. Between step 1</w:t>
+      </w:r>
+      <w:r>
+        <w:t xml:space="preserve"> </w:t>
+      </w:r>
+      <w:r>
+        <w:t xml:space="preserve">and step 3, the two describe different pages.</w:t>
+      </w:r>
+      <w:r>
+        <w:t xml:space="preserve"> </w:t>
+      </w:r>
+      <w:r>
+        <w:rPr>
+          <w:rStyle w:val="VerbatimChar"/>
+        </w:rPr>
+        <w:t xml:space="preserve">assess</w:t>
+      </w:r>
+      <w:r>
+        <w:t xml:space="preserve"> </w:t>
+      </w:r>
+      <w:r>
+        <w:t xml:space="preserve">now detects this. It</w:t>
+      </w:r>
+      <w:r>
+        <w:t xml:space="preserve"> </w:t>
+      </w:r>
+      <w:r>
+        <w:t xml:space="preserve">prints a warning naming the node and both URLs, puts an</w:t>
+      </w:r>
+      <w:r>
+        <w:t xml:space="preserve"> </w:t>
+      </w:r>
+      <w:r>
+        <w:rPr>
+          <w:b/>
+          <w:bCs/>
+        </w:rPr>
+        <w:t xml:space="preserve">Evidence from a</w:t>
+      </w:r>
+      <w:r>
+        <w:rPr>
+          <w:b/>
+          <w:bCs/>
+        </w:rPr>
+        <w:t xml:space="preserve"> </w:t>
+      </w:r>
+      <w:r>
+        <w:rPr>
+          <w:b/>
+          <w:bCs/>
+        </w:rPr>
+        <w:t xml:space="preserve">different URL</w:t>
+      </w:r>
+      <w:r>
+        <w:t xml:space="preserve"> </w:t>
+      </w:r>
+      <w:r>
+        <w:t xml:space="preserve">banner in</w:t>
+      </w:r>
+      <w:r>
+        <w:t xml:space="preserve"> </w:t>
+      </w:r>
+      <w:r>
+        <w:rPr>
+          <w:rStyle w:val="VerbatimChar"/>
+        </w:rPr>
+        <w:t xml:space="preserve">results.md</w:t>
+      </w:r>
+      <w:r>
+        <w:t xml:space="preserve"> </w:t>
+      </w:r>
+      <w:r>
+        <w:t xml:space="preserve">and</w:t>
+      </w:r>
+      <w:r>
+        <w:t xml:space="preserve"> </w:t>
+      </w:r>
+      <w:r>
+        <w:rPr>
+          <w:rStyle w:val="VerbatimChar"/>
+        </w:rPr>
+        <w:t xml:space="preserve">index.html</w:t>
+      </w:r>
+      <w:r>
+        <w:t xml:space="preserve">, and records the pair</w:t>
+      </w:r>
+      <w:r>
+        <w:t xml:space="preserve"> </w:t>
+      </w:r>
+      <w:r>
+        <w:t xml:space="preserve">under</w:t>
+      </w:r>
+      <w:r>
+        <w:t xml:space="preserve"> </w:t>
+      </w:r>
+      <w:r>
+        <w:rPr>
+          <w:rStyle w:val="VerbatimChar"/>
+        </w:rPr>
+        <w:t xml:space="preserve">url_mismatch</w:t>
+      </w:r>
+      <w:r>
+        <w:t xml:space="preserve"> </w:t>
+      </w:r>
+      <w:r>
+        <w:t xml:space="preserve">in</w:t>
+      </w:r>
+      <w:r>
+        <w:t xml:space="preserve"> </w:t>
+      </w:r>
+      <w:r>
+        <w:rPr>
+          <w:rStyle w:val="VerbatimChar"/>
+        </w:rPr>
+        <w:t xml:space="preserve">results.json</w:t>
+      </w:r>
+      <w:r>
+        <w:t xml:space="preserve">. Step 3 clears it, because the evidence</w:t>
+      </w:r>
+      <w:r>
+        <w:t xml:space="preserve"> </w:t>
+      </w:r>
+      <w:r>
+        <w:t xml:space="preserve">now comes from the configured URL.</w:t>
+      </w:r>
+    </w:p>
+    <w:p>
+      <w:pPr>
+        <w:pStyle w:val="BodyText"/>
+      </w:pPr>
+      <w:r>
+        <w:t xml:space="preserve">To rebuild the old published run instead, without the warning, use the node</w:t>
+      </w:r>
+      <w:r>
+        <w:t xml:space="preserve"> </w:t>
+      </w:r>
+      <w:r>
+        <w:t xml:space="preserve">list it was collected with. This reproduces the committed</w:t>
+      </w:r>
+      <w:r>
+        <w:t xml:space="preserve"> </w:t>
+      </w:r>
+      <w:r>
+        <w:rPr>
+          <w:rStyle w:val="VerbatimChar"/>
+        </w:rPr>
+        <w:t xml:space="preserve">results/</w:t>
+      </w:r>
+      <w:r>
+        <w:t xml:space="preserve"> </w:t>
+      </w:r>
+      <w:r>
+        <w:t xml:space="preserve">exactly,</w:t>
+      </w:r>
+      <w:r>
+        <w:t xml:space="preserve"> </w:t>
+      </w:r>
+      <w:r>
+        <w:t xml:space="preserve">apart from the generation time:</w:t>
+      </w:r>
+    </w:p>
+    <w:p>
+      <w:pPr>
+        <w:pStyle w:val="SourceCode"/>
+      </w:pPr>
+      <w:r>
+        <w:rPr>
+          <w:rStyle w:val="FunctionTok"/>
+        </w:rPr>
+        <w:t xml:space="preserve">git</w:t>
+      </w:r>
+      <w:r>
+        <w:rPr>
+          <w:rStyle w:val="NormalTok"/>
+        </w:rPr>
+        <w:t xml:space="preserve"> show 53081f6:nodes.yaml </w:t>
+      </w:r>
+      <w:r>
+        <w:rPr>
+          <w:rStyle w:val="OperatorTok"/>
+        </w:rPr>
+        <w:t xml:space="preserve">&gt;</w:t>
+      </w:r>
+      <w:r>
+        <w:rPr>
+          <w:rStyle w:val="NormalTok"/>
+        </w:rPr>
+        <w:t xml:space="preserve"> /tmp/nodes-2026-09-24.yaml</w:t>
+      </w:r>
+      <w:r>
+        <w:br/>
+      </w:r>
+      <w:r>
+        <w:rPr>
+          <w:rStyle w:val="ExtensionTok"/>
+        </w:rPr>
+        <w:t xml:space="preserve">uv</w:t>
+      </w:r>
+      <w:r>
+        <w:rPr>
+          <w:rStyle w:val="NormalTok"/>
+        </w:rPr>
+        <w:t xml:space="preserve"> run basic-check assess </w:t>
+      </w:r>
+      <w:r>
+        <w:rPr>
+          <w:rStyle w:val="AttributeTok"/>
+        </w:rPr>
+        <w:t xml:space="preserve">--run</w:t>
+      </w:r>
+      <w:r>
+        <w:rPr>
+          <w:rStyle w:val="NormalTok"/>
+        </w:rPr>
+        <w:t xml:space="preserve"> live-2026-09-24-no-italy </w:t>
+      </w:r>
+      <w:r>
+        <w:rPr>
+          <w:rStyle w:val="AttributeTok"/>
+        </w:rPr>
+        <w:t xml:space="preserve">--skip</w:t>
+      </w:r>
+      <w:r>
+        <w:rPr>
+          <w:rStyle w:val="NormalTok"/>
+        </w:rPr>
+        <w:t xml:space="preserve"> Italy </w:t>
+      </w:r>
+      <w:r>
+        <w:rPr>
+          <w:rStyle w:val="DataTypeTok"/>
+        </w:rPr>
+        <w:t xml:space="preserve">\</w:t>
+      </w:r>
+      <w:r>
+        <w:br/>
+      </w:r>
+      <w:r>
+        <w:rPr>
+          <w:rStyle w:val="NormalTok"/>
+        </w:rPr>
+        <w:t xml:space="preserve">    </w:t>
+      </w:r>
+      <w:r>
+        <w:rPr>
+          <w:rStyle w:val="AttributeTok"/>
+        </w:rPr>
+        <w:t xml:space="preserve">--nodes</w:t>
+      </w:r>
+      <w:r>
+        <w:rPr>
+          <w:rStyle w:val="NormalTok"/>
+        </w:rPr>
+        <w:t xml:space="preserve"> /tmp/nodes-2026-09-24.yaml</w:t>
+      </w:r>
+    </w:p>
+    <w:p>
+      <w:pPr>
+        <w:pStyle w:val="FirstParagraph"/>
+      </w:pPr>
+      <w:r>
+        <w:rPr>
+          <w:b/>
+          <w:bCs/>
+        </w:rPr>
+        <w:t xml:space="preserve">Step 4: tests, review, commit.</w:t>
+      </w:r>
+      <w:r>
+        <w:t xml:space="preserve"> </w:t>
+      </w:r>
+      <w:r>
+        <w:t xml:space="preserve">As in example 1, steps 5 and 6: run</w:t>
+      </w:r>
+      <w:r>
+        <w:t xml:space="preserve"> </w:t>
+      </w:r>
+      <w:r>
+        <w:rPr>
+          <w:rStyle w:val="VerbatimChar"/>
+        </w:rPr>
+        <w:t xml:space="preserve">uv run pytest -q</w:t>
+      </w:r>
+      <w:r>
+        <w:t xml:space="preserve">, check the two tests that read the committed evidence, write</w:t>
+      </w:r>
+      <w:r>
+        <w:t xml:space="preserve"> </w:t>
+      </w:r>
+      <w:r>
+        <w:t xml:space="preserve">the review, update the quoted figures, and commit</w:t>
+      </w:r>
+      <w:r>
+        <w:t xml:space="preserve"> </w:t>
+      </w:r>
+      <w:r>
+        <w:rPr>
+          <w:rStyle w:val="VerbatimChar"/>
+        </w:rPr>
+        <w:t xml:space="preserve">nodes.yaml</w:t>
+      </w:r>
+      <w:r>
+        <w:t xml:space="preserve">,</w:t>
+      </w:r>
+      <w:r>
+        <w:t xml:space="preserve"> </w:t>
+      </w:r>
+      <w:r>
+        <w:rPr>
+          <w:rStyle w:val="VerbatimChar"/>
+        </w:rPr>
+        <w:t xml:space="preserve">results/</w:t>
+      </w:r>
+      <w:r>
+        <w:t xml:space="preserve"> </w:t>
+      </w:r>
+      <w:r>
+        <w:t xml:space="preserve">and</w:t>
+      </w:r>
+      <w:r>
+        <w:t xml:space="preserve"> </w:t>
+      </w:r>
+      <w:r>
+        <w:t xml:space="preserve">the documents together.</w:t>
+      </w:r>
+    </w:p>
+    <w:bookmarkEnd w:id="33"/>
+    <w:bookmarkStart w:id="35" w:name="Xbb3e2d317a0d811066009804bfa0a222a6197de"/>
+    <w:p>
+      <w:pPr>
+        <w:pStyle w:val="Heading3"/>
+      </w:pPr>
+      <w:r>
+        <w:t xml:space="preserve">Example 3 — moving to a new revision of the checklist</w:t>
+      </w:r>
+    </w:p>
+    <w:p>
+      <w:pPr>
+        <w:pStyle w:val="FirstParagraph"/>
+      </w:pPr>
+      <w:r>
+        <w:rPr>
+          <w:b/>
+          <w:bCs/>
+        </w:rPr>
+        <w:t xml:space="preserve">There is no URL to change.</w:t>
+      </w:r>
+      <w:r>
+        <w:t xml:space="preserve"> </w:t>
+      </w:r>
+      <w:r>
+        <w:t xml:space="preserve">The tool never downloads the checklist document.</w:t>
+      </w:r>
+      <w:r>
+        <w:t xml:space="preserve"> </w:t>
+      </w:r>
+      <w:r>
+        <w:t xml:space="preserve">A copy of it is committed in</w:t>
+      </w:r>
+      <w:r>
+        <w:t xml:space="preserve"> </w:t>
+      </w:r>
+      <w:r>
+        <w:rPr>
+          <w:rStyle w:val="VerbatimChar"/>
+        </w:rPr>
+        <w:t xml:space="preserve">checklist/</w:t>
+      </w:r>
+      <w:r>
+        <w:t xml:space="preserve">, and three things connect the tool to</w:t>
+      </w:r>
+      <w:r>
+        <w:t xml:space="preserve"> </w:t>
+      </w:r>
+      <w:r>
+        <w:t xml:space="preserve">it:</w:t>
+      </w:r>
+    </w:p>
+    <w:tbl>
+      <w:tblPr>
+        <w:tblStyle w:val="Table"/>
+        <w:tblW w:type="pct" w:w="5000"/>
+        <w:tblLayout w:type="fixed"/>
+        <w:tblLook w:firstRow="1" w:lastRow="0" w:firstColumn="0" w:lastColumn="0" w:noHBand="0" w:noVBand="0" w:val="0020"/>
+      </w:tblPr>
+      <w:tblGrid>
+        <w:gridCol w:w="3960"/>
+        <w:gridCol w:w="3960"/>
+      </w:tblGrid>
+      <w:tr>
+        <w:trPr>
+          <w:cantSplit/>
+          <w:tblHeader w:val="on"/>
+        </w:trPr>
+        <w:tc>
+          <w:tcPr/>
+          <w:p>
+            <w:pPr>
+              <w:pStyle w:val="Compact"/>
+            </w:pPr>
+            <w:r>
+              <w:t xml:space="preserve">Where</w:t>
+            </w:r>
+          </w:p>
+        </w:tc>
+        <w:tc>
+          <w:tcPr/>
+          <w:p>
+            <w:pPr>
+              <w:pStyle w:val="Compact"/>
+            </w:pPr>
+            <w:r>
+              <w:t xml:space="preserve">What it says</w:t>
+            </w:r>
+          </w:p>
+        </w:tc>
+      </w:tr>
+      <w:tr>
+        <w:trPr>
+          <w:cantSplit/>
+        </w:trPr>
+        <w:tc>
+          <w:tcPr/>
+          <w:p>
+            <w:pPr>
+              <w:pStyle w:val="Compact"/>
+            </w:pPr>
+            <w:r>
+              <w:rPr>
+                <w:rStyle w:val="VerbatimChar"/>
+              </w:rPr>
+              <w:t xml:space="preserve">src/basic_check/cli.py</w:t>
+            </w:r>
+            <w:r>
+              <w:t xml:space="preserve">, the line</w:t>
+            </w:r>
+            <w:r>
+              <w:t xml:space="preserve"> </w:t>
+            </w:r>
+            <w:r>
+              <w:rPr>
+                <w:rStyle w:val="VerbatimChar"/>
+              </w:rPr>
+              <w:t xml:space="preserve">DEFAULT_CHECKLIST = ROOT / "checklist" / "v3.0.yaml"</w:t>
+            </w:r>
+          </w:p>
+        </w:tc>
+        <w:tc>
+          <w:tcPr/>
+          <w:p>
+            <w:pPr>
+              <w:pStyle w:val="Compact"/>
+            </w:pPr>
+            <w:r>
+              <w:t xml:space="preserve">Which checklist revision is used when</w:t>
+            </w:r>
+            <w:r>
+              <w:t xml:space="preserve"> </w:t>
+            </w:r>
+            <w:r>
+              <w:rPr>
+                <w:rStyle w:val="VerbatimChar"/>
+              </w:rPr>
+              <w:t xml:space="preserve">--checklist</w:t>
+            </w:r>
+            <w:r>
+              <w:t xml:space="preserve"> </w:t>
+            </w:r>
+            <w:r>
+              <w:t xml:space="preserve">is not given.</w:t>
+            </w:r>
+            <w:r>
+              <w:t xml:space="preserve"> </w:t>
+            </w:r>
+            <w:r>
+              <w:rPr>
+                <w:b/>
+                <w:bCs/>
+              </w:rPr>
+              <w:t xml:space="preserve">This is the one line to change</w:t>
+            </w:r>
+            <w:r>
+              <w:t xml:space="preserve"> </w:t>
+            </w:r>
+            <w:r>
+              <w:t xml:space="preserve">to make a new revision the default. The help texts, the tests and the reports all follow it.</w:t>
+            </w:r>
+          </w:p>
+        </w:tc>
+      </w:tr>
+      <w:tr>
+        <w:trPr>
+          <w:cantSplit/>
+        </w:trPr>
+        <w:tc>
+          <w:tcPr/>
+          <w:p>
+            <w:pPr>
+              <w:pStyle w:val="Compact"/>
+            </w:pPr>
+            <w:r>
+              <w:rPr>
+                <w:rStyle w:val="VerbatimChar"/>
+              </w:rPr>
+              <w:t xml:space="preserve">checklist/vX.Y.yaml</w:t>
+            </w:r>
+            <w:r>
+              <w:t xml:space="preserve">:</w:t>
+            </w:r>
+            <w:r>
+              <w:t xml:space="preserve"> </w:t>
+            </w:r>
+            <w:r>
+              <w:rPr>
+                <w:rStyle w:val="VerbatimChar"/>
+              </w:rPr>
+              <w:t xml:space="preserve">checklist_version</w:t>
+            </w:r>
+            <w:r>
+              <w:t xml:space="preserve">,</w:t>
+            </w:r>
+            <w:r>
+              <w:t xml:space="preserve"> </w:t>
+            </w:r>
+            <w:r>
+              <w:rPr>
+                <w:rStyle w:val="VerbatimChar"/>
+              </w:rPr>
+              <w:t xml:space="preserve">checklist_date</w:t>
+            </w:r>
+            <w:r>
+              <w:t xml:space="preserve">,</w:t>
+            </w:r>
+            <w:r>
+              <w:t xml:space="preserve"> </w:t>
+            </w:r>
+            <w:r>
+              <w:rPr>
+                <w:rStyle w:val="VerbatimChar"/>
+              </w:rPr>
+              <w:t xml:space="preserve">source_document</w:t>
+            </w:r>
+            <w:r>
+              <w:t xml:space="preserve">,</w:t>
+            </w:r>
+            <w:r>
+              <w:t xml:space="preserve"> </w:t>
+            </w:r>
+            <w:r>
+              <w:rPr>
+                <w:rStyle w:val="VerbatimChar"/>
+              </w:rPr>
+              <w:t xml:space="preserve">source_file</w:t>
+            </w:r>
+            <w:r>
+              <w:t xml:space="preserve">,</w:t>
+            </w:r>
+            <w:r>
+              <w:t xml:space="preserve"> </w:t>
+            </w:r>
+            <w:r>
+              <w:rPr>
+                <w:rStyle w:val="VerbatimChar"/>
+              </w:rPr>
+              <w:t xml:space="preserve">source_sha256</w:t>
+            </w:r>
+          </w:p>
+        </w:tc>
+        <w:tc>
+          <w:tcPr/>
+          <w:p>
+            <w:pPr>
+              <w:pStyle w:val="Compact"/>
+            </w:pPr>
+            <w:r>
+              <w:t xml:space="preserve">Which document that revision was transcribed from, and its SHA-256 hash.</w:t>
+            </w:r>
+          </w:p>
+        </w:tc>
+      </w:tr>
+      <w:tr>
+        <w:trPr>
+          <w:cantSplit/>
+        </w:trPr>
+        <w:tc>
+          <w:tcPr/>
+          <w:p>
+            <w:pPr>
+              <w:pStyle w:val="Compact"/>
+            </w:pPr>
+            <w:r>
+              <w:rPr>
+                <w:rStyle w:val="VerbatimChar"/>
+              </w:rPr>
+              <w:t xml:space="preserve">--checklist</w:t>
+            </w:r>
+            <w:r>
+              <w:t xml:space="preserve"> </w:t>
+            </w:r>
+            <w:r>
+              <w:t xml:space="preserve">/</w:t>
+            </w:r>
+            <w:r>
+              <w:t xml:space="preserve"> </w:t>
+            </w:r>
+            <w:r>
+              <w:rPr>
+                <w:rStyle w:val="VerbatimChar"/>
+              </w:rPr>
+              <w:t xml:space="preserve">-c &lt;file&gt;</w:t>
+            </w:r>
+            <w:r>
+              <w:t xml:space="preserve"> </w:t>
+            </w:r>
+            <w:r>
+              <w:t xml:space="preserve">on</w:t>
+            </w:r>
+            <w:r>
+              <w:t xml:space="preserve"> </w:t>
+            </w:r>
+            <w:r>
+              <w:rPr>
+                <w:rStyle w:val="VerbatimChar"/>
+              </w:rPr>
+              <w:t xml:space="preserve">assess</w:t>
+            </w:r>
+            <w:r>
+              <w:t xml:space="preserve">,</w:t>
+            </w:r>
+            <w:r>
+              <w:t xml:space="preserve"> </w:t>
+            </w:r>
+            <w:r>
+              <w:rPr>
+                <w:rStyle w:val="VerbatimChar"/>
+              </w:rPr>
+              <w:t xml:space="preserve">run</w:t>
+            </w:r>
+            <w:r>
+              <w:t xml:space="preserve"> </w:t>
+            </w:r>
+            <w:r>
+              <w:t xml:space="preserve">and</w:t>
+            </w:r>
+            <w:r>
+              <w:t xml:space="preserve"> </w:t>
+            </w:r>
+            <w:r>
+              <w:rPr>
+                <w:rStyle w:val="VerbatimChar"/>
+              </w:rPr>
+              <w:t xml:space="preserve">points</w:t>
+            </w:r>
+          </w:p>
+        </w:tc>
+        <w:tc>
+          <w:tcPr/>
+          <w:p>
+            <w:pPr>
+              <w:pStyle w:val="Compact"/>
+            </w:pPr>
+            <w:r>
+              <w:t xml:space="preserve">A different revision for a single run, without changing the default.</w:t>
+            </w:r>
+          </w:p>
+        </w:tc>
+      </w:tr>
+    </w:tbl>
+    <w:p>
+      <w:pPr>
+        <w:pStyle w:val="BodyText"/>
+      </w:pPr>
+      <w:r>
+        <w:t xml:space="preserve">When the originating document changes, you therefore add a new file for the new</w:t>
+      </w:r>
+      <w:r>
+        <w:t xml:space="preserve"> </w:t>
+      </w:r>
+      <w:r>
+        <w:t xml:space="preserve">revision and point the default at it.</w:t>
+      </w:r>
+      <w:r>
+        <w:t xml:space="preserve"> </w:t>
+      </w:r>
+      <w:r>
+        <w:rPr>
+          <w:rStyle w:val="VerbatimChar"/>
+        </w:rPr>
+        <w:t xml:space="preserve">v3.0.yaml</w:t>
+      </w:r>
+      <w:r>
+        <w:t xml:space="preserve"> </w:t>
+      </w:r>
+      <w:r>
+        <w:t xml:space="preserve">is never edited: the</w:t>
+      </w:r>
+      <w:r>
+        <w:t xml:space="preserve"> </w:t>
+      </w:r>
+      <w:r>
+        <w:t xml:space="preserve">published reports name the file they were produced from.</w:t>
+      </w:r>
+    </w:p>
+    <w:p>
+      <w:pPr>
+        <w:pStyle w:val="BodyText"/>
+      </w:pPr>
+      <w:r>
+        <w:t xml:space="preserve">The example assumes a v3.1 dated 15 October 2026. Use the real version, date</w:t>
+      </w:r>
+      <w:r>
+        <w:t xml:space="preserve"> </w:t>
+      </w:r>
+      <w:r>
+        <w:t xml:space="preserve">and filenames.</w:t>
+      </w:r>
+    </w:p>
+    <w:p>
+      <w:pPr>
+        <w:pStyle w:val="BodyText"/>
+      </w:pPr>
+      <w:r>
+        <w:rPr>
+          <w:b/>
+          <w:bCs/>
+        </w:rPr>
+        <w:t xml:space="preserve">Step 1: commit the new document next to the old one.</w:t>
+      </w:r>
+    </w:p>
+    <w:p>
+      <w:pPr>
+        <w:pStyle w:val="SourceCode"/>
+      </w:pPr>
+      <w:r>
+        <w:rPr>
+          <w:rStyle w:val="FunctionTok"/>
+        </w:rPr>
+        <w:t xml:space="preserve">cp</w:t>
+      </w:r>
+      <w:r>
+        <w:rPr>
+          <w:rStyle w:val="NormalTok"/>
+        </w:rPr>
+        <w:t xml:space="preserve"> ~/Downloads/20261015_Node_Landing_Page_Verification_Checklist_v3.1.pdf checklist/</w:t>
+      </w:r>
+      <w:r>
+        <w:br/>
+      </w:r>
+      <w:r>
+        <w:rPr>
+          <w:rStyle w:val="FunctionTok"/>
+        </w:rPr>
+        <w:t xml:space="preserve">sha256sum</w:t>
+      </w:r>
+      <w:r>
+        <w:rPr>
+          <w:rStyle w:val="NormalTok"/>
+        </w:rPr>
+        <w:t xml:space="preserve"> checklist/20261015_Node_Landing_Page_Verification_Checklist_v3.1.pdf</w:t>
+      </w:r>
+      <w:r>
+        <w:br/>
+      </w:r>
+      <w:r>
+        <w:rPr>
+          <w:rStyle w:val="CommentTok"/>
+        </w:rPr>
+        <w:t xml:space="preserve"># on macOS: shasum -a 256 checklist/20261015_Node_Landing_Page_Verification_Checklist_v3.1.pdf</w:t>
+      </w:r>
+    </w:p>
+    <w:p>
+      <w:pPr>
+        <w:pStyle w:val="FirstParagraph"/>
+      </w:pPr>
+      <w:r>
+        <w:t xml:space="preserve">The committed v3.0 file is a PDF rendering of the circulated</w:t>
+      </w:r>
+      <w:r>
+        <w:t xml:space="preserve"> </w:t>
+      </w:r>
+      <w:r>
+        <w:rPr>
+          <w:rStyle w:val="VerbatimChar"/>
+        </w:rPr>
+        <w:t xml:space="preserve">.docx</w:t>
+      </w:r>
+      <w:r>
+        <w:t xml:space="preserve">. Commit</w:t>
+      </w:r>
+      <w:r>
+        <w:t xml:space="preserve"> </w:t>
+      </w:r>
+      <w:r>
+        <w:t xml:space="preserve">the</w:t>
+      </w:r>
+      <w:r>
+        <w:t xml:space="preserve"> </w:t>
+      </w:r>
+      <w:r>
+        <w:rPr>
+          <w:rStyle w:val="VerbatimChar"/>
+        </w:rPr>
+        <w:t xml:space="preserve">.docx</w:t>
+      </w:r>
+      <w:r>
+        <w:t xml:space="preserve"> </w:t>
+      </w:r>
+      <w:r>
+        <w:t xml:space="preserve">itself if you prefer:</w:t>
+      </w:r>
+      <w:r>
+        <w:t xml:space="preserve"> </w:t>
+      </w:r>
+      <w:r>
+        <w:rPr>
+          <w:rStyle w:val="VerbatimChar"/>
+        </w:rPr>
+        <w:t xml:space="preserve">source_file</w:t>
+      </w:r>
+      <w:r>
+        <w:t xml:space="preserve"> </w:t>
+      </w:r>
+      <w:r>
+        <w:t xml:space="preserve">may name either.</w:t>
+      </w:r>
+    </w:p>
+    <w:p>
+      <w:pPr>
+        <w:pStyle w:val="BodyText"/>
+      </w:pPr>
+      <w:r>
+        <w:rPr>
+          <w:b/>
+          <w:bCs/>
+        </w:rPr>
+        <w:t xml:space="preserve">Step 2: create the new revision's file from the old one.</w:t>
+      </w:r>
+    </w:p>
+    <w:p>
+      <w:pPr>
+        <w:pStyle w:val="SourceCode"/>
+      </w:pPr>
+      <w:r>
+        <w:rPr>
+          <w:rStyle w:val="FunctionTok"/>
+        </w:rPr>
+        <w:t xml:space="preserve">cp</w:t>
+      </w:r>
+      <w:r>
+        <w:rPr>
+          <w:rStyle w:val="NormalTok"/>
+        </w:rPr>
+        <w:t xml:space="preserve"> checklist/v3.0.yaml checklist/v3.1.yaml</w:t>
+      </w:r>
+    </w:p>
+    <w:p>
+      <w:pPr>
+        <w:pStyle w:val="FirstParagraph"/>
+      </w:pPr>
+      <w:r>
+        <w:t xml:space="preserve">In</w:t>
+      </w:r>
+      <w:r>
+        <w:t xml:space="preserve"> </w:t>
+      </w:r>
+      <w:r>
+        <w:rPr>
+          <w:rStyle w:val="VerbatimChar"/>
+        </w:rPr>
+        <w:t xml:space="preserve">checklist/v3.1.yaml</w:t>
+      </w:r>
+      <w:r>
+        <w:t xml:space="preserve">, change the header:</w:t>
+      </w:r>
+    </w:p>
+    <w:p>
+      <w:pPr>
+        <w:pStyle w:val="SourceCode"/>
+      </w:pPr>
+      <w:r>
+        <w:rPr>
+          <w:rStyle w:val="FunctionTok"/>
+        </w:rPr>
+        <w:t xml:space="preserve">checklist_version</w:t>
+      </w:r>
+      <w:r>
+        <w:rPr>
+          <w:rStyle w:val="KeywordTok"/>
+        </w:rPr>
+        <w:t xml:space="preserve">:</w:t>
+      </w:r>
+      <w:r>
+        <w:rPr>
+          <w:rStyle w:val="AttributeTok"/>
+        </w:rPr>
+        <w:t xml:space="preserve"> </w:t>
+      </w:r>
+      <w:r>
+        <w:rPr>
+          <w:rStyle w:val="StringTok"/>
+        </w:rPr>
+        <w:t xml:space="preserve">"3.1"</w:t>
+      </w:r>
+      <w:r>
+        <w:br/>
+      </w:r>
+      <w:r>
+        <w:rPr>
+          <w:rStyle w:val="FunctionTok"/>
+        </w:rPr>
+        <w:t xml:space="preserve">checklist_date</w:t>
+      </w:r>
+      <w:r>
+        <w:rPr>
+          <w:rStyle w:val="KeywordTok"/>
+        </w:rPr>
+        <w:t xml:space="preserve">:</w:t>
+      </w:r>
+      <w:r>
+        <w:rPr>
+          <w:rStyle w:val="AttributeTok"/>
+        </w:rPr>
+        <w:t xml:space="preserve"> </w:t>
+      </w:r>
+      <w:r>
+        <w:rPr>
+          <w:rStyle w:val="StringTok"/>
+        </w:rPr>
+        <w:t xml:space="preserve">"2026-10-15"</w:t>
+      </w:r>
+      <w:r>
+        <w:br/>
+      </w:r>
+      <w:r>
+        <w:rPr>
+          <w:rStyle w:val="FunctionTok"/>
+        </w:rPr>
+        <w:t xml:space="preserve">source_document</w:t>
+      </w:r>
+      <w:r>
+        <w:rPr>
+          <w:rStyle w:val="KeywordTok"/>
+        </w:rPr>
+        <w:t xml:space="preserve">:</w:t>
+      </w:r>
+      <w:r>
+        <w:rPr>
+          <w:rStyle w:val="AttributeTok"/>
+        </w:rPr>
+        <w:t xml:space="preserve"> 20261015_Node_Landing_Page_Verification_Checklist_v3.1.docx</w:t>
+      </w:r>
+      <w:r>
+        <w:br/>
+      </w:r>
+      <w:r>
+        <w:rPr>
+          <w:rStyle w:val="FunctionTok"/>
+        </w:rPr>
+        <w:t xml:space="preserve">source_file</w:t>
+      </w:r>
+      <w:r>
+        <w:rPr>
+          <w:rStyle w:val="KeywordTok"/>
+        </w:rPr>
+        <w:t xml:space="preserve">:</w:t>
+      </w:r>
+      <w:r>
+        <w:rPr>
+          <w:rStyle w:val="AttributeTok"/>
+        </w:rPr>
+        <w:t xml:space="preserve"> 20261015_Node_Landing_Page_Verification_Checklist_v3.1.pdf</w:t>
+      </w:r>
+      <w:r>
+        <w:br/>
+      </w:r>
+      <w:r>
+        <w:rPr>
+          <w:rStyle w:val="FunctionTok"/>
+        </w:rPr>
+        <w:t xml:space="preserve">source_sha256</w:t>
+      </w:r>
+      <w:r>
+        <w:rPr>
+          <w:rStyle w:val="KeywordTok"/>
+        </w:rPr>
+        <w:t xml:space="preserve">:</w:t>
+      </w:r>
+      <w:r>
+        <w:rPr>
+          <w:rStyle w:val="AttributeTok"/>
+        </w:rPr>
+        <w:t xml:space="preserve"> &lt;the hash printed in step 1&gt;</w:t>
+      </w:r>
+    </w:p>
+    <w:p>
+      <w:pPr>
+        <w:pStyle w:val="FirstParagraph"/>
+      </w:pPr>
+      <w:r>
+        <w:t xml:space="preserve">The version must match the filename (</w:t>
+      </w:r>
+      <w:r>
+        <w:rPr>
+          <w:rStyle w:val="VerbatimChar"/>
+        </w:rPr>
+        <w:t xml:space="preserve">v3.1.yaml</w:t>
+      </w:r>
+      <w:r>
+        <w:t xml:space="preserve"> </w:t>
+      </w:r>
+      <w:r>
+        <w:t xml:space="preserve">declares</w:t>
+      </w:r>
+      <w:r>
+        <w:t xml:space="preserve"> </w:t>
+      </w:r>
+      <w:r>
+        <w:rPr>
+          <w:rStyle w:val="VerbatimChar"/>
+        </w:rPr>
+        <w:t xml:space="preserve">"3.1"</w:t>
+      </w:r>
+      <w:r>
+        <w:t xml:space="preserve">); a test</w:t>
+      </w:r>
+      <w:r>
+        <w:t xml:space="preserve"> </w:t>
+      </w:r>
+      <w:r>
+        <w:t xml:space="preserve">enforces this.</w:t>
+      </w:r>
+    </w:p>
+    <w:p>
+      <w:pPr>
+        <w:pStyle w:val="BodyText"/>
+      </w:pPr>
+      <w:r>
+        <w:rPr>
+          <w:b/>
+          <w:bCs/>
+        </w:rPr>
+        <w:t xml:space="preserve">Step 3: compare every point with the new document.</w:t>
+      </w:r>
+      <w:r>
+        <w:t xml:space="preserve"> </w:t>
+      </w:r>
+      <w:r>
+        <w:t xml:space="preserve">No tool can do this step</w:t>
+      </w:r>
+      <w:r>
+        <w:t xml:space="preserve"> </w:t>
+      </w:r>
+      <w:r>
+        <w:t xml:space="preserve">for you. For each point in</w:t>
+      </w:r>
+      <w:r>
+        <w:t xml:space="preserve"> </w:t>
+      </w:r>
+      <w:r>
+        <w:rPr>
+          <w:rStyle w:val="VerbatimChar"/>
+        </w:rPr>
+        <w:t xml:space="preserve">v3.1.yaml</w:t>
+      </w:r>
+      <w:r>
+        <w:t xml:space="preserve">:</w:t>
+      </w:r>
+    </w:p>
+    <w:p>
+      <w:pPr>
+        <w:pStyle w:val="Compact"/>
+        <w:numPr>
+          <w:ilvl w:val="0"/>
+          <w:numId w:val="1017"/>
+        </w:numPr>
+      </w:pPr>
+      <w:r>
+        <w:t xml:space="preserve">If the wording changed, update</w:t>
+      </w:r>
+      <w:r>
+        <w:t xml:space="preserve"> </w:t>
+      </w:r>
+      <w:r>
+        <w:rPr>
+          <w:rStyle w:val="VerbatimChar"/>
+        </w:rPr>
+        <w:t xml:space="preserve">title</w:t>
+      </w:r>
+      <w:r>
+        <w:t xml:space="preserve"> </w:t>
+      </w:r>
+      <w:r>
+        <w:t xml:space="preserve">and</w:t>
+      </w:r>
+      <w:r>
+        <w:t xml:space="preserve"> </w:t>
+      </w:r>
+      <w:r>
+        <w:rPr>
+          <w:rStyle w:val="VerbatimChar"/>
+        </w:rPr>
+        <w:t xml:space="preserve">requirement</w:t>
+      </w:r>
+      <w:r>
+        <w:t xml:space="preserve">, which are quoted</w:t>
+      </w:r>
+      <w:r>
+        <w:t xml:space="preserve"> </w:t>
+      </w:r>
+      <w:r>
+        <w:t xml:space="preserve">word for word. Then read the</w:t>
+      </w:r>
+      <w:r>
+        <w:t xml:space="preserve"> </w:t>
+      </w:r>
+      <w:r>
+        <w:rPr>
+          <w:rStyle w:val="VerbatimChar"/>
+        </w:rPr>
+        <w:t xml:space="preserve">check_*</w:t>
+      </w:r>
+      <w:r>
+        <w:t xml:space="preserve"> </w:t>
+      </w:r>
+      <w:r>
+        <w:t xml:space="preserve">function named in</w:t>
+      </w:r>
+      <w:r>
+        <w:t xml:space="preserve"> </w:t>
+      </w:r>
+      <w:r>
+        <w:rPr>
+          <w:rStyle w:val="VerbatimChar"/>
+        </w:rPr>
+        <w:t xml:space="preserve">implemented_by</w:t>
+      </w:r>
+      <w:r>
+        <w:t xml:space="preserve">, in</w:t>
+      </w:r>
+      <w:r>
+        <w:t xml:space="preserve"> </w:t>
+      </w:r>
+      <w:r>
+        <w:rPr>
+          <w:rStyle w:val="VerbatimChar"/>
+        </w:rPr>
+        <w:t xml:space="preserve">src/basic_check/checks.py</w:t>
+      </w:r>
+      <w:r>
+        <w:t xml:space="preserve">, and change it if it no longer applies the new</w:t>
+      </w:r>
+      <w:r>
+        <w:t xml:space="preserve"> </w:t>
+      </w:r>
+      <w:r>
+        <w:t xml:space="preserve">wording.</w:t>
+      </w:r>
+    </w:p>
+    <w:p>
+      <w:pPr>
+        <w:pStyle w:val="Compact"/>
+        <w:numPr>
+          <w:ilvl w:val="0"/>
+          <w:numId w:val="1017"/>
+        </w:numPr>
+      </w:pPr>
+      <w:r>
+        <w:t xml:space="preserve">If what a script can decide changed, update</w:t>
+      </w:r>
+      <w:r>
+        <w:t xml:space="preserve"> </w:t>
+      </w:r>
+      <w:r>
+        <w:rPr>
+          <w:rStyle w:val="VerbatimChar"/>
+        </w:rPr>
+        <w:t xml:space="preserve">decidable</w:t>
+      </w:r>
+      <w:r>
+        <w:t xml:space="preserve"> </w:t>
+      </w:r>
+      <w:r>
+        <w:t xml:space="preserve">and</w:t>
+      </w:r>
+      <w:r>
+        <w:t xml:space="preserve"> </w:t>
+      </w:r>
+      <w:r>
+        <w:rPr>
+          <w:rStyle w:val="VerbatimChar"/>
+        </w:rPr>
+        <w:t xml:space="preserve">decidable_note</w:t>
+      </w:r>
+      <w:r>
+        <w:t xml:space="preserve">.</w:t>
+      </w:r>
+    </w:p>
+    <w:p>
+      <w:pPr>
+        <w:pStyle w:val="Compact"/>
+        <w:numPr>
+          <w:ilvl w:val="0"/>
+          <w:numId w:val="1017"/>
+        </w:numPr>
+      </w:pPr>
+      <w:r>
+        <w:t xml:space="preserve">Where a rule changed, update that point's decision procedure in section 5, so</w:t>
+      </w:r>
+      <w:r>
+        <w:t xml:space="preserve"> </w:t>
+      </w:r>
+      <w:r>
+        <w:t xml:space="preserve">the written procedure and the code still describe the same rule.</w:t>
+      </w:r>
+    </w:p>
+    <w:p>
+      <w:pPr>
+        <w:pStyle w:val="Compact"/>
+        <w:numPr>
+          <w:ilvl w:val="0"/>
+          <w:numId w:val="1017"/>
+        </w:numPr>
+      </w:pPr>
+      <w:r>
+        <w:t xml:space="preserve">If a point was</w:t>
+      </w:r>
+      <w:r>
+        <w:t xml:space="preserve"> </w:t>
+      </w:r>
+      <w:r>
+        <w:rPr>
+          <w:b/>
+          <w:bCs/>
+        </w:rPr>
+        <w:t xml:space="preserve">added</w:t>
+      </w:r>
+      <w:r>
+        <w:t xml:space="preserve">, write a new</w:t>
+      </w:r>
+      <w:r>
+        <w:t xml:space="preserve"> </w:t>
+      </w:r>
+      <w:r>
+        <w:rPr>
+          <w:rStyle w:val="VerbatimChar"/>
+        </w:rPr>
+        <w:t xml:space="preserve">check_&lt;id&gt;</w:t>
+      </w:r>
+      <w:r>
+        <w:t xml:space="preserve"> </w:t>
+      </w:r>
+      <w:r>
+        <w:t xml:space="preserve">function in</w:t>
+      </w:r>
+      <w:r>
+        <w:t xml:space="preserve"> </w:t>
+      </w:r>
+      <w:r>
+        <w:rPr>
+          <w:rStyle w:val="VerbatimChar"/>
+        </w:rPr>
+        <w:t xml:space="preserve">checks.py</w:t>
+      </w:r>
+      <w:r>
+        <w:t xml:space="preserve">,</w:t>
+      </w:r>
+      <w:r>
+        <w:t xml:space="preserve"> </w:t>
+      </w:r>
+      <w:r>
+        <w:t xml:space="preserve">call it from</w:t>
+      </w:r>
+      <w:r>
+        <w:t xml:space="preserve"> </w:t>
+      </w:r>
+      <w:r>
+        <w:rPr>
+          <w:rStyle w:val="VerbatimChar"/>
+        </w:rPr>
+        <w:t xml:space="preserve">run_all()</w:t>
+      </w:r>
+      <w:r>
+        <w:t xml:space="preserve"> </w:t>
+      </w:r>
+      <w:r>
+        <w:t xml:space="preserve">in checklist order, name it in the point's</w:t>
+      </w:r>
+      <w:r>
+        <w:t xml:space="preserve"> </w:t>
+      </w:r>
+      <w:r>
+        <w:rPr>
+          <w:rStyle w:val="VerbatimChar"/>
+        </w:rPr>
+        <w:t xml:space="preserve">implemented_by</w:t>
+      </w:r>
+      <w:r>
+        <w:t xml:space="preserve">, and add tests for it to</w:t>
+      </w:r>
+      <w:r>
+        <w:t xml:space="preserve"> </w:t>
+      </w:r>
+      <w:r>
+        <w:rPr>
+          <w:rStyle w:val="VerbatimChar"/>
+        </w:rPr>
+        <w:t xml:space="preserve">tests/test_checks.py</w:t>
+      </w:r>
+      <w:r>
+        <w:t xml:space="preserve">.</w:t>
+      </w:r>
+    </w:p>
+    <w:p>
+      <w:pPr>
+        <w:pStyle w:val="Compact"/>
+        <w:numPr>
+          <w:ilvl w:val="0"/>
+          <w:numId w:val="1017"/>
+        </w:numPr>
+      </w:pPr>
+      <w:r>
+        <w:t xml:space="preserve">If a point was</w:t>
+      </w:r>
+      <w:r>
+        <w:t xml:space="preserve"> </w:t>
+      </w:r>
+      <w:r>
+        <w:rPr>
+          <w:b/>
+          <w:bCs/>
+        </w:rPr>
+        <w:t xml:space="preserve">removed</w:t>
+      </w:r>
+      <w:r>
+        <w:t xml:space="preserve">, delete its entry, its function and its tests.</w:t>
+      </w:r>
+    </w:p>
+    <w:p>
+      <w:pPr>
+        <w:pStyle w:val="FirstParagraph"/>
+      </w:pPr>
+      <w:r>
+        <w:rPr>
+          <w:b/>
+          <w:bCs/>
+        </w:rPr>
+        <w:t xml:space="preserve">Step 4: try the new revision offline, before switching.</w:t>
+      </w:r>
+      <w:r>
+        <w:t xml:space="preserve"> </w:t>
+      </w:r>
+      <w:r>
+        <w:rPr>
+          <w:rStyle w:val="VerbatimChar"/>
+        </w:rPr>
+        <w:t xml:space="preserve">-c</w:t>
+      </w:r>
+      <w:r>
+        <w:t xml:space="preserve"> </w:t>
+      </w:r>
+      <w:r>
+        <w:t xml:space="preserve">applies it to</w:t>
+      </w:r>
+      <w:r>
+        <w:t xml:space="preserve"> </w:t>
+      </w:r>
+      <w:r>
+        <w:t xml:space="preserve">one run only. Re-scoring saved evidence contacts no one:</w:t>
+      </w:r>
+    </w:p>
+    <w:p>
+      <w:pPr>
+        <w:pStyle w:val="SourceCode"/>
+      </w:pPr>
+      <w:r>
+        <w:rPr>
+          <w:rStyle w:val="ExtensionTok"/>
+        </w:rPr>
+        <w:t xml:space="preserve">uv</w:t>
+      </w:r>
+      <w:r>
+        <w:rPr>
+          <w:rStyle w:val="NormalTok"/>
+        </w:rPr>
+        <w:t xml:space="preserve"> run basic-check points </w:t>
+      </w:r>
+      <w:r>
+        <w:rPr>
+          <w:rStyle w:val="AttributeTok"/>
+        </w:rPr>
+        <w:t xml:space="preserve">-c</w:t>
+      </w:r>
+      <w:r>
+        <w:rPr>
+          <w:rStyle w:val="NormalTok"/>
+        </w:rPr>
+        <w:t xml:space="preserve"> checklist/v3.1.yaml</w:t>
+      </w:r>
+      <w:r>
+        <w:br/>
+      </w:r>
+      <w:r>
+        <w:rPr>
+          <w:rStyle w:val="FunctionTok"/>
+        </w:rPr>
+        <w:t xml:space="preserve">mkdir</w:t>
+      </w:r>
+      <w:r>
+        <w:rPr>
+          <w:rStyle w:val="NormalTok"/>
+        </w:rPr>
+        <w:t xml:space="preserve"> </w:t>
+      </w:r>
+      <w:r>
+        <w:rPr>
+          <w:rStyle w:val="AttributeTok"/>
+        </w:rPr>
+        <w:t xml:space="preserve">-p</w:t>
+      </w:r>
+      <w:r>
+        <w:rPr>
+          <w:rStyle w:val="NormalTok"/>
+        </w:rPr>
+        <w:t xml:space="preserve"> /tmp/v31 </w:t>
+      </w:r>
+      <w:r>
+        <w:rPr>
+          <w:rStyle w:val="KeywordTok"/>
+        </w:rPr>
+        <w:t xml:space="preserve">&amp;&amp;</w:t>
+      </w:r>
+      <w:r>
+        <w:rPr>
+          <w:rStyle w:val="NormalTok"/>
+        </w:rPr>
+        <w:t xml:space="preserve"> </w:t>
+      </w:r>
+      <w:r>
+        <w:rPr>
+          <w:rStyle w:val="FunctionTok"/>
+        </w:rPr>
+        <w:t xml:space="preserve">cp</w:t>
+      </w:r>
+      <w:r>
+        <w:rPr>
+          <w:rStyle w:val="NormalTok"/>
+        </w:rPr>
+        <w:t xml:space="preserve"> </w:t>
+      </w:r>
+      <w:r>
+        <w:rPr>
+          <w:rStyle w:val="AttributeTok"/>
+        </w:rPr>
+        <w:t xml:space="preserve">-r</w:t>
+      </w:r>
+      <w:r>
+        <w:rPr>
+          <w:rStyle w:val="NormalTok"/>
+        </w:rPr>
+        <w:t xml:space="preserve"> results/evidence /tmp/v31/</w:t>
+      </w:r>
+      <w:r>
+        <w:br/>
+      </w:r>
+      <w:r>
+        <w:rPr>
+          <w:rStyle w:val="FunctionTok"/>
+        </w:rPr>
+        <w:t xml:space="preserve">git</w:t>
+      </w:r>
+      <w:r>
+        <w:rPr>
+          <w:rStyle w:val="NormalTok"/>
+        </w:rPr>
+        <w:t xml:space="preserve"> show 53081f6:nodes.yaml </w:t>
+      </w:r>
+      <w:r>
+        <w:rPr>
+          <w:rStyle w:val="OperatorTok"/>
+        </w:rPr>
+        <w:t xml:space="preserve">&gt;</w:t>
+      </w:r>
+      <w:r>
+        <w:rPr>
+          <w:rStyle w:val="NormalTok"/>
+        </w:rPr>
+        <w:t xml:space="preserve"> /tmp/nodes-2026-09-24.yaml</w:t>
+      </w:r>
+      <w:r>
+        <w:br/>
+      </w:r>
+      <w:r>
+        <w:rPr>
+          <w:rStyle w:val="ExtensionTok"/>
+        </w:rPr>
+        <w:t xml:space="preserve">uv</w:t>
+      </w:r>
+      <w:r>
+        <w:rPr>
+          <w:rStyle w:val="NormalTok"/>
+        </w:rPr>
+        <w:t xml:space="preserve"> run basic-check assess </w:t>
+      </w:r>
+      <w:r>
+        <w:rPr>
+          <w:rStyle w:val="AttributeTok"/>
+        </w:rPr>
+        <w:t xml:space="preserve">-c</w:t>
+      </w:r>
+      <w:r>
+        <w:rPr>
+          <w:rStyle w:val="NormalTok"/>
+        </w:rPr>
+        <w:t xml:space="preserve"> checklist/v3.1.yaml </w:t>
+      </w:r>
+      <w:r>
+        <w:rPr>
+          <w:rStyle w:val="AttributeTok"/>
+        </w:rPr>
+        <w:t xml:space="preserve">--results</w:t>
+      </w:r>
+      <w:r>
+        <w:rPr>
+          <w:rStyle w:val="NormalTok"/>
+        </w:rPr>
+        <w:t xml:space="preserve"> /tmp/v31 </w:t>
+      </w:r>
+      <w:r>
+        <w:rPr>
+          <w:rStyle w:val="DataTypeTok"/>
+        </w:rPr>
+        <w:t xml:space="preserve">\</w:t>
+      </w:r>
+      <w:r>
+        <w:br/>
+      </w:r>
+      <w:r>
+        <w:rPr>
+          <w:rStyle w:val="NormalTok"/>
+        </w:rPr>
+        <w:t xml:space="preserve">    </w:t>
+      </w:r>
+      <w:r>
+        <w:rPr>
+          <w:rStyle w:val="AttributeTok"/>
+        </w:rPr>
+        <w:t xml:space="preserve">--nodes</w:t>
+      </w:r>
+      <w:r>
+        <w:rPr>
+          <w:rStyle w:val="NormalTok"/>
+        </w:rPr>
+        <w:t xml:space="preserve"> /tmp/nodes-2026-09-24.yaml </w:t>
+      </w:r>
+      <w:r>
+        <w:rPr>
+          <w:rStyle w:val="AttributeTok"/>
+        </w:rPr>
+        <w:t xml:space="preserve">--skip</w:t>
+      </w:r>
+      <w:r>
+        <w:rPr>
+          <w:rStyle w:val="NormalTok"/>
+        </w:rPr>
+        <w:t xml:space="preserve"> Italy </w:t>
+      </w:r>
+      <w:r>
+        <w:rPr>
+          <w:rStyle w:val="AttributeTok"/>
+        </w:rPr>
+        <w:t xml:space="preserve">--run</w:t>
+      </w:r>
+      <w:r>
+        <w:rPr>
+          <w:rStyle w:val="NormalTok"/>
+        </w:rPr>
+        <w:t xml:space="preserve"> trial-v3.1</w:t>
+      </w:r>
+    </w:p>
+    <w:p>
+      <w:pPr>
+        <w:pStyle w:val="FirstParagraph"/>
+      </w:pPr>
+      <w:r>
+        <w:t xml:space="preserve">Compare</w:t>
+      </w:r>
+      <w:r>
+        <w:t xml:space="preserve"> </w:t>
+      </w:r>
+      <w:r>
+        <w:rPr>
+          <w:rStyle w:val="VerbatimChar"/>
+        </w:rPr>
+        <w:t xml:space="preserve">/tmp/v31/results.md</w:t>
+      </w:r>
+      <w:r>
+        <w:t xml:space="preserve"> </w:t>
+      </w:r>
+      <w:r>
+        <w:t xml:space="preserve">with</w:t>
+      </w:r>
+      <w:r>
+        <w:t xml:space="preserve"> </w:t>
+      </w:r>
+      <w:r>
+        <w:rPr>
+          <w:rStyle w:val="VerbatimChar"/>
+        </w:rPr>
+        <w:t xml:space="preserve">results/results.md</w:t>
+      </w:r>
+      <w:r>
+        <w:t xml:space="preserve">. Any difference comes</w:t>
+      </w:r>
+      <w:r>
+        <w:t xml:space="preserve"> </w:t>
+      </w:r>
+      <w:r>
+        <w:t xml:space="preserve">from the new rules alone, since the evidence is the same.</w:t>
+      </w:r>
+    </w:p>
+    <w:p>
+      <w:pPr>
+        <w:pStyle w:val="BodyText"/>
+      </w:pPr>
+      <w:r>
+        <w:rPr>
+          <w:b/>
+          <w:bCs/>
+        </w:rPr>
+        <w:t xml:space="preserve">Step 5: make it the default, and run the tests.</w:t>
+      </w:r>
+      <w:r>
+        <w:t xml:space="preserve"> </w:t>
+      </w:r>
+      <w:r>
+        <w:t xml:space="preserve">In</w:t>
+      </w:r>
+      <w:r>
+        <w:t xml:space="preserve"> </w:t>
+      </w:r>
+      <w:r>
+        <w:rPr>
+          <w:rStyle w:val="VerbatimChar"/>
+        </w:rPr>
+        <w:t xml:space="preserve">src/basic_check/cli.py</w:t>
+      </w:r>
+      <w:r>
+        <w:t xml:space="preserve">:</w:t>
+      </w:r>
+    </w:p>
+    <w:p>
+      <w:pPr>
+        <w:pStyle w:val="SourceCode"/>
+      </w:pPr>
+      <w:r>
+        <w:rPr>
+          <w:rStyle w:val="NormalTok"/>
+        </w:rPr>
+        <w:t xml:space="preserve">DEFAULT_CHECKLIST </w:t>
+      </w:r>
+      <w:r>
+        <w:rPr>
+          <w:rStyle w:val="OperatorTok"/>
+        </w:rPr>
+        <w:t xml:space="preserve">=</w:t>
+      </w:r>
+      <w:r>
+        <w:rPr>
+          <w:rStyle w:val="NormalTok"/>
+        </w:rPr>
+        <w:t xml:space="preserve"> ROOT </w:t>
+      </w:r>
+      <w:r>
+        <w:rPr>
+          <w:rStyle w:val="OperatorTok"/>
+        </w:rPr>
+        <w:t xml:space="preserve">/</w:t>
+      </w:r>
+      <w:r>
+        <w:rPr>
+          <w:rStyle w:val="NormalTok"/>
+        </w:rPr>
+        <w:t xml:space="preserve"> </w:t>
+      </w:r>
+      <w:r>
+        <w:rPr>
+          <w:rStyle w:val="StringTok"/>
+        </w:rPr>
+        <w:t xml:space="preserve">"checklist"</w:t>
+      </w:r>
+      <w:r>
+        <w:rPr>
+          <w:rStyle w:val="NormalTok"/>
+        </w:rPr>
+        <w:t xml:space="preserve"> </w:t>
+      </w:r>
+      <w:r>
+        <w:rPr>
+          <w:rStyle w:val="OperatorTok"/>
+        </w:rPr>
+        <w:t xml:space="preserve">/</w:t>
+      </w:r>
+      <w:r>
+        <w:rPr>
+          <w:rStyle w:val="NormalTok"/>
+        </w:rPr>
+        <w:t xml:space="preserve"> </w:t>
+      </w:r>
+      <w:r>
+        <w:rPr>
+          <w:rStyle w:val="StringTok"/>
+        </w:rPr>
+        <w:t xml:space="preserve">"v3.1.yaml"</w:t>
+      </w:r>
+    </w:p>
+    <w:p>
+      <w:pPr>
+        <w:pStyle w:val="SourceCode"/>
+      </w:pPr>
+      <w:r>
+        <w:rPr>
+          <w:rStyle w:val="ExtensionTok"/>
+        </w:rPr>
+        <w:t xml:space="preserve">uv</w:t>
+      </w:r>
+      <w:r>
+        <w:rPr>
+          <w:rStyle w:val="NormalTok"/>
+        </w:rPr>
+        <w:t xml:space="preserve"> run pytest </w:t>
+      </w:r>
+      <w:r>
+        <w:rPr>
+          <w:rStyle w:val="AttributeTok"/>
+        </w:rPr>
+        <w:t xml:space="preserve">-q</w:t>
+      </w:r>
+      <w:r>
+        <w:br/>
+      </w:r>
+      <w:r>
+        <w:rPr>
+          <w:rStyle w:val="ExtensionTok"/>
+        </w:rPr>
+        <w:t xml:space="preserve">uv</w:t>
+      </w:r>
+      <w:r>
+        <w:rPr>
+          <w:rStyle w:val="NormalTok"/>
+        </w:rPr>
+        <w:t xml:space="preserve"> run basic-check </w:t>
+      </w:r>
+      <w:r>
+        <w:rPr>
+          <w:rStyle w:val="AttributeTok"/>
+        </w:rPr>
+        <w:t xml:space="preserve">--help</w:t>
+      </w:r>
+      <w:r>
+        <w:rPr>
+          <w:rStyle w:val="NormalTok"/>
+        </w:rPr>
+        <w:t xml:space="preserve">     </w:t>
+      </w:r>
+      <w:r>
+        <w:rPr>
+          <w:rStyle w:val="CommentTok"/>
+        </w:rPr>
+        <w:t xml:space="preserve"># now says "against checklist v3.1"</w:t>
+      </w:r>
+    </w:p>
+    <w:p>
+      <w:pPr>
+        <w:pStyle w:val="FirstParagraph"/>
+      </w:pPr>
+      <w:r>
+        <w:t xml:space="preserve">The tests check the new file's hash, that its version matches its filename,</w:t>
+      </w:r>
+      <w:r>
+        <w:t xml:space="preserve"> </w:t>
+      </w:r>
+      <w:r>
+        <w:t xml:space="preserve">and that every point maps to exactly one</w:t>
+      </w:r>
+      <w:r>
+        <w:t xml:space="preserve"> </w:t>
+      </w:r>
+      <w:r>
+        <w:rPr>
+          <w:rStyle w:val="VerbatimChar"/>
+        </w:rPr>
+        <w:t xml:space="preserve">check_*</w:t>
+      </w:r>
+      <w:r>
+        <w:t xml:space="preserve"> </w:t>
+      </w:r>
+      <w:r>
+        <w:t xml:space="preserve">function and every function</w:t>
+      </w:r>
+      <w:r>
+        <w:t xml:space="preserve"> </w:t>
+      </w:r>
+      <w:r>
+        <w:t xml:space="preserve">to one point. They also check that</w:t>
+      </w:r>
+      <w:r>
+        <w:t xml:space="preserve"> </w:t>
+      </w:r>
+      <w:r>
+        <w:rPr>
+          <w:rStyle w:val="VerbatimChar"/>
+        </w:rPr>
+        <w:t xml:space="preserve">v3.0.yaml</w:t>
+      </w:r>
+      <w:r>
+        <w:t xml:space="preserve"> </w:t>
+      </w:r>
+      <w:r>
+        <w:t xml:space="preserve">and its document are still</w:t>
+      </w:r>
+      <w:r>
+        <w:t xml:space="preserve"> </w:t>
+      </w:r>
+      <w:r>
+        <w:t xml:space="preserve">intact, so older runs can still be rebuilt with</w:t>
+      </w:r>
+      <w:r>
+        <w:t xml:space="preserve"> </w:t>
+      </w:r>
+      <w:r>
+        <w:rPr>
+          <w:rStyle w:val="VerbatimChar"/>
+        </w:rPr>
+        <w:t xml:space="preserve">-c checklist/v3.0.yaml</w:t>
+      </w:r>
+      <w:r>
+        <w:t xml:space="preserve">. What</w:t>
+      </w:r>
+      <w:r>
+        <w:t xml:space="preserve"> </w:t>
+      </w:r>
+      <w:r>
+        <w:t xml:space="preserve">they cannot check is whether a rule is right: that is step 3.</w:t>
+      </w:r>
+    </w:p>
+    <w:p>
+      <w:pPr>
+        <w:pStyle w:val="BodyText"/>
+      </w:pPr>
+      <w:r>
+        <w:rPr>
+          <w:b/>
+          <w:bCs/>
+        </w:rPr>
+        <w:t xml:space="preserve">Step 6: produce and publish the results.</w:t>
+      </w:r>
+      <w:r>
+        <w:t xml:space="preserve"> </w:t>
+      </w:r>
+      <w:r>
+        <w:t xml:space="preserve">The default revision is now</w:t>
+      </w:r>
+      <w:r>
+        <w:t xml:space="preserve"> </w:t>
+      </w:r>
+      <w:r>
+        <w:t xml:space="preserve">v3.1, so no</w:t>
+      </w:r>
+      <w:r>
+        <w:t xml:space="preserve"> </w:t>
+      </w:r>
+      <w:r>
+        <w:rPr>
+          <w:rStyle w:val="VerbatimChar"/>
+        </w:rPr>
+        <w:t xml:space="preserve">-c</w:t>
+      </w:r>
+      <w:r>
+        <w:t xml:space="preserve"> </w:t>
+      </w:r>
+      <w:r>
+        <w:t xml:space="preserve">is needed. Choose between the same two paths as in example 1:</w:t>
+      </w:r>
+    </w:p>
+    <w:p>
+      <w:pPr>
+        <w:pStyle w:val="SourceCode"/>
+      </w:pPr>
+      <w:r>
+        <w:rPr>
+          <w:rStyle w:val="CommentTok"/>
+        </w:rPr>
+        <w:t xml:space="preserve"># fresh evidence from every node:</w:t>
+      </w:r>
+      <w:r>
+        <w:br/>
+      </w:r>
+      <w:r>
+        <w:rPr>
+          <w:rStyle w:val="ExtensionTok"/>
+        </w:rPr>
+        <w:t xml:space="preserve">uv</w:t>
+      </w:r>
+      <w:r>
+        <w:rPr>
+          <w:rStyle w:val="NormalTok"/>
+        </w:rPr>
+        <w:t xml:space="preserve"> run basic-check run </w:t>
+      </w:r>
+      <w:r>
+        <w:rPr>
+          <w:rStyle w:val="AttributeTok"/>
+        </w:rPr>
+        <w:t xml:space="preserve">--skip</w:t>
+      </w:r>
+      <w:r>
+        <w:rPr>
+          <w:rStyle w:val="NormalTok"/>
+        </w:rPr>
+        <w:t xml:space="preserve"> Italy </w:t>
+      </w:r>
+      <w:r>
+        <w:rPr>
+          <w:rStyle w:val="AttributeTok"/>
+        </w:rPr>
+        <w:t xml:space="preserve">--results</w:t>
+      </w:r>
+      <w:r>
+        <w:rPr>
+          <w:rStyle w:val="NormalTok"/>
+        </w:rPr>
+        <w:t xml:space="preserve"> /tmp/new-run </w:t>
+      </w:r>
+      <w:r>
+        <w:rPr>
+          <w:rStyle w:val="AttributeTok"/>
+        </w:rPr>
+        <w:t xml:space="preserve">--run</w:t>
+      </w:r>
+      <w:r>
+        <w:rPr>
+          <w:rStyle w:val="NormalTok"/>
+        </w:rPr>
+        <w:t xml:space="preserve"> live-2026-10-20-v3.1</w:t>
+      </w:r>
+      <w:r>
+        <w:br/>
+      </w:r>
+      <w:r>
+        <w:rPr>
+          <w:rStyle w:val="CommentTok"/>
+        </w:rPr>
+        <w:t xml:space="preserve"># review, then:</w:t>
+      </w:r>
+      <w:r>
+        <w:br/>
+      </w:r>
+      <w:r>
+        <w:rPr>
+          <w:rStyle w:val="FunctionTok"/>
+        </w:rPr>
+        <w:t xml:space="preserve">rm</w:t>
+      </w:r>
+      <w:r>
+        <w:rPr>
+          <w:rStyle w:val="NormalTok"/>
+        </w:rPr>
+        <w:t xml:space="preserve"> </w:t>
+      </w:r>
+      <w:r>
+        <w:rPr>
+          <w:rStyle w:val="AttributeTok"/>
+        </w:rPr>
+        <w:t xml:space="preserve">-rf</w:t>
+      </w:r>
+      <w:r>
+        <w:rPr>
+          <w:rStyle w:val="NormalTok"/>
+        </w:rPr>
+        <w:t xml:space="preserve"> results/evidence </w:t>
+      </w:r>
+      <w:r>
+        <w:rPr>
+          <w:rStyle w:val="KeywordTok"/>
+        </w:rPr>
+        <w:t xml:space="preserve">&amp;&amp;</w:t>
+      </w:r>
+      <w:r>
+        <w:rPr>
+          <w:rStyle w:val="NormalTok"/>
+        </w:rPr>
+        <w:t xml:space="preserve"> </w:t>
+      </w:r>
+      <w:r>
+        <w:rPr>
+          <w:rStyle w:val="FunctionTok"/>
+        </w:rPr>
+        <w:t xml:space="preserve">cp</w:t>
+      </w:r>
+      <w:r>
+        <w:rPr>
+          <w:rStyle w:val="NormalTok"/>
+        </w:rPr>
+        <w:t xml:space="preserve"> </w:t>
+      </w:r>
+      <w:r>
+        <w:rPr>
+          <w:rStyle w:val="AttributeTok"/>
+        </w:rPr>
+        <w:t xml:space="preserve">-r</w:t>
+      </w:r>
+      <w:r>
+        <w:rPr>
+          <w:rStyle w:val="NormalTok"/>
+        </w:rPr>
+        <w:t xml:space="preserve"> /tmp/new-run/evidence results/evidence</w:t>
+      </w:r>
+      <w:r>
+        <w:br/>
+      </w:r>
+      <w:r>
+        <w:rPr>
+          <w:rStyle w:val="ExtensionTok"/>
+        </w:rPr>
+        <w:t xml:space="preserve">uv</w:t>
+      </w:r>
+      <w:r>
+        <w:rPr>
+          <w:rStyle w:val="NormalTok"/>
+        </w:rPr>
+        <w:t xml:space="preserve"> run basic-check assess </w:t>
+      </w:r>
+      <w:r>
+        <w:rPr>
+          <w:rStyle w:val="AttributeTok"/>
+        </w:rPr>
+        <w:t xml:space="preserve">--skip</w:t>
+      </w:r>
+      <w:r>
+        <w:rPr>
+          <w:rStyle w:val="NormalTok"/>
+        </w:rPr>
+        <w:t xml:space="preserve"> Italy </w:t>
+      </w:r>
+      <w:r>
+        <w:rPr>
+          <w:rStyle w:val="AttributeTok"/>
+        </w:rPr>
+        <w:t xml:space="preserve">--run</w:t>
+      </w:r>
+      <w:r>
+        <w:rPr>
+          <w:rStyle w:val="NormalTok"/>
+        </w:rPr>
+        <w:t xml:space="preserve"> live-2026-10-20-v3.1</w:t>
+      </w:r>
+    </w:p>
+    <w:p>
+      <w:pPr>
+        <w:pStyle w:val="FirstParagraph"/>
+      </w:pPr>
+      <w:r>
+        <w:t xml:space="preserve">Alternatively, re-score the published evidence against v3.1 without contacting</w:t>
+      </w:r>
+      <w:r>
+        <w:t xml:space="preserve"> </w:t>
+      </w:r>
+      <w:r>
+        <w:t xml:space="preserve">anyone, as in step 4 but writing to</w:t>
+      </w:r>
+      <w:r>
+        <w:t xml:space="preserve"> </w:t>
+      </w:r>
+      <w:r>
+        <w:rPr>
+          <w:rStyle w:val="VerbatimChar"/>
+        </w:rPr>
+        <w:t xml:space="preserve">results/</w:t>
+      </w:r>
+      <w:r>
+        <w:t xml:space="preserve">. The report then says v3.1,</w:t>
+      </w:r>
+      <w:r>
+        <w:t xml:space="preserve"> </w:t>
+      </w:r>
+      <w:r>
+        <w:t xml:space="preserve">while the capture date is still that of the evidence.</w:t>
+      </w:r>
+    </w:p>
+    <w:p>
+      <w:pPr>
+        <w:pStyle w:val="BodyText"/>
+      </w:pPr>
+      <w:r>
+        <w:t xml:space="preserve">The reports now link to</w:t>
+      </w:r>
+      <w:r>
+        <w:t xml:space="preserve"> </w:t>
+      </w:r>
+      <w:r>
+        <w:rPr>
+          <w:rStyle w:val="VerbatimChar"/>
+        </w:rPr>
+        <w:t xml:space="preserve">results/checklist-v3.1.html</w:t>
+      </w:r>
+      <w:r>
+        <w:t xml:space="preserve">. The old</w:t>
+      </w:r>
+      <w:r>
+        <w:t xml:space="preserve"> </w:t>
+      </w:r>
+      <w:r>
+        <w:rPr>
+          <w:rStyle w:val="VerbatimChar"/>
+        </w:rPr>
+        <w:t xml:space="preserve">results/checklist-v3.0.html</w:t>
+      </w:r>
+      <w:r>
+        <w:t xml:space="preserve"> </w:t>
+      </w:r>
+      <w:r>
+        <w:t xml:space="preserve">stays behind; remove it, and update the places</w:t>
+      </w:r>
+      <w:r>
+        <w:t xml:space="preserve"> </w:t>
+      </w:r>
+      <w:r>
+        <w:t xml:space="preserve">that name v3.0 in prose or links:</w:t>
+      </w:r>
+    </w:p>
+    <w:p>
+      <w:pPr>
+        <w:pStyle w:val="SourceCode"/>
+      </w:pPr>
+      <w:r>
+        <w:rPr>
+          <w:rStyle w:val="FunctionTok"/>
+        </w:rPr>
+        <w:t xml:space="preserve">git</w:t>
+      </w:r>
+      <w:r>
+        <w:rPr>
+          <w:rStyle w:val="NormalTok"/>
+        </w:rPr>
+        <w:t xml:space="preserve"> rm results/checklist-v3.0.html</w:t>
+      </w:r>
+      <w:r>
+        <w:br/>
+      </w:r>
+      <w:r>
+        <w:rPr>
+          <w:rStyle w:val="ExtensionTok"/>
+        </w:rPr>
+        <w:t xml:space="preserve">rg</w:t>
+      </w:r>
+      <w:r>
+        <w:rPr>
+          <w:rStyle w:val="NormalTok"/>
+        </w:rPr>
+        <w:t xml:space="preserve"> </w:t>
+      </w:r>
+      <w:r>
+        <w:rPr>
+          <w:rStyle w:val="AttributeTok"/>
+        </w:rPr>
+        <w:t xml:space="preserve">-n</w:t>
+      </w:r>
+      <w:r>
+        <w:rPr>
+          <w:rStyle w:val="NormalTok"/>
+        </w:rPr>
+        <w:t xml:space="preserve"> </w:t>
+      </w:r>
+      <w:r>
+        <w:rPr>
+          <w:rStyle w:val="StringTok"/>
+        </w:rPr>
+        <w:t xml:space="preserve">"v3\.0"</w:t>
+      </w:r>
+      <w:r>
+        <w:rPr>
+          <w:rStyle w:val="NormalTok"/>
+        </w:rPr>
+        <w:t xml:space="preserve"> README.md docs checklist/README.md .github</w:t>
+      </w:r>
+    </w:p>
+    <w:p>
+      <w:pPr>
+        <w:pStyle w:val="FirstParagraph"/>
+      </w:pPr>
+      <w:r>
+        <w:t xml:space="preserve">In</w:t>
+      </w:r>
+      <w:r>
+        <w:t xml:space="preserve"> </w:t>
+      </w:r>
+      <w:r>
+        <w:rPr>
+          <w:rStyle w:val="VerbatimChar"/>
+        </w:rPr>
+        <w:t xml:space="preserve">README.md</w:t>
+      </w:r>
+      <w:r>
+        <w:t xml:space="preserve">, the table of checklist points links each point to</w:t>
+      </w:r>
+      <w:r>
+        <w:t xml:space="preserve"> </w:t>
+      </w:r>
+      <w:r>
+        <w:rPr>
+          <w:rStyle w:val="VerbatimChar"/>
+        </w:rPr>
+        <w:t xml:space="preserve">results/checklist-v3.0.html#p…</w:t>
+      </w:r>
+      <w:r>
+        <w:t xml:space="preserve">. Those links break once the file is removed,</w:t>
+      </w:r>
+      <w:r>
+        <w:t xml:space="preserve"> </w:t>
+      </w:r>
+      <w:r>
+        <w:t xml:space="preserve">so change them to</w:t>
+      </w:r>
+      <w:r>
+        <w:t xml:space="preserve"> </w:t>
+      </w:r>
+      <w:r>
+        <w:rPr>
+          <w:rStyle w:val="VerbatimChar"/>
+        </w:rPr>
+        <w:t xml:space="preserve">v3.1</w:t>
+      </w:r>
+      <w:r>
+        <w:t xml:space="preserve">.</w:t>
+      </w:r>
+    </w:p>
+    <w:p>
+      <w:pPr>
+        <w:pStyle w:val="BodyText"/>
+      </w:pPr>
+      <w:r>
+        <w:rPr>
+          <w:b/>
+          <w:bCs/>
+        </w:rPr>
+        <w:t xml:space="preserve">Step 7: tests, review, commit.</w:t>
+      </w:r>
+      <w:r>
+        <w:t xml:space="preserve"> </w:t>
+      </w:r>
+      <w:r>
+        <w:t xml:space="preserve">As in example 1, steps 5 and 6. If any</w:t>
+      </w:r>
+      <w:r>
+        <w:t xml:space="preserve"> </w:t>
+      </w:r>
+      <w:r>
+        <w:rPr>
+          <w:rStyle w:val="VerbatimChar"/>
+        </w:rPr>
+        <w:t xml:space="preserve">check_*</w:t>
+      </w:r>
+      <w:r>
+        <w:t xml:space="preserve"> </w:t>
+      </w:r>
+      <w:r>
+        <w:t xml:space="preserve">function changed in step 3, also update its decision procedure in</w:t>
+      </w:r>
+      <w:r>
+        <w:t xml:space="preserve"> </w:t>
+      </w:r>
+      <w:r>
+        <w:t xml:space="preserve">section 5 of this document, which describes each</w:t>
+      </w:r>
+      <w:r>
+        <w:t xml:space="preserve"> </w:t>
+      </w:r>
+      <w:r>
+        <w:t xml:space="preserve">point's rule branch by branch. Commit the new document,</w:t>
+      </w:r>
+      <w:r>
+        <w:t xml:space="preserve"> </w:t>
+      </w:r>
+      <w:r>
+        <w:rPr>
+          <w:rStyle w:val="VerbatimChar"/>
+        </w:rPr>
+        <w:t xml:space="preserve">checklist/v3.1.yaml</w:t>
+      </w:r>
+      <w:r>
+        <w:t xml:space="preserve">,</w:t>
+      </w:r>
+      <w:r>
+        <w:t xml:space="preserve"> </w:t>
+      </w:r>
+      <w:r>
+        <w:rPr>
+          <w:rStyle w:val="VerbatimChar"/>
+        </w:rPr>
+        <w:t xml:space="preserve">cli.py</w:t>
+      </w:r>
+      <w:r>
+        <w:t xml:space="preserve">, any changed checks and tests,</w:t>
+      </w:r>
+      <w:r>
+        <w:t xml:space="preserve"> </w:t>
+      </w:r>
+      <w:r>
+        <w:rPr>
+          <w:rStyle w:val="VerbatimChar"/>
+        </w:rPr>
+        <w:t xml:space="preserve">results/</w:t>
+      </w:r>
+      <w:r>
+        <w:t xml:space="preserve"> </w:t>
+      </w:r>
+      <w:r>
+        <w:t xml:space="preserve">and</w:t>
+      </w:r>
+      <w:r>
+        <w:t xml:space="preserve"> </w:t>
+      </w:r>
+      <w:r>
+        <w:t xml:space="preserve">the documents together, so the commit shows the whole change.</w:t>
       </w:r>
     </w:p>
     <w:p>
@@ -12893,7 +18111,7 @@
         </w:rPr>
         <w:t xml:space="preserve"> </w:t>
       </w:r>
-      <w:hyperlink r:id="rId29">
+      <w:hyperlink r:id="rId34">
         <w:r>
           <w:rPr>
             <w:rStyle w:val="Hyperlink"/>
@@ -12911,7 +18129,8 @@
         <w:t xml:space="preserve">.</w:t>
       </w:r>
     </w:p>
-    <w:bookmarkEnd w:id="30"/>
+    <w:bookmarkEnd w:id="35"/>
+    <w:bookmarkEnd w:id="36"/>
     <w:sectPr>
       <w:footnotePr>
         <w:numRestart w:val="eachSect"/>
@@ -13440,6 +18659,18 @@
     <w:lvlOverride w:ilvl="8">
       <w:startOverride w:val="1"/>
     </w:lvlOverride>
+  </w:num>
+  <w:num w:numId="1014">
+    <w:abstractNumId w:val="991"/>
+  </w:num>
+  <w:num w:numId="1015">
+    <w:abstractNumId w:val="991"/>
+  </w:num>
+  <w:num w:numId="1016">
+    <w:abstractNumId w:val="991"/>
+  </w:num>
+  <w:num w:numId="1017">
+    <w:abstractNumId w:val="991"/>
   </w:num>
 </w:numbering>
 </file>

--- a/docs/eosc-basic-compliance-analysis-workflow.docx
+++ b/docs/eosc-basic-compliance-analysis-workflow.docx
@@ -31,7 +31,7 @@
         <w:pStyle w:val="Date"/>
       </w:pPr>
       <w:r>
-        <w:t xml:space="preserve">26 September 2026, documentation commit a0be8d9</w:t>
+        <w:t xml:space="preserve">26 September 2026, documentation commit b2fb946</w:t>
       </w:r>
     </w:p>
     <w:bookmarkStart w:id="9" w:name="contents"/>

--- a/docs/eosc-basic-compliance-analysis-workflow.docx
+++ b/docs/eosc-basic-compliance-analysis-workflow.docx
@@ -31,7 +31,7 @@
         <w:pStyle w:val="Date"/>
       </w:pPr>
       <w:r>
-        <w:t xml:space="preserve">26 September 2026, documentation commit b2fb946</w:t>
+        <w:t xml:space="preserve">26 September 2026, documentation commit 5701f9e</w:t>
       </w:r>
     </w:p>
     <w:bookmarkStart w:id="9" w:name="contents"/>

--- a/docs/eosc-basic-compliance-analysis-workflow.docx
+++ b/docs/eosc-basic-compliance-analysis-workflow.docx
@@ -31,7 +31,7 @@
         <w:pStyle w:val="Date"/>
       </w:pPr>
       <w:r>
-        <w:t xml:space="preserve">26 September 2026, documentation commit 5701f9e</w:t>
+        <w:t xml:space="preserve">26 September 2026, documentation commit 51a5332</w:t>
       </w:r>
     </w:p>
     <w:bookmarkStart w:id="9" w:name="contents"/>

--- a/docs/eosc-basic-compliance-analysis-workflow.docx
+++ b/docs/eosc-basic-compliance-analysis-workflow.docx
@@ -31,7 +31,7 @@
         <w:pStyle w:val="Date"/>
       </w:pPr>
       <w:r>
-        <w:t xml:space="preserve">26 September 2026, documentation commit 51a5332</w:t>
+        <w:t xml:space="preserve">26 September 2026, documentation commit 44261dd</w:t>
       </w:r>
     </w:p>
     <w:bookmarkStart w:id="9" w:name="contents"/>

--- a/docs/eosc-basic-compliance-analysis-workflow.docx
+++ b/docs/eosc-basic-compliance-analysis-workflow.docx
@@ -31,7 +31,7 @@
         <w:pStyle w:val="Date"/>
       </w:pPr>
       <w:r>
-        <w:t xml:space="preserve">26 September 2026, documentation commit 44261dd</w:t>
+        <w:t xml:space="preserve">26 September 2026, documentation commit 4c5dea7</w:t>
       </w:r>
     </w:p>
     <w:bookmarkStart w:id="9" w:name="contents"/>
@@ -14984,7 +14984,65 @@
         <w:t xml:space="preserve"> </w:t>
       </w:r>
       <w:r>
-        <w:t xml:space="preserve">traced:</w:t>
+        <w:t xml:space="preserve">traced.</w:t>
+      </w:r>
+      <w:r>
+        <w:t xml:space="preserve"> </w:t>
+      </w:r>
+      <w:r>
+        <w:rPr>
+          <w:rStyle w:val="VerbatimChar"/>
+        </w:rPr>
+        <w:t xml:space="preserve">--update-nlp</w:t>
+      </w:r>
+      <w:r>
+        <w:t xml:space="preserve"> </w:t>
+      </w:r>
+      <w:r>
+        <w:t xml:space="preserve">makes both edits and changes nothing else (it contacts no</w:t>
+      </w:r>
+      <w:r>
+        <w:t xml:space="preserve"> </w:t>
+      </w:r>
+      <w:r>
+        <w:t xml:space="preserve">site and commits nothing):</w:t>
+      </w:r>
+    </w:p>
+    <w:p>
+      <w:pPr>
+        <w:pStyle w:val="SourceCode"/>
+      </w:pPr>
+      <w:r>
+        <w:rPr>
+          <w:rStyle w:val="ExtensionTok"/>
+        </w:rPr>
+        <w:t xml:space="preserve">uv</w:t>
+      </w:r>
+      <w:r>
+        <w:rPr>
+          <w:rStyle w:val="NormalTok"/>
+        </w:rPr>
+        <w:t xml:space="preserve"> run basic-check </w:t>
+      </w:r>
+      <w:r>
+        <w:rPr>
+          <w:rStyle w:val="AttributeTok"/>
+        </w:rPr>
+        <w:t xml:space="preserve">--update-nlp</w:t>
+      </w:r>
+      <w:r>
+        <w:rPr>
+          <w:rStyle w:val="NormalTok"/>
+        </w:rPr>
+        <w:t xml:space="preserve"> bbmri-eric https://new.example.org/eosc-node/</w:t>
+      </w:r>
+    </w:p>
+    <w:p>
+      <w:pPr>
+        <w:pStyle w:val="FirstParagraph"/>
+      </w:pPr>
+      <w:r>
+        <w:t xml:space="preserve">Done by hand, the entry looks like this:</w:t>
       </w:r>
     </w:p>
     <w:p>

--- a/docs/eosc-basic-compliance-analysis-workflow.docx
+++ b/docs/eosc-basic-compliance-analysis-workflow.docx
@@ -31,7 +31,7 @@
         <w:pStyle w:val="Date"/>
       </w:pPr>
       <w:r>
-        <w:t xml:space="preserve">26 September 2026, documentation commit 4c5dea7</w:t>
+        <w:t xml:space="preserve">26 September 2026, documentation commit 7ed46dd</w:t>
       </w:r>
     </w:p>
     <w:bookmarkStart w:id="9" w:name="contents"/>
@@ -15499,19 +15499,40 @@
           <w:b/>
           <w:bCs/>
         </w:rPr>
-        <w:t xml:space="preserve">Step 3: replace that node's evidence in the published run.</w:t>
-      </w:r>
-      <w:r>
-        <w:t xml:space="preserve"> </w:t>
-      </w:r>
-      <w:r>
-        <w:t xml:space="preserve">Reuse the trial</w:t>
-      </w:r>
-      <w:r>
-        <w:t xml:space="preserve"> </w:t>
-      </w:r>
-      <w:r>
-        <w:t xml:space="preserve">evidence rather than fetching the page again:</w:t>
+        <w:t xml:space="preserve">Step 3: update that node's row in the published run.</w:t>
+      </w:r>
+      <w:r>
+        <w:t xml:space="preserve"> </w:t>
+      </w:r>
+      <w:r>
+        <w:t xml:space="preserve">Only BBMRI-ERIC is</w:t>
+      </w:r>
+      <w:r>
+        <w:t xml:space="preserve"> </w:t>
+      </w:r>
+      <w:r>
+        <w:t xml:space="preserve">fetched again; the other rows are copied from</w:t>
+      </w:r>
+      <w:r>
+        <w:t xml:space="preserve"> </w:t>
+      </w:r>
+      <w:r>
+        <w:rPr>
+          <w:rStyle w:val="VerbatimChar"/>
+        </w:rPr>
+        <w:t xml:space="preserve">results/results.json</w:t>
+      </w:r>
+      <w:r>
+        <w:t xml:space="preserve"> </w:t>
+      </w:r>
+      <w:r>
+        <w:t xml:space="preserve">as they</w:t>
+      </w:r>
+      <w:r>
+        <w:t xml:space="preserve"> </w:t>
+      </w:r>
+      <w:r>
+        <w:t xml:space="preserve">are, neither re-fetched nor re-judged:</w:t>
       </w:r>
     </w:p>
     <w:p>
@@ -15520,96 +15541,27 @@
       </w:pPr>
       <w:r>
         <w:rPr>
-          <w:rStyle w:val="FunctionTok"/>
-        </w:rPr>
-        <w:t xml:space="preserve">cp</w:t>
+          <w:rStyle w:val="ExtensionTok"/>
+        </w:rPr>
+        <w:t xml:space="preserve">uv</w:t>
       </w:r>
       <w:r>
         <w:rPr>
           <w:rStyle w:val="NormalTok"/>
         </w:rPr>
-        <w:t xml:space="preserve"> /tmp/trial/evidence/bbmri-eric.json results/evidence/</w:t>
-      </w:r>
-      <w:r>
-        <w:br/>
-      </w:r>
-      <w:r>
-        <w:rPr>
-          <w:rStyle w:val="FunctionTok"/>
-        </w:rPr>
-        <w:t xml:space="preserve">cp</w:t>
+        <w:t xml:space="preserve"> run basic-check run </w:t>
+      </w:r>
+      <w:r>
+        <w:rPr>
+          <w:rStyle w:val="AttributeTok"/>
+        </w:rPr>
+        <w:t xml:space="preserve">--update-results-for-node</w:t>
       </w:r>
       <w:r>
         <w:rPr>
           <w:rStyle w:val="NormalTok"/>
         </w:rPr>
-        <w:t xml:space="preserve"> /tmp/trial/evidence/screenshots/bbmri-eric.png results/evidence/screenshots/</w:t>
-      </w:r>
-      <w:r>
-        <w:br/>
-      </w:r>
-      <w:r>
-        <w:rPr>
-          <w:rStyle w:val="ExtensionTok"/>
-        </w:rPr>
-        <w:t xml:space="preserve">uv</w:t>
-      </w:r>
-      <w:r>
-        <w:rPr>
-          <w:rStyle w:val="NormalTok"/>
-        </w:rPr>
-        <w:t xml:space="preserve"> run basic-check assess </w:t>
-      </w:r>
-      <w:r>
-        <w:rPr>
-          <w:rStyle w:val="AttributeTok"/>
-        </w:rPr>
-        <w:t xml:space="preserve">--only</w:t>
-      </w:r>
-      <w:r>
-        <w:rPr>
-          <w:rStyle w:val="NormalTok"/>
-        </w:rPr>
-        <w:t xml:space="preserve"> bbmri-eric </w:t>
-      </w:r>
-      <w:r>
-        <w:rPr>
-          <w:rStyle w:val="AttributeTok"/>
-        </w:rPr>
-        <w:t xml:space="preserve">--skip</w:t>
-      </w:r>
-      <w:r>
-        <w:rPr>
-          <w:rStyle w:val="NormalTok"/>
-        </w:rPr>
-        <w:t xml:space="preserve"> Italy </w:t>
-      </w:r>
-      <w:r>
-        <w:rPr>
-          <w:rStyle w:val="DataTypeTok"/>
-        </w:rPr>
-        <w:t xml:space="preserve">\</w:t>
-      </w:r>
-      <w:r>
-        <w:br/>
-      </w:r>
-      <w:r>
-        <w:rPr>
-          <w:rStyle w:val="NormalTok"/>
-        </w:rPr>
-        <w:t xml:space="preserve">    </w:t>
-      </w:r>
-      <w:r>
-        <w:rPr>
-          <w:rStyle w:val="AttributeTok"/>
-        </w:rPr>
-        <w:t xml:space="preserve">--run</w:t>
-      </w:r>
-      <w:r>
-        <w:rPr>
-          <w:rStyle w:val="NormalTok"/>
-        </w:rPr>
-        <w:t xml:space="preserve"> live-2026-10-01-new-bbmri-url</w:t>
+        <w:t xml:space="preserve"> bbmri-eric</w:t>
       </w:r>
     </w:p>
     <w:p>
@@ -15617,34 +15569,94 @@
         <w:pStyle w:val="FirstParagraph"/>
       </w:pPr>
       <w:r>
-        <w:t xml:space="preserve">If the new capture has no screenshot, because the page could not be rendered,</w:t>
-      </w:r>
-      <w:r>
-        <w:t xml:space="preserve"> </w:t>
-      </w:r>
-      <w:r>
-        <w:t xml:space="preserve">delete</w:t>
-      </w:r>
-      <w:r>
-        <w:t xml:space="preserve"> </w:t>
-      </w:r>
-      <w:r>
-        <w:rPr>
-          <w:rStyle w:val="VerbatimChar"/>
-        </w:rPr>
-        <w:t xml:space="preserve">results/evidence/screenshots/bbmri-eric.png</w:t>
-      </w:r>
-      <w:r>
-        <w:t xml:space="preserve"> </w:t>
-      </w:r>
-      <w:r>
-        <w:t xml:space="preserve">rather than keep the old</w:t>
-      </w:r>
-      <w:r>
-        <w:t xml:space="preserve"> </w:t>
-      </w:r>
-      <w:r>
-        <w:t xml:space="preserve">page's image. The report covers every node, with a</w:t>
+        <w:t xml:space="preserve">That fetches the one page into a scratch directory, and only if the page loaded</w:t>
+      </w:r>
+      <w:r>
+        <w:t xml:space="preserve"> </w:t>
+      </w:r>
+      <w:r>
+        <w:t xml:space="preserve">does it replace</w:t>
+      </w:r>
+      <w:r>
+        <w:t xml:space="preserve"> </w:t>
+      </w:r>
+      <w:r>
+        <w:rPr>
+          <w:rStyle w:val="VerbatimChar"/>
+        </w:rPr>
+        <w:t xml:space="preserve">bbmri-eric</w:t>
+      </w:r>
+      <w:r>
+        <w:t xml:space="preserve">'s evidence, screenshot and row, then rebuild</w:t>
+      </w:r>
+      <w:r>
+        <w:t xml:space="preserve"> </w:t>
+      </w:r>
+      <w:r>
+        <w:rPr>
+          <w:rStyle w:val="VerbatimChar"/>
+        </w:rPr>
+        <w:t xml:space="preserve">results.md</w:t>
+      </w:r>
+      <w:r>
+        <w:t xml:space="preserve">,</w:t>
+      </w:r>
+      <w:r>
+        <w:t xml:space="preserve"> </w:t>
+      </w:r>
+      <w:r>
+        <w:rPr>
+          <w:rStyle w:val="VerbatimChar"/>
+        </w:rPr>
+        <w:t xml:space="preserve">index.html</w:t>
+      </w:r>
+      <w:r>
+        <w:t xml:space="preserve"> </w:t>
+      </w:r>
+      <w:r>
+        <w:t xml:space="preserve">and</w:t>
+      </w:r>
+      <w:r>
+        <w:t xml:space="preserve"> </w:t>
+      </w:r>
+      <w:r>
+        <w:rPr>
+          <w:rStyle w:val="VerbatimChar"/>
+        </w:rPr>
+        <w:t xml:space="preserve">results.csv</w:t>
+      </w:r>
+      <w:r>
+        <w:t xml:space="preserve"> </w:t>
+      </w:r>
+      <w:r>
+        <w:t xml:space="preserve">from the stored rows. A failed</w:t>
+      </w:r>
+      <w:r>
+        <w:t xml:space="preserve"> </w:t>
+      </w:r>
+      <w:r>
+        <w:t xml:space="preserve">fetch changes nothing (add</w:t>
+      </w:r>
+      <w:r>
+        <w:t xml:space="preserve"> </w:t>
+      </w:r>
+      <w:r>
+        <w:rPr>
+          <w:rStyle w:val="VerbatimChar"/>
+        </w:rPr>
+        <w:t xml:space="preserve">--accept-error</w:t>
+      </w:r>
+      <w:r>
+        <w:t xml:space="preserve"> </w:t>
+      </w:r>
+      <w:r>
+        <w:t xml:space="preserve">to record it anyway). It prints each</w:t>
+      </w:r>
+      <w:r>
+        <w:t xml:space="preserve"> </w:t>
+      </w:r>
+      <w:r>
+        <w:t xml:space="preserve">point's old and new verdict, and both reports gain an</w:t>
       </w:r>
       <w:r>
         <w:t xml:space="preserve"> </w:t>
@@ -15654,7 +15666,7 @@
           <w:b/>
           <w:bCs/>
         </w:rPr>
-        <w:t xml:space="preserve">Mixed freshness</w:t>
+        <w:t xml:space="preserve">Updated rows</w:t>
       </w:r>
       <w:r>
         <w:t xml:space="preserve"> </w:t>
@@ -15666,28 +15678,91 @@
         <w:t xml:space="preserve"> </w:t>
       </w:r>
       <w:r>
-        <w:t xml:space="preserve">naming</w:t>
-      </w:r>
-      <w:r>
-        <w:t xml:space="preserve"> </w:t>
-      </w:r>
-      <w:r>
-        <w:rPr>
-          <w:rStyle w:val="VerbatimChar"/>
-        </w:rPr>
-        <w:t xml:space="preserve">bbmri-eric</w:t>
-      </w:r>
-      <w:r>
-        <w:t xml:space="preserve"> </w:t>
-      </w:r>
-      <w:r>
-        <w:t xml:space="preserve">as the only row fetched again. For a completely fresh table</w:t>
-      </w:r>
-      <w:r>
-        <w:t xml:space="preserve"> </w:t>
-      </w:r>
-      <w:r>
-        <w:t xml:space="preserve">instead, follow path B of example 1 step 4.</w:t>
+        <w:t xml:space="preserve">naming the node, the date and the previous URL. The run id and time in the</w:t>
+      </w:r>
+      <w:r>
+        <w:t xml:space="preserve"> </w:t>
+      </w:r>
+      <w:r>
+        <w:t xml:space="preserve">header stay those of the original run. To reuse the evidence from step 2</w:t>
+      </w:r>
+      <w:r>
+        <w:t xml:space="preserve"> </w:t>
+      </w:r>
+      <w:r>
+        <w:t xml:space="preserve">instead of fetching again, copy it into</w:t>
+      </w:r>
+      <w:r>
+        <w:t xml:space="preserve"> </w:t>
+      </w:r>
+      <w:r>
+        <w:rPr>
+          <w:rStyle w:val="VerbatimChar"/>
+        </w:rPr>
+        <w:t xml:space="preserve">results/evidence/</w:t>
+      </w:r>
+      <w:r>
+        <w:t xml:space="preserve"> </w:t>
+      </w:r>
+      <w:r>
+        <w:t xml:space="preserve">and run</w:t>
+      </w:r>
+      <w:r>
+        <w:t xml:space="preserve"> </w:t>
+      </w:r>
+      <w:r>
+        <w:rPr>
+          <w:rStyle w:val="VerbatimChar"/>
+        </w:rPr>
+        <w:t xml:space="preserve">uv run basic-check assess --update-results-for-node bbmri-eric</w:t>
+      </w:r>
+      <w:r>
+        <w:t xml:space="preserve">, which is</w:t>
+      </w:r>
+      <w:r>
+        <w:t xml:space="preserve"> </w:t>
+      </w:r>
+      <w:r>
+        <w:t xml:space="preserve">offline. To see the outcome before touching the reviewed run, try it on a copy</w:t>
+      </w:r>
+      <w:r>
+        <w:t xml:space="preserve"> </w:t>
+      </w:r>
+      <w:r>
+        <w:t xml:space="preserve">first:</w:t>
+      </w:r>
+      <w:r>
+        <w:t xml:space="preserve"> </w:t>
+      </w:r>
+      <w:r>
+        <w:rPr>
+          <w:rStyle w:val="VerbatimChar"/>
+        </w:rPr>
+        <w:t xml:space="preserve">cp -r results /tmp/copy</w:t>
+      </w:r>
+      <w:r>
+        <w:t xml:space="preserve"> </w:t>
+      </w:r>
+      <w:r>
+        <w:t xml:space="preserve">and add</w:t>
+      </w:r>
+      <w:r>
+        <w:t xml:space="preserve"> </w:t>
+      </w:r>
+      <w:r>
+        <w:rPr>
+          <w:rStyle w:val="VerbatimChar"/>
+        </w:rPr>
+        <w:t xml:space="preserve">--results /tmp/copy</w:t>
+      </w:r>
+      <w:r>
+        <w:t xml:space="preserve">. For a completely</w:t>
+      </w:r>
+      <w:r>
+        <w:t xml:space="preserve"> </w:t>
+      </w:r>
+      <w:r>
+        <w:t xml:space="preserve">fresh table instead, follow path B of example 1 step 4.</w:t>
       </w:r>
     </w:p>
     <w:p>

--- a/docs/eosc-basic-compliance-analysis-workflow.docx
+++ b/docs/eosc-basic-compliance-analysis-workflow.docx
@@ -31,7 +31,7 @@
         <w:pStyle w:val="Date"/>
       </w:pPr>
       <w:r>
-        <w:t xml:space="preserve">26 September 2026, documentation commit 7ed46dd</w:t>
+        <w:t xml:space="preserve">26 September 2026, documentation commit 616262f</w:t>
       </w:r>
     </w:p>
     <w:bookmarkStart w:id="9" w:name="contents"/>
@@ -257,7 +257,7 @@
       </w:r>
     </w:p>
     <w:bookmarkEnd w:id="9"/>
-    <w:bookmarkStart w:id="10" w:name="the-three-stages"/>
+    <w:bookmarkStart w:id="14" w:name="the-three-stages"/>
     <w:p>
       <w:pPr>
         <w:pStyle w:val="Heading2"/>
@@ -813,6 +813,2601 @@
         <w:t xml:space="preserve">, no check can use it — see section 3.</w:t>
       </w:r>
     </w:p>
+    <w:bookmarkStart w:id="13" w:name="Xfc66290f0c5177f1908cc0639df18c8282368f6"/>
+    <w:p>
+      <w:pPr>
+        <w:pStyle w:val="Heading3"/>
+      </w:pPr>
+      <w:r>
+        <w:t xml:space="preserve">The phases in time, their options, and what to re-run</w:t>
+      </w:r>
+    </w:p>
+    <w:p>
+      <w:pPr>
+        <w:pStyle w:val="CaptionedFigure"/>
+      </w:pPr>
+      <w:r>
+        <w:drawing>
+          <wp:inline>
+            <wp:extent cx="4846320" cy="6057899"/>
+            <wp:effectExtent b="0" l="0" r="0" t="0"/>
+            <wp:docPr descr="Figure 1. The three phases in execution order: collect contacts the nodes, assess and report work offline, and run performs all three." title="" id="11" name="Picture"/>
+            <a:graphic>
+              <a:graphicData uri="http://schemas.openxmlformats.org/drawingml/2006/picture">
+                <pic:pic>
+                  <pic:nvPicPr>
+                    <pic:cNvPr descr="/home/user/workspace/eosc-basic-compliance/docs/img/phases.png" id="12" name="Picture"/>
+                    <pic:cNvPicPr>
+                      <a:picLocks noChangeArrowheads="1" noChangeAspect="1"/>
+                    </pic:cNvPicPr>
+                  </pic:nvPicPr>
+                  <pic:blipFill>
+                    <a:blip r:embed="rId10"/>
+                    <a:stretch>
+                      <a:fillRect/>
+                    </a:stretch>
+                  </pic:blipFill>
+                  <pic:spPr bwMode="auto">
+                    <a:xfrm>
+                      <a:off x="0" y="0"/>
+                      <a:ext cx="4846320" cy="6057899"/>
+                    </a:xfrm>
+                    <a:prstGeom prst="rect">
+                      <a:avLst/>
+                    </a:prstGeom>
+                    <a:noFill/>
+                    <a:ln w="9525">
+                      <a:noFill/>
+                      <a:headEnd/>
+                      <a:tailEnd/>
+                    </a:ln>
+                  </pic:spPr>
+                </pic:pic>
+              </a:graphicData>
+            </a:graphic>
+          </wp:inline>
+        </w:drawing>
+      </w:r>
+    </w:p>
+    <w:p>
+      <w:pPr>
+        <w:pStyle w:val="ImageCaption"/>
+      </w:pPr>
+      <w:r>
+        <w:t xml:space="preserve">Figure 1. The three phases in execution order: collect contacts the nodes, assess and report work offline, and run performs all three.</w:t>
+      </w:r>
+    </w:p>
+    <w:p>
+      <w:pPr>
+        <w:pStyle w:val="BodyText"/>
+      </w:pPr>
+      <w:r>
+        <w:t xml:space="preserve">The phases run strictly in this order, and each one reads only what the one</w:t>
+      </w:r>
+      <w:r>
+        <w:t xml:space="preserve"> </w:t>
+      </w:r>
+      <w:r>
+        <w:t xml:space="preserve">before it wrote to disk.</w:t>
+      </w:r>
+      <w:r>
+        <w:t xml:space="preserve"> </w:t>
+      </w:r>
+      <w:r>
+        <w:rPr>
+          <w:b/>
+          <w:bCs/>
+        </w:rPr>
+        <w:t xml:space="preserve">Collect</w:t>
+      </w:r>
+      <w:r>
+        <w:t xml:space="preserve"> </w:t>
+      </w:r>
+      <w:r>
+        <w:t xml:space="preserve">is the only phase that contacts the nodes.</w:t>
+      </w:r>
+      <w:r>
+        <w:t xml:space="preserve"> </w:t>
+      </w:r>
+      <w:r>
+        <w:t xml:space="preserve">It reads</w:t>
+      </w:r>
+      <w:r>
+        <w:t xml:space="preserve"> </w:t>
+      </w:r>
+      <w:r>
+        <w:rPr>
+          <w:rStyle w:val="VerbatimChar"/>
+        </w:rPr>
+        <w:t xml:space="preserve">nodes.yaml</w:t>
+      </w:r>
+      <w:r>
+        <w:t xml:space="preserve"> </w:t>
+      </w:r>
+      <w:r>
+        <w:t xml:space="preserve">and writes</w:t>
+      </w:r>
+      <w:r>
+        <w:t xml:space="preserve"> </w:t>
+      </w:r>
+      <w:r>
+        <w:rPr>
+          <w:rStyle w:val="VerbatimChar"/>
+        </w:rPr>
+        <w:t xml:space="preserve">evidence/&lt;node&gt;.json</w:t>
+      </w:r>
+      <w:r>
+        <w:t xml:space="preserve"> </w:t>
+      </w:r>
+      <w:r>
+        <w:t xml:space="preserve">and a screenshot per</w:t>
+      </w:r>
+      <w:r>
+        <w:t xml:space="preserve"> </w:t>
+      </w:r>
+      <w:r>
+        <w:t xml:space="preserve">node.</w:t>
+      </w:r>
+      <w:r>
+        <w:t xml:space="preserve"> </w:t>
+      </w:r>
+      <w:r>
+        <w:rPr>
+          <w:b/>
+          <w:bCs/>
+        </w:rPr>
+        <w:t xml:space="preserve">Assess</w:t>
+      </w:r>
+      <w:r>
+        <w:t xml:space="preserve"> </w:t>
+      </w:r>
+      <w:r>
+        <w:t xml:space="preserve">reads that evidence, the checklist and the approved-name list,</w:t>
+      </w:r>
+      <w:r>
+        <w:t xml:space="preserve"> </w:t>
+      </w:r>
+      <w:r>
+        <w:t xml:space="preserve">and sends no request.</w:t>
+      </w:r>
+      <w:r>
+        <w:t xml:space="preserve"> </w:t>
+      </w:r>
+      <w:r>
+        <w:rPr>
+          <w:b/>
+          <w:bCs/>
+        </w:rPr>
+        <w:t xml:space="preserve">Report</w:t>
+      </w:r>
+      <w:r>
+        <w:t xml:space="preserve"> </w:t>
+      </w:r>
+      <w:r>
+        <w:t xml:space="preserve">is the last step of</w:t>
+      </w:r>
+      <w:r>
+        <w:t xml:space="preserve"> </w:t>
+      </w:r>
+      <w:r>
+        <w:rPr>
+          <w:rStyle w:val="VerbatimChar"/>
+        </w:rPr>
+        <w:t xml:space="preserve">assess</w:t>
+      </w:r>
+      <w:r>
+        <w:t xml:space="preserve">: it writes</w:t>
+      </w:r>
+      <w:r>
+        <w:t xml:space="preserve"> </w:t>
+      </w:r>
+      <w:r>
+        <w:rPr>
+          <w:rStyle w:val="VerbatimChar"/>
+        </w:rPr>
+        <w:t xml:space="preserve">results.json</w:t>
+      </w:r>
+      <w:r>
+        <w:t xml:space="preserve">,</w:t>
+      </w:r>
+      <w:r>
+        <w:t xml:space="preserve"> </w:t>
+      </w:r>
+      <w:r>
+        <w:rPr>
+          <w:rStyle w:val="VerbatimChar"/>
+        </w:rPr>
+        <w:t xml:space="preserve">results.md</w:t>
+      </w:r>
+      <w:r>
+        <w:t xml:space="preserve">,</w:t>
+      </w:r>
+      <w:r>
+        <w:t xml:space="preserve"> </w:t>
+      </w:r>
+      <w:r>
+        <w:rPr>
+          <w:rStyle w:val="VerbatimChar"/>
+        </w:rPr>
+        <w:t xml:space="preserve">index.html</w:t>
+      </w:r>
+      <w:r>
+        <w:t xml:space="preserve">,</w:t>
+      </w:r>
+      <w:r>
+        <w:t xml:space="preserve"> </w:t>
+      </w:r>
+      <w:r>
+        <w:rPr>
+          <w:rStyle w:val="VerbatimChar"/>
+        </w:rPr>
+        <w:t xml:space="preserve">results.csv</w:t>
+      </w:r>
+      <w:r>
+        <w:t xml:space="preserve"> </w:t>
+      </w:r>
+      <w:r>
+        <w:t xml:space="preserve">and</w:t>
+      </w:r>
+      <w:r>
+        <w:t xml:space="preserve"> </w:t>
+      </w:r>
+      <w:r>
+        <w:rPr>
+          <w:rStyle w:val="VerbatimChar"/>
+        </w:rPr>
+        <w:t xml:space="preserve">checklist-v3.0.html</w:t>
+      </w:r>
+      <w:r>
+        <w:t xml:space="preserve">.</w:t>
+      </w:r>
+      <w:r>
+        <w:t xml:space="preserve"> </w:t>
+      </w:r>
+      <w:r>
+        <w:rPr>
+          <w:rStyle w:val="VerbatimChar"/>
+        </w:rPr>
+        <w:t xml:space="preserve">run</w:t>
+      </w:r>
+      <w:r>
+        <w:t xml:space="preserve"> </w:t>
+      </w:r>
+      <w:r>
+        <w:t xml:space="preserve">performs the three in one invocation. With</w:t>
+      </w:r>
+      <w:r>
+        <w:t xml:space="preserve"> </w:t>
+      </w:r>
+      <w:r>
+        <w:rPr>
+          <w:rStyle w:val="VerbatimChar"/>
+        </w:rPr>
+        <w:t xml:space="preserve">--update-results-for-node</w:t>
+      </w:r>
+      <w:r>
+        <w:t xml:space="preserve">,</w:t>
+      </w:r>
+      <w:r>
+        <w:t xml:space="preserve"> </w:t>
+      </w:r>
+      <w:r>
+        <w:rPr>
+          <w:rStyle w:val="VerbatimChar"/>
+        </w:rPr>
+        <w:t xml:space="preserve">run</w:t>
+      </w:r>
+      <w:r>
+        <w:t xml:space="preserve"> </w:t>
+      </w:r>
+      <w:r>
+        <w:t xml:space="preserve">does the same for one node only, and</w:t>
+      </w:r>
+      <w:r>
+        <w:t xml:space="preserve"> </w:t>
+      </w:r>
+      <w:r>
+        <w:rPr>
+          <w:rStyle w:val="VerbatimChar"/>
+        </w:rPr>
+        <w:t xml:space="preserve">results.json</w:t>
+      </w:r>
+      <w:r>
+        <w:t xml:space="preserve"> </w:t>
+      </w:r>
+      <w:r>
+        <w:t xml:space="preserve">supplies every other row unchanged.</w:t>
+      </w:r>
+      <w:r>
+        <w:t xml:space="preserve"> </w:t>
+      </w:r>
+      <w:r>
+        <w:rPr>
+          <w:rStyle w:val="VerbatimChar"/>
+        </w:rPr>
+        <w:t xml:space="preserve">points</w:t>
+      </w:r>
+      <w:r>
+        <w:t xml:space="preserve"> </w:t>
+      </w:r>
+      <w:r>
+        <w:t xml:space="preserve">and</w:t>
+      </w:r>
+      <w:r>
+        <w:t xml:space="preserve"> </w:t>
+      </w:r>
+      <w:r>
+        <w:rPr>
+          <w:rStyle w:val="VerbatimChar"/>
+        </w:rPr>
+        <w:t xml:space="preserve">show</w:t>
+      </w:r>
+      <w:r>
+        <w:t xml:space="preserve"> </w:t>
+      </w:r>
+      <w:r>
+        <w:t xml:space="preserve">only</w:t>
+      </w:r>
+      <w:r>
+        <w:t xml:space="preserve"> </w:t>
+      </w:r>
+      <w:r>
+        <w:t xml:space="preserve">read, so they never need re-running.</w:t>
+      </w:r>
+    </w:p>
+    <w:p>
+      <w:pPr>
+        <w:pStyle w:val="BodyText"/>
+      </w:pPr>
+      <w:r>
+        <w:rPr>
+          <w:b/>
+          <w:bCs/>
+        </w:rPr>
+        <w:t xml:space="preserve">Options of each phase.</w:t>
+      </w:r>
+      <w:r>
+        <w:t xml:space="preserve"> </w:t>
+      </w:r>
+      <w:r>
+        <w:t xml:space="preserve">✓ means the command accepts the option. Every</w:t>
+      </w:r>
+      <w:r>
+        <w:t xml:space="preserve"> </w:t>
+      </w:r>
+      <w:r>
+        <w:t xml:space="preserve">command also takes</w:t>
+      </w:r>
+      <w:r>
+        <w:t xml:space="preserve"> </w:t>
+      </w:r>
+      <w:r>
+        <w:rPr>
+          <w:rStyle w:val="VerbatimChar"/>
+        </w:rPr>
+        <w:t xml:space="preserve">--help</w:t>
+      </w:r>
+      <w:r>
+        <w:t xml:space="preserve">.</w:t>
+      </w:r>
+    </w:p>
+    <w:tbl>
+      <w:tblPr>
+        <w:tblStyle w:val="Table"/>
+        <w:tblW w:type="pct" w:w="5000"/>
+        <w:tblLayout w:type="fixed"/>
+        <w:tblLook w:firstRow="1" w:lastRow="0" w:firstColumn="0" w:lastColumn="0" w:noHBand="0" w:noVBand="0" w:val="0020"/>
+      </w:tblPr>
+      <w:tblGrid>
+        <w:gridCol w:w="2026"/>
+        <w:gridCol w:w="736"/>
+        <w:gridCol w:w="736"/>
+        <w:gridCol w:w="736"/>
+        <w:gridCol w:w="3683"/>
+      </w:tblGrid>
+      <w:tr>
+        <w:trPr>
+          <w:cantSplit/>
+          <w:tblHeader w:val="on"/>
+        </w:trPr>
+        <w:tc>
+          <w:tcPr/>
+          <w:p>
+            <w:pPr>
+              <w:pStyle w:val="Compact"/>
+            </w:pPr>
+            <w:r>
+              <w:t xml:space="preserve">Option</w:t>
+            </w:r>
+          </w:p>
+        </w:tc>
+        <w:tc>
+          <w:tcPr/>
+          <w:p>
+            <w:pPr>
+              <w:pStyle w:val="Compact"/>
+              <w:jc w:val="center"/>
+            </w:pPr>
+            <w:r>
+              <w:rPr>
+                <w:rStyle w:val="VerbatimChar"/>
+              </w:rPr>
+              <w:t xml:space="preserve">collect</w:t>
+            </w:r>
+          </w:p>
+        </w:tc>
+        <w:tc>
+          <w:tcPr/>
+          <w:p>
+            <w:pPr>
+              <w:pStyle w:val="Compact"/>
+              <w:jc w:val="center"/>
+            </w:pPr>
+            <w:r>
+              <w:rPr>
+                <w:rStyle w:val="VerbatimChar"/>
+              </w:rPr>
+              <w:t xml:space="preserve">assess</w:t>
+            </w:r>
+          </w:p>
+        </w:tc>
+        <w:tc>
+          <w:tcPr/>
+          <w:p>
+            <w:pPr>
+              <w:pStyle w:val="Compact"/>
+              <w:jc w:val="center"/>
+            </w:pPr>
+            <w:r>
+              <w:rPr>
+                <w:rStyle w:val="VerbatimChar"/>
+              </w:rPr>
+              <w:t xml:space="preserve">run</w:t>
+            </w:r>
+          </w:p>
+        </w:tc>
+        <w:tc>
+          <w:tcPr/>
+          <w:p>
+            <w:pPr>
+              <w:pStyle w:val="Compact"/>
+            </w:pPr>
+            <w:r>
+              <w:t xml:space="preserve">What it does</w:t>
+            </w:r>
+          </w:p>
+        </w:tc>
+      </w:tr>
+      <w:tr>
+        <w:trPr>
+          <w:cantSplit/>
+        </w:trPr>
+        <w:tc>
+          <w:tcPr/>
+          <w:p>
+            <w:pPr>
+              <w:pStyle w:val="Compact"/>
+            </w:pPr>
+            <w:r>
+              <w:rPr>
+                <w:rStyle w:val="VerbatimChar"/>
+              </w:rPr>
+              <w:t xml:space="preserve">--nodes</w:t>
+            </w:r>
+            <w:r>
+              <w:t xml:space="preserve">,</w:t>
+            </w:r>
+            <w:r>
+              <w:t xml:space="preserve"> </w:t>
+            </w:r>
+            <w:r>
+              <w:rPr>
+                <w:rStyle w:val="VerbatimChar"/>
+              </w:rPr>
+              <w:t xml:space="preserve">-n &lt;file&gt;</w:t>
+            </w:r>
+          </w:p>
+        </w:tc>
+        <w:tc>
+          <w:tcPr/>
+          <w:p>
+            <w:pPr>
+              <w:pStyle w:val="Compact"/>
+              <w:jc w:val="center"/>
+            </w:pPr>
+            <w:r>
+              <w:t xml:space="preserve">✓</w:t>
+            </w:r>
+          </w:p>
+        </w:tc>
+        <w:tc>
+          <w:tcPr/>
+          <w:p>
+            <w:pPr>
+              <w:pStyle w:val="Compact"/>
+              <w:jc w:val="center"/>
+            </w:pPr>
+            <w:r>
+              <w:t xml:space="preserve">✓</w:t>
+            </w:r>
+          </w:p>
+        </w:tc>
+        <w:tc>
+          <w:tcPr/>
+          <w:p>
+            <w:pPr>
+              <w:pStyle w:val="Compact"/>
+              <w:jc w:val="center"/>
+            </w:pPr>
+            <w:r>
+              <w:t xml:space="preserve">✓</w:t>
+            </w:r>
+          </w:p>
+        </w:tc>
+        <w:tc>
+          <w:tcPr/>
+          <w:p>
+            <w:pPr>
+              <w:pStyle w:val="Compact"/>
+            </w:pPr>
+            <w:r>
+              <w:t xml:space="preserve">Node list to use instead of</w:t>
+            </w:r>
+            <w:r>
+              <w:t xml:space="preserve"> </w:t>
+            </w:r>
+            <w:r>
+              <w:rPr>
+                <w:rStyle w:val="VerbatimChar"/>
+              </w:rPr>
+              <w:t xml:space="preserve">nodes.yaml</w:t>
+            </w:r>
+          </w:p>
+        </w:tc>
+      </w:tr>
+      <w:tr>
+        <w:trPr>
+          <w:cantSplit/>
+        </w:trPr>
+        <w:tc>
+          <w:tcPr/>
+          <w:p>
+            <w:pPr>
+              <w:pStyle w:val="Compact"/>
+            </w:pPr>
+            <w:r>
+              <w:rPr>
+                <w:rStyle w:val="VerbatimChar"/>
+              </w:rPr>
+              <w:t xml:space="preserve">--results &lt;dir&gt;</w:t>
+            </w:r>
+          </w:p>
+        </w:tc>
+        <w:tc>
+          <w:tcPr/>
+          <w:p>
+            <w:pPr>
+              <w:pStyle w:val="Compact"/>
+              <w:jc w:val="center"/>
+            </w:pPr>
+            <w:r>
+              <w:t xml:space="preserve">✓</w:t>
+            </w:r>
+          </w:p>
+        </w:tc>
+        <w:tc>
+          <w:tcPr/>
+          <w:p>
+            <w:pPr>
+              <w:pStyle w:val="Compact"/>
+              <w:jc w:val="center"/>
+            </w:pPr>
+            <w:r>
+              <w:t xml:space="preserve">✓</w:t>
+            </w:r>
+          </w:p>
+        </w:tc>
+        <w:tc>
+          <w:tcPr/>
+          <w:p>
+            <w:pPr>
+              <w:pStyle w:val="Compact"/>
+              <w:jc w:val="center"/>
+            </w:pPr>
+            <w:r>
+              <w:t xml:space="preserve">✓</w:t>
+            </w:r>
+          </w:p>
+        </w:tc>
+        <w:tc>
+          <w:tcPr/>
+          <w:p>
+            <w:pPr>
+              <w:pStyle w:val="Compact"/>
+            </w:pPr>
+            <w:r>
+              <w:t xml:space="preserve">Folder to write to or read from instead of</w:t>
+            </w:r>
+            <w:r>
+              <w:t xml:space="preserve"> </w:t>
+            </w:r>
+            <w:r>
+              <w:rPr>
+                <w:rStyle w:val="VerbatimChar"/>
+              </w:rPr>
+              <w:t xml:space="preserve">results/</w:t>
+            </w:r>
+          </w:p>
+        </w:tc>
+      </w:tr>
+      <w:tr>
+        <w:trPr>
+          <w:cantSplit/>
+        </w:trPr>
+        <w:tc>
+          <w:tcPr/>
+          <w:p>
+            <w:pPr>
+              <w:pStyle w:val="Compact"/>
+            </w:pPr>
+            <w:r>
+              <w:rPr>
+                <w:rStyle w:val="VerbatimChar"/>
+              </w:rPr>
+              <w:t xml:space="preserve">--only &lt;ids&gt;</w:t>
+            </w:r>
+          </w:p>
+        </w:tc>
+        <w:tc>
+          <w:tcPr/>
+          <w:p>
+            <w:pPr>
+              <w:pStyle w:val="Compact"/>
+              <w:jc w:val="center"/>
+            </w:pPr>
+            <w:r>
+              <w:t xml:space="preserve">✓</w:t>
+            </w:r>
+          </w:p>
+        </w:tc>
+        <w:tc>
+          <w:tcPr/>
+          <w:p>
+            <w:pPr>
+              <w:pStyle w:val="Compact"/>
+              <w:jc w:val="center"/>
+            </w:pPr>
+            <w:r>
+              <w:t xml:space="preserve">✓</w:t>
+            </w:r>
+          </w:p>
+        </w:tc>
+        <w:tc>
+          <w:tcPr/>
+          <w:p>
+            <w:pPr>
+              <w:pStyle w:val="Compact"/>
+              <w:jc w:val="center"/>
+            </w:pPr>
+            <w:r>
+              <w:t xml:space="preserve">✓</w:t>
+            </w:r>
+          </w:p>
+        </w:tc>
+        <w:tc>
+          <w:tcPr/>
+          <w:p>
+            <w:pPr>
+              <w:pStyle w:val="Compact"/>
+            </w:pPr>
+            <w:r>
+              <w:t xml:space="preserve">Fetch only these node ids</w:t>
+            </w:r>
+          </w:p>
+        </w:tc>
+      </w:tr>
+      <w:tr>
+        <w:trPr>
+          <w:cantSplit/>
+        </w:trPr>
+        <w:tc>
+          <w:tcPr/>
+          <w:p>
+            <w:pPr>
+              <w:pStyle w:val="Compact"/>
+            </w:pPr>
+            <w:r>
+              <w:rPr>
+                <w:rStyle w:val="VerbatimChar"/>
+              </w:rPr>
+              <w:t xml:space="preserve">--skip &lt;ids or names&gt;</w:t>
+            </w:r>
+          </w:p>
+        </w:tc>
+        <w:tc>
+          <w:tcPr/>
+          <w:p>
+            <w:pPr>
+              <w:pStyle w:val="Compact"/>
+              <w:jc w:val="center"/>
+            </w:pPr>
+            <w:r>
+              <w:t xml:space="preserve">✓</w:t>
+            </w:r>
+          </w:p>
+        </w:tc>
+        <w:tc>
+          <w:tcPr/>
+          <w:p>
+            <w:pPr>
+              <w:pStyle w:val="Compact"/>
+              <w:jc w:val="center"/>
+            </w:pPr>
+            <w:r>
+              <w:t xml:space="preserve">✓</w:t>
+            </w:r>
+          </w:p>
+        </w:tc>
+        <w:tc>
+          <w:tcPr/>
+          <w:p>
+            <w:pPr>
+              <w:pStyle w:val="Compact"/>
+              <w:jc w:val="center"/>
+            </w:pPr>
+            <w:r>
+              <w:t xml:space="preserve">✓</w:t>
+            </w:r>
+          </w:p>
+        </w:tc>
+        <w:tc>
+          <w:tcPr/>
+          <w:p>
+            <w:pPr>
+              <w:pStyle w:val="Compact"/>
+            </w:pPr>
+            <w:r>
+              <w:t xml:space="preserve">Leave these nodes out entirely; the report says so</w:t>
+            </w:r>
+          </w:p>
+        </w:tc>
+      </w:tr>
+      <w:tr>
+        <w:trPr>
+          <w:cantSplit/>
+        </w:trPr>
+        <w:tc>
+          <w:tcPr/>
+          <w:p>
+            <w:pPr>
+              <w:pStyle w:val="Compact"/>
+            </w:pPr>
+            <w:r>
+              <w:rPr>
+                <w:rStyle w:val="VerbatimChar"/>
+              </w:rPr>
+              <w:t xml:space="preserve">--url &lt;url&gt;</w:t>
+            </w:r>
+          </w:p>
+        </w:tc>
+        <w:tc>
+          <w:tcPr/>
+          <w:p>
+            <w:pPr>
+              <w:pStyle w:val="Compact"/>
+              <w:jc w:val="center"/>
+            </w:pPr>
+            <w:r>
+              <w:t xml:space="preserve">✓</w:t>
+            </w:r>
+          </w:p>
+        </w:tc>
+        <w:tc>
+          <w:tcPr/>
+          <w:p>
+            <w:pPr>
+              <w:pStyle w:val="Compact"/>
+              <w:jc w:val="center"/>
+            </w:pPr>
+            <w:r>
+              <w:t xml:space="preserve">✓</w:t>
+            </w:r>
+          </w:p>
+        </w:tc>
+        <w:tc>
+          <w:tcPr/>
+          <w:p>
+            <w:pPr>
+              <w:pStyle w:val="Compact"/>
+              <w:jc w:val="center"/>
+            </w:pPr>
+            <w:r>
+              <w:t xml:space="preserve">✓</w:t>
+            </w:r>
+          </w:p>
+        </w:tc>
+        <w:tc>
+          <w:tcPr/>
+          <w:p>
+            <w:pPr>
+              <w:pStyle w:val="Compact"/>
+            </w:pPr>
+            <w:r>
+              <w:t xml:space="preserve">Check a page not in</w:t>
+            </w:r>
+            <w:r>
+              <w:t xml:space="preserve"> </w:t>
+            </w:r>
+            <w:r>
+              <w:rPr>
+                <w:rStyle w:val="VerbatimChar"/>
+              </w:rPr>
+              <w:t xml:space="preserve">nodes.yaml</w:t>
+            </w:r>
+            <w:r>
+              <w:t xml:space="preserve"> </w:t>
+            </w:r>
+            <w:r>
+              <w:t xml:space="preserve">(writes to</w:t>
+            </w:r>
+            <w:r>
+              <w:t xml:space="preserve"> </w:t>
+            </w:r>
+            <w:r>
+              <w:rPr>
+                <w:rStyle w:val="VerbatimChar"/>
+              </w:rPr>
+              <w:t xml:space="preserve">results/one-off/</w:t>
+            </w:r>
+            <w:r>
+              <w:t xml:space="preserve">)</w:t>
+            </w:r>
+          </w:p>
+        </w:tc>
+      </w:tr>
+      <w:tr>
+        <w:trPr>
+          <w:cantSplit/>
+        </w:trPr>
+        <w:tc>
+          <w:tcPr/>
+          <w:p>
+            <w:pPr>
+              <w:pStyle w:val="Compact"/>
+            </w:pPr>
+            <w:r>
+              <w:rPr>
+                <w:rStyle w:val="VerbatimChar"/>
+              </w:rPr>
+              <w:t xml:space="preserve">--eosc-page &lt;url&gt;</w:t>
+            </w:r>
+          </w:p>
+        </w:tc>
+        <w:tc>
+          <w:tcPr/>
+          <w:p>
+            <w:pPr>
+              <w:pStyle w:val="Compact"/>
+              <w:jc w:val="center"/>
+            </w:pPr>
+            <w:r>
+              <w:t xml:space="preserve">✓</w:t>
+            </w:r>
+          </w:p>
+        </w:tc>
+        <w:tc>
+          <w:tcPr/>
+          <w:p>
+            <w:pPr>
+              <w:pStyle w:val="Compact"/>
+              <w:jc w:val="center"/>
+            </w:pPr>
+            <w:r>
+              <w:t xml:space="preserve">✓</w:t>
+            </w:r>
+          </w:p>
+        </w:tc>
+        <w:tc>
+          <w:tcPr/>
+          <w:p>
+            <w:pPr>
+              <w:pStyle w:val="Compact"/>
+              <w:jc w:val="center"/>
+            </w:pPr>
+            <w:r>
+              <w:t xml:space="preserve">✓</w:t>
+            </w:r>
+          </w:p>
+        </w:tc>
+        <w:tc>
+          <w:tcPr/>
+          <w:p>
+            <w:pPr>
+              <w:pStyle w:val="Compact"/>
+            </w:pPr>
+            <w:r>
+              <w:t xml:space="preserve">With one</w:t>
+            </w:r>
+            <w:r>
+              <w:t xml:space="preserve"> </w:t>
+            </w:r>
+            <w:r>
+              <w:rPr>
+                <w:rStyle w:val="VerbatimChar"/>
+              </w:rPr>
+              <w:t xml:space="preserve">--url</w:t>
+            </w:r>
+            <w:r>
+              <w:t xml:space="preserve">: that node's own</w:t>
+            </w:r>
+            <w:r>
+              <w:t xml:space="preserve"> </w:t>
+            </w:r>
+            <w:r>
+              <w:rPr>
+                <w:rStyle w:val="VerbatimChar"/>
+              </w:rPr>
+              <w:t xml:space="preserve">eosc.eu</w:t>
+            </w:r>
+            <w:r>
+              <w:t xml:space="preserve"> </w:t>
+            </w:r>
+            <w:r>
+              <w:t xml:space="preserve">page, for point 4</w:t>
+            </w:r>
+          </w:p>
+        </w:tc>
+      </w:tr>
+      <w:tr>
+        <w:trPr>
+          <w:cantSplit/>
+        </w:trPr>
+        <w:tc>
+          <w:tcPr/>
+          <w:p>
+            <w:pPr>
+              <w:pStyle w:val="Compact"/>
+            </w:pPr>
+            <w:r>
+              <w:rPr>
+                <w:rStyle w:val="VerbatimChar"/>
+              </w:rPr>
+              <w:t xml:space="preserve">--node &lt;id or name&gt;</w:t>
+            </w:r>
+          </w:p>
+        </w:tc>
+        <w:tc>
+          <w:tcPr/>
+          <w:p>
+            <w:pPr>
+              <w:pStyle w:val="Compact"/>
+              <w:jc w:val="center"/>
+            </w:pPr>
+            <w:r>
+              <w:t xml:space="preserve">✓</w:t>
+            </w:r>
+          </w:p>
+        </w:tc>
+        <w:tc>
+          <w:tcPr/>
+          <w:p>
+            <w:pPr>
+              <w:pStyle w:val="Compact"/>
+              <w:jc w:val="center"/>
+            </w:pPr>
+            <w:r>
+              <w:t xml:space="preserve">✓</w:t>
+            </w:r>
+          </w:p>
+        </w:tc>
+        <w:tc>
+          <w:tcPr/>
+          <w:p>
+            <w:pPr>
+              <w:pStyle w:val="Compact"/>
+              <w:jc w:val="center"/>
+            </w:pPr>
+            <w:r>
+              <w:t xml:space="preserve">✓</w:t>
+            </w:r>
+          </w:p>
+        </w:tc>
+        <w:tc>
+          <w:tcPr/>
+          <w:p>
+            <w:pPr>
+              <w:pStyle w:val="Compact"/>
+            </w:pPr>
+            <w:r>
+              <w:t xml:space="preserve">One configured node at the alternative page given with</w:t>
+            </w:r>
+            <w:r>
+              <w:t xml:space="preserve"> </w:t>
+            </w:r>
+            <w:r>
+              <w:rPr>
+                <w:rStyle w:val="VerbatimChar"/>
+              </w:rPr>
+              <w:t xml:space="preserve">--url</w:t>
+            </w:r>
+          </w:p>
+        </w:tc>
+      </w:tr>
+      <w:tr>
+        <w:trPr>
+          <w:cantSplit/>
+        </w:trPr>
+        <w:tc>
+          <w:tcPr/>
+          <w:p>
+            <w:pPr>
+              <w:pStyle w:val="Compact"/>
+            </w:pPr>
+            <w:r>
+              <w:rPr>
+                <w:rStyle w:val="VerbatimChar"/>
+              </w:rPr>
+              <w:t xml:space="preserve">--delay &lt;s&gt;</w:t>
+            </w:r>
+          </w:p>
+        </w:tc>
+        <w:tc>
+          <w:tcPr/>
+          <w:p>
+            <w:pPr>
+              <w:pStyle w:val="Compact"/>
+              <w:jc w:val="center"/>
+            </w:pPr>
+            <w:r>
+              <w:t xml:space="preserve">✓</w:t>
+            </w:r>
+          </w:p>
+        </w:tc>
+        <w:tc>
+          <w:tcPr/>
+          <w:p>
+            <w:pPr>
+              <w:pStyle w:val="Compact"/>
+              <w:jc w:val="center"/>
+            </w:pPr>
+            <w:r>
+              <w:t xml:space="preserve">—</w:t>
+            </w:r>
+          </w:p>
+        </w:tc>
+        <w:tc>
+          <w:tcPr/>
+          <w:p>
+            <w:pPr>
+              <w:pStyle w:val="Compact"/>
+              <w:jc w:val="center"/>
+            </w:pPr>
+            <w:r>
+              <w:t xml:space="preserve">✓</w:t>
+            </w:r>
+          </w:p>
+        </w:tc>
+        <w:tc>
+          <w:tcPr/>
+          <w:p>
+            <w:pPr>
+              <w:pStyle w:val="Compact"/>
+            </w:pPr>
+            <w:r>
+              <w:t xml:space="preserve">Seconds between hosts (default 2.0)</w:t>
+            </w:r>
+          </w:p>
+        </w:tc>
+      </w:tr>
+      <w:tr>
+        <w:trPr>
+          <w:cantSplit/>
+        </w:trPr>
+        <w:tc>
+          <w:tcPr/>
+          <w:p>
+            <w:pPr>
+              <w:pStyle w:val="Compact"/>
+            </w:pPr>
+            <w:r>
+              <w:rPr>
+                <w:rStyle w:val="VerbatimChar"/>
+              </w:rPr>
+              <w:t xml:space="preserve">--depth 0/1/2</w:t>
+            </w:r>
+          </w:p>
+        </w:tc>
+        <w:tc>
+          <w:tcPr/>
+          <w:p>
+            <w:pPr>
+              <w:pStyle w:val="Compact"/>
+              <w:jc w:val="center"/>
+            </w:pPr>
+            <w:r>
+              <w:t xml:space="preserve">✓</w:t>
+            </w:r>
+          </w:p>
+        </w:tc>
+        <w:tc>
+          <w:tcPr/>
+          <w:p>
+            <w:pPr>
+              <w:pStyle w:val="Compact"/>
+              <w:jc w:val="center"/>
+            </w:pPr>
+            <w:r>
+              <w:t xml:space="preserve">—</w:t>
+            </w:r>
+          </w:p>
+        </w:tc>
+        <w:tc>
+          <w:tcPr/>
+          <w:p>
+            <w:pPr>
+              <w:pStyle w:val="Compact"/>
+              <w:jc w:val="center"/>
+            </w:pPr>
+            <w:r>
+              <w:t xml:space="preserve">✓</w:t>
+            </w:r>
+          </w:p>
+        </w:tc>
+        <w:tc>
+          <w:tcPr/>
+          <w:p>
+            <w:pPr>
+              <w:pStyle w:val="Compact"/>
+            </w:pPr>
+            <w:r>
+              <w:t xml:space="preserve">How far to follow links (default 1)</w:t>
+            </w:r>
+          </w:p>
+        </w:tc>
+      </w:tr>
+      <w:tr>
+        <w:trPr>
+          <w:cantSplit/>
+        </w:trPr>
+        <w:tc>
+          <w:tcPr/>
+          <w:p>
+            <w:pPr>
+              <w:pStyle w:val="Compact"/>
+            </w:pPr>
+            <w:r>
+              <w:rPr>
+                <w:rStyle w:val="VerbatimChar"/>
+              </w:rPr>
+              <w:t xml:space="preserve">--max-children &lt;n&gt;</w:t>
+            </w:r>
+          </w:p>
+        </w:tc>
+        <w:tc>
+          <w:tcPr/>
+          <w:p>
+            <w:pPr>
+              <w:pStyle w:val="Compact"/>
+              <w:jc w:val="center"/>
+            </w:pPr>
+            <w:r>
+              <w:t xml:space="preserve">✓</w:t>
+            </w:r>
+          </w:p>
+        </w:tc>
+        <w:tc>
+          <w:tcPr/>
+          <w:p>
+            <w:pPr>
+              <w:pStyle w:val="Compact"/>
+              <w:jc w:val="center"/>
+            </w:pPr>
+            <w:r>
+              <w:t xml:space="preserve">—</w:t>
+            </w:r>
+          </w:p>
+        </w:tc>
+        <w:tc>
+          <w:tcPr/>
+          <w:p>
+            <w:pPr>
+              <w:pStyle w:val="Compact"/>
+              <w:jc w:val="center"/>
+            </w:pPr>
+            <w:r>
+              <w:t xml:space="preserve">—</w:t>
+            </w:r>
+          </w:p>
+        </w:tc>
+        <w:tc>
+          <w:tcPr/>
+          <w:p>
+            <w:pPr>
+              <w:pStyle w:val="Compact"/>
+            </w:pPr>
+            <w:r>
+              <w:t xml:space="preserve">Linked pages followed per node at depth 1 (default 8;</w:t>
+            </w:r>
+            <w:r>
+              <w:t xml:space="preserve"> </w:t>
+            </w:r>
+            <w:r>
+              <w:rPr>
+                <w:rStyle w:val="VerbatimChar"/>
+              </w:rPr>
+              <w:t xml:space="preserve">run</w:t>
+            </w:r>
+            <w:r>
+              <w:t xml:space="preserve"> </w:t>
+            </w:r>
+            <w:r>
+              <w:t xml:space="preserve">always uses 8)</w:t>
+            </w:r>
+          </w:p>
+        </w:tc>
+      </w:tr>
+      <w:tr>
+        <w:trPr>
+          <w:cantSplit/>
+        </w:trPr>
+        <w:tc>
+          <w:tcPr/>
+          <w:p>
+            <w:pPr>
+              <w:pStyle w:val="Compact"/>
+            </w:pPr>
+            <w:r>
+              <w:rPr>
+                <w:rStyle w:val="VerbatimChar"/>
+              </w:rPr>
+              <w:t xml:space="preserve">--fetch-budget &lt;n&gt;</w:t>
+            </w:r>
+          </w:p>
+        </w:tc>
+        <w:tc>
+          <w:tcPr/>
+          <w:p>
+            <w:pPr>
+              <w:pStyle w:val="Compact"/>
+              <w:jc w:val="center"/>
+            </w:pPr>
+            <w:r>
+              <w:t xml:space="preserve">✓</w:t>
+            </w:r>
+          </w:p>
+        </w:tc>
+        <w:tc>
+          <w:tcPr/>
+          <w:p>
+            <w:pPr>
+              <w:pStyle w:val="Compact"/>
+              <w:jc w:val="center"/>
+            </w:pPr>
+            <w:r>
+              <w:t xml:space="preserve">—</w:t>
+            </w:r>
+          </w:p>
+        </w:tc>
+        <w:tc>
+          <w:tcPr/>
+          <w:p>
+            <w:pPr>
+              <w:pStyle w:val="Compact"/>
+              <w:jc w:val="center"/>
+            </w:pPr>
+            <w:r>
+              <w:t xml:space="preserve">✓</w:t>
+            </w:r>
+          </w:p>
+        </w:tc>
+        <w:tc>
+          <w:tcPr/>
+          <w:p>
+            <w:pPr>
+              <w:pStyle w:val="Compact"/>
+            </w:pPr>
+            <w:r>
+              <w:t xml:space="preserve">Depth 2 only: ceiling on second-hop requests (default 60)</w:t>
+            </w:r>
+          </w:p>
+        </w:tc>
+      </w:tr>
+      <w:tr>
+        <w:trPr>
+          <w:cantSplit/>
+        </w:trPr>
+        <w:tc>
+          <w:tcPr/>
+          <w:p>
+            <w:pPr>
+              <w:pStyle w:val="Compact"/>
+            </w:pPr>
+            <w:r>
+              <w:rPr>
+                <w:rStyle w:val="VerbatimChar"/>
+              </w:rPr>
+              <w:t xml:space="preserve">--checklist</w:t>
+            </w:r>
+            <w:r>
+              <w:t xml:space="preserve">,</w:t>
+            </w:r>
+            <w:r>
+              <w:t xml:space="preserve"> </w:t>
+            </w:r>
+            <w:r>
+              <w:rPr>
+                <w:rStyle w:val="VerbatimChar"/>
+              </w:rPr>
+              <w:t xml:space="preserve">-c &lt;file&gt;</w:t>
+            </w:r>
+          </w:p>
+        </w:tc>
+        <w:tc>
+          <w:tcPr/>
+          <w:p>
+            <w:pPr>
+              <w:pStyle w:val="Compact"/>
+              <w:jc w:val="center"/>
+            </w:pPr>
+            <w:r>
+              <w:t xml:space="preserve">—</w:t>
+            </w:r>
+          </w:p>
+        </w:tc>
+        <w:tc>
+          <w:tcPr/>
+          <w:p>
+            <w:pPr>
+              <w:pStyle w:val="Compact"/>
+              <w:jc w:val="center"/>
+            </w:pPr>
+            <w:r>
+              <w:t xml:space="preserve">✓</w:t>
+            </w:r>
+          </w:p>
+        </w:tc>
+        <w:tc>
+          <w:tcPr/>
+          <w:p>
+            <w:pPr>
+              <w:pStyle w:val="Compact"/>
+              <w:jc w:val="center"/>
+            </w:pPr>
+            <w:r>
+              <w:t xml:space="preserve">✓</w:t>
+            </w:r>
+          </w:p>
+        </w:tc>
+        <w:tc>
+          <w:tcPr/>
+          <w:p>
+            <w:pPr>
+              <w:pStyle w:val="Compact"/>
+            </w:pPr>
+            <w:r>
+              <w:t xml:space="preserve">Checklist revision to apply (default</w:t>
+            </w:r>
+            <w:r>
+              <w:t xml:space="preserve"> </w:t>
+            </w:r>
+            <w:r>
+              <w:rPr>
+                <w:rStyle w:val="VerbatimChar"/>
+              </w:rPr>
+              <w:t xml:space="preserve">checklist/v3.0.yaml</w:t>
+            </w:r>
+            <w:r>
+              <w:t xml:space="preserve">)</w:t>
+            </w:r>
+          </w:p>
+        </w:tc>
+      </w:tr>
+      <w:tr>
+        <w:trPr>
+          <w:cantSplit/>
+        </w:trPr>
+        <w:tc>
+          <w:tcPr/>
+          <w:p>
+            <w:pPr>
+              <w:pStyle w:val="Compact"/>
+            </w:pPr>
+            <w:r>
+              <w:rPr>
+                <w:rStyle w:val="VerbatimChar"/>
+              </w:rPr>
+              <w:t xml:space="preserve">--approved-names &lt;file&gt;</w:t>
+            </w:r>
+          </w:p>
+        </w:tc>
+        <w:tc>
+          <w:tcPr/>
+          <w:p>
+            <w:pPr>
+              <w:pStyle w:val="Compact"/>
+              <w:jc w:val="center"/>
+            </w:pPr>
+            <w:r>
+              <w:t xml:space="preserve">—</w:t>
+            </w:r>
+          </w:p>
+        </w:tc>
+        <w:tc>
+          <w:tcPr/>
+          <w:p>
+            <w:pPr>
+              <w:pStyle w:val="Compact"/>
+              <w:jc w:val="center"/>
+            </w:pPr>
+            <w:r>
+              <w:t xml:space="preserve">✓</w:t>
+            </w:r>
+          </w:p>
+        </w:tc>
+        <w:tc>
+          <w:tcPr/>
+          <w:p>
+            <w:pPr>
+              <w:pStyle w:val="Compact"/>
+              <w:jc w:val="center"/>
+            </w:pPr>
+            <w:r>
+              <w:t xml:space="preserve">✓</w:t>
+            </w:r>
+          </w:p>
+        </w:tc>
+        <w:tc>
+          <w:tcPr/>
+          <w:p>
+            <w:pPr>
+              <w:pStyle w:val="Compact"/>
+            </w:pPr>
+            <w:r>
+              <w:t xml:space="preserve">Approved-name list for point 3 (default</w:t>
+            </w:r>
+            <w:r>
+              <w:t xml:space="preserve"> </w:t>
+            </w:r>
+            <w:r>
+              <w:rPr>
+                <w:rStyle w:val="VerbatimChar"/>
+              </w:rPr>
+              <w:t xml:space="preserve">checklist/approved-names.txt</w:t>
+            </w:r>
+            <w:r>
+              <w:t xml:space="preserve">)</w:t>
+            </w:r>
+          </w:p>
+        </w:tc>
+      </w:tr>
+      <w:tr>
+        <w:trPr>
+          <w:cantSplit/>
+        </w:trPr>
+        <w:tc>
+          <w:tcPr/>
+          <w:p>
+            <w:pPr>
+              <w:pStyle w:val="Compact"/>
+            </w:pPr>
+            <w:r>
+              <w:rPr>
+                <w:rStyle w:val="VerbatimChar"/>
+              </w:rPr>
+              <w:t xml:space="preserve">--no-approved-names</w:t>
+            </w:r>
+          </w:p>
+        </w:tc>
+        <w:tc>
+          <w:tcPr/>
+          <w:p>
+            <w:pPr>
+              <w:pStyle w:val="Compact"/>
+              <w:jc w:val="center"/>
+            </w:pPr>
+            <w:r>
+              <w:t xml:space="preserve">—</w:t>
+            </w:r>
+          </w:p>
+        </w:tc>
+        <w:tc>
+          <w:tcPr/>
+          <w:p>
+            <w:pPr>
+              <w:pStyle w:val="Compact"/>
+              <w:jc w:val="center"/>
+            </w:pPr>
+            <w:r>
+              <w:t xml:space="preserve">✓</w:t>
+            </w:r>
+          </w:p>
+        </w:tc>
+        <w:tc>
+          <w:tcPr/>
+          <w:p>
+            <w:pPr>
+              <w:pStyle w:val="Compact"/>
+              <w:jc w:val="center"/>
+            </w:pPr>
+            <w:r>
+              <w:t xml:space="preserve">✓</w:t>
+            </w:r>
+          </w:p>
+        </w:tc>
+        <w:tc>
+          <w:tcPr/>
+          <w:p>
+            <w:pPr>
+              <w:pStyle w:val="Compact"/>
+            </w:pPr>
+            <w:r>
+              <w:t xml:space="preserve">Use no name list at all</w:t>
+            </w:r>
+          </w:p>
+        </w:tc>
+      </w:tr>
+      <w:tr>
+        <w:trPr>
+          <w:cantSplit/>
+        </w:trPr>
+        <w:tc>
+          <w:tcPr/>
+          <w:p>
+            <w:pPr>
+              <w:pStyle w:val="Compact"/>
+            </w:pPr>
+            <w:r>
+              <w:rPr>
+                <w:rStyle w:val="VerbatimChar"/>
+              </w:rPr>
+              <w:t xml:space="preserve">--strict-separators</w:t>
+            </w:r>
+          </w:p>
+        </w:tc>
+        <w:tc>
+          <w:tcPr/>
+          <w:p>
+            <w:pPr>
+              <w:pStyle w:val="Compact"/>
+              <w:jc w:val="center"/>
+            </w:pPr>
+            <w:r>
+              <w:t xml:space="preserve">—</w:t>
+            </w:r>
+          </w:p>
+        </w:tc>
+        <w:tc>
+          <w:tcPr/>
+          <w:p>
+            <w:pPr>
+              <w:pStyle w:val="Compact"/>
+              <w:jc w:val="center"/>
+            </w:pPr>
+            <w:r>
+              <w:t xml:space="preserve">✓</w:t>
+            </w:r>
+          </w:p>
+        </w:tc>
+        <w:tc>
+          <w:tcPr/>
+          <w:p>
+            <w:pPr>
+              <w:pStyle w:val="Compact"/>
+              <w:jc w:val="center"/>
+            </w:pPr>
+            <w:r>
+              <w:t xml:space="preserve">✓</w:t>
+            </w:r>
+          </w:p>
+        </w:tc>
+        <w:tc>
+          <w:tcPr/>
+          <w:p>
+            <w:pPr>
+              <w:pStyle w:val="Compact"/>
+            </w:pPr>
+            <w:r>
+              <w:t xml:space="preserve">Match separators in approved names literally</w:t>
+            </w:r>
+          </w:p>
+        </w:tc>
+      </w:tr>
+      <w:tr>
+        <w:trPr>
+          <w:cantSplit/>
+        </w:trPr>
+        <w:tc>
+          <w:tcPr/>
+          <w:p>
+            <w:pPr>
+              <w:pStyle w:val="Compact"/>
+            </w:pPr>
+            <w:r>
+              <w:rPr>
+                <w:rStyle w:val="VerbatimChar"/>
+              </w:rPr>
+              <w:t xml:space="preserve">--run &lt;label&gt;</w:t>
+            </w:r>
+          </w:p>
+        </w:tc>
+        <w:tc>
+          <w:tcPr/>
+          <w:p>
+            <w:pPr>
+              <w:pStyle w:val="Compact"/>
+              <w:jc w:val="center"/>
+            </w:pPr>
+            <w:r>
+              <w:t xml:space="preserve">—</w:t>
+            </w:r>
+          </w:p>
+        </w:tc>
+        <w:tc>
+          <w:tcPr/>
+          <w:p>
+            <w:pPr>
+              <w:pStyle w:val="Compact"/>
+              <w:jc w:val="center"/>
+            </w:pPr>
+            <w:r>
+              <w:t xml:space="preserve">✓</w:t>
+            </w:r>
+          </w:p>
+        </w:tc>
+        <w:tc>
+          <w:tcPr/>
+          <w:p>
+            <w:pPr>
+              <w:pStyle w:val="Compact"/>
+              <w:jc w:val="center"/>
+            </w:pPr>
+            <w:r>
+              <w:t xml:space="preserve">✓</w:t>
+            </w:r>
+          </w:p>
+        </w:tc>
+        <w:tc>
+          <w:tcPr/>
+          <w:p>
+            <w:pPr>
+              <w:pStyle w:val="Compact"/>
+            </w:pPr>
+            <w:r>
+              <w:t xml:space="preserve">Label recorded in every report (default: UTC time)</w:t>
+            </w:r>
+          </w:p>
+        </w:tc>
+      </w:tr>
+      <w:tr>
+        <w:trPr>
+          <w:cantSplit/>
+        </w:trPr>
+        <w:tc>
+          <w:tcPr/>
+          <w:p>
+            <w:pPr>
+              <w:pStyle w:val="Compact"/>
+            </w:pPr>
+            <w:r>
+              <w:rPr>
+                <w:rStyle w:val="VerbatimChar"/>
+              </w:rPr>
+              <w:t xml:space="preserve">--update-results-for-node &lt;node&gt;</w:t>
+            </w:r>
+          </w:p>
+        </w:tc>
+        <w:tc>
+          <w:tcPr/>
+          <w:p>
+            <w:pPr>
+              <w:pStyle w:val="Compact"/>
+              <w:jc w:val="center"/>
+            </w:pPr>
+            <w:r>
+              <w:t xml:space="preserve">—</w:t>
+            </w:r>
+          </w:p>
+        </w:tc>
+        <w:tc>
+          <w:tcPr/>
+          <w:p>
+            <w:pPr>
+              <w:pStyle w:val="Compact"/>
+              <w:jc w:val="center"/>
+            </w:pPr>
+            <w:r>
+              <w:t xml:space="preserve">✓</w:t>
+            </w:r>
+          </w:p>
+        </w:tc>
+        <w:tc>
+          <w:tcPr/>
+          <w:p>
+            <w:pPr>
+              <w:pStyle w:val="Compact"/>
+              <w:jc w:val="center"/>
+            </w:pPr>
+            <w:r>
+              <w:t xml:space="preserve">✓</w:t>
+            </w:r>
+          </w:p>
+        </w:tc>
+        <w:tc>
+          <w:tcPr/>
+          <w:p>
+            <w:pPr>
+              <w:pStyle w:val="Compact"/>
+            </w:pPr>
+            <w:r>
+              <w:t xml:space="preserve">Update only that node's row in the stored results;</w:t>
+            </w:r>
+            <w:r>
+              <w:t xml:space="preserve"> </w:t>
+            </w:r>
+            <w:r>
+              <w:rPr>
+                <w:rStyle w:val="VerbatimChar"/>
+              </w:rPr>
+              <w:t xml:space="preserve">assess</w:t>
+            </w:r>
+            <w:r>
+              <w:t xml:space="preserve"> </w:t>
+            </w:r>
+            <w:r>
+              <w:t xml:space="preserve">re-judges its saved evidence,</w:t>
+            </w:r>
+            <w:r>
+              <w:t xml:space="preserve"> </w:t>
+            </w:r>
+            <w:r>
+              <w:rPr>
+                <w:rStyle w:val="VerbatimChar"/>
+              </w:rPr>
+              <w:t xml:space="preserve">run</w:t>
+            </w:r>
+            <w:r>
+              <w:t xml:space="preserve"> </w:t>
+            </w:r>
+            <w:r>
+              <w:t xml:space="preserve">fetches it again</w:t>
+            </w:r>
+          </w:p>
+        </w:tc>
+      </w:tr>
+      <w:tr>
+        <w:trPr>
+          <w:cantSplit/>
+        </w:trPr>
+        <w:tc>
+          <w:tcPr/>
+          <w:p>
+            <w:pPr>
+              <w:pStyle w:val="Compact"/>
+            </w:pPr>
+            <w:r>
+              <w:rPr>
+                <w:rStyle w:val="VerbatimChar"/>
+              </w:rPr>
+              <w:t xml:space="preserve">--accept-error</w:t>
+            </w:r>
+          </w:p>
+        </w:tc>
+        <w:tc>
+          <w:tcPr/>
+          <w:p>
+            <w:pPr>
+              <w:pStyle w:val="Compact"/>
+              <w:jc w:val="center"/>
+            </w:pPr>
+            <w:r>
+              <w:t xml:space="preserve">—</w:t>
+            </w:r>
+          </w:p>
+        </w:tc>
+        <w:tc>
+          <w:tcPr/>
+          <w:p>
+            <w:pPr>
+              <w:pStyle w:val="Compact"/>
+              <w:jc w:val="center"/>
+            </w:pPr>
+            <w:r>
+              <w:t xml:space="preserve">—</w:t>
+            </w:r>
+          </w:p>
+        </w:tc>
+        <w:tc>
+          <w:tcPr/>
+          <w:p>
+            <w:pPr>
+              <w:pStyle w:val="Compact"/>
+              <w:jc w:val="center"/>
+            </w:pPr>
+            <w:r>
+              <w:t xml:space="preserve">✓</w:t>
+            </w:r>
+          </w:p>
+        </w:tc>
+        <w:tc>
+          <w:tcPr/>
+          <w:p>
+            <w:pPr>
+              <w:pStyle w:val="Compact"/>
+            </w:pPr>
+            <w:r>
+              <w:t xml:space="preserve">With</w:t>
+            </w:r>
+            <w:r>
+              <w:t xml:space="preserve"> </w:t>
+            </w:r>
+            <w:r>
+              <w:rPr>
+                <w:rStyle w:val="VerbatimChar"/>
+              </w:rPr>
+              <w:t xml:space="preserve">--update-results-for-node</w:t>
+            </w:r>
+            <w:r>
+              <w:t xml:space="preserve">: merge the row even if the fetch failed</w:t>
+            </w:r>
+          </w:p>
+        </w:tc>
+      </w:tr>
+    </w:tbl>
+    <w:p>
+      <w:pPr>
+        <w:pStyle w:val="BodyText"/>
+      </w:pPr>
+      <w:r>
+        <w:rPr>
+          <w:b/>
+          <w:bCs/>
+        </w:rPr>
+        <w:t xml:space="preserve">What to launch again after a change.</w:t>
+      </w:r>
+      <w:r>
+        <w:t xml:space="preserve"> </w:t>
+      </w:r>
+      <w:r>
+        <w:t xml:space="preserve">Which phase has to be repeated depends</w:t>
+      </w:r>
+      <w:r>
+        <w:t xml:space="preserve"> </w:t>
+      </w:r>
+      <w:r>
+        <w:t xml:space="preserve">on which input changed. A change to</w:t>
+      </w:r>
+      <w:r>
+        <w:t xml:space="preserve"> </w:t>
+      </w:r>
+      <w:r>
+        <w:rPr>
+          <w:rStyle w:val="VerbatimChar"/>
+        </w:rPr>
+        <w:t xml:space="preserve">nodes.yaml</w:t>
+      </w:r>
+      <w:r>
+        <w:t xml:space="preserve"> </w:t>
+      </w:r>
+      <w:r>
+        <w:t xml:space="preserve">needs a new collection for the</w:t>
+      </w:r>
+      <w:r>
+        <w:t xml:space="preserve"> </w:t>
+      </w:r>
+      <w:r>
+        <w:t xml:space="preserve">nodes concerned. A change to the checklist or to the name list needs only a new</w:t>
+      </w:r>
+      <w:r>
+        <w:t xml:space="preserve"> </w:t>
+      </w:r>
+      <w:r>
+        <w:t xml:space="preserve">assessment, which is offline.</w:t>
+      </w:r>
+      <w:r>
+        <w:t xml:space="preserve"> </w:t>
+      </w:r>
+      <w:r>
+        <w:rPr>
+          <w:rStyle w:val="VerbatimChar"/>
+        </w:rPr>
+        <w:t xml:space="preserve">--update-results-for-node</w:t>
+      </w:r>
+      <w:r>
+        <w:t xml:space="preserve"> </w:t>
+      </w:r>
+      <w:r>
+        <w:t xml:space="preserve">refuses when the</w:t>
+      </w:r>
+      <w:r>
+        <w:t xml:space="preserve"> </w:t>
+      </w:r>
+      <w:r>
+        <w:t xml:space="preserve">checklist or the approved-name list differs from the stored results', because</w:t>
+      </w:r>
+      <w:r>
+        <w:t xml:space="preserve"> </w:t>
+      </w:r>
+      <w:r>
+        <w:t xml:space="preserve">a row judged by other rules would not be comparable with the others. In those</w:t>
+      </w:r>
+      <w:r>
+        <w:t xml:space="preserve"> </w:t>
+      </w:r>
+      <w:r>
+        <w:t xml:space="preserve">cases, every row is assessed again from its stored evidence.</w:t>
+      </w:r>
+    </w:p>
+    <w:tbl>
+      <w:tblPr>
+        <w:tblStyle w:val="Table"/>
+        <w:tblW w:type="pct" w:w="5000"/>
+        <w:tblLayout w:type="fixed"/>
+        <w:tblLook w:firstRow="1" w:lastRow="0" w:firstColumn="0" w:lastColumn="0" w:noHBand="0" w:noVBand="0" w:val="0020"/>
+      </w:tblPr>
+      <w:tblGrid>
+        <w:gridCol w:w="2262"/>
+        <w:gridCol w:w="2262"/>
+        <w:gridCol w:w="1131"/>
+        <w:gridCol w:w="2262"/>
+      </w:tblGrid>
+      <w:tr>
+        <w:trPr>
+          <w:cantSplit/>
+          <w:tblHeader w:val="on"/>
+        </w:trPr>
+        <w:tc>
+          <w:tcPr/>
+          <w:p>
+            <w:pPr>
+              <w:pStyle w:val="Compact"/>
+            </w:pPr>
+            <w:r>
+              <w:t xml:space="preserve">You change</w:t>
+            </w:r>
+          </w:p>
+        </w:tc>
+        <w:tc>
+          <w:tcPr/>
+          <w:p>
+            <w:pPr>
+              <w:pStyle w:val="Compact"/>
+            </w:pPr>
+            <w:r>
+              <w:t xml:space="preserve">Launch again</w:t>
+            </w:r>
+          </w:p>
+        </w:tc>
+        <w:tc>
+          <w:tcPr/>
+          <w:p>
+            <w:pPr>
+              <w:pStyle w:val="Compact"/>
+            </w:pPr>
+            <w:r>
+              <w:t xml:space="preserve">Sites contacted</w:t>
+            </w:r>
+          </w:p>
+        </w:tc>
+        <w:tc>
+          <w:tcPr/>
+          <w:p>
+            <w:pPr>
+              <w:pStyle w:val="Compact"/>
+            </w:pPr>
+            <w:r>
+              <w:t xml:space="preserve">The other nodes' rows</w:t>
+            </w:r>
+          </w:p>
+        </w:tc>
+      </w:tr>
+      <w:tr>
+        <w:trPr>
+          <w:cantSplit/>
+        </w:trPr>
+        <w:tc>
+          <w:tcPr/>
+          <w:p>
+            <w:pPr>
+              <w:pStyle w:val="Compact"/>
+            </w:pPr>
+            <w:r>
+              <w:rPr>
+                <w:b/>
+                <w:bCs/>
+              </w:rPr>
+              <w:t xml:space="preserve">Add a node</w:t>
+            </w:r>
+            <w:r>
+              <w:t xml:space="preserve">: an entry in</w:t>
+            </w:r>
+            <w:r>
+              <w:t xml:space="preserve"> </w:t>
+            </w:r>
+            <w:r>
+              <w:rPr>
+                <w:rStyle w:val="VerbatimChar"/>
+              </w:rPr>
+              <w:t xml:space="preserve">nodes.yaml</w:t>
+            </w:r>
+            <w:r>
+              <w:t xml:space="preserve"> </w:t>
+            </w:r>
+            <w:r>
+              <w:t xml:space="preserve">and its approved name in</w:t>
+            </w:r>
+            <w:r>
+              <w:t xml:space="preserve"> </w:t>
+            </w:r>
+            <w:r>
+              <w:rPr>
+                <w:rStyle w:val="VerbatimChar"/>
+              </w:rPr>
+              <w:t xml:space="preserve">checklist/approved-names.txt</w:t>
+            </w:r>
+            <w:r>
+              <w:t xml:space="preserve"> </w:t>
+            </w:r>
+            <w:r>
+              <w:t xml:space="preserve">(and</w:t>
+            </w:r>
+            <w:r>
+              <w:t xml:space="preserve"> </w:t>
+            </w:r>
+            <w:r>
+              <w:rPr>
+                <w:rStyle w:val="VerbatimChar"/>
+              </w:rPr>
+              <w:t xml:space="preserve">-scoped.txt</w:t>
+            </w:r>
+            <w:r>
+              <w:t xml:space="preserve">)</w:t>
+            </w:r>
+          </w:p>
+        </w:tc>
+        <w:tc>
+          <w:tcPr/>
+          <w:p>
+            <w:pPr>
+              <w:pStyle w:val="Compact"/>
+            </w:pPr>
+            <w:r>
+              <w:rPr>
+                <w:rStyle w:val="VerbatimChar"/>
+              </w:rPr>
+              <w:t xml:space="preserve">collect --only &lt;new id&gt;</w:t>
+            </w:r>
+            <w:r>
+              <w:t xml:space="preserve">, then</w:t>
+            </w:r>
+            <w:r>
+              <w:t xml:space="preserve"> </w:t>
+            </w:r>
+            <w:r>
+              <w:rPr>
+                <w:rStyle w:val="VerbatimChar"/>
+              </w:rPr>
+              <w:t xml:space="preserve">assess</w:t>
+            </w:r>
+            <w:r>
+              <w:t xml:space="preserve"> </w:t>
+            </w:r>
+            <w:r>
+              <w:t xml:space="preserve">without</w:t>
+            </w:r>
+            <w:r>
+              <w:t xml:space="preserve"> </w:t>
+            </w:r>
+            <w:r>
+              <w:rPr>
+                <w:rStyle w:val="VerbatimChar"/>
+              </w:rPr>
+              <w:t xml:space="preserve">--only</w:t>
+            </w:r>
+          </w:p>
+        </w:tc>
+        <w:tc>
+          <w:tcPr/>
+          <w:p>
+            <w:pPr>
+              <w:pStyle w:val="Compact"/>
+            </w:pPr>
+            <w:r>
+              <w:t xml:space="preserve">the new node only</w:t>
+            </w:r>
+          </w:p>
+        </w:tc>
+        <w:tc>
+          <w:tcPr/>
+          <w:p>
+            <w:pPr>
+              <w:pStyle w:val="Compact"/>
+            </w:pPr>
+            <w:r>
+              <w:t xml:space="preserve">Re-judged, offline, from their stored evidence, because the approved-name list used for point 3 changed</w:t>
+            </w:r>
+          </w:p>
+        </w:tc>
+      </w:tr>
+      <w:tr>
+        <w:trPr>
+          <w:cantSplit/>
+        </w:trPr>
+        <w:tc>
+          <w:tcPr/>
+          <w:p>
+            <w:pPr>
+              <w:pStyle w:val="Compact"/>
+            </w:pPr>
+            <w:r>
+              <w:rPr>
+                <w:b/>
+                <w:bCs/>
+              </w:rPr>
+              <w:t xml:space="preserve">Add a node</w:t>
+            </w:r>
+            <w:r>
+              <w:t xml:space="preserve"> </w:t>
+            </w:r>
+            <w:r>
+              <w:t xml:space="preserve">whose approved name is already in</w:t>
+            </w:r>
+            <w:r>
+              <w:t xml:space="preserve"> </w:t>
+            </w:r>
+            <w:r>
+              <w:rPr>
+                <w:rStyle w:val="VerbatimChar"/>
+              </w:rPr>
+              <w:t xml:space="preserve">checklist/approved-names.txt</w:t>
+            </w:r>
+          </w:p>
+        </w:tc>
+        <w:tc>
+          <w:tcPr/>
+          <w:p>
+            <w:pPr>
+              <w:pStyle w:val="Compact"/>
+            </w:pPr>
+            <w:r>
+              <w:rPr>
+                <w:rStyle w:val="VerbatimChar"/>
+              </w:rPr>
+              <w:t xml:space="preserve">run --update-results-for-node &lt;new id&gt;</w:t>
+            </w:r>
+          </w:p>
+        </w:tc>
+        <w:tc>
+          <w:tcPr/>
+          <w:p>
+            <w:pPr>
+              <w:pStyle w:val="Compact"/>
+            </w:pPr>
+            <w:r>
+              <w:t xml:space="preserve">the new node only</w:t>
+            </w:r>
+          </w:p>
+        </w:tc>
+        <w:tc>
+          <w:tcPr/>
+          <w:p>
+            <w:pPr>
+              <w:pStyle w:val="Compact"/>
+            </w:pPr>
+            <w:r>
+              <w:t xml:space="preserve">Kept unchanged; the new row is inserted in</w:t>
+            </w:r>
+            <w:r>
+              <w:t xml:space="preserve"> </w:t>
+            </w:r>
+            <w:r>
+              <w:rPr>
+                <w:rStyle w:val="VerbatimChar"/>
+              </w:rPr>
+              <w:t xml:space="preserve">nodes.yaml</w:t>
+            </w:r>
+            <w:r>
+              <w:t xml:space="preserve"> </w:t>
+            </w:r>
+            <w:r>
+              <w:t xml:space="preserve">order</w:t>
+            </w:r>
+          </w:p>
+        </w:tc>
+      </w:tr>
+      <w:tr>
+        <w:trPr>
+          <w:cantSplit/>
+        </w:trPr>
+        <w:tc>
+          <w:tcPr/>
+          <w:p>
+            <w:pPr>
+              <w:pStyle w:val="Compact"/>
+            </w:pPr>
+            <w:r>
+              <w:rPr>
+                <w:b/>
+                <w:bCs/>
+              </w:rPr>
+              <w:t xml:space="preserve">Change a node's landing page URL</w:t>
+            </w:r>
+            <w:r>
+              <w:t xml:space="preserve"> </w:t>
+            </w:r>
+            <w:r>
+              <w:t xml:space="preserve">(</w:t>
+            </w:r>
+            <w:r>
+              <w:rPr>
+                <w:rStyle w:val="VerbatimChar"/>
+              </w:rPr>
+              <w:t xml:space="preserve">basic-check --update-nlp &lt;id&gt; &lt;URL&gt;</w:t>
+            </w:r>
+            <w:r>
+              <w:t xml:space="preserve">, or by hand)</w:t>
+            </w:r>
+          </w:p>
+        </w:tc>
+        <w:tc>
+          <w:tcPr/>
+          <w:p>
+            <w:pPr>
+              <w:pStyle w:val="Compact"/>
+            </w:pPr>
+            <w:r>
+              <w:rPr>
+                <w:rStyle w:val="VerbatimChar"/>
+              </w:rPr>
+              <w:t xml:space="preserve">run --update-results-for-node &lt;id&gt;</w:t>
+            </w:r>
+          </w:p>
+        </w:tc>
+        <w:tc>
+          <w:tcPr/>
+          <w:p>
+            <w:pPr>
+              <w:pStyle w:val="Compact"/>
+            </w:pPr>
+            <w:r>
+              <w:t xml:space="preserve">that node only</w:t>
+            </w:r>
+          </w:p>
+        </w:tc>
+        <w:tc>
+          <w:tcPr/>
+          <w:p>
+            <w:pPr>
+              <w:pStyle w:val="Compact"/>
+            </w:pPr>
+            <w:r>
+              <w:t xml:space="preserve">Kept unchanged</w:t>
+            </w:r>
+          </w:p>
+        </w:tc>
+      </w:tr>
+      <w:tr>
+        <w:trPr>
+          <w:cantSplit/>
+        </w:trPr>
+        <w:tc>
+          <w:tcPr/>
+          <w:p>
+            <w:pPr>
+              <w:pStyle w:val="Compact"/>
+            </w:pPr>
+            <w:r>
+              <w:rPr>
+                <w:b/>
+                <w:bCs/>
+              </w:rPr>
+              <w:t xml:space="preserve">Change the reference checklist</w:t>
+            </w:r>
+            <w:r>
+              <w:t xml:space="preserve"> </w:t>
+            </w:r>
+            <w:r>
+              <w:t xml:space="preserve">(a new</w:t>
+            </w:r>
+            <w:r>
+              <w:t xml:space="preserve"> </w:t>
+            </w:r>
+            <w:r>
+              <w:rPr>
+                <w:rStyle w:val="VerbatimChar"/>
+              </w:rPr>
+              <w:t xml:space="preserve">checklist/vX.Y.yaml</w:t>
+            </w:r>
+            <w:r>
+              <w:t xml:space="preserve">, made the default in</w:t>
+            </w:r>
+            <w:r>
+              <w:t xml:space="preserve"> </w:t>
+            </w:r>
+            <w:r>
+              <w:rPr>
+                <w:rStyle w:val="VerbatimChar"/>
+              </w:rPr>
+              <w:t xml:space="preserve">DEFAULT_CHECKLIST</w:t>
+            </w:r>
+            <w:r>
+              <w:t xml:space="preserve"> </w:t>
+            </w:r>
+            <w:r>
+              <w:t xml:space="preserve">or passed with</w:t>
+            </w:r>
+            <w:r>
+              <w:t xml:space="preserve"> </w:t>
+            </w:r>
+            <w:r>
+              <w:rPr>
+                <w:rStyle w:val="VerbatimChar"/>
+              </w:rPr>
+              <w:t xml:space="preserve">-c</w:t>
+            </w:r>
+            <w:r>
+              <w:t xml:space="preserve">)</w:t>
+            </w:r>
+          </w:p>
+        </w:tc>
+        <w:tc>
+          <w:tcPr/>
+          <w:p>
+            <w:pPr>
+              <w:pStyle w:val="Compact"/>
+            </w:pPr>
+            <w:r>
+              <w:rPr>
+                <w:rStyle w:val="VerbatimChar"/>
+              </w:rPr>
+              <w:t xml:space="preserve">assess</w:t>
+            </w:r>
+          </w:p>
+        </w:tc>
+        <w:tc>
+          <w:tcPr/>
+          <w:p>
+            <w:pPr>
+              <w:pStyle w:val="Compact"/>
+            </w:pPr>
+            <w:r>
+              <w:t xml:space="preserve">none</w:t>
+            </w:r>
+          </w:p>
+        </w:tc>
+        <w:tc>
+          <w:tcPr/>
+          <w:p>
+            <w:pPr>
+              <w:pStyle w:val="Compact"/>
+            </w:pPr>
+            <w:r>
+              <w:t xml:space="preserve">All re-judged, offline, from the stored evidence</w:t>
+            </w:r>
+          </w:p>
+        </w:tc>
+      </w:tr>
+    </w:tbl>
+    <w:p>
+      <w:pPr>
+        <w:pStyle w:val="BodyText"/>
+      </w:pPr>
+      <w:r>
+        <w:rPr>
+          <w:rStyle w:val="VerbatimChar"/>
+        </w:rPr>
+        <w:t xml:space="preserve">assess</w:t>
+      </w:r>
+      <w:r>
+        <w:t xml:space="preserve"> </w:t>
+      </w:r>
+      <w:r>
+        <w:t xml:space="preserve">alone is not enough after a URL change. The node's evidence still</w:t>
+      </w:r>
+      <w:r>
+        <w:t xml:space="preserve"> </w:t>
+      </w:r>
+      <w:r>
+        <w:t xml:space="preserve">comes from the old page, so</w:t>
+      </w:r>
+      <w:r>
+        <w:t xml:space="preserve"> </w:t>
+      </w:r>
+      <w:r>
+        <w:rPr>
+          <w:rStyle w:val="VerbatimChar"/>
+        </w:rPr>
+        <w:t xml:space="preserve">assess</w:t>
+      </w:r>
+      <w:r>
+        <w:t xml:space="preserve"> </w:t>
+      </w:r>
+      <w:r>
+        <w:t xml:space="preserve">warns and both reports carry an</w:t>
+      </w:r>
+      <w:r>
+        <w:t xml:space="preserve"> </w:t>
+      </w:r>
+      <w:r>
+        <w:rPr>
+          <w:b/>
+          <w:bCs/>
+        </w:rPr>
+        <w:t xml:space="preserve">Evidence</w:t>
+      </w:r>
+      <w:r>
+        <w:rPr>
+          <w:b/>
+          <w:bCs/>
+        </w:rPr>
+        <w:t xml:space="preserve"> </w:t>
+      </w:r>
+      <w:r>
+        <w:rPr>
+          <w:b/>
+          <w:bCs/>
+        </w:rPr>
+        <w:t xml:space="preserve">from a different URL</w:t>
+      </w:r>
+      <w:r>
+        <w:t xml:space="preserve"> </w:t>
+      </w:r>
+      <w:r>
+        <w:t xml:space="preserve">banner. After a checklist change, a new</w:t>
+      </w:r>
+      <w:r>
+        <w:t xml:space="preserve"> </w:t>
+      </w:r>
+      <w:r>
+        <w:rPr>
+          <w:rStyle w:val="VerbatimChar"/>
+        </w:rPr>
+        <w:t xml:space="preserve">collect</w:t>
+      </w:r>
+      <w:r>
+        <w:t xml:space="preserve"> </w:t>
+      </w:r>
+      <w:r>
+        <w:t xml:space="preserve">(or a</w:t>
+      </w:r>
+      <w:r>
+        <w:t xml:space="preserve"> </w:t>
+      </w:r>
+      <w:r>
+        <w:t xml:space="preserve">full</w:t>
+      </w:r>
+      <w:r>
+        <w:t xml:space="preserve"> </w:t>
+      </w:r>
+      <w:r>
+        <w:rPr>
+          <w:rStyle w:val="VerbatimChar"/>
+        </w:rPr>
+        <w:t xml:space="preserve">run</w:t>
+      </w:r>
+      <w:r>
+        <w:t xml:space="preserve">) is needed only if the new revision asks for something the collector</w:t>
+      </w:r>
+      <w:r>
+        <w:t xml:space="preserve"> </w:t>
+      </w:r>
+      <w:r>
+        <w:t xml:space="preserve">does not record (section 3), or if you want a fresh</w:t>
+      </w:r>
+      <w:r>
+        <w:t xml:space="preserve"> </w:t>
+      </w:r>
+      <w:r>
+        <w:t xml:space="preserve">capture date. For the full procedure of each case, with every file and</w:t>
+      </w:r>
+      <w:r>
+        <w:t xml:space="preserve"> </w:t>
+      </w:r>
+      <w:r>
+        <w:t xml:space="preserve">command, see the worked examples in section 8. Each command writes to</w:t>
+      </w:r>
+      <w:r>
+        <w:t xml:space="preserve"> </w:t>
+      </w:r>
+      <w:r>
+        <w:rPr>
+          <w:rStyle w:val="VerbatimChar"/>
+        </w:rPr>
+        <w:t xml:space="preserve">results/</w:t>
+      </w:r>
+      <w:r>
+        <w:t xml:space="preserve">, the reviewed run, by default. Add</w:t>
+      </w:r>
+      <w:r>
+        <w:t xml:space="preserve"> </w:t>
+      </w:r>
+      <w:r>
+        <w:rPr>
+          <w:rStyle w:val="VerbatimChar"/>
+        </w:rPr>
+        <w:t xml:space="preserve">--results /tmp/copy</w:t>
+      </w:r>
+      <w:r>
+        <w:t xml:space="preserve"> </w:t>
+      </w:r>
+      <w:r>
+        <w:t xml:space="preserve">to work on</w:t>
+      </w:r>
+      <w:r>
+        <w:t xml:space="preserve"> </w:t>
+      </w:r>
+      <w:r>
+        <w:t xml:space="preserve">a copy first, and keep</w:t>
+      </w:r>
+      <w:r>
+        <w:t xml:space="preserve"> </w:t>
+      </w:r>
+      <w:r>
+        <w:rPr>
+          <w:rStyle w:val="VerbatimChar"/>
+        </w:rPr>
+        <w:t xml:space="preserve">--skip Italy</w:t>
+      </w:r>
+      <w:r>
+        <w:t xml:space="preserve"> </w:t>
+      </w:r>
+      <w:r>
+        <w:t xml:space="preserve">for the same scope as the published run.</w:t>
+      </w:r>
+      <w:r>
+        <w:t xml:space="preserve"> </w:t>
+      </w:r>
+      <w:r>
+        <w:t xml:space="preserve">With an explicit</w:t>
+      </w:r>
+      <w:r>
+        <w:t xml:space="preserve"> </w:t>
+      </w:r>
+      <w:r>
+        <w:rPr>
+          <w:rStyle w:val="VerbatimChar"/>
+        </w:rPr>
+        <w:t xml:space="preserve">--results</w:t>
+      </w:r>
+      <w:r>
+        <w:t xml:space="preserve">,</w:t>
+      </w:r>
+      <w:r>
+        <w:t xml:space="preserve"> </w:t>
+      </w:r>
+      <w:r>
+        <w:rPr>
+          <w:rStyle w:val="VerbatimChar"/>
+        </w:rPr>
+        <w:t xml:space="preserve">--only</w:t>
+      </w:r>
+      <w:r>
+        <w:t xml:space="preserve"> </w:t>
+      </w:r>
+      <w:r>
+        <w:t xml:space="preserve">also narrows the report to those nodes,</w:t>
+      </w:r>
+      <w:r>
+        <w:t xml:space="preserve"> </w:t>
+      </w:r>
+      <w:r>
+        <w:t xml:space="preserve">which is why the table runs</w:t>
+      </w:r>
+      <w:r>
+        <w:t xml:space="preserve"> </w:t>
+      </w:r>
+      <w:r>
+        <w:rPr>
+          <w:rStyle w:val="VerbatimChar"/>
+        </w:rPr>
+        <w:t xml:space="preserve">assess</w:t>
+      </w:r>
+      <w:r>
+        <w:t xml:space="preserve"> </w:t>
+      </w:r>
+      <w:r>
+        <w:t xml:space="preserve">without it.</w:t>
+      </w:r>
+    </w:p>
     <w:p>
       <w:r>
         <w:pict>
@@ -820,8 +3415,9 @@
         </w:pict>
       </w:r>
     </w:p>
-    <w:bookmarkEnd w:id="10"/>
-    <w:bookmarkStart w:id="11" w:name="stage-1-collection"/>
+    <w:bookmarkEnd w:id="13"/>
+    <w:bookmarkEnd w:id="14"/>
+    <w:bookmarkStart w:id="15" w:name="stage-1-collection"/>
     <w:p>
       <w:pPr>
         <w:pStyle w:val="Heading2"/>
@@ -2502,8 +5098,8 @@
         </w:pict>
       </w:r>
     </w:p>
-    <w:bookmarkEnd w:id="11"/>
-    <w:bookmarkStart w:id="12" w:name="X918652c513cf24a1b30a731e09106c31c6d2955"/>
+    <w:bookmarkEnd w:id="15"/>
+    <w:bookmarkStart w:id="16" w:name="X918652c513cf24a1b30a731e09106c31c6d2955"/>
     <w:p>
       <w:pPr>
         <w:pStyle w:val="Heading2"/>
@@ -3311,8 +5907,8 @@
         </w:pict>
       </w:r>
     </w:p>
-    <w:bookmarkEnd w:id="12"/>
-    <w:bookmarkStart w:id="17" w:name="stage-2-the-assessment-machinery"/>
+    <w:bookmarkEnd w:id="16"/>
+    <w:bookmarkStart w:id="21" w:name="stage-2-the-assessment-machinery"/>
     <w:p>
       <w:pPr>
         <w:pStyle w:val="Heading2"/>
@@ -3481,7 +6077,7 @@
         <w:t xml:space="preserve">.</w:t>
       </w:r>
     </w:p>
-    <w:bookmarkStart w:id="13" w:name="the-verdict-vocabulary"/>
+    <w:bookmarkStart w:id="17" w:name="the-verdict-vocabulary"/>
     <w:p>
       <w:pPr>
         <w:pStyle w:val="Heading3"/>
@@ -3736,8 +6332,8 @@
         <w:t xml:space="preserve">says so and hands over the evidence.</w:t>
       </w:r>
     </w:p>
-    <w:bookmarkEnd w:id="13"/>
-    <w:bookmarkStart w:id="14" w:name="the-first-step-of-every-check"/>
+    <w:bookmarkEnd w:id="17"/>
+    <w:bookmarkStart w:id="18" w:name="the-first-step-of-every-check"/>
     <w:p>
       <w:pPr>
         <w:pStyle w:val="Heading3"/>
@@ -3788,8 +6384,8 @@
         <w:t xml:space="preserve">cells, never a mix of passes and a failure.</w:t>
       </w:r>
     </w:p>
-    <w:bookmarkEnd w:id="14"/>
-    <w:bookmarkStart w:id="15" w:name="shared-helpers"/>
+    <w:bookmarkEnd w:id="18"/>
+    <w:bookmarkStart w:id="19" w:name="shared-helpers"/>
     <w:p>
       <w:pPr>
         <w:pStyle w:val="Heading3"/>
@@ -4298,8 +6894,8 @@
         </w:tc>
       </w:tr>
     </w:tbl>
-    <w:bookmarkEnd w:id="15"/>
-    <w:bookmarkStart w:id="16" w:name="Xb01f761edf526ca820d10c97270181bdb8dc3d6"/>
+    <w:bookmarkEnd w:id="19"/>
+    <w:bookmarkStart w:id="20" w:name="Xb01f761edf526ca820d10c97270181bdb8dc3d6"/>
     <w:p>
       <w:pPr>
         <w:pStyle w:val="Heading3"/>
@@ -4665,9 +7261,9 @@
         </w:pict>
       </w:r>
     </w:p>
-    <w:bookmarkEnd w:id="16"/>
-    <w:bookmarkEnd w:id="17"/>
-    <w:bookmarkStart w:id="27" w:name="per-point-decision-procedures"/>
+    <w:bookmarkEnd w:id="20"/>
+    <w:bookmarkEnd w:id="21"/>
+    <w:bookmarkStart w:id="31" w:name="per-point-decision-procedures"/>
     <w:p>
       <w:pPr>
         <w:pStyle w:val="Heading2"/>
@@ -4697,7 +7293,7 @@
         </w:pict>
       </w:r>
     </w:p>
-    <w:bookmarkStart w:id="18" w:name="Xcae13acec6153e7753360c0a42e9f41f8127de1"/>
+    <w:bookmarkStart w:id="22" w:name="Xcae13acec6153e7753360c0a42e9f41f8127de1"/>
     <w:p>
       <w:pPr>
         <w:pStyle w:val="Heading3"/>
@@ -5402,8 +7998,8 @@
         </w:pict>
       </w:r>
     </w:p>
-    <w:bookmarkEnd w:id="18"/>
-    <w:bookmarkStart w:id="19" w:name="X65eeb449093892fbb5dff0c5d69deaaa9d5097c"/>
+    <w:bookmarkEnd w:id="22"/>
+    <w:bookmarkStart w:id="23" w:name="X65eeb449093892fbb5dff0c5d69deaaa9d5097c"/>
     <w:p>
       <w:pPr>
         <w:pStyle w:val="Heading3"/>
@@ -5735,8 +8331,8 @@
         </w:pict>
       </w:r>
     </w:p>
-    <w:bookmarkEnd w:id="19"/>
-    <w:bookmarkStart w:id="20" w:name="X02a1476bd519f6d4b30af4c8067ea09411a400c"/>
+    <w:bookmarkEnd w:id="23"/>
+    <w:bookmarkStart w:id="24" w:name="X02a1476bd519f6d4b30af4c8067ea09411a400c"/>
     <w:p>
       <w:pPr>
         <w:pStyle w:val="Heading3"/>
@@ -6211,8 +8807,8 @@
         </w:pict>
       </w:r>
     </w:p>
-    <w:bookmarkEnd w:id="20"/>
-    <w:bookmarkStart w:id="21" w:name="X0ec2f8dcb622cc700711bf5bc7eecc4efbc502f"/>
+    <w:bookmarkEnd w:id="24"/>
+    <w:bookmarkStart w:id="25" w:name="X0ec2f8dcb622cc700711bf5bc7eecc4efbc502f"/>
     <w:p>
       <w:pPr>
         <w:pStyle w:val="Heading3"/>
@@ -7402,8 +9998,8 @@
         </w:pict>
       </w:r>
     </w:p>
-    <w:bookmarkEnd w:id="21"/>
-    <w:bookmarkStart w:id="22" w:name="X1de70407ff9b9199cdda9f82cdc8a13763c9626"/>
+    <w:bookmarkEnd w:id="25"/>
+    <w:bookmarkStart w:id="26" w:name="X1de70407ff9b9199cdda9f82cdc8a13763c9626"/>
     <w:p>
       <w:pPr>
         <w:pStyle w:val="Heading3"/>
@@ -8347,8 +10943,8 @@
         </w:pict>
       </w:r>
     </w:p>
-    <w:bookmarkEnd w:id="22"/>
-    <w:bookmarkStart w:id="23" w:name="Xaecf80c799f590b4c6844140320ac9f3fbf5dc2"/>
+    <w:bookmarkEnd w:id="26"/>
+    <w:bookmarkStart w:id="27" w:name="Xaecf80c799f590b4c6844140320ac9f3fbf5dc2"/>
     <w:p>
       <w:pPr>
         <w:pStyle w:val="Heading3"/>
@@ -8479,8 +11075,8 @@
         </w:pict>
       </w:r>
     </w:p>
-    <w:bookmarkEnd w:id="23"/>
-    <w:bookmarkStart w:id="24" w:name="points-5b-and-5c-aup-and-uap-accessible"/>
+    <w:bookmarkEnd w:id="27"/>
+    <w:bookmarkStart w:id="28" w:name="points-5b-and-5c-aup-and-uap-accessible"/>
     <w:p>
       <w:pPr>
         <w:pStyle w:val="Heading3"/>
@@ -9402,8 +11998,8 @@
         </w:pict>
       </w:r>
     </w:p>
-    <w:bookmarkEnd w:id="24"/>
-    <w:bookmarkStart w:id="25" w:name="X0ae168f20938494fe77fb5723f6a69e35f983f8"/>
+    <w:bookmarkEnd w:id="28"/>
+    <w:bookmarkStart w:id="29" w:name="X0ae168f20938494fe77fb5723f6a69e35f983f8"/>
     <w:p>
       <w:pPr>
         <w:pStyle w:val="Heading3"/>
@@ -10199,8 +12795,8 @@
         </w:pict>
       </w:r>
     </w:p>
-    <w:bookmarkEnd w:id="25"/>
-    <w:bookmarkStart w:id="26" w:name="point-7-the-page-is-in-english"/>
+    <w:bookmarkEnd w:id="29"/>
+    <w:bookmarkStart w:id="30" w:name="point-7-the-page-is-in-english"/>
     <w:p>
       <w:pPr>
         <w:pStyle w:val="Heading3"/>
@@ -10770,9 +13366,9 @@
         </w:pict>
       </w:r>
     </w:p>
-    <w:bookmarkEnd w:id="26"/>
-    <w:bookmarkEnd w:id="27"/>
-    <w:bookmarkStart w:id="28" w:name="where-this-workflow-is-known-to-be-wrong"/>
+    <w:bookmarkEnd w:id="30"/>
+    <w:bookmarkEnd w:id="31"/>
+    <w:bookmarkStart w:id="32" w:name="where-this-workflow-is-known-to-be-wrong"/>
     <w:p>
       <w:pPr>
         <w:pStyle w:val="Heading2"/>
@@ -12203,8 +14799,8 @@
         </w:pict>
       </w:r>
     </w:p>
-    <w:bookmarkEnd w:id="28"/>
-    <w:bookmarkStart w:id="29" w:name="reading-the-output"/>
+    <w:bookmarkEnd w:id="32"/>
+    <w:bookmarkStart w:id="33" w:name="reading-the-output"/>
     <w:p>
       <w:pPr>
         <w:pStyle w:val="Heading2"/>
@@ -12795,8 +15391,8 @@
         <w:t xml:space="preserve">PASS or FAIL on every line would look more useful and be worth considerably less.</w:t>
       </w:r>
     </w:p>
-    <w:bookmarkEnd w:id="29"/>
-    <w:bookmarkStart w:id="36" w:name="worked-examples"/>
+    <w:bookmarkEnd w:id="33"/>
+    <w:bookmarkStart w:id="40" w:name="worked-examples"/>
     <w:p>
       <w:pPr>
         <w:pStyle w:val="Heading2"/>
@@ -13063,7 +15659,7 @@
       <w:r>
         <w:t xml:space="preserve"> </w:t>
       </w:r>
-      <w:hyperlink r:id="rId30">
+      <w:hyperlink r:id="rId34">
         <w:r>
           <w:rPr>
             <w:rStyle w:val="Hyperlink"/>
@@ -13171,7 +15767,7 @@
         <w:t xml:space="preserve">own run.</w:t>
       </w:r>
     </w:p>
-    <w:bookmarkStart w:id="32" w:name="X6b9c9d2e59e13da41f347184ca67a475fa8b7ce"/>
+    <w:bookmarkStart w:id="36" w:name="X6b9c9d2e59e13da41f347184ca67a475fa8b7ce"/>
     <w:p>
       <w:pPr>
         <w:pStyle w:val="Heading3"/>
@@ -13294,7 +15890,7 @@
       <w:r>
         <w:t xml:space="preserve"> </w:t>
       </w:r>
-      <w:hyperlink r:id="rId31">
+      <w:hyperlink r:id="rId35">
         <w:r>
           <w:rPr>
             <w:rStyle w:val="Hyperlink"/>
@@ -13554,7 +16150,7 @@
       <w:r>
         <w:t xml:space="preserve"> </w:t>
       </w:r>
-      <w:hyperlink r:id="rId30">
+      <w:hyperlink r:id="rId34">
         <w:r>
           <w:rPr>
             <w:rStyle w:val="Hyperlink"/>
@@ -14879,8 +17475,8 @@
         <w:t xml:space="preserve"> push</w:t>
       </w:r>
     </w:p>
-    <w:bookmarkEnd w:id="32"/>
-    <w:bookmarkStart w:id="33" w:name="X5431a82e20a06edfb102374e037ce7ea9ce6896"/>
+    <w:bookmarkEnd w:id="36"/>
+    <w:bookmarkStart w:id="37" w:name="X5431a82e20a06edfb102374e037ce7ea9ce6896"/>
     <w:p>
       <w:pPr>
         <w:pStyle w:val="Heading3"/>
@@ -16126,8 +18722,8 @@
         <w:t xml:space="preserve">the documents together.</w:t>
       </w:r>
     </w:p>
-    <w:bookmarkEnd w:id="33"/>
-    <w:bookmarkStart w:id="35" w:name="Xbb3e2d317a0d811066009804bfa0a222a6197de"/>
+    <w:bookmarkEnd w:id="37"/>
+    <w:bookmarkStart w:id="39" w:name="Xbb3e2d317a0d811066009804bfa0a222a6197de"/>
     <w:p>
       <w:pPr>
         <w:pStyle w:val="Heading3"/>
@@ -18244,7 +20840,7 @@
         </w:rPr>
         <w:t xml:space="preserve"> </w:t>
       </w:r>
-      <w:hyperlink r:id="rId34">
+      <w:hyperlink r:id="rId38">
         <w:r>
           <w:rPr>
             <w:rStyle w:val="Hyperlink"/>
@@ -18262,8 +20858,8 @@
         <w:t xml:space="preserve">.</w:t>
       </w:r>
     </w:p>
-    <w:bookmarkEnd w:id="35"/>
-    <w:bookmarkEnd w:id="36"/>
+    <w:bookmarkEnd w:id="39"/>
+    <w:bookmarkEnd w:id="40"/>
     <w:sectPr>
       <w:footnotePr>
         <w:numRestart w:val="eachSect"/>

--- a/docs/eosc-basic-compliance-analysis-workflow.docx
+++ b/docs/eosc-basic-compliance-analysis-workflow.docx
@@ -31,7 +31,7 @@
         <w:pStyle w:val="Date"/>
       </w:pPr>
       <w:r>
-        <w:t xml:space="preserve">26 September 2026, documentation commit 616262f</w:t>
+        <w:t xml:space="preserve">26 September 2026, documentation commit 3003661</w:t>
       </w:r>
     </w:p>
     <w:bookmarkStart w:id="9" w:name="contents"/>
@@ -3100,6 +3100,107 @@
                 <w:b/>
                 <w:bCs/>
               </w:rPr>
+              <w:t xml:space="preserve">Go back to the node list as downloaded</w:t>
+            </w:r>
+            <w:r>
+              <w:t xml:space="preserve"> </w:t>
+            </w:r>
+            <w:r>
+              <w:t xml:space="preserve">(</w:t>
+            </w:r>
+            <w:r>
+              <w:rPr>
+                <w:rStyle w:val="VerbatimChar"/>
+              </w:rPr>
+              <w:t xml:space="preserve">basic-check --restore-default-config</w:t>
+            </w:r>
+            <w:r>
+              <w:t xml:space="preserve">)</w:t>
+            </w:r>
+          </w:p>
+        </w:tc>
+        <w:tc>
+          <w:tcPr/>
+          <w:p>
+            <w:pPr>
+              <w:pStyle w:val="Compact"/>
+            </w:pPr>
+            <w:r>
+              <w:t xml:space="preserve">For each node it lists as</w:t>
+            </w:r>
+            <w:r>
+              <w:t xml:space="preserve"> </w:t>
+            </w:r>
+            <w:r>
+              <w:rPr>
+                <w:rStyle w:val="VerbatimChar"/>
+              </w:rPr>
+              <w:t xml:space="preserve">URL restored</w:t>
+            </w:r>
+            <w:r>
+              <w:t xml:space="preserve">:</w:t>
+            </w:r>
+            <w:r>
+              <w:t xml:space="preserve"> </w:t>
+            </w:r>
+            <w:r>
+              <w:rPr>
+                <w:rStyle w:val="VerbatimChar"/>
+              </w:rPr>
+              <w:t xml:space="preserve">run --update-results-for-node &lt;id&gt;</w:t>
+            </w:r>
+            <w:r>
+              <w:t xml:space="preserve">. If it lists nodes added back or removed:</w:t>
+            </w:r>
+            <w:r>
+              <w:t xml:space="preserve"> </w:t>
+            </w:r>
+            <w:r>
+              <w:rPr>
+                <w:rStyle w:val="VerbatimChar"/>
+              </w:rPr>
+              <w:t xml:space="preserve">assess</w:t>
+            </w:r>
+          </w:p>
+        </w:tc>
+        <w:tc>
+          <w:tcPr/>
+          <w:p>
+            <w:pPr>
+              <w:pStyle w:val="Compact"/>
+            </w:pPr>
+            <w:r>
+              <w:t xml:space="preserve">the restored nodes only</w:t>
+            </w:r>
+          </w:p>
+        </w:tc>
+        <w:tc>
+          <w:tcPr/>
+          <w:p>
+            <w:pPr>
+              <w:pStyle w:val="Compact"/>
+            </w:pPr>
+            <w:r>
+              <w:t xml:space="preserve">Kept unchanged; re-judged offline if nodes were added back or removed</w:t>
+            </w:r>
+          </w:p>
+        </w:tc>
+      </w:tr>
+      <w:tr>
+        <w:trPr>
+          <w:cantSplit/>
+        </w:trPr>
+        <w:tc>
+          <w:tcPr/>
+          <w:p>
+            <w:pPr>
+              <w:pStyle w:val="Compact"/>
+            </w:pPr>
+            <w:r>
+              <w:rPr>
+                <w:b/>
+                <w:bCs/>
+              </w:rPr>
               <w:t xml:space="preserve">Change the reference checklist</w:t>
             </w:r>
             <w:r>
@@ -17636,6 +17737,62 @@
     <w:p>
       <w:pPr>
         <w:pStyle w:val="FirstParagraph"/>
+      </w:pPr>
+      <w:r>
+        <w:t xml:space="preserve">To go back,</w:t>
+      </w:r>
+      <w:r>
+        <w:t xml:space="preserve"> </w:t>
+      </w:r>
+      <w:r>
+        <w:rPr>
+          <w:rStyle w:val="VerbatimChar"/>
+        </w:rPr>
+        <w:t xml:space="preserve">uv run basic-check --restore-default-config</w:t>
+      </w:r>
+      <w:r>
+        <w:t xml:space="preserve"> </w:t>
+      </w:r>
+      <w:r>
+        <w:t xml:space="preserve">puts</w:t>
+      </w:r>
+      <w:r>
+        <w:t xml:space="preserve"> </w:t>
+      </w:r>
+      <w:r>
+        <w:rPr>
+          <w:rStyle w:val="VerbatimChar"/>
+        </w:rPr>
+        <w:t xml:space="preserve">nodes.yaml</w:t>
+      </w:r>
+      <w:r>
+        <w:t xml:space="preserve"> </w:t>
+      </w:r>
+      <w:r>
+        <w:t xml:space="preserve">back</w:t>
+      </w:r>
+      <w:r>
+        <w:t xml:space="preserve"> </w:t>
+      </w:r>
+      <w:r>
+        <w:t xml:space="preserve">as it was downloaded from GitHub and keeps the replaced file as</w:t>
+      </w:r>
+      <w:r>
+        <w:t xml:space="preserve"> </w:t>
+      </w:r>
+      <w:r>
+        <w:rPr>
+          <w:rStyle w:val="VerbatimChar"/>
+        </w:rPr>
+        <w:t xml:space="preserve">nodes.yaml.&lt;date-time&gt;.bak</w:t>
+      </w:r>
+      <w:r>
+        <w:t xml:space="preserve">.</w:t>
+      </w:r>
+    </w:p>
+    <w:p>
+      <w:pPr>
+        <w:pStyle w:val="BodyText"/>
       </w:pPr>
       <w:r>
         <w:t xml:space="preserve">Done by hand, the entry looks like this:</w:t>

--- a/docs/eosc-basic-compliance-analysis-workflow.docx
+++ b/docs/eosc-basic-compliance-analysis-workflow.docx
@@ -31,7 +31,7 @@
         <w:pStyle w:val="Date"/>
       </w:pPr>
       <w:r>
-        <w:t xml:space="preserve">26 September 2026, documentation commit 3003661</w:t>
+        <w:t xml:space="preserve">26 September 2026, documentation commit 778709e</w:t>
       </w:r>
     </w:p>
     <w:bookmarkStart w:id="9" w:name="contents"/>
@@ -17091,7 +17091,7 @@
         <w:t xml:space="preserve"> </w:t>
       </w:r>
       <w:r>
-        <w:t xml:space="preserve">case for BBMRI-ERIC as of 25 September 2026:</w:t>
+        <w:t xml:space="preserve">case for BBMRI-ERIC from 25 to 26 September 2026, when</w:t>
       </w:r>
       <w:r>
         <w:t xml:space="preserve"> </w:t>
@@ -17106,7 +17106,7 @@
         <w:t xml:space="preserve"> </w:t>
       </w:r>
       <w:r>
-        <w:t xml:space="preserve">has the</w:t>
+        <w:t xml:space="preserve">had the</w:t>
       </w:r>
       <w:r>
         <w:t xml:space="preserve"> </w:t>
@@ -17121,7 +17121,22 @@
         <w:t xml:space="preserve"> </w:t>
       </w:r>
       <w:r>
-        <w:t xml:space="preserve">address, but the published evidence is from the old one. The warning also</w:t>
+        <w:t xml:space="preserve">address but the published evidence was from the</w:t>
+      </w:r>
+      <w:r>
+        <w:t xml:space="preserve"> </w:t>
+      </w:r>
+      <w:r>
+        <w:rPr>
+          <w:rStyle w:val="VerbatimChar"/>
+        </w:rPr>
+        <w:t xml:space="preserve">www.</w:t>
+      </w:r>
+      <w:r>
+        <w:t xml:space="preserve"> </w:t>
+      </w:r>
+      <w:r>
+        <w:t xml:space="preserve">one. The warning also</w:t>
       </w:r>
       <w:r>
         <w:t xml:space="preserve"> </w:t>
@@ -17624,7 +17639,73 @@
         <w:t xml:space="preserve">https://dev3.bbmri-eric.eu/eosc-node-bbmri-eric/</w:t>
       </w:r>
       <w:r>
-        <w:t xml:space="preserve">.</w:t>
+        <w:t xml:space="preserve">. It was set back on 26</w:t>
+      </w:r>
+      <w:r>
+        <w:t xml:space="preserve"> </w:t>
+      </w:r>
+      <w:r>
+        <w:t xml:space="preserve">September, because the</w:t>
+      </w:r>
+      <w:r>
+        <w:t xml:space="preserve"> </w:t>
+      </w:r>
+      <w:r>
+        <w:rPr>
+          <w:rStyle w:val="VerbatimChar"/>
+        </w:rPr>
+        <w:t xml:space="preserve">dev3.</w:t>
+      </w:r>
+      <w:r>
+        <w:t xml:space="preserve"> </w:t>
+      </w:r>
+      <w:r>
+        <w:t xml:space="preserve">host's</w:t>
+      </w:r>
+      <w:r>
+        <w:t xml:space="preserve"> </w:t>
+      </w:r>
+      <w:r>
+        <w:rPr>
+          <w:rStyle w:val="VerbatimChar"/>
+        </w:rPr>
+        <w:t xml:space="preserve">robots.txt</w:t>
+      </w:r>
+      <w:r>
+        <w:t xml:space="preserve"> </w:t>
+      </w:r>
+      <w:r>
+        <w:t xml:space="preserve">excludes the checker, so</w:t>
+      </w:r>
+      <w:r>
+        <w:t xml:space="preserve"> </w:t>
+      </w:r>
+      <w:r>
+        <w:rPr>
+          <w:rStyle w:val="VerbatimChar"/>
+        </w:rPr>
+        <w:t xml:space="preserve">nodes.yaml</w:t>
+      </w:r>
+      <w:r>
+        <w:t xml:space="preserve"> </w:t>
+      </w:r>
+      <w:r>
+        <w:t xml:space="preserve">has the</w:t>
+      </w:r>
+      <w:r>
+        <w:t xml:space="preserve"> </w:t>
+      </w:r>
+      <w:r>
+        <w:rPr>
+          <w:rStyle w:val="VerbatimChar"/>
+        </w:rPr>
+        <w:t xml:space="preserve">www.</w:t>
+      </w:r>
+      <w:r>
+        <w:t xml:space="preserve"> </w:t>
+      </w:r>
+      <w:r>
+        <w:t xml:space="preserve">address again.</w:t>
       </w:r>
     </w:p>
     <w:p>

--- a/docs/eosc-basic-compliance-analysis-workflow.docx
+++ b/docs/eosc-basic-compliance-analysis-workflow.docx
@@ -31,7 +31,7 @@
         <w:pStyle w:val="Date"/>
       </w:pPr>
       <w:r>
-        <w:t xml:space="preserve">26 September 2026, documentation commit 778709e</w:t>
+        <w:t xml:space="preserve">26 September 2026, documentation commit 141cebd</w:t>
       </w:r>
     </w:p>
     <w:bookmarkStart w:id="9" w:name="contents"/>
@@ -16761,7 +16761,49 @@
         <w:t xml:space="preserve"> </w:t>
       </w:r>
       <w:r>
-        <w:t xml:space="preserve">run; drop it once Italy's page can be collected.</w:t>
+        <w:t xml:space="preserve">run. Italy's URL changed on 26 September to</w:t>
+      </w:r>
+      <w:r>
+        <w:t xml:space="preserve"> </w:t>
+      </w:r>
+      <w:r>
+        <w:rPr>
+          <w:rStyle w:val="VerbatimChar"/>
+        </w:rPr>
+        <w:t xml:space="preserve">https://eoscnode-it.d4science.org/</w:t>
+      </w:r>
+      <w:r>
+        <w:t xml:space="preserve">; drop</w:t>
+      </w:r>
+      <w:r>
+        <w:t xml:space="preserve"> </w:t>
+      </w:r>
+      <w:r>
+        <w:rPr>
+          <w:rStyle w:val="VerbatimChar"/>
+        </w:rPr>
+        <w:t xml:space="preserve">--skip Italy</w:t>
+      </w:r>
+      <w:r>
+        <w:t xml:space="preserve"> </w:t>
+      </w:r>
+      <w:r>
+        <w:t xml:space="preserve">once a trial</w:t>
+      </w:r>
+      <w:r>
+        <w:t xml:space="preserve"> </w:t>
+      </w:r>
+      <w:r>
+        <w:t xml:space="preserve">collection (</w:t>
+      </w:r>
+      <w:r>
+        <w:rPr>
+          <w:rStyle w:val="VerbatimChar"/>
+        </w:rPr>
+        <w:t xml:space="preserve">collect --only eosc-it --results /tmp/trial</w:t>
+      </w:r>
+      <w:r>
+        <w:t xml:space="preserve">) shows the page loads.</w:t>
       </w:r>
     </w:p>
     <w:p>

--- a/docs/eosc-basic-compliance-analysis-workflow.docx
+++ b/docs/eosc-basic-compliance-analysis-workflow.docx
@@ -31,7 +31,7 @@
         <w:pStyle w:val="Date"/>
       </w:pPr>
       <w:r>
-        <w:t xml:space="preserve">26 September 2026, documentation commit 141cebd</w:t>
+        <w:t xml:space="preserve">26 September 2026, documentation commit 3769a3e</w:t>
       </w:r>
     </w:p>
     <w:bookmarkStart w:id="9" w:name="contents"/>
@@ -3416,7 +3416,7 @@
         <w:t xml:space="preserve">results/</w:t>
       </w:r>
       <w:r>
-        <w:t xml:space="preserve">, the reviewed run, by default. Add</w:t>
+        <w:t xml:space="preserve">, the published run, by default. Add</w:t>
       </w:r>
       <w:r>
         <w:t xml:space="preserve"> </w:t>
@@ -3437,22 +3437,28 @@
         <w:t xml:space="preserve"> </w:t>
       </w:r>
       <w:r>
-        <w:t xml:space="preserve">a copy first, and keep</w:t>
-      </w:r>
-      <w:r>
-        <w:t xml:space="preserve"> </w:t>
-      </w:r>
-      <w:r>
-        <w:rPr>
-          <w:rStyle w:val="VerbatimChar"/>
-        </w:rPr>
-        <w:t xml:space="preserve">--skip Italy</w:t>
-      </w:r>
-      <w:r>
-        <w:t xml:space="preserve"> </w:t>
-      </w:r>
-      <w:r>
-        <w:t xml:space="preserve">for the same scope as the published run.</w:t>
+        <w:t xml:space="preserve">a copy first. The published run covers all thirteen nodes, so no</w:t>
+      </w:r>
+      <w:r>
+        <w:t xml:space="preserve"> </w:t>
+      </w:r>
+      <w:r>
+        <w:rPr>
+          <w:rStyle w:val="VerbatimChar"/>
+        </w:rPr>
+        <w:t xml:space="preserve">--skip</w:t>
+      </w:r>
+      <w:r>
+        <w:t xml:space="preserve"> </w:t>
+      </w:r>
+      <w:r>
+        <w:t xml:space="preserve">is</w:t>
+      </w:r>
+      <w:r>
+        <w:t xml:space="preserve"> </w:t>
+      </w:r>
+      <w:r>
+        <w:t xml:space="preserve">needed for the same scope.</w:t>
       </w:r>
       <w:r>
         <w:t xml:space="preserve"> </w:t>
@@ -5944,13 +5950,13 @@
         <w:t xml:space="preserve"> </w:t>
       </w:r>
       <w:r>
-        <w:t xml:space="preserve">gave the same verdict in all 120 cells, and the published run has been masked</w:t>
-      </w:r>
-      <w:r>
-        <w:t xml:space="preserve"> </w:t>
-      </w:r>
-      <w:r>
-        <w:t xml:space="preserve">this way since commit</w:t>
+        <w:t xml:space="preserve">gave the same verdict in all 120 cells, and that run was masked this way at</w:t>
+      </w:r>
+      <w:r>
+        <w:t xml:space="preserve"> </w:t>
+      </w:r>
+      <w:r>
+        <w:t xml:space="preserve">commit</w:t>
       </w:r>
       <w:r>
         <w:t xml:space="preserve"> </w:t>
@@ -5962,7 +5968,25 @@
         <w:t xml:space="preserve">ada1b4a</w:t>
       </w:r>
       <w:r>
-        <w:t xml:space="preserve">. The reports are masked a second time as they</w:t>
+        <w:t xml:space="preserve">. Run</w:t>
+      </w:r>
+      <w:r>
+        <w:t xml:space="preserve"> </w:t>
+      </w:r>
+      <w:r>
+        <w:rPr>
+          <w:rStyle w:val="VerbatimChar"/>
+        </w:rPr>
+        <w:t xml:space="preserve">web-4</w:t>
+      </w:r>
+      <w:r>
+        <w:t xml:space="preserve">, which replaced it as the published run on 26</w:t>
+      </w:r>
+      <w:r>
+        <w:t xml:space="preserve"> </w:t>
+      </w:r>
+      <w:r>
+        <w:t xml:space="preserve">September, was masked as it was collected. The reports are masked a second time as they</w:t>
       </w:r>
       <w:r>
         <w:t xml:space="preserve"> </w:t>
@@ -14224,6 +14248,33 @@
         <w:t xml:space="preserve"> </w:t>
       </w:r>
       <w:r>
+        <w:t xml:space="preserve">matches none. The published run of 26 September gives</w:t>
+      </w:r>
+      <w:r>
+        <w:t xml:space="preserve"> </w:t>
+      </w:r>
+      <w:r>
+        <w:t xml:space="preserve">the same agreement on thirteen: both lists match four (GÉANT's page was blocked</w:t>
+      </w:r>
+      <w:r>
+        <w:t xml:space="preserve"> </w:t>
+      </w:r>
+      <w:r>
+        <w:t xml:space="preserve">that day), and</w:t>
+      </w:r>
+      <w:r>
+        <w:t xml:space="preserve"> </w:t>
+      </w:r>
+      <w:r>
+        <w:rPr>
+          <w:rStyle w:val="VerbatimChar"/>
+        </w:rPr>
+        <w:t xml:space="preserve">--strict-separators</w:t>
+      </w:r>
+      <w:r>
+        <w:t xml:space="preserve"> </w:t>
+      </w:r>
+      <w:r>
         <w:t xml:space="preserve">matches none. The residual weakness is no longer the matching but the mapping —</w:t>
       </w:r>
       <w:r>
@@ -15784,7 +15835,7 @@
         <w:t xml:space="preserve"> </w:t>
       </w:r>
       <w:r>
-        <w:t xml:space="preserve">does for the current run, and commit only then.</w:t>
+        <w:t xml:space="preserve">does for the 24 September run, and commit only then.</w:t>
       </w:r>
     </w:p>
     <w:p>
@@ -17415,19 +17466,58 @@
         <w:t xml:space="preserve"> </w:t>
       </w:r>
       <w:r>
-        <w:t xml:space="preserve">which nodes display their approved name (five, for the 24 September run). If</w:t>
-      </w:r>
-      <w:r>
-        <w:t xml:space="preserve"> </w:t>
-      </w:r>
-      <w:r>
-        <w:t xml:space="preserve">the new page shows its name, add its id to the expected set and update the</w:t>
-      </w:r>
-      <w:r>
-        <w:t xml:space="preserve"> </w:t>
-      </w:r>
-      <w:r>
-        <w:t xml:space="preserve">docstring to say why.</w:t>
+        <w:t xml:space="preserve">which nodes display their approved name (four for the 26 September run; five</w:t>
+      </w:r>
+      <w:r>
+        <w:t xml:space="preserve"> </w:t>
+      </w:r>
+      <w:r>
+        <w:t xml:space="preserve">on 24 September, when GÉANT's page was served). If the new page shows its</w:t>
+      </w:r>
+      <w:r>
+        <w:t xml:space="preserve"> </w:t>
+      </w:r>
+      <w:r>
+        <w:t xml:space="preserve">name, add its id to the expected set and update the docstring to say why.</w:t>
+      </w:r>
+    </w:p>
+    <w:p>
+      <w:pPr>
+        <w:pStyle w:val="Compact"/>
+        <w:numPr>
+          <w:ilvl w:val="0"/>
+          <w:numId w:val="1015"/>
+        </w:numPr>
+      </w:pPr>
+      <w:r>
+        <w:rPr>
+          <w:rStyle w:val="VerbatimChar"/>
+        </w:rPr>
+        <w:t xml:space="preserve">test_update_row.py::test_published_results_are_the_run_these_tests_copy</w:t>
+      </w:r>
+      <w:r>
+        <w:t xml:space="preserve"> </w:t>
+      </w:r>
+      <w:r>
+        <w:t xml:space="preserve">pins how many nodes the run has and which were skipped (13 and none, for</w:t>
+      </w:r>
+      <w:r>
+        <w:t xml:space="preserve"> </w:t>
+      </w:r>
+      <w:r>
+        <w:t xml:space="preserve">run</w:t>
+      </w:r>
+      <w:r>
+        <w:t xml:space="preserve"> </w:t>
+      </w:r>
+      <w:r>
+        <w:rPr>
+          <w:rStyle w:val="VerbatimChar"/>
+        </w:rPr>
+        <w:t xml:space="preserve">web-4</w:t>
+      </w:r>
+      <w:r>
+        <w:t xml:space="preserve">). Update it to the new run's shape.</w:t>
       </w:r>
     </w:p>
     <w:p>
@@ -17505,7 +17595,7 @@
         <w:t xml:space="preserve"> </w:t>
       </w:r>
       <w:r>
-        <w:t xml:space="preserve">("120 cells: 44 PASS · 6 FAIL · 70 review");</w:t>
+        <w:t xml:space="preserve">("130 cells: 45 PASS · 8 FAIL · 77 review");</w:t>
       </w:r>
     </w:p>
     <w:p>
@@ -18599,7 +18689,7 @@
         <w:t xml:space="preserve"> </w:t>
       </w:r>
       <w:r>
-        <w:t xml:space="preserve">offline. To see the outcome before touching the reviewed run, try it on a copy</w:t>
+        <w:t xml:space="preserve">offline. To see the outcome before touching the published run, try it on a copy</w:t>
       </w:r>
       <w:r>
         <w:t xml:space="preserve"> </w:t>
@@ -18808,13 +18898,25 @@
         <w:pStyle w:val="BodyText"/>
       </w:pPr>
       <w:r>
-        <w:t xml:space="preserve">To rebuild the old published run instead, without the warning, use the node</w:t>
-      </w:r>
-      <w:r>
-        <w:t xml:space="preserve"> </w:t>
-      </w:r>
-      <w:r>
-        <w:t xml:space="preserve">list it was collected with. This reproduces the committed</w:t>
+        <w:t xml:space="preserve">To rebuild a run collected with an older node list, without the warning, use</w:t>
+      </w:r>
+      <w:r>
+        <w:t xml:space="preserve"> </w:t>
+      </w:r>
+      <w:r>
+        <w:t xml:space="preserve">that list. For the reviewed run of 24 September (in the git history at</w:t>
+      </w:r>
+      <w:r>
+        <w:t xml:space="preserve"> </w:t>
+      </w:r>
+      <w:r>
+        <w:rPr>
+          <w:rStyle w:val="VerbatimChar"/>
+        </w:rPr>
+        <w:t xml:space="preserve">800d632</w:t>
+      </w:r>
+      <w:r>
+        <w:t xml:space="preserve">), assessed in a scratch copy of its</w:t>
       </w:r>
       <w:r>
         <w:t xml:space="preserve"> </w:t>
@@ -18826,16 +18928,7 @@
         <w:t xml:space="preserve">results/</w:t>
       </w:r>
       <w:r>
-        <w:t xml:space="preserve"> </w:t>
-      </w:r>
-      <w:r>
-        <w:t xml:space="preserve">exactly,</w:t>
-      </w:r>
-      <w:r>
-        <w:t xml:space="preserve"> </w:t>
-      </w:r>
-      <w:r>
-        <w:t xml:space="preserve">apart from the generation time:</w:t>
+        <w:t xml:space="preserve">:</w:t>
       </w:r>
     </w:p>
     <w:p>

--- a/docs/eosc-basic-compliance-analysis-workflow.docx
+++ b/docs/eosc-basic-compliance-analysis-workflow.docx
@@ -31,7 +31,7 @@
         <w:pStyle w:val="Date"/>
       </w:pPr>
       <w:r>
-        <w:t xml:space="preserve">26 September 2026, documentation commit 3769a3e</w:t>
+        <w:t xml:space="preserve">26 September 2026, documentation commit ee12687</w:t>
       </w:r>
     </w:p>
     <w:bookmarkStart w:id="9" w:name="contents"/>
@@ -128,7 +128,7 @@
           <w:b/>
           <w:bCs/>
         </w:rPr>
-        <w:t xml:space="preserve">Node Landing Page Verification Checklist v3.0</w:t>
+        <w:t xml:space="preserve">Node Landing Page Verification Checklist v3.1</w:t>
       </w:r>
       <w:r>
         <w:t xml:space="preserve">.</w:t>
@@ -511,7 +511,7 @@
               <w:rPr>
                 <w:rStyle w:val="VerbatimChar"/>
               </w:rPr>
-              <w:t xml:space="preserve">checklist/v3.0.yaml</w:t>
+              <w:t xml:space="preserve">checklist/v3.1.yaml</w:t>
             </w:r>
           </w:p>
         </w:tc>
@@ -640,7 +640,7 @@
               <w:rPr>
                 <w:rStyle w:val="VerbatimChar"/>
               </w:rPr>
-              <w:t xml:space="preserve">checklist-v3.0.html</w:t>
+              <w:t xml:space="preserve">checklist-v3.1.html</w:t>
             </w:r>
           </w:p>
         </w:tc>
@@ -1056,7 +1056,7 @@
         <w:rPr>
           <w:rStyle w:val="VerbatimChar"/>
         </w:rPr>
-        <w:t xml:space="preserve">checklist-v3.0.html</w:t>
+        <w:t xml:space="preserve">checklist-v3.1.html</w:t>
       </w:r>
       <w:r>
         <w:t xml:space="preserve">.</w:t>
@@ -2194,7 +2194,7 @@
               <w:rPr>
                 <w:rStyle w:val="VerbatimChar"/>
               </w:rPr>
-              <w:t xml:space="preserve">checklist/v3.0.yaml</w:t>
+              <w:t xml:space="preserve">checklist/v3.1.yaml</w:t>
             </w:r>
             <w:r>
               <w:t xml:space="preserve">)</w:t>
@@ -5968,7 +5968,7 @@
         <w:t xml:space="preserve">ada1b4a</w:t>
       </w:r>
       <w:r>
-        <w:t xml:space="preserve">. Run</w:t>
+        <w:t xml:space="preserve">. Runs</w:t>
       </w:r>
       <w:r>
         <w:t xml:space="preserve"> </w:t>
@@ -5980,13 +5980,28 @@
         <w:t xml:space="preserve">web-4</w:t>
       </w:r>
       <w:r>
+        <w:t xml:space="preserve"> </w:t>
+      </w:r>
+      <w:r>
+        <w:t xml:space="preserve">and</w:t>
+      </w:r>
+      <w:r>
+        <w:t xml:space="preserve"> </w:t>
+      </w:r>
+      <w:r>
+        <w:rPr>
+          <w:rStyle w:val="VerbatimChar"/>
+        </w:rPr>
+        <w:t xml:space="preserve">web-5</w:t>
+      </w:r>
+      <w:r>
         <w:t xml:space="preserve">, which replaced it as the published run on 26</w:t>
       </w:r>
       <w:r>
         <w:t xml:space="preserve"> </w:t>
       </w:r>
       <w:r>
-        <w:t xml:space="preserve">September, was masked as it was collected. The reports are masked a second time as they</w:t>
+        <w:t xml:space="preserve">September, were masked as they were collected. The reports are masked a second time as they</w:t>
       </w:r>
       <w:r>
         <w:t xml:space="preserve"> </w:t>
@@ -6391,13 +6406,13 @@
         <w:t xml:space="preserve"> </w:t>
       </w:r>
       <w:r>
-        <w:t xml:space="preserve">like "clearly state", or quantify over "all research resources offered by the</w:t>
-      </w:r>
-      <w:r>
-        <w:t xml:space="preserve"> </w:t>
-      </w:r>
-      <w:r>
-        <w:t xml:space="preserve">Node". Neither is settleable by inspecting one page, and emitting</w:t>
+        <w:t xml:space="preserve">like "clearly state", or quantify over "all Node Exchange research resources</w:t>
+      </w:r>
+      <w:r>
+        <w:t xml:space="preserve"> </w:t>
+      </w:r>
+      <w:r>
+        <w:t xml:space="preserve">offered by the Node". Neither is settleable by inspecting one page, and emitting</w:t>
       </w:r>
       <w:r>
         <w:t xml:space="preserve"> </w:t>
@@ -8422,19 +8437,31 @@
         <w:pStyle w:val="FirstParagraph"/>
       </w:pPr>
       <w:r>
-        <w:t xml:space="preserve">The point quantifies over every resource reachable through the landing page,</w:t>
-      </w:r>
-      <w:r>
-        <w:t xml:space="preserve"> </w:t>
-      </w:r>
-      <w:r>
-        <w:t xml:space="preserve">including through intermediate pages, and whether a given login is genuinely</w:t>
-      </w:r>
-      <w:r>
-        <w:t xml:space="preserve"> </w:t>
-      </w:r>
-      <w:r>
-        <w:t xml:space="preserve">EOSC AAI compliant is settled during EEN enrolment rather than by reading HTML.</w:t>
+        <w:t xml:space="preserve">The point quantifies over every Node Exchange resource reachable through the</w:t>
+      </w:r>
+      <w:r>
+        <w:t xml:space="preserve"> </w:t>
+      </w:r>
+      <w:r>
+        <w:t xml:space="preserve">landing page, including through intermediate pages, and whether a given login is</w:t>
+      </w:r>
+      <w:r>
+        <w:t xml:space="preserve"> </w:t>
+      </w:r>
+      <w:r>
+        <w:t xml:space="preserve">genuinely EOSC AAI compliant is settled under requirement [P.2] of the</w:t>
+      </w:r>
+      <w:r>
+        <w:t xml:space="preserve"> </w:t>
+      </w:r>
+      <w:r>
+        <w:t xml:space="preserve">Production 1.0 Checklist for EOSC Nodes rather than by reading HTML. A script</w:t>
+      </w:r>
+      <w:r>
+        <w:t xml:space="preserve"> </w:t>
+      </w:r>
+      <w:r>
+        <w:t xml:space="preserve">cannot tell which linked resources are Node Exchange resources either.</w:t>
       </w:r>
       <w:r>
         <w:t xml:space="preserve"> </w:t>
@@ -11166,13 +11193,13 @@
         <w:t xml:space="preserve">main_text</w:t>
       </w:r>
       <w:r>
-        <w:t xml:space="preserve">. The point quantifies over "all research resources offered by the</w:t>
-      </w:r>
-      <w:r>
-        <w:t xml:space="preserve"> </w:t>
-      </w:r>
-      <w:r>
-        <w:t xml:space="preserve">Node", which cannot be enumerated from the landing page, and the checklist</w:t>
+        <w:t xml:space="preserve">. The point quantifies over "all Node Exchange research resources</w:t>
+      </w:r>
+      <w:r>
+        <w:t xml:space="preserve"> </w:t>
+      </w:r>
+      <w:r>
+        <w:t xml:space="preserve">offered by the Node", which cannot be enumerated from the landing page, and the checklist</w:t>
       </w:r>
       <w:r>
         <w:t xml:space="preserve"> </w:t>
@@ -15421,7 +15448,7 @@
         <w:rPr>
           <w:rStyle w:val="VerbatimChar"/>
         </w:rPr>
-        <w:t xml:space="preserve">checklist-v3.0.html</w:t>
+        <w:t xml:space="preserve">checklist-v3.1.html</w:t>
       </w:r>
       <w:r>
         <w:t xml:space="preserve"> </w:t>
@@ -15442,13 +15469,13 @@
         <w:rPr>
           <w:rStyle w:val="VerbatimChar"/>
         </w:rPr>
-        <w:t xml:space="preserve">checklist-v3.1.html</w:t>
-      </w:r>
-      <w:r>
-        <w:t xml:space="preserve"> </w:t>
-      </w:r>
-      <w:r>
-        <w:t xml:space="preserve">after a switch; the checklist</w:t>
+        <w:t xml:space="preserve">checklist-v3.2.html</w:t>
+      </w:r>
+      <w:r>
+        <w:t xml:space="preserve"> </w:t>
+      </w:r>
+      <w:r>
+        <w:t xml:space="preserve">after a future switch; the checklist</w:t>
       </w:r>
       <w:r>
         <w:t xml:space="preserve"> </w:t>
@@ -17514,7 +17541,7 @@
         <w:rPr>
           <w:rStyle w:val="VerbatimChar"/>
         </w:rPr>
-        <w:t xml:space="preserve">web-4</w:t>
+        <w:t xml:space="preserve">web-5</w:t>
       </w:r>
       <w:r>
         <w:t xml:space="preserve">). Update it to the new run's shape.</w:t>
@@ -19212,7 +19239,7 @@
               <w:rPr>
                 <w:rStyle w:val="VerbatimChar"/>
               </w:rPr>
-              <w:t xml:space="preserve">DEFAULT_CHECKLIST = ROOT / "checklist" / "v3.0.yaml"</w:t>
+              <w:t xml:space="preserve">DEFAULT_CHECKLIST = ROOT / "checklist" / "v3.1.yaml"</w:t>
             </w:r>
           </w:p>
         </w:tc>
@@ -19457,7 +19484,7 @@
         <w:rPr>
           <w:rStyle w:val="VerbatimChar"/>
         </w:rPr>
-        <w:t xml:space="preserve">v3.0.yaml</w:t>
+        <w:t xml:space="preserve">v3.1.yaml</w:t>
       </w:r>
       <w:r>
         <w:t xml:space="preserve"> </w:t>
@@ -19477,13 +19504,40 @@
         <w:pStyle w:val="BodyText"/>
       </w:pPr>
       <w:r>
-        <w:t xml:space="preserve">The example assumes a v3.1 dated 15 October 2026. Use the real version, date</w:t>
-      </w:r>
-      <w:r>
-        <w:t xml:space="preserve"> </w:t>
-      </w:r>
-      <w:r>
-        <w:t xml:space="preserve">and filenames.</w:t>
+        <w:t xml:space="preserve">The example assumes a v3.2 dated 15 October 2026. Use the real version, date</w:t>
+      </w:r>
+      <w:r>
+        <w:t xml:space="preserve"> </w:t>
+      </w:r>
+      <w:r>
+        <w:t xml:space="preserve">and filenames. This procedure was last applied on 26 September 2026, to move</w:t>
+      </w:r>
+      <w:r>
+        <w:t xml:space="preserve"> </w:t>
+      </w:r>
+      <w:r>
+        <w:t xml:space="preserve">from v3.0 to v3.1; the header of</w:t>
+      </w:r>
+      <w:r>
+        <w:t xml:space="preserve"> </w:t>
+      </w:r>
+      <w:r>
+        <w:rPr>
+          <w:rStyle w:val="VerbatimChar"/>
+        </w:rPr>
+        <w:t xml:space="preserve">checklist/v3.1.yaml</w:t>
+      </w:r>
+      <w:r>
+        <w:t xml:space="preserve"> </w:t>
+      </w:r>
+      <w:r>
+        <w:t xml:space="preserve">records what changed,</w:t>
+      </w:r>
+      <w:r>
+        <w:t xml:space="preserve"> </w:t>
+      </w:r>
+      <w:r>
+        <w:t xml:space="preserve">point by point.</w:t>
       </w:r>
     </w:p>
     <w:p>
@@ -19512,7 +19566,7 @@
         <w:rPr>
           <w:rStyle w:val="NormalTok"/>
         </w:rPr>
-        <w:t xml:space="preserve"> ~/Downloads/20261015_Node_Landing_Page_Verification_Checklist_v3.1.pdf checklist/</w:t>
+        <w:t xml:space="preserve"> ~/Downloads/20261015_Node_Landing_Page_Verification_Checklist_v3.2.pdf checklist/</w:t>
       </w:r>
       <w:r>
         <w:br/>
@@ -19527,7 +19581,7 @@
         <w:rPr>
           <w:rStyle w:val="NormalTok"/>
         </w:rPr>
-        <w:t xml:space="preserve"> checklist/20261015_Node_Landing_Page_Verification_Checklist_v3.1.pdf</w:t>
+        <w:t xml:space="preserve"> checklist/20261015_Node_Landing_Page_Verification_Checklist_v3.2.pdf</w:t>
       </w:r>
       <w:r>
         <w:br/>
@@ -19536,7 +19590,7 @@
         <w:rPr>
           <w:rStyle w:val="CommentTok"/>
         </w:rPr>
-        <w:t xml:space="preserve"># on macOS: shasum -a 256 checklist/20261015_Node_Landing_Page_Verification_Checklist_v3.1.pdf</w:t>
+        <w:t xml:space="preserve"># on macOS: shasum -a 256 checklist/20261015_Node_Landing_Page_Verification_Checklist_v3.2.pdf</w:t>
       </w:r>
     </w:p>
     <w:p>
@@ -19544,7 +19598,7 @@
         <w:pStyle w:val="FirstParagraph"/>
       </w:pPr>
       <w:r>
-        <w:t xml:space="preserve">The committed v3.0 file is a PDF rendering of the circulated</w:t>
+        <w:t xml:space="preserve">The committed v3.1 file is a PDF rendering of the circulated</w:t>
       </w:r>
       <w:r>
         <w:t xml:space="preserve"> </w:t>
@@ -19621,7 +19675,7 @@
         <w:rPr>
           <w:rStyle w:val="NormalTok"/>
         </w:rPr>
-        <w:t xml:space="preserve"> checklist/v3.0.yaml checklist/v3.1.yaml</w:t>
+        <w:t xml:space="preserve"> checklist/v3.1.yaml checklist/v3.2.yaml</w:t>
       </w:r>
     </w:p>
     <w:p>
@@ -19638,7 +19692,7 @@
         <w:rPr>
           <w:rStyle w:val="VerbatimChar"/>
         </w:rPr>
-        <w:t xml:space="preserve">checklist/v3.1.yaml</w:t>
+        <w:t xml:space="preserve">checklist/v3.2.yaml</w:t>
       </w:r>
       <w:r>
         <w:t xml:space="preserve">, change the header:</w:t>
@@ -19670,7 +19724,7 @@
         <w:rPr>
           <w:rStyle w:val="StringTok"/>
         </w:rPr>
-        <w:t xml:space="preserve">"3.1"</w:t>
+        <w:t xml:space="preserve">"3.2"</w:t>
       </w:r>
       <w:r>
         <w:br/>
@@ -19718,7 +19772,7 @@
         <w:rPr>
           <w:rStyle w:val="AttributeTok"/>
         </w:rPr>
-        <w:t xml:space="preserve"> 20261015_Node_Landing_Page_Verification_Checklist_v3.1.docx</w:t>
+        <w:t xml:space="preserve"> 20261015_Node_Landing_Page_Verification_Checklist_v3.2.docx</w:t>
       </w:r>
       <w:r>
         <w:br/>
@@ -19739,7 +19793,7 @@
         <w:rPr>
           <w:rStyle w:val="AttributeTok"/>
         </w:rPr>
-        <w:t xml:space="preserve"> 20261015_Node_Landing_Page_Verification_Checklist_v3.1.pdf</w:t>
+        <w:t xml:space="preserve"> 20261015_Node_Landing_Page_Verification_Checklist_v3.2.pdf</w:t>
       </w:r>
       <w:r>
         <w:br/>
@@ -19774,7 +19828,7 @@
         <w:rPr>
           <w:rStyle w:val="VerbatimChar"/>
         </w:rPr>
-        <w:t xml:space="preserve">v3.1.yaml</w:t>
+        <w:t xml:space="preserve">v3.2.yaml</w:t>
       </w:r>
       <w:r>
         <w:t xml:space="preserve"> </w:t>
@@ -19789,7 +19843,7 @@
         <w:rPr>
           <w:rStyle w:val="VerbatimChar"/>
         </w:rPr>
-        <w:t xml:space="preserve">"3.1"</w:t>
+        <w:t xml:space="preserve">"3.2"</w:t>
       </w:r>
       <w:r>
         <w:t xml:space="preserve">); a test</w:t>
@@ -19831,7 +19885,7 @@
         <w:rPr>
           <w:rStyle w:val="VerbatimChar"/>
         </w:rPr>
-        <w:t xml:space="preserve">v3.1.yaml</w:t>
+        <w:t xml:space="preserve">v3.2.yaml</w:t>
       </w:r>
       <w:r>
         <w:t xml:space="preserve">:</w:t>
@@ -20165,7 +20219,7 @@
         <w:rPr>
           <w:rStyle w:val="NormalTok"/>
         </w:rPr>
-        <w:t xml:space="preserve"> checklist/v3.1.yaml</w:t>
+        <w:t xml:space="preserve"> checklist/v3.2.yaml</w:t>
       </w:r>
       <w:r>
         <w:br/>
@@ -20192,7 +20246,7 @@
         <w:rPr>
           <w:rStyle w:val="NormalTok"/>
         </w:rPr>
-        <w:t xml:space="preserve"> /tmp/v31 </w:t>
+        <w:t xml:space="preserve"> /tmp/v32 </w:t>
       </w:r>
       <w:r>
         <w:rPr>
@@ -20228,165 +20282,147 @@
         <w:rPr>
           <w:rStyle w:val="NormalTok"/>
         </w:rPr>
-        <w:t xml:space="preserve"> results/evidence /tmp/v31/</w:t>
+        <w:t xml:space="preserve"> results/evidence /tmp/v32/</w:t>
       </w:r>
       <w:r>
         <w:br/>
       </w:r>
       <w:r>
         <w:rPr>
-          <w:rStyle w:val="FunctionTok"/>
-        </w:rPr>
-        <w:t xml:space="preserve">git</w:t>
+          <w:rStyle w:val="ExtensionTok"/>
+        </w:rPr>
+        <w:t xml:space="preserve">uv</w:t>
       </w:r>
       <w:r>
         <w:rPr>
           <w:rStyle w:val="NormalTok"/>
         </w:rPr>
-        <w:t xml:space="preserve"> show 53081f6:nodes.yaml </w:t>
-      </w:r>
-      <w:r>
-        <w:rPr>
-          <w:rStyle w:val="OperatorTok"/>
-        </w:rPr>
-        <w:t xml:space="preserve">&gt;</w:t>
+        <w:t xml:space="preserve"> run basic-check assess </w:t>
+      </w:r>
+      <w:r>
+        <w:rPr>
+          <w:rStyle w:val="AttributeTok"/>
+        </w:rPr>
+        <w:t xml:space="preserve">-c</w:t>
       </w:r>
       <w:r>
         <w:rPr>
           <w:rStyle w:val="NormalTok"/>
         </w:rPr>
-        <w:t xml:space="preserve"> /tmp/nodes-2026-09-24.yaml</w:t>
-      </w:r>
-      <w:r>
-        <w:br/>
-      </w:r>
-      <w:r>
-        <w:rPr>
-          <w:rStyle w:val="ExtensionTok"/>
-        </w:rPr>
-        <w:t xml:space="preserve">uv</w:t>
+        <w:t xml:space="preserve"> checklist/v3.2.yaml </w:t>
+      </w:r>
+      <w:r>
+        <w:rPr>
+          <w:rStyle w:val="AttributeTok"/>
+        </w:rPr>
+        <w:t xml:space="preserve">--results</w:t>
       </w:r>
       <w:r>
         <w:rPr>
           <w:rStyle w:val="NormalTok"/>
         </w:rPr>
-        <w:t xml:space="preserve"> run basic-check assess </w:t>
+        <w:t xml:space="preserve"> /tmp/v32 </w:t>
       </w:r>
       <w:r>
         <w:rPr>
           <w:rStyle w:val="AttributeTok"/>
         </w:rPr>
-        <w:t xml:space="preserve">-c</w:t>
+        <w:t xml:space="preserve">--run</w:t>
       </w:r>
       <w:r>
         <w:rPr>
           <w:rStyle w:val="NormalTok"/>
         </w:rPr>
-        <w:t xml:space="preserve"> checklist/v3.1.yaml </w:t>
-      </w:r>
-      <w:r>
-        <w:rPr>
-          <w:rStyle w:val="AttributeTok"/>
-        </w:rPr>
-        <w:t xml:space="preserve">--results</w:t>
-      </w:r>
-      <w:r>
-        <w:rPr>
-          <w:rStyle w:val="NormalTok"/>
-        </w:rPr>
-        <w:t xml:space="preserve"> /tmp/v31 </w:t>
-      </w:r>
-      <w:r>
-        <w:rPr>
-          <w:rStyle w:val="DataTypeTok"/>
-        </w:rPr>
-        <w:t xml:space="preserve">\</w:t>
-      </w:r>
-      <w:r>
-        <w:br/>
-      </w:r>
-      <w:r>
-        <w:rPr>
-          <w:rStyle w:val="NormalTok"/>
-        </w:rPr>
-        <w:t xml:space="preserve">    </w:t>
-      </w:r>
-      <w:r>
-        <w:rPr>
-          <w:rStyle w:val="AttributeTok"/>
+        <w:t xml:space="preserve"> trial-v3.2</w:t>
+      </w:r>
+    </w:p>
+    <w:p>
+      <w:pPr>
+        <w:pStyle w:val="FirstParagraph"/>
+      </w:pPr>
+      <w:r>
+        <w:t xml:space="preserve">Compare</w:t>
+      </w:r>
+      <w:r>
+        <w:t xml:space="preserve"> </w:t>
+      </w:r>
+      <w:r>
+        <w:rPr>
+          <w:rStyle w:val="VerbatimChar"/>
+        </w:rPr>
+        <w:t xml:space="preserve">/tmp/v32/results.md</w:t>
+      </w:r>
+      <w:r>
+        <w:t xml:space="preserve"> </w:t>
+      </w:r>
+      <w:r>
+        <w:t xml:space="preserve">with</w:t>
+      </w:r>
+      <w:r>
+        <w:t xml:space="preserve"> </w:t>
+      </w:r>
+      <w:r>
+        <w:rPr>
+          <w:rStyle w:val="VerbatimChar"/>
+        </w:rPr>
+        <w:t xml:space="preserve">results/results.md</w:t>
+      </w:r>
+      <w:r>
+        <w:t xml:space="preserve">. Any difference comes</w:t>
+      </w:r>
+      <w:r>
+        <w:t xml:space="preserve"> </w:t>
+      </w:r>
+      <w:r>
+        <w:t xml:space="preserve">from the new rules alone, since the evidence is the same. If the published run</w:t>
+      </w:r>
+      <w:r>
+        <w:t xml:space="preserve"> </w:t>
+      </w:r>
+      <w:r>
+        <w:t xml:space="preserve">skipped a node or used an older</w:t>
+      </w:r>
+      <w:r>
+        <w:t xml:space="preserve"> </w:t>
+      </w:r>
+      <w:r>
+        <w:rPr>
+          <w:rStyle w:val="VerbatimChar"/>
+        </w:rPr>
+        <w:t xml:space="preserve">nodes.yaml</w:t>
+      </w:r>
+      <w:r>
+        <w:t xml:space="preserve">, pass the same</w:t>
+      </w:r>
+      <w:r>
+        <w:t xml:space="preserve"> </w:t>
+      </w:r>
+      <w:r>
+        <w:rPr>
+          <w:rStyle w:val="VerbatimChar"/>
+        </w:rPr>
+        <w:t xml:space="preserve">--skip</w:t>
+      </w:r>
+      <w:r>
+        <w:t xml:space="preserve"> </w:t>
+      </w:r>
+      <w:r>
+        <w:t xml:space="preserve">and</w:t>
+      </w:r>
+      <w:r>
+        <w:t xml:space="preserve"> </w:t>
+      </w:r>
+      <w:r>
+        <w:rPr>
+          <w:rStyle w:val="VerbatimChar"/>
         </w:rPr>
         <w:t xml:space="preserve">--nodes</w:t>
       </w:r>
       <w:r>
-        <w:rPr>
-          <w:rStyle w:val="NormalTok"/>
-        </w:rPr>
-        <w:t xml:space="preserve"> /tmp/nodes-2026-09-24.yaml </w:t>
-      </w:r>
-      <w:r>
-        <w:rPr>
-          <w:rStyle w:val="AttributeTok"/>
-        </w:rPr>
-        <w:t xml:space="preserve">--skip</w:t>
-      </w:r>
-      <w:r>
-        <w:rPr>
-          <w:rStyle w:val="NormalTok"/>
-        </w:rPr>
-        <w:t xml:space="preserve"> Italy </w:t>
-      </w:r>
-      <w:r>
-        <w:rPr>
-          <w:rStyle w:val="AttributeTok"/>
-        </w:rPr>
-        <w:t xml:space="preserve">--run</w:t>
-      </w:r>
-      <w:r>
-        <w:rPr>
-          <w:rStyle w:val="NormalTok"/>
-        </w:rPr>
-        <w:t xml:space="preserve"> trial-v3.1</w:t>
-      </w:r>
-    </w:p>
-    <w:p>
-      <w:pPr>
-        <w:pStyle w:val="FirstParagraph"/>
-      </w:pPr>
-      <w:r>
-        <w:t xml:space="preserve">Compare</w:t>
-      </w:r>
-      <w:r>
-        <w:t xml:space="preserve"> </w:t>
-      </w:r>
-      <w:r>
-        <w:rPr>
-          <w:rStyle w:val="VerbatimChar"/>
-        </w:rPr>
-        <w:t xml:space="preserve">/tmp/v31/results.md</w:t>
-      </w:r>
-      <w:r>
-        <w:t xml:space="preserve"> </w:t>
-      </w:r>
-      <w:r>
-        <w:t xml:space="preserve">with</w:t>
-      </w:r>
-      <w:r>
-        <w:t xml:space="preserve"> </w:t>
-      </w:r>
-      <w:r>
-        <w:rPr>
-          <w:rStyle w:val="VerbatimChar"/>
-        </w:rPr>
-        <w:t xml:space="preserve">results/results.md</w:t>
-      </w:r>
-      <w:r>
-        <w:t xml:space="preserve">. Any difference comes</w:t>
-      </w:r>
-      <w:r>
-        <w:t xml:space="preserve"> </w:t>
-      </w:r>
-      <w:r>
-        <w:t xml:space="preserve">from the new rules alone, since the evidence is the same.</w:t>
+        <w:t xml:space="preserve"> </w:t>
+      </w:r>
+      <w:r>
+        <w:t xml:space="preserve">here.</w:t>
       </w:r>
     </w:p>
     <w:p>
@@ -20481,7 +20517,7 @@
         <w:rPr>
           <w:rStyle w:val="StringTok"/>
         </w:rPr>
-        <w:t xml:space="preserve">"v3.1.yaml"</w:t>
+        <w:t xml:space="preserve">"v3.2.yaml"</w:t>
       </w:r>
     </w:p>
     <w:p>
@@ -20537,7 +20573,7 @@
         <w:rPr>
           <w:rStyle w:val="CommentTok"/>
         </w:rPr>
-        <w:t xml:space="preserve"># now says "against checklist v3.1"</w:t>
+        <w:t xml:space="preserve"># now says "against checklist v3.2"</w:t>
       </w:r>
     </w:p>
     <w:p>
@@ -20581,7 +20617,7 @@
         <w:rPr>
           <w:rStyle w:val="VerbatimChar"/>
         </w:rPr>
-        <w:t xml:space="preserve">v3.0.yaml</w:t>
+        <w:t xml:space="preserve">v3.1.yaml</w:t>
       </w:r>
       <w:r>
         <w:t xml:space="preserve"> </w:t>
@@ -20602,7 +20638,7 @@
         <w:rPr>
           <w:rStyle w:val="VerbatimChar"/>
         </w:rPr>
-        <w:t xml:space="preserve">-c checklist/v3.0.yaml</w:t>
+        <w:t xml:space="preserve">-c checklist/v3.1.yaml</w:t>
       </w:r>
       <w:r>
         <w:t xml:space="preserve">. What</w:t>
@@ -20635,7 +20671,7 @@
         <w:t xml:space="preserve"> </w:t>
       </w:r>
       <w:r>
-        <w:t xml:space="preserve">v3.1, so no</w:t>
+        <w:t xml:space="preserve">v3.2, so no</w:t>
       </w:r>
       <w:r>
         <w:t xml:space="preserve"> </w:t>
@@ -20682,55 +20718,223 @@
         <w:rPr>
           <w:rStyle w:val="AttributeTok"/>
         </w:rPr>
-        <w:t xml:space="preserve">--skip</w:t>
+        <w:t xml:space="preserve">--results</w:t>
       </w:r>
       <w:r>
         <w:rPr>
           <w:rStyle w:val="NormalTok"/>
         </w:rPr>
-        <w:t xml:space="preserve"> Italy </w:t>
+        <w:t xml:space="preserve"> /tmp/new-run </w:t>
       </w:r>
       <w:r>
         <w:rPr>
           <w:rStyle w:val="AttributeTok"/>
         </w:rPr>
-        <w:t xml:space="preserve">--results</w:t>
+        <w:t xml:space="preserve">--run</w:t>
       </w:r>
       <w:r>
         <w:rPr>
           <w:rStyle w:val="NormalTok"/>
         </w:rPr>
-        <w:t xml:space="preserve"> /tmp/new-run </w:t>
+        <w:t xml:space="preserve"> live-2026-10-20-v3.2</w:t>
+      </w:r>
+      <w:r>
+        <w:br/>
+      </w:r>
+      <w:r>
+        <w:rPr>
+          <w:rStyle w:val="CommentTok"/>
+        </w:rPr>
+        <w:t xml:space="preserve"># review, then:</w:t>
+      </w:r>
+      <w:r>
+        <w:br/>
+      </w:r>
+      <w:r>
+        <w:rPr>
+          <w:rStyle w:val="FunctionTok"/>
+        </w:rPr>
+        <w:t xml:space="preserve">rm</w:t>
+      </w:r>
+      <w:r>
+        <w:rPr>
+          <w:rStyle w:val="NormalTok"/>
+        </w:rPr>
+        <w:t xml:space="preserve"> </w:t>
       </w:r>
       <w:r>
         <w:rPr>
           <w:rStyle w:val="AttributeTok"/>
         </w:rPr>
+        <w:t xml:space="preserve">-rf</w:t>
+      </w:r>
+      <w:r>
+        <w:rPr>
+          <w:rStyle w:val="NormalTok"/>
+        </w:rPr>
+        <w:t xml:space="preserve"> results/evidence </w:t>
+      </w:r>
+      <w:r>
+        <w:rPr>
+          <w:rStyle w:val="KeywordTok"/>
+        </w:rPr>
+        <w:t xml:space="preserve">&amp;&amp;</w:t>
+      </w:r>
+      <w:r>
+        <w:rPr>
+          <w:rStyle w:val="NormalTok"/>
+        </w:rPr>
+        <w:t xml:space="preserve"> </w:t>
+      </w:r>
+      <w:r>
+        <w:rPr>
+          <w:rStyle w:val="FunctionTok"/>
+        </w:rPr>
+        <w:t xml:space="preserve">cp</w:t>
+      </w:r>
+      <w:r>
+        <w:rPr>
+          <w:rStyle w:val="NormalTok"/>
+        </w:rPr>
+        <w:t xml:space="preserve"> </w:t>
+      </w:r>
+      <w:r>
+        <w:rPr>
+          <w:rStyle w:val="AttributeTok"/>
+        </w:rPr>
+        <w:t xml:space="preserve">-r</w:t>
+      </w:r>
+      <w:r>
+        <w:rPr>
+          <w:rStyle w:val="NormalTok"/>
+        </w:rPr>
+        <w:t xml:space="preserve"> /tmp/new-run/evidence results/evidence</w:t>
+      </w:r>
+      <w:r>
+        <w:br/>
+      </w:r>
+      <w:r>
+        <w:rPr>
+          <w:rStyle w:val="ExtensionTok"/>
+        </w:rPr>
+        <w:t xml:space="preserve">uv</w:t>
+      </w:r>
+      <w:r>
+        <w:rPr>
+          <w:rStyle w:val="NormalTok"/>
+        </w:rPr>
+        <w:t xml:space="preserve"> run basic-check assess </w:t>
+      </w:r>
+      <w:r>
+        <w:rPr>
+          <w:rStyle w:val="AttributeTok"/>
+        </w:rPr>
         <w:t xml:space="preserve">--run</w:t>
       </w:r>
       <w:r>
         <w:rPr>
           <w:rStyle w:val="NormalTok"/>
         </w:rPr>
-        <w:t xml:space="preserve"> live-2026-10-20-v3.1</w:t>
+        <w:t xml:space="preserve"> live-2026-10-20-v3.2</w:t>
+      </w:r>
+    </w:p>
+    <w:p>
+      <w:pPr>
+        <w:pStyle w:val="FirstParagraph"/>
+      </w:pPr>
+      <w:r>
+        <w:t xml:space="preserve">Alternatively, re-score the published evidence against v3.2 without contacting</w:t>
+      </w:r>
+      <w:r>
+        <w:t xml:space="preserve"> </w:t>
+      </w:r>
+      <w:r>
+        <w:t xml:space="preserve">anyone, as in step 4 but writing to</w:t>
+      </w:r>
+      <w:r>
+        <w:t xml:space="preserve"> </w:t>
+      </w:r>
+      <w:r>
+        <w:rPr>
+          <w:rStyle w:val="VerbatimChar"/>
+        </w:rPr>
+        <w:t xml:space="preserve">results/</w:t>
+      </w:r>
+      <w:r>
+        <w:t xml:space="preserve">. The report then says v3.2,</w:t>
+      </w:r>
+      <w:r>
+        <w:t xml:space="preserve"> </w:t>
+      </w:r>
+      <w:r>
+        <w:t xml:space="preserve">while the capture date is still that of the evidence.</w:t>
+      </w:r>
+    </w:p>
+    <w:p>
+      <w:pPr>
+        <w:pStyle w:val="BodyText"/>
+      </w:pPr>
+      <w:r>
+        <w:t xml:space="preserve">The reports now link to</w:t>
+      </w:r>
+      <w:r>
+        <w:t xml:space="preserve"> </w:t>
+      </w:r>
+      <w:r>
+        <w:rPr>
+          <w:rStyle w:val="VerbatimChar"/>
+        </w:rPr>
+        <w:t xml:space="preserve">results/checklist-v3.2.html</w:t>
+      </w:r>
+      <w:r>
+        <w:t xml:space="preserve">. The old</w:t>
+      </w:r>
+      <w:r>
+        <w:t xml:space="preserve"> </w:t>
+      </w:r>
+      <w:r>
+        <w:rPr>
+          <w:rStyle w:val="VerbatimChar"/>
+        </w:rPr>
+        <w:t xml:space="preserve">results/checklist-v3.1.html</w:t>
+      </w:r>
+      <w:r>
+        <w:t xml:space="preserve"> </w:t>
+      </w:r>
+      <w:r>
+        <w:t xml:space="preserve">stays behind; remove it, and update the places</w:t>
+      </w:r>
+      <w:r>
+        <w:t xml:space="preserve"> </w:t>
+      </w:r>
+      <w:r>
+        <w:t xml:space="preserve">that name v3.1 in prose or links:</w:t>
+      </w:r>
+    </w:p>
+    <w:p>
+      <w:pPr>
+        <w:pStyle w:val="SourceCode"/>
+      </w:pPr>
+      <w:r>
+        <w:rPr>
+          <w:rStyle w:val="FunctionTok"/>
+        </w:rPr>
+        <w:t xml:space="preserve">git</w:t>
+      </w:r>
+      <w:r>
+        <w:rPr>
+          <w:rStyle w:val="NormalTok"/>
+        </w:rPr>
+        <w:t xml:space="preserve"> rm results/checklist-v3.1.html</w:t>
       </w:r>
       <w:r>
         <w:br/>
       </w:r>
       <w:r>
         <w:rPr>
-          <w:rStyle w:val="CommentTok"/>
-        </w:rPr>
-        <w:t xml:space="preserve"># review, then:</w:t>
-      </w:r>
-      <w:r>
-        <w:br/>
-      </w:r>
-      <w:r>
-        <w:rPr>
-          <w:rStyle w:val="FunctionTok"/>
-        </w:rPr>
-        <w:t xml:space="preserve">rm</w:t>
+          <w:rStyle w:val="ExtensionTok"/>
+        </w:rPr>
+        <w:t xml:space="preserve">rg</w:t>
       </w:r>
       <w:r>
         <w:rPr>
@@ -20742,88 +20946,25 @@
         <w:rPr>
           <w:rStyle w:val="AttributeTok"/>
         </w:rPr>
-        <w:t xml:space="preserve">-rf</w:t>
+        <w:t xml:space="preserve">-n</w:t>
       </w:r>
       <w:r>
         <w:rPr>
           <w:rStyle w:val="NormalTok"/>
         </w:rPr>
-        <w:t xml:space="preserve"> results/evidence </w:t>
-      </w:r>
-      <w:r>
-        <w:rPr>
-          <w:rStyle w:val="KeywordTok"/>
-        </w:rPr>
-        <w:t xml:space="preserve">&amp;&amp;</w:t>
+        <w:t xml:space="preserve"> </w:t>
+      </w:r>
+      <w:r>
+        <w:rPr>
+          <w:rStyle w:val="StringTok"/>
+        </w:rPr>
+        <w:t xml:space="preserve">"v3\.1"</w:t>
       </w:r>
       <w:r>
         <w:rPr>
           <w:rStyle w:val="NormalTok"/>
         </w:rPr>
-        <w:t xml:space="preserve"> </w:t>
-      </w:r>
-      <w:r>
-        <w:rPr>
-          <w:rStyle w:val="FunctionTok"/>
-        </w:rPr>
-        <w:t xml:space="preserve">cp</w:t>
-      </w:r>
-      <w:r>
-        <w:rPr>
-          <w:rStyle w:val="NormalTok"/>
-        </w:rPr>
-        <w:t xml:space="preserve"> </w:t>
-      </w:r>
-      <w:r>
-        <w:rPr>
-          <w:rStyle w:val="AttributeTok"/>
-        </w:rPr>
-        <w:t xml:space="preserve">-r</w:t>
-      </w:r>
-      <w:r>
-        <w:rPr>
-          <w:rStyle w:val="NormalTok"/>
-        </w:rPr>
-        <w:t xml:space="preserve"> /tmp/new-run/evidence results/evidence</w:t>
-      </w:r>
-      <w:r>
-        <w:br/>
-      </w:r>
-      <w:r>
-        <w:rPr>
-          <w:rStyle w:val="ExtensionTok"/>
-        </w:rPr>
-        <w:t xml:space="preserve">uv</w:t>
-      </w:r>
-      <w:r>
-        <w:rPr>
-          <w:rStyle w:val="NormalTok"/>
-        </w:rPr>
-        <w:t xml:space="preserve"> run basic-check assess </w:t>
-      </w:r>
-      <w:r>
-        <w:rPr>
-          <w:rStyle w:val="AttributeTok"/>
-        </w:rPr>
-        <w:t xml:space="preserve">--skip</w:t>
-      </w:r>
-      <w:r>
-        <w:rPr>
-          <w:rStyle w:val="NormalTok"/>
-        </w:rPr>
-        <w:t xml:space="preserve"> Italy </w:t>
-      </w:r>
-      <w:r>
-        <w:rPr>
-          <w:rStyle w:val="AttributeTok"/>
-        </w:rPr>
-        <w:t xml:space="preserve">--run</w:t>
-      </w:r>
-      <w:r>
-        <w:rPr>
-          <w:rStyle w:val="NormalTok"/>
-        </w:rPr>
-        <w:t xml:space="preserve"> live-2026-10-20-v3.1</w:t>
+        <w:t xml:space="preserve"> README.md docs checklist/README.md .github</w:t>
       </w:r>
     </w:p>
     <w:p>
@@ -20831,135 +20972,6 @@
         <w:pStyle w:val="FirstParagraph"/>
       </w:pPr>
       <w:r>
-        <w:t xml:space="preserve">Alternatively, re-score the published evidence against v3.1 without contacting</w:t>
-      </w:r>
-      <w:r>
-        <w:t xml:space="preserve"> </w:t>
-      </w:r>
-      <w:r>
-        <w:t xml:space="preserve">anyone, as in step 4 but writing to</w:t>
-      </w:r>
-      <w:r>
-        <w:t xml:space="preserve"> </w:t>
-      </w:r>
-      <w:r>
-        <w:rPr>
-          <w:rStyle w:val="VerbatimChar"/>
-        </w:rPr>
-        <w:t xml:space="preserve">results/</w:t>
-      </w:r>
-      <w:r>
-        <w:t xml:space="preserve">. The report then says v3.1,</w:t>
-      </w:r>
-      <w:r>
-        <w:t xml:space="preserve"> </w:t>
-      </w:r>
-      <w:r>
-        <w:t xml:space="preserve">while the capture date is still that of the evidence.</w:t>
-      </w:r>
-    </w:p>
-    <w:p>
-      <w:pPr>
-        <w:pStyle w:val="BodyText"/>
-      </w:pPr>
-      <w:r>
-        <w:t xml:space="preserve">The reports now link to</w:t>
-      </w:r>
-      <w:r>
-        <w:t xml:space="preserve"> </w:t>
-      </w:r>
-      <w:r>
-        <w:rPr>
-          <w:rStyle w:val="VerbatimChar"/>
-        </w:rPr>
-        <w:t xml:space="preserve">results/checklist-v3.1.html</w:t>
-      </w:r>
-      <w:r>
-        <w:t xml:space="preserve">. The old</w:t>
-      </w:r>
-      <w:r>
-        <w:t xml:space="preserve"> </w:t>
-      </w:r>
-      <w:r>
-        <w:rPr>
-          <w:rStyle w:val="VerbatimChar"/>
-        </w:rPr>
-        <w:t xml:space="preserve">results/checklist-v3.0.html</w:t>
-      </w:r>
-      <w:r>
-        <w:t xml:space="preserve"> </w:t>
-      </w:r>
-      <w:r>
-        <w:t xml:space="preserve">stays behind; remove it, and update the places</w:t>
-      </w:r>
-      <w:r>
-        <w:t xml:space="preserve"> </w:t>
-      </w:r>
-      <w:r>
-        <w:t xml:space="preserve">that name v3.0 in prose or links:</w:t>
-      </w:r>
-    </w:p>
-    <w:p>
-      <w:pPr>
-        <w:pStyle w:val="SourceCode"/>
-      </w:pPr>
-      <w:r>
-        <w:rPr>
-          <w:rStyle w:val="FunctionTok"/>
-        </w:rPr>
-        <w:t xml:space="preserve">git</w:t>
-      </w:r>
-      <w:r>
-        <w:rPr>
-          <w:rStyle w:val="NormalTok"/>
-        </w:rPr>
-        <w:t xml:space="preserve"> rm results/checklist-v3.0.html</w:t>
-      </w:r>
-      <w:r>
-        <w:br/>
-      </w:r>
-      <w:r>
-        <w:rPr>
-          <w:rStyle w:val="ExtensionTok"/>
-        </w:rPr>
-        <w:t xml:space="preserve">rg</w:t>
-      </w:r>
-      <w:r>
-        <w:rPr>
-          <w:rStyle w:val="NormalTok"/>
-        </w:rPr>
-        <w:t xml:space="preserve"> </w:t>
-      </w:r>
-      <w:r>
-        <w:rPr>
-          <w:rStyle w:val="AttributeTok"/>
-        </w:rPr>
-        <w:t xml:space="preserve">-n</w:t>
-      </w:r>
-      <w:r>
-        <w:rPr>
-          <w:rStyle w:val="NormalTok"/>
-        </w:rPr>
-        <w:t xml:space="preserve"> </w:t>
-      </w:r>
-      <w:r>
-        <w:rPr>
-          <w:rStyle w:val="StringTok"/>
-        </w:rPr>
-        <w:t xml:space="preserve">"v3\.0"</w:t>
-      </w:r>
-      <w:r>
-        <w:rPr>
-          <w:rStyle w:val="NormalTok"/>
-        </w:rPr>
-        <w:t xml:space="preserve"> README.md docs checklist/README.md .github</w:t>
-      </w:r>
-    </w:p>
-    <w:p>
-      <w:pPr>
-        <w:pStyle w:val="FirstParagraph"/>
-      </w:pPr>
-      <w:r>
         <w:t xml:space="preserve">In</w:t>
       </w:r>
       <w:r>
@@ -20981,7 +20993,7 @@
         <w:rPr>
           <w:rStyle w:val="VerbatimChar"/>
         </w:rPr>
-        <w:t xml:space="preserve">results/checklist-v3.0.html#p…</w:t>
+        <w:t xml:space="preserve">results/checklist-v3.1.html#p…</w:t>
       </w:r>
       <w:r>
         <w:t xml:space="preserve">. Those links break once the file is removed,</w:t>
@@ -20999,7 +21011,7 @@
         <w:rPr>
           <w:rStyle w:val="VerbatimChar"/>
         </w:rPr>
-        <w:t xml:space="preserve">v3.1</w:t>
+        <w:t xml:space="preserve">v3.2</w:t>
       </w:r>
       <w:r>
         <w:t xml:space="preserve">.</w:t>
@@ -21056,7 +21068,7 @@
         <w:rPr>
           <w:rStyle w:val="VerbatimChar"/>
         </w:rPr>
-        <w:t xml:space="preserve">checklist/v3.1.yaml</w:t>
+        <w:t xml:space="preserve">checklist/v3.2.yaml</w:t>
       </w:r>
       <w:r>
         <w:t xml:space="preserve">,</w:t>
@@ -21111,7 +21123,7 @@
           <w:i/>
           <w:iCs/>
         </w:rPr>
-        <w:t xml:space="preserve">Source checklist: Node Landing Page Verification Checklist v3.0, 15 September</w:t>
+        <w:t xml:space="preserve">Source checklist: Node Landing Page Verification Checklist v3.1, 15 September</w:t>
       </w:r>
       <w:r>
         <w:rPr>
@@ -21140,7 +21152,7 @@
           <w:i/>
           <w:iCs/>
         </w:rPr>
-        <w:t xml:space="preserve">checklist/v3.0.yaml</w:t>
+        <w:t xml:space="preserve">checklist/v3.1.yaml</w:t>
       </w:r>
       <w:r>
         <w:rPr>

--- a/docs/eosc-basic-compliance-analysis-workflow.docx
+++ b/docs/eosc-basic-compliance-analysis-workflow.docx
@@ -31,7 +31,7 @@
         <w:pStyle w:val="Date"/>
       </w:pPr>
       <w:r>
-        <w:t xml:space="preserve">26 September 2026, documentation commit ee12687</w:t>
+        <w:t xml:space="preserve">26 September 2026, documentation commit 678b75e</w:t>
       </w:r>
     </w:p>
     <w:bookmarkStart w:id="9" w:name="contents"/>
@@ -5980,6 +5980,30 @@
         <w:t xml:space="preserve">web-4</w:t>
       </w:r>
       <w:r>
+        <w:t xml:space="preserve">,</w:t>
+      </w:r>
+      <w:r>
+        <w:t xml:space="preserve"> </w:t>
+      </w:r>
+      <w:r>
+        <w:rPr>
+          <w:rStyle w:val="VerbatimChar"/>
+        </w:rPr>
+        <w:t xml:space="preserve">web-5</w:t>
+      </w:r>
+      <w:r>
+        <w:t xml:space="preserve">,</w:t>
+      </w:r>
+      <w:r>
+        <w:t xml:space="preserve"> </w:t>
+      </w:r>
+      <w:r>
+        <w:rPr>
+          <w:rStyle w:val="VerbatimChar"/>
+        </w:rPr>
+        <w:t xml:space="preserve">web-6</w:t>
+      </w:r>
+      <w:r>
         <w:t xml:space="preserve"> </w:t>
       </w:r>
       <w:r>
@@ -5992,7 +6016,7 @@
         <w:rPr>
           <w:rStyle w:val="VerbatimChar"/>
         </w:rPr>
-        <w:t xml:space="preserve">web-5</w:t>
+        <w:t xml:space="preserve">web-8</w:t>
       </w:r>
       <w:r>
         <w:t xml:space="preserve">, which replaced it as the published run on 26</w:t>
@@ -17541,7 +17565,7 @@
         <w:rPr>
           <w:rStyle w:val="VerbatimChar"/>
         </w:rPr>
-        <w:t xml:space="preserve">web-5</w:t>
+        <w:t xml:space="preserve">web-8</w:t>
       </w:r>
       <w:r>
         <w:t xml:space="preserve">). Update it to the new run's shape.</w:t>
@@ -21246,6 +21270,7 @@
     <w:bookmarkEnd w:id="39"/>
     <w:bookmarkEnd w:id="40"/>
     <w:sectPr>
+      <w:footerReference w:type="default" r:id="rId9"/>
       <w:footnotePr>
         <w:numRestart w:val="eachSect"/>
       </w:footnotePr>
@@ -21256,6 +21281,104 @@
 
 <file path=word/comments.xml><?xml version="1.0" encoding="utf-8"?>
 <w:comments xmlns:w="http://schemas.openxmlformats.org/wordprocessingml/2006/main" xmlns:m="http://schemas.openxmlformats.org/officeDocument/2006/math" xmlns:r="http://schemas.openxmlformats.org/officeDocument/2006/relationships" xmlns:o="urn:schemas-microsoft-com:office:office" xmlns:v="urn:schemas-microsoft-com:vml" xmlns:w10="urn:schemas-microsoft-com:office:word" xmlns:a="http://schemas.openxmlformats.org/drawingml/2006/main" xmlns:pic="http://schemas.openxmlformats.org/drawingml/2006/picture" xmlns:wp="http://schemas.openxmlformats.org/drawingml/2006/wordprocessingDrawing"/>
+</file>
+
+<file path=word/footer1.xml><?xml version="1.0" encoding="utf-8"?>
+<w:ftr xmlns:m="http://schemas.openxmlformats.org/officeDocument/2006/math" xmlns:mc="http://schemas.openxmlformats.org/markup-compatibility/2006" xmlns:mo="http://schemas.microsoft.com/office/mac/office/2008/main" xmlns:mv="urn:schemas-microsoft-com:mac:vml" xmlns:o="urn:schemas-microsoft-com:office:office" xmlns:r="http://schemas.openxmlformats.org/officeDocument/2006/relationships" xmlns:v="urn:schemas-microsoft-com:vml" xmlns:w10="urn:schemas-microsoft-com:office:word" xmlns:w14="http://schemas.microsoft.com/office/word/2010/wordml" xmlns:w="http://schemas.openxmlformats.org/wordprocessingml/2006/main" xmlns:wne="http://schemas.microsoft.com/office/word/2006/wordml" xmlns:wp14="http://schemas.microsoft.com/office/word/2010/wordprocessingDrawing" xmlns:wp="http://schemas.openxmlformats.org/drawingml/2006/wordprocessingDrawing" xmlns:wpc="http://schemas.microsoft.com/office/word/2010/wordprocessingCanvas" xmlns:wpg="http://schemas.microsoft.com/office/word/2010/wordprocessingGroup" xmlns:wpi="http://schemas.microsoft.com/office/word/2010/wordprocessingInk" xmlns:wps="http://schemas.microsoft.com/office/word/2010/wordprocessingShape" mc:Ignorable="w14 wp14">
+  <w:p>
+    <w:pPr>
+      <w:pStyle w:val="Footer"/>
+      <w:jc w:val="center"/>
+    </w:pPr>
+    <w:r/>
+    <w:r>
+      <w:rPr>
+        <w:color w:val="7A7974"/>
+        <w:sz w:val="18"/>
+      </w:rPr>
+      <w:t xml:space="preserve">Page </w:t>
+    </w:r>
+    <w:r/>
+    <w:r>
+      <w:rPr>
+        <w:color w:val="7A7974"/>
+        <w:sz w:val="18"/>
+      </w:rPr>
+      <w:fldChar w:fldCharType="begin"/>
+    </w:r>
+    <w:r>
+      <w:rPr>
+        <w:color w:val="7A7974"/>
+        <w:sz w:val="18"/>
+      </w:rPr>
+      <w:instrText xml:space="preserve"> PAGE </w:instrText>
+    </w:r>
+    <w:r>
+      <w:rPr>
+        <w:color w:val="7A7974"/>
+        <w:sz w:val="18"/>
+      </w:rPr>
+      <w:fldChar w:fldCharType="separate"/>
+    </w:r>
+    <w:r>
+      <w:rPr>
+        <w:color w:val="7A7974"/>
+        <w:sz w:val="18"/>
+      </w:rPr>
+      <w:t>1</w:t>
+    </w:r>
+    <w:r>
+      <w:rPr>
+        <w:color w:val="7A7974"/>
+        <w:sz w:val="18"/>
+      </w:rPr>
+      <w:fldChar w:fldCharType="end"/>
+    </w:r>
+    <w:r>
+      <w:rPr>
+        <w:color w:val="7A7974"/>
+        <w:sz w:val="18"/>
+      </w:rPr>
+      <w:t xml:space="preserve"> of </w:t>
+    </w:r>
+    <w:r/>
+    <w:r>
+      <w:rPr>
+        <w:color w:val="7A7974"/>
+        <w:sz w:val="18"/>
+      </w:rPr>
+      <w:fldChar w:fldCharType="begin"/>
+    </w:r>
+    <w:r>
+      <w:rPr>
+        <w:color w:val="7A7974"/>
+        <w:sz w:val="18"/>
+      </w:rPr>
+      <w:instrText xml:space="preserve"> NUMPAGES </w:instrText>
+    </w:r>
+    <w:r>
+      <w:rPr>
+        <w:color w:val="7A7974"/>
+        <w:sz w:val="18"/>
+      </w:rPr>
+      <w:fldChar w:fldCharType="separate"/>
+    </w:r>
+    <w:r>
+      <w:rPr>
+        <w:color w:val="7A7974"/>
+        <w:sz w:val="18"/>
+      </w:rPr>
+      <w:t>1</w:t>
+    </w:r>
+    <w:r>
+      <w:rPr>
+        <w:color w:val="7A7974"/>
+        <w:sz w:val="18"/>
+      </w:rPr>
+      <w:fldChar w:fldCharType="end"/>
+    </w:r>
+  </w:p>
+</w:ftr>
 </file>
 
 <file path=word/footnotes.xml><?xml version="1.0" encoding="utf-8"?>

--- a/docs/eosc-basic-compliance-analysis-workflow.docx
+++ b/docs/eosc-basic-compliance-analysis-workflow.docx
@@ -23,7 +23,7 @@
         <w:pStyle w:val="Author"/>
       </w:pPr>
       <w:r>
-        <w:t xml:space="preserve">Mario Reale</w:t>
+        <w:t xml:space="preserve">Repository: github.com/marioreale/eosc-basic-compliance</w:t>
       </w:r>
     </w:p>
     <w:p>
@@ -31,7 +31,7 @@
         <w:pStyle w:val="Date"/>
       </w:pPr>
       <w:r>
-        <w:t xml:space="preserve">26 September 2026, documentation commit 678b75e</w:t>
+        <w:t xml:space="preserve">27 September 2026 — built from the Markdown guides in the same commit</w:t>
       </w:r>
     </w:p>
     <w:bookmarkStart w:id="9" w:name="contents"/>
@@ -6004,6 +6004,18 @@
         <w:t xml:space="preserve">web-6</w:t>
       </w:r>
       <w:r>
+        <w:t xml:space="preserve">,</w:t>
+      </w:r>
+      <w:r>
+        <w:t xml:space="preserve"> </w:t>
+      </w:r>
+      <w:r>
+        <w:rPr>
+          <w:rStyle w:val="VerbatimChar"/>
+        </w:rPr>
+        <w:t xml:space="preserve">web-8</w:t>
+      </w:r>
+      <w:r>
         <w:t xml:space="preserve"> </w:t>
       </w:r>
       <w:r>
@@ -6016,7 +6028,7 @@
         <w:rPr>
           <w:rStyle w:val="VerbatimChar"/>
         </w:rPr>
-        <w:t xml:space="preserve">web-8</w:t>
+        <w:t xml:space="preserve">web-9</w:t>
       </w:r>
       <w:r>
         <w:t xml:space="preserve">, which replaced it as the published run on 26</w:t>
@@ -17565,7 +17577,7 @@
         <w:rPr>
           <w:rStyle w:val="VerbatimChar"/>
         </w:rPr>
-        <w:t xml:space="preserve">web-8</w:t>
+        <w:t xml:space="preserve">web-9</w:t>
       </w:r>
       <w:r>
         <w:t xml:space="preserve">). Update it to the new run's shape.</w:t>

--- a/docs/eosc-basic-compliance-analysis-workflow.docx
+++ b/docs/eosc-basic-compliance-analysis-workflow.docx
@@ -31,7 +31,7 @@
         <w:pStyle w:val="Date"/>
       </w:pPr>
       <w:r>
-        <w:t xml:space="preserve">27 September 2026 — built from the Markdown guides in the same commit</w:t>
+        <w:t xml:space="preserve">28 September 2026 — built from the Markdown guides in the same commit</w:t>
       </w:r>
     </w:p>
     <w:bookmarkStart w:id="9" w:name="contents"/>
@@ -5980,55 +5980,19 @@
         <w:t xml:space="preserve">web-4</w:t>
       </w:r>
       <w:r>
-        <w:t xml:space="preserve">,</w:t>
-      </w:r>
-      <w:r>
-        <w:t xml:space="preserve"> </w:t>
-      </w:r>
-      <w:r>
-        <w:rPr>
-          <w:rStyle w:val="VerbatimChar"/>
-        </w:rPr>
-        <w:t xml:space="preserve">web-5</w:t>
-      </w:r>
-      <w:r>
-        <w:t xml:space="preserve">,</w:t>
-      </w:r>
-      <w:r>
-        <w:t xml:space="preserve"> </w:t>
-      </w:r>
-      <w:r>
-        <w:rPr>
-          <w:rStyle w:val="VerbatimChar"/>
-        </w:rPr>
-        <w:t xml:space="preserve">web-6</w:t>
-      </w:r>
-      <w:r>
-        <w:t xml:space="preserve">,</w:t>
-      </w:r>
-      <w:r>
-        <w:t xml:space="preserve"> </w:t>
-      </w:r>
-      <w:r>
-        <w:rPr>
-          <w:rStyle w:val="VerbatimChar"/>
-        </w:rPr>
-        <w:t xml:space="preserve">web-8</w:t>
-      </w:r>
-      <w:r>
-        <w:t xml:space="preserve"> </w:t>
-      </w:r>
-      <w:r>
-        <w:t xml:space="preserve">and</w:t>
-      </w:r>
-      <w:r>
-        <w:t xml:space="preserve"> </w:t>
-      </w:r>
-      <w:r>
-        <w:rPr>
-          <w:rStyle w:val="VerbatimChar"/>
-        </w:rPr>
-        <w:t xml:space="preserve">web-9</w:t>
+        <w:t xml:space="preserve"> </w:t>
+      </w:r>
+      <w:r>
+        <w:t xml:space="preserve">to</w:t>
+      </w:r>
+      <w:r>
+        <w:t xml:space="preserve"> </w:t>
+      </w:r>
+      <w:r>
+        <w:rPr>
+          <w:rStyle w:val="VerbatimChar"/>
+        </w:rPr>
+        <w:t xml:space="preserve">web-10</w:t>
       </w:r>
       <w:r>
         <w:t xml:space="preserve">, which replaced it as the published run on 26</w:t>
@@ -12225,7 +12189,7 @@
         <w:t xml:space="preserve"> </w:t>
       </w:r>
       <w:r>
-        <w:t xml:space="preserve">service (EBRAINS) and a service overview (BBMRI-ERIC), and all three had passed.</w:t>
+        <w:t xml:space="preserve">service (on the page of a node that was listed by mistake and was replaced by EOSC Node Poland on 28 September 2026) and a service overview (BBMRI-ERIC), and all three had passed.</w:t>
       </w:r>
     </w:p>
     <w:p>
@@ -14311,7 +14275,7 @@
         <w:t xml:space="preserve"> </w:t>
       </w:r>
       <w:r>
-        <w:t xml:space="preserve">matches none. The published run of 26 September gives</w:t>
+        <w:t xml:space="preserve">matches none. The published runs of 26 and 28 September give</w:t>
       </w:r>
       <w:r>
         <w:t xml:space="preserve"> </w:t>
@@ -14323,7 +14287,7 @@
         <w:t xml:space="preserve"> </w:t>
       </w:r>
       <w:r>
-        <w:t xml:space="preserve">that day), and</w:t>
+        <w:t xml:space="preserve">both days), and</w:t>
       </w:r>
       <w:r>
         <w:t xml:space="preserve"> </w:t>
@@ -17577,7 +17541,7 @@
         <w:rPr>
           <w:rStyle w:val="VerbatimChar"/>
         </w:rPr>
-        <w:t xml:space="preserve">web-9</w:t>
+        <w:t xml:space="preserve">web-10</w:t>
       </w:r>
       <w:r>
         <w:t xml:space="preserve">). Update it to the new run's shape.</w:t>
@@ -17658,7 +17622,7 @@
         <w:t xml:space="preserve"> </w:t>
       </w:r>
       <w:r>
-        <w:t xml:space="preserve">("130 cells: 45 PASS · 8 FAIL · 77 review");</w:t>
+        <w:t xml:space="preserve">("130 cells: 47 PASS · 8 FAIL · 75 review");</w:t>
       </w:r>
     </w:p>
     <w:p>

--- a/docs/eosc-basic-compliance-analysis-workflow.docx
+++ b/docs/eosc-basic-compliance-analysis-workflow.docx
@@ -5992,7 +5992,7 @@
         <w:rPr>
           <w:rStyle w:val="VerbatimChar"/>
         </w:rPr>
-        <w:t xml:space="preserve">web-10</w:t>
+        <w:t xml:space="preserve">web-11</w:t>
       </w:r>
       <w:r>
         <w:t xml:space="preserve">, which replaced it as the published run on 26</w:t>
@@ -17541,7 +17541,7 @@
         <w:rPr>
           <w:rStyle w:val="VerbatimChar"/>
         </w:rPr>
-        <w:t xml:space="preserve">web-10</w:t>
+        <w:t xml:space="preserve">web-11</w:t>
       </w:r>
       <w:r>
         <w:t xml:space="preserve">). Update it to the new run's shape.</w:t>
@@ -17622,7 +17622,7 @@
         <w:t xml:space="preserve"> </w:t>
       </w:r>
       <w:r>
-        <w:t xml:space="preserve">("130 cells: 47 PASS · 8 FAIL · 75 review");</w:t>
+        <w:t xml:space="preserve">("130 cells: 49 PASS · 8 FAIL · 73 review");</w:t>
       </w:r>
     </w:p>
     <w:p>

--- a/docs/eosc-basic-compliance-analysis-workflow.docx
+++ b/docs/eosc-basic-compliance-analysis-workflow.docx
@@ -31,7 +31,7 @@
         <w:pStyle w:val="Date"/>
       </w:pPr>
       <w:r>
-        <w:t xml:space="preserve">28 September 2026 — built from the Markdown guides in the same commit</w:t>
+        <w:t xml:space="preserve">29 September 2026 (checklist v3.2) — built from the Markdown guides in the same commit</w:t>
       </w:r>
     </w:p>
     <w:bookmarkStart w:id="9" w:name="contents"/>
@@ -128,10 +128,13 @@
           <w:b/>
           <w:bCs/>
         </w:rPr>
-        <w:t xml:space="preserve">Node Landing Page Verification Checklist v3.1</w:t>
-      </w:r>
-      <w:r>
-        <w:t xml:space="preserve">.</w:t>
+        <w:t xml:space="preserve">Node Landing Page Verification Checklist v3.2</w:t>
+      </w:r>
+      <w:r>
+        <w:t xml:space="preserve"> </w:t>
+      </w:r>
+      <w:r>
+        <w:t xml:space="preserve">(28 September 2026).</w:t>
       </w:r>
     </w:p>
     <w:p>
@@ -193,7 +196,28 @@
         <w:t xml:space="preserve"> </w:t>
       </w:r>
       <w:r>
-        <w:t xml:space="preserve">on 26 September 2026: every</w:t>
+        <w:t xml:space="preserve">on 26 September 2026, and again on 29 September 2026 for checklist v3.2, when</w:t>
+      </w:r>
+      <w:r>
+        <w:t xml:space="preserve"> </w:t>
+      </w:r>
+      <w:r>
+        <w:t xml:space="preserve">section 5 gained the item 5 rule of v3.2 and the line numbers of</w:t>
+      </w:r>
+      <w:r>
+        <w:t xml:space="preserve"> </w:t>
+      </w:r>
+      <w:r>
+        <w:rPr>
+          <w:rStyle w:val="VerbatimChar"/>
+        </w:rPr>
+        <w:t xml:space="preserve">checks.py</w:t>
+      </w:r>
+      <w:r>
+        <w:t xml:space="preserve"> </w:t>
+      </w:r>
+      <w:r>
+        <w:t xml:space="preserve">were re-measured: every</w:t>
       </w:r>
       <w:r>
         <w:t xml:space="preserve"> </w:t>
@@ -511,7 +535,7 @@
               <w:rPr>
                 <w:rStyle w:val="VerbatimChar"/>
               </w:rPr>
-              <w:t xml:space="preserve">checklist/v3.1.yaml</w:t>
+              <w:t xml:space="preserve">checklist/v3.2.yaml</w:t>
             </w:r>
           </w:p>
         </w:tc>
@@ -640,7 +664,7 @@
               <w:rPr>
                 <w:rStyle w:val="VerbatimChar"/>
               </w:rPr>
-              <w:t xml:space="preserve">checklist-v3.1.html</w:t>
+              <w:t xml:space="preserve">checklist-v3.2.html</w:t>
             </w:r>
           </w:p>
         </w:tc>
@@ -1056,7 +1080,7 @@
         <w:rPr>
           <w:rStyle w:val="VerbatimChar"/>
         </w:rPr>
-        <w:t xml:space="preserve">checklist-v3.1.html</w:t>
+        <w:t xml:space="preserve">checklist-v3.2.html</w:t>
       </w:r>
       <w:r>
         <w:t xml:space="preserve">.</w:t>
@@ -2194,7 +2218,7 @@
               <w:rPr>
                 <w:rStyle w:val="VerbatimChar"/>
               </w:rPr>
-              <w:t xml:space="preserve">checklist/v3.1.yaml</w:t>
+              <w:t xml:space="preserve">checklist/v3.2.yaml</w:t>
             </w:r>
             <w:r>
               <w:t xml:space="preserve">)</w:t>
@@ -6610,7 +6634,7 @@
               <w:pStyle w:val="Compact"/>
             </w:pPr>
             <w:r>
-              <w:t xml:space="preserve">58</w:t>
+              <w:t xml:space="preserve">64</w:t>
             </w:r>
           </w:p>
         </w:tc>
@@ -6651,7 +6675,7 @@
               <w:pStyle w:val="Compact"/>
             </w:pPr>
             <w:r>
-              <w:t xml:space="preserve">67</w:t>
+              <w:t xml:space="preserve">73</w:t>
             </w:r>
           </w:p>
         </w:tc>
@@ -6707,7 +6731,7 @@
               <w:pStyle w:val="Compact"/>
             </w:pPr>
             <w:r>
-              <w:t xml:space="preserve">76</w:t>
+              <w:t xml:space="preserve">82</w:t>
             </w:r>
           </w:p>
         </w:tc>
@@ -6763,7 +6787,7 @@
               <w:pStyle w:val="Compact"/>
             </w:pPr>
             <w:r>
-              <w:t xml:space="preserve">164</w:t>
+              <w:t xml:space="preserve">170</w:t>
             </w:r>
           </w:p>
         </w:tc>
@@ -6859,7 +6883,7 @@
               <w:pStyle w:val="Compact"/>
             </w:pPr>
             <w:r>
-              <w:t xml:space="preserve">571</w:t>
+              <w:t xml:space="preserve">772</w:t>
             </w:r>
           </w:p>
         </w:tc>
@@ -6909,18 +6933,33 @@
               <w:pStyle w:val="Compact"/>
             </w:pPr>
             <w:r>
-              <w:t xml:space="preserve">578</w:t>
-            </w:r>
-          </w:p>
-        </w:tc>
-        <w:tc>
-          <w:tcPr/>
-          <w:p>
-            <w:pPr>
-              <w:pStyle w:val="Compact"/>
-            </w:pPr>
-            <w:r>
-              <w:t xml:space="preserve">The whole decision procedure shared by points 5b and 5c</w:t>
+              <w:t xml:space="preserve">812</w:t>
+            </w:r>
+          </w:p>
+        </w:tc>
+        <w:tc>
+          <w:tcPr/>
+          <w:p>
+            <w:pPr>
+              <w:pStyle w:val="Compact"/>
+            </w:pPr>
+            <w:r>
+              <w:t xml:space="preserve">The whole decision procedure shared by points 5b and 5c, with the</w:t>
+            </w:r>
+            <w:r>
+              <w:t xml:space="preserve"> </w:t>
+            </w:r>
+            <w:r>
+              <w:rPr>
+                <w:rStyle w:val="VerbatimChar"/>
+              </w:rPr>
+              <w:t xml:space="preserve">on_nlp</w:t>
+            </w:r>
+            <w:r>
+              <w:t xml:space="preserve"> </w:t>
+            </w:r>
+            <w:r>
+              <w:t xml:space="preserve">switch for the item 5 rule</w:t>
             </w:r>
           </w:p>
         </w:tc>
@@ -7403,7 +7442,7 @@
     </w:p>
     <w:bookmarkEnd w:id="20"/>
     <w:bookmarkEnd w:id="21"/>
-    <w:bookmarkStart w:id="31" w:name="per-point-decision-procedures"/>
+    <w:bookmarkStart w:id="32" w:name="per-point-decision-procedures"/>
     <w:p>
       <w:pPr>
         <w:pStyle w:val="Heading2"/>
@@ -11096,7 +11135,272 @@
       </w:r>
     </w:p>
     <w:bookmarkEnd w:id="26"/>
-    <w:bookmarkStart w:id="27" w:name="Xaecf80c799f590b4c6844140320ac9f3fbf5dc2"/>
+    <w:bookmarkStart w:id="27" w:name="which-item-5-rule-applies"/>
+    <w:p>
+      <w:pPr>
+        <w:pStyle w:val="Heading3"/>
+      </w:pPr>
+      <w:r>
+        <w:t xml:space="preserve">Which item 5 rule applies</w:t>
+      </w:r>
+    </w:p>
+    <w:p>
+      <w:pPr>
+        <w:pStyle w:val="FirstParagraph"/>
+      </w:pPr>
+      <w:r>
+        <w:t xml:space="preserve">Item 5 changed in checklist v3.2 (28 September 2026). Under v3.0 and v3.1 the</w:t>
+      </w:r>
+      <w:r>
+        <w:t xml:space="preserve"> </w:t>
+      </w:r>
+      <w:r>
+        <w:t xml:space="preserve">purpose description, the AUP and the UAP had to be accessible in English</w:t>
+      </w:r>
+      <w:r>
+        <w:t xml:space="preserve"> </w:t>
+      </w:r>
+      <w:r>
+        <w:t xml:space="preserve">"either directly or via the link to the resource's entry in the EOSC</w:t>
+      </w:r>
+      <w:r>
+        <w:t xml:space="preserve"> </w:t>
+      </w:r>
+      <w:r>
+        <w:t xml:space="preserve">Catalogue". Under v3.2 they must be accessible "both directly on the NLP</w:t>
+      </w:r>
+      <w:r>
+        <w:t xml:space="preserve"> </w:t>
+      </w:r>
+      <w:r>
+        <w:t xml:space="preserve">presenting the resource to the users and via the link to the resource's entry</w:t>
+      </w:r>
+      <w:r>
+        <w:t xml:space="preserve"> </w:t>
+      </w:r>
+      <w:r>
+        <w:t xml:space="preserve">in the EOSC Catalogue", which the document spells out as: present "for each</w:t>
+      </w:r>
+      <w:r>
+        <w:t xml:space="preserve"> </w:t>
+      </w:r>
+      <w:r>
+        <w:t xml:space="preserve">resource in the EOSC Exchange, both on the NLP itself and in the Metadata about</w:t>
+      </w:r>
+      <w:r>
+        <w:t xml:space="preserve"> </w:t>
+      </w:r>
+      <w:r>
+        <w:t xml:space="preserve">the Resource in the Node Catalogue".</w:t>
+      </w:r>
+    </w:p>
+    <w:p>
+      <w:pPr>
+        <w:pStyle w:val="BodyText"/>
+      </w:pPr>
+      <w:r>
+        <w:rPr>
+          <w:rStyle w:val="VerbatimChar"/>
+        </w:rPr>
+        <w:t xml:space="preserve">check_5a</w:t>
+      </w:r>
+      <w:r>
+        <w:t xml:space="preserve">,</w:t>
+      </w:r>
+      <w:r>
+        <w:t xml:space="preserve"> </w:t>
+      </w:r>
+      <w:r>
+        <w:rPr>
+          <w:rStyle w:val="VerbatimChar"/>
+        </w:rPr>
+        <w:t xml:space="preserve">check_5b</w:t>
+      </w:r>
+      <w:r>
+        <w:t xml:space="preserve"> </w:t>
+      </w:r>
+      <w:r>
+        <w:t xml:space="preserve">and</w:t>
+      </w:r>
+      <w:r>
+        <w:t xml:space="preserve"> </w:t>
+      </w:r>
+      <w:r>
+        <w:rPr>
+          <w:rStyle w:val="VerbatimChar"/>
+        </w:rPr>
+        <w:t xml:space="preserve">check_5c</w:t>
+      </w:r>
+      <w:r>
+        <w:t xml:space="preserve"> </w:t>
+      </w:r>
+      <w:r>
+        <w:t xml:space="preserve">take a switch,</w:t>
+      </w:r>
+      <w:r>
+        <w:t xml:space="preserve"> </w:t>
+      </w:r>
+      <w:r>
+        <w:rPr>
+          <w:rStyle w:val="VerbatimChar"/>
+        </w:rPr>
+        <w:t xml:space="preserve">on_nlp</w:t>
+      </w:r>
+      <w:r>
+        <w:t xml:space="preserve">.</w:t>
+      </w:r>
+      <w:r>
+        <w:t xml:space="preserve"> </w:t>
+      </w:r>
+      <w:r>
+        <w:rPr>
+          <w:rStyle w:val="VerbatimChar"/>
+        </w:rPr>
+        <w:t xml:space="preserve">run_all</w:t>
+      </w:r>
+      <w:r>
+        <w:t xml:space="preserve"> </w:t>
+      </w:r>
+      <w:r>
+        <w:t xml:space="preserve">passes</w:t>
+      </w:r>
+      <w:r>
+        <w:t xml:space="preserve"> </w:t>
+      </w:r>
+      <w:r>
+        <w:t xml:space="preserve">it as</w:t>
+      </w:r>
+      <w:r>
+        <w:t xml:space="preserve"> </w:t>
+      </w:r>
+      <w:r>
+        <w:rPr>
+          <w:rStyle w:val="VerbatimChar"/>
+        </w:rPr>
+        <w:t xml:space="preserve">item5_on_nlp</w:t>
+      </w:r>
+      <w:r>
+        <w:t xml:space="preserve">, and the CLI reads it from the checklist file:</w:t>
+      </w:r>
+      <w:r>
+        <w:t xml:space="preserve"> </w:t>
+      </w:r>
+      <w:r>
+        <w:rPr>
+          <w:rStyle w:val="VerbatimChar"/>
+        </w:rPr>
+        <w:t xml:space="preserve">checklist/v3.2.yaml</w:t>
+      </w:r>
+      <w:r>
+        <w:t xml:space="preserve"> </w:t>
+      </w:r>
+      <w:r>
+        <w:t xml:space="preserve">declares</w:t>
+      </w:r>
+      <w:r>
+        <w:t xml:space="preserve"> </w:t>
+      </w:r>
+      <w:r>
+        <w:rPr>
+          <w:rStyle w:val="VerbatimChar"/>
+        </w:rPr>
+        <w:t xml:space="preserve">item5_on_nlp: true</w:t>
+      </w:r>
+      <w:r>
+        <w:t xml:space="preserve">;</w:t>
+      </w:r>
+      <w:r>
+        <w:t xml:space="preserve"> </w:t>
+      </w:r>
+      <w:r>
+        <w:rPr>
+          <w:rStyle w:val="VerbatimChar"/>
+        </w:rPr>
+        <w:t xml:space="preserve">v3.0.yaml</w:t>
+      </w:r>
+      <w:r>
+        <w:t xml:space="preserve"> </w:t>
+      </w:r>
+      <w:r>
+        <w:t xml:space="preserve">and</w:t>
+      </w:r>
+      <w:r>
+        <w:t xml:space="preserve"> </w:t>
+      </w:r>
+      <w:r>
+        <w:rPr>
+          <w:rStyle w:val="VerbatimChar"/>
+        </w:rPr>
+        <w:t xml:space="preserve">v3.1.yaml</w:t>
+      </w:r>
+      <w:r>
+        <w:t xml:space="preserve"> </w:t>
+      </w:r>
+      <w:r>
+        <w:t xml:space="preserve">do not declare it, which the CLI reads as false. So rebuilding a run</w:t>
+      </w:r>
+      <w:r>
+        <w:t xml:space="preserve"> </w:t>
+      </w:r>
+      <w:r>
+        <w:t xml:space="preserve">with</w:t>
+      </w:r>
+      <w:r>
+        <w:t xml:space="preserve"> </w:t>
+      </w:r>
+      <w:r>
+        <w:rPr>
+          <w:rStyle w:val="VerbatimChar"/>
+        </w:rPr>
+        <w:t xml:space="preserve">-c checklist/v3.1.yaml</w:t>
+      </w:r>
+      <w:r>
+        <w:t xml:space="preserve"> </w:t>
+      </w:r>
+      <w:r>
+        <w:t xml:space="preserve">applies the v3.1 rule, and reproduces that run</w:t>
+      </w:r>
+      <w:r>
+        <w:t xml:space="preserve"> </w:t>
+      </w:r>
+      <w:r>
+        <w:t xml:space="preserve">exactly. The functions default to</w:t>
+      </w:r>
+      <w:r>
+        <w:t xml:space="preserve"> </w:t>
+      </w:r>
+      <w:r>
+        <w:rPr>
+          <w:rStyle w:val="VerbatimChar"/>
+        </w:rPr>
+        <w:t xml:space="preserve">True</w:t>
+      </w:r>
+      <w:r>
+        <w:t xml:space="preserve">, the rule of the default checklist.</w:t>
+      </w:r>
+    </w:p>
+    <w:p>
+      <w:pPr>
+        <w:pStyle w:val="BodyText"/>
+      </w:pPr>
+      <w:r>
+        <w:t xml:space="preserve">The tool reads the landing page and, one level down, the pages it links to. It</w:t>
+      </w:r>
+      <w:r>
+        <w:t xml:space="preserve"> </w:t>
+      </w:r>
+      <w:r>
+        <w:t xml:space="preserve">never reads the EOSC Catalogue. Under v3.2 that means it can check only the NLP</w:t>
+      </w:r>
+      <w:r>
+        <w:t xml:space="preserve"> </w:t>
+      </w:r>
+      <w:r>
+        <w:t xml:space="preserve">half of item 5, and every 5a–5c result says so.</w:t>
+      </w:r>
+    </w:p>
+    <w:bookmarkEnd w:id="27"/>
+    <w:bookmarkStart w:id="28" w:name="Xaecf80c799f590b4c6844140320ac9f3fbf5dc2"/>
     <w:p>
       <w:pPr>
         <w:pStyle w:val="Heading3"/>
@@ -11173,7 +11477,13 @@
         <w:t xml:space="preserve">error</w:t>
       </w:r>
       <w:r>
-        <w:t xml:space="preserve">).</w:t>
+        <w:t xml:space="preserve">), under</w:t>
+      </w:r>
+      <w:r>
+        <w:t xml:space="preserve"> </w:t>
+      </w:r>
+      <w:r>
+        <w:t xml:space="preserve">either rule.</w:t>
       </w:r>
     </w:p>
     <w:p>
@@ -11199,25 +11509,37 @@
         <w:t xml:space="preserve"> </w:t>
       </w:r>
       <w:r>
-        <w:t xml:space="preserve">offered by the Node", which cannot be enumerated from the landing page, and the checklist</w:t>
-      </w:r>
-      <w:r>
-        <w:t xml:space="preserve"> </w:t>
-      </w:r>
-      <w:r>
-        <w:t xml:space="preserve">separately allows the description to live in the resource's EOSC Catalogue entry</w:t>
-      </w:r>
-      <w:r>
-        <w:t xml:space="preserve"> </w:t>
-      </w:r>
-      <w:r>
-        <w:t xml:space="preserve">rather than on this page. There is no branch on which the tool could honestly</w:t>
-      </w:r>
-      <w:r>
-        <w:t xml:space="preserve"> </w:t>
-      </w:r>
-      <w:r>
-        <w:t xml:space="preserve">resolve it, so it does not pretend to.</w:t>
+        <w:t xml:space="preserve">offered by the Node", which cannot be enumerated from the landing page, and</w:t>
+      </w:r>
+      <w:r>
+        <w:t xml:space="preserve"> </w:t>
+      </w:r>
+      <w:r>
+        <w:t xml:space="preserve">judging whether a description states a purpose is reading. Under v3.1 the</w:t>
+      </w:r>
+      <w:r>
+        <w:t xml:space="preserve"> </w:t>
+      </w:r>
+      <w:r>
+        <w:t xml:space="preserve">message adds that the description may live in the Catalogue entry instead;</w:t>
+      </w:r>
+      <w:r>
+        <w:t xml:space="preserve"> </w:t>
+      </w:r>
+      <w:r>
+        <w:t xml:space="preserve">under v3.2 it says the description must be both on the NLP and in the</w:t>
+      </w:r>
+      <w:r>
+        <w:t xml:space="preserve"> </w:t>
+      </w:r>
+      <w:r>
+        <w:t xml:space="preserve">Catalogue metadata, and the reviewer action asks for both. There is no branch on</w:t>
+      </w:r>
+      <w:r>
+        <w:t xml:space="preserve"> </w:t>
+      </w:r>
+      <w:r>
+        <w:t xml:space="preserve">which the tool could honestly resolve it, so it does not pretend to.</w:t>
       </w:r>
     </w:p>
     <w:p>
@@ -11227,8 +11549,8 @@
         </w:pict>
       </w:r>
     </w:p>
-    <w:bookmarkEnd w:id="27"/>
-    <w:bookmarkStart w:id="28" w:name="points-5b-and-5c-aup-and-uap-accessible"/>
+    <w:bookmarkEnd w:id="28"/>
+    <w:bookmarkStart w:id="29" w:name="points-5b-and-5c-aup-and-uap-accessible"/>
     <w:p>
       <w:pPr>
         <w:pStyle w:val="Heading3"/>
@@ -11287,7 +11609,35 @@
         <w:t xml:space="preserve"> </w:t>
       </w:r>
       <w:r>
-        <w:t xml:space="preserve">vocabularies. Identical procedure, so it is described once.</w:t>
+        <w:t xml:space="preserve">vocabularies. Identical procedure, so it is described once. Each also receives</w:t>
+      </w:r>
+      <w:r>
+        <w:t xml:space="preserve"> </w:t>
+      </w:r>
+      <w:r>
+        <w:t xml:space="preserve">the</w:t>
+      </w:r>
+      <w:r>
+        <w:t xml:space="preserve"> </w:t>
+      </w:r>
+      <w:r>
+        <w:rPr>
+          <w:i/>
+          <w:iCs/>
+        </w:rPr>
+        <w:t xml:space="preserve">other</w:t>
+      </w:r>
+      <w:r>
+        <w:t xml:space="preserve"> </w:t>
+      </w:r>
+      <w:r>
+        <w:t xml:space="preserve">point's vocabulary, which the v3.2 rule uses: 5b looks for a UAP</w:t>
+      </w:r>
+      <w:r>
+        <w:t xml:space="preserve"> </w:t>
+      </w:r>
+      <w:r>
+        <w:t xml:space="preserve">link, and 5c for an AUP link, when its own is missing.</w:t>
       </w:r>
     </w:p>
     <w:p>
@@ -11417,6 +11767,14 @@
       </w:pPr>
       <w:r>
         <w:t xml:space="preserve">If links were found, look for the child page fetched for this point.</w:t>
+      </w:r>
+    </w:p>
+    <w:p>
+      <w:pPr>
+        <w:pStyle w:val="FirstParagraph"/>
+      </w:pPr>
+      <w:r>
+        <w:t xml:space="preserve">Branches 1–5 are the same under both rules:</w:t>
       </w:r>
     </w:p>
     <w:tbl>
@@ -11752,190 +12110,55 @@
           </w:p>
         </w:tc>
       </w:tr>
-      <w:tr>
-        <w:trPr>
-          <w:cantSplit/>
-        </w:trPr>
-        <w:tc>
-          <w:tcPr/>
-          <w:p>
-            <w:pPr>
-              <w:pStyle w:val="Compact"/>
-            </w:pPr>
-            <w:r>
-              <w:t xml:space="preserve">6</w:t>
-            </w:r>
-          </w:p>
-        </w:tc>
-        <w:tc>
-          <w:tcPr/>
-          <w:p>
-            <w:pPr>
-              <w:pStyle w:val="Compact"/>
-            </w:pPr>
-            <w:r>
-              <w:t xml:space="preserve">No link, but the vocabulary appears in the page text</w:t>
-            </w:r>
-          </w:p>
-        </w:tc>
-        <w:tc>
-          <w:tcPr/>
-          <w:p>
-            <w:pPr>
-              <w:pStyle w:val="Compact"/>
-            </w:pPr>
-            <w:r>
-              <w:rPr>
-                <w:rStyle w:val="VerbatimChar"/>
-              </w:rPr>
-              <w:t xml:space="preserve">MANUAL_REVIEW</w:t>
-            </w:r>
-            <w:r>
-              <w:t xml:space="preserve"> </w:t>
-            </w:r>
-            <w:r>
-              <w:t xml:space="preserve">— mentioned but not followable</w:t>
-            </w:r>
-          </w:p>
-        </w:tc>
-      </w:tr>
-      <w:tr>
-        <w:trPr>
-          <w:cantSplit/>
-        </w:trPr>
-        <w:tc>
-          <w:tcPr/>
-          <w:p>
-            <w:pPr>
-              <w:pStyle w:val="Compact"/>
-            </w:pPr>
-            <w:r>
-              <w:t xml:space="preserve">7</w:t>
-            </w:r>
-          </w:p>
-        </w:tc>
-        <w:tc>
-          <w:tcPr/>
-          <w:p>
-            <w:pPr>
-              <w:pStyle w:val="Compact"/>
-            </w:pPr>
-            <w:r>
-              <w:t xml:space="preserve">Nothing at all</w:t>
-            </w:r>
-          </w:p>
-        </w:tc>
-        <w:tc>
-          <w:tcPr/>
-          <w:p>
-            <w:pPr>
-              <w:pStyle w:val="Compact"/>
-            </w:pPr>
-            <w:r>
-              <w:rPr>
-                <w:rStyle w:val="VerbatimChar"/>
-              </w:rPr>
-              <w:t xml:space="preserve">MANUAL_REVIEW</w:t>
-            </w:r>
-            <w:r>
-              <w:t xml:space="preserve"> </w:t>
-            </w:r>
-            <w:r>
-              <w:t xml:space="preserve">—</w:t>
-            </w:r>
-            <w:r>
-              <w:t xml:space="preserve"> </w:t>
-            </w:r>
-            <w:r>
-              <w:rPr>
-                <w:b/>
-                <w:bCs/>
-              </w:rPr>
-              <w:t xml:space="preserve">deliberately not a</w:t>
-            </w:r>
-            <w:r>
-              <w:rPr>
-                <w:b/>
-                <w:bCs/>
-              </w:rPr>
-              <w:t xml:space="preserve"> </w:t>
-            </w:r>
-            <w:r>
-              <w:rPr>
-                <w:rStyle w:val="VerbatimChar"/>
-                <w:b/>
-                <w:bCs/>
-              </w:rPr>
-              <w:t xml:space="preserve">FAIL</w:t>
-            </w:r>
-          </w:p>
-        </w:tc>
-      </w:tr>
     </w:tbl>
     <w:p>
       <w:pPr>
         <w:pStyle w:val="BodyText"/>
       </w:pPr>
       <w:r>
-        <w:t xml:space="preserve">Branch 1 is weaker than it looks, and the message says so: a link labelled</w:t>
-      </w:r>
-      <w:r>
-        <w:t xml:space="preserve"> </w:t>
-      </w:r>
-      <w:r>
-        <w:t xml:space="preserve">"Acceptable Use Policy" pointing at a 404 satisfies "there is a link" while</w:t>
-      </w:r>
-      <w:r>
-        <w:t xml:space="preserve"> </w:t>
-      </w:r>
-      <w:r>
-        <w:t xml:space="preserve">failing the actual requirement, which is that the policy be</w:t>
-      </w:r>
-      <w:r>
-        <w:t xml:space="preserve"> </w:t>
-      </w:r>
-      <w:r>
-        <w:rPr>
-          <w:i/>
-          <w:iCs/>
-        </w:rPr>
-        <w:t xml:space="preserve">accessible</w:t>
-      </w:r>
-      <w:r>
-        <w:t xml:space="preserve">. Running</w:t>
-      </w:r>
-      <w:r>
-        <w:t xml:space="preserve"> </w:t>
-      </w:r>
-      <w:r>
-        <w:t xml:space="preserve">at</w:t>
-      </w:r>
-      <w:r>
-        <w:t xml:space="preserve"> </w:t>
-      </w:r>
-      <w:r>
-        <w:rPr>
-          <w:rStyle w:val="VerbatimChar"/>
-        </w:rPr>
-        <w:t xml:space="preserve">--depth 1</w:t>
-      </w:r>
-      <w:r>
-        <w:t xml:space="preserve"> </w:t>
-      </w:r>
-      <w:r>
-        <w:t xml:space="preserve">converts branch 1 into one of branches 2–5 for ordinary pages on</w:t>
-      </w:r>
-      <w:r>
-        <w:t xml:space="preserve"> </w:t>
-      </w:r>
-      <w:r>
-        <w:t xml:space="preserve">the node's own site. It cannot do so for a PDF or a page on another site, and</w:t>
-      </w:r>
-      <w:r>
-        <w:t xml:space="preserve"> </w:t>
-      </w:r>
-      <w:r>
-        <w:t xml:space="preserve">the reviewer action says so rather than suggesting a re-run that would not help.</w:t>
+        <w:t xml:space="preserve">Under v3.2, the reviewer action of a</w:t>
+      </w:r>
+      <w:r>
+        <w:t xml:space="preserve"> </w:t>
+      </w:r>
+      <w:r>
+        <w:rPr>
+          <w:rStyle w:val="VerbatimChar"/>
+        </w:rPr>
+        <w:t xml:space="preserve">PASS</w:t>
+      </w:r>
+      <w:r>
+        <w:t xml:space="preserve"> </w:t>
+      </w:r>
+      <w:r>
+        <w:t xml:space="preserve">(branches 1 and 5) adds that the</w:t>
+      </w:r>
+      <w:r>
+        <w:t xml:space="preserve"> </w:t>
+      </w:r>
+      <w:r>
+        <w:t xml:space="preserve">policy must also be in each resource's Catalogue metadata, which the tool does</w:t>
+      </w:r>
+      <w:r>
+        <w:t xml:space="preserve"> </w:t>
+      </w:r>
+      <w:r>
+        <w:t xml:space="preserve">not read: a</w:t>
+      </w:r>
+      <w:r>
+        <w:t xml:space="preserve"> </w:t>
+      </w:r>
+      <w:r>
+        <w:rPr>
+          <w:rStyle w:val="VerbatimChar"/>
+        </w:rPr>
+        <w:t xml:space="preserve">PASS</w:t>
+      </w:r>
+      <w:r>
+        <w:t xml:space="preserve"> </w:t>
+      </w:r>
+      <w:r>
+        <w:t xml:space="preserve">settles the NLP half only.</w:t>
       </w:r>
     </w:p>
     <w:p>
@@ -11943,253 +12166,7 @@
         <w:pStyle w:val="BodyText"/>
       </w:pPr>
       <w:r>
-        <w:t xml:space="preserve">Branch 4's "policy wording" test is</w:t>
-      </w:r>
-      <w:r>
-        <w:t xml:space="preserve"> </w:t>
-      </w:r>
-      <w:r>
-        <w:rPr>
-          <w:rStyle w:val="VerbatimChar"/>
-        </w:rPr>
-        <w:t xml:space="preserve">POLICY_BODY_PATTERNS</w:t>
-      </w:r>
-      <w:r>
-        <w:t xml:space="preserve">:</w:t>
-      </w:r>
-      <w:r>
-        <w:t xml:space="preserve"> </w:t>
-      </w:r>
-      <w:r>
-        <w:rPr>
-          <w:rStyle w:val="VerbatimChar"/>
-        </w:rPr>
-        <w:t xml:space="preserve">must not</w:t>
-      </w:r>
-      <w:r>
-        <w:t xml:space="preserve">,</w:t>
-      </w:r>
-      <w:r>
-        <w:t xml:space="preserve"> </w:t>
-      </w:r>
-      <w:r>
-        <w:rPr>
-          <w:rStyle w:val="VerbatimChar"/>
-        </w:rPr>
-        <w:t xml:space="preserve">you may/must/shall/agree</w:t>
-      </w:r>
-      <w:r>
-        <w:t xml:space="preserve">,</w:t>
-      </w:r>
-      <w:r>
-        <w:t xml:space="preserve"> </w:t>
-      </w:r>
-      <w:r>
-        <w:rPr>
-          <w:rStyle w:val="VerbatimChar"/>
-        </w:rPr>
-        <w:t xml:space="preserve">permitted</w:t>
-      </w:r>
-      <w:r>
-        <w:t xml:space="preserve">,</w:t>
-      </w:r>
-      <w:r>
-        <w:t xml:space="preserve"> </w:t>
-      </w:r>
-      <w:r>
-        <w:rPr>
-          <w:rStyle w:val="VerbatimChar"/>
-        </w:rPr>
-        <w:t xml:space="preserve">prohibit</w:t>
-      </w:r>
-      <w:r>
-        <w:t xml:space="preserve">,</w:t>
-      </w:r>
-      <w:r>
-        <w:t xml:space="preserve"> </w:t>
-      </w:r>
-      <w:r>
-        <w:rPr>
-          <w:rStyle w:val="VerbatimChar"/>
-        </w:rPr>
-        <w:t xml:space="preserve">terms</w:t>
-      </w:r>
-      <w:r>
-        <w:t xml:space="preserve">,</w:t>
-      </w:r>
-      <w:r>
-        <w:t xml:space="preserve"> </w:t>
-      </w:r>
-      <w:r>
-        <w:rPr>
-          <w:rStyle w:val="VerbatimChar"/>
-        </w:rPr>
-        <w:t xml:space="preserve">policy</w:t>
-      </w:r>
-      <w:r>
-        <w:t xml:space="preserve">,</w:t>
-      </w:r>
-      <w:r>
-        <w:t xml:space="preserve"> </w:t>
-      </w:r>
-      <w:r>
-        <w:rPr>
-          <w:rStyle w:val="VerbatimChar"/>
-        </w:rPr>
-        <w:t xml:space="preserve">conditions</w:t>
-      </w:r>
-      <w:r>
-        <w:t xml:space="preserve">,</w:t>
-      </w:r>
-      <w:r>
-        <w:t xml:space="preserve"> </w:t>
-      </w:r>
-      <w:r>
-        <w:rPr>
-          <w:rStyle w:val="VerbatimChar"/>
-        </w:rPr>
-        <w:t xml:space="preserve">responsib</w:t>
-      </w:r>
-      <w:r>
-        <w:t xml:space="preserve">,</w:t>
-      </w:r>
-      <w:r>
-        <w:t xml:space="preserve"> </w:t>
-      </w:r>
-      <w:r>
-        <w:rPr>
-          <w:rStyle w:val="VerbatimChar"/>
-        </w:rPr>
-        <w:t xml:space="preserve">comply</w:t>
-      </w:r>
-      <w:r>
-        <w:t xml:space="preserve">,</w:t>
-      </w:r>
-      <w:r>
-        <w:t xml:space="preserve"> </w:t>
-      </w:r>
-      <w:r>
-        <w:rPr>
-          <w:rStyle w:val="VerbatimChar"/>
-        </w:rPr>
-        <w:t xml:space="preserve">authorised</w:t>
-      </w:r>
-      <w:r>
-        <w:t xml:space="preserve">,</w:t>
-      </w:r>
-      <w:r>
-        <w:t xml:space="preserve"> </w:t>
-      </w:r>
-      <w:r>
-        <w:rPr>
-          <w:rStyle w:val="VerbatimChar"/>
-        </w:rPr>
-        <w:t xml:space="preserve">authorized</w:t>
-      </w:r>
-      <w:r>
-        <w:t xml:space="preserve">. It exists to</w:t>
-      </w:r>
-      <w:r>
-        <w:t xml:space="preserve"> </w:t>
-      </w:r>
-      <w:r>
-        <w:t xml:space="preserve">tell a real policy document apart from a navigation page that merely has the word</w:t>
-      </w:r>
-      <w:r>
-        <w:t xml:space="preserve"> </w:t>
-      </w:r>
-      <w:r>
-        <w:t xml:space="preserve">"policy" in its link text.</w:t>
-      </w:r>
-    </w:p>
-    <w:p>
-      <w:pPr>
-        <w:pStyle w:val="BodyText"/>
-      </w:pPr>
-      <w:r>
-        <w:t xml:space="preserve">Branch 7 is not a</w:t>
-      </w:r>
-      <w:r>
-        <w:t xml:space="preserve"> </w:t>
-      </w:r>
-      <w:r>
-        <w:rPr>
-          <w:rStyle w:val="VerbatimChar"/>
-        </w:rPr>
-        <w:t xml:space="preserve">FAIL</w:t>
-      </w:r>
-      <w:r>
-        <w:t xml:space="preserve"> </w:t>
-      </w:r>
-      <w:r>
-        <w:t xml:space="preserve">because the checklist permits the policy to be reached</w:t>
-      </w:r>
-      <w:r>
-        <w:t xml:space="preserve"> </w:t>
-      </w:r>
-      <w:r>
-        <w:t xml:space="preserve">via each resource's entry in the EOSC Catalogue, which this tool does not follow.</w:t>
-      </w:r>
-      <w:r>
-        <w:t xml:space="preserve"> </w:t>
-      </w:r>
-      <w:r>
-        <w:t xml:space="preserve">Failing a node for an absence the checklist does not require to be on this page</w:t>
-      </w:r>
-      <w:r>
-        <w:t xml:space="preserve"> </w:t>
-      </w:r>
-      <w:r>
-        <w:t xml:space="preserve">would be the tool enforcing a stricter rule than the one it is checking.</w:t>
-      </w:r>
-    </w:p>
-    <w:p>
-      <w:r>
-        <w:pict>
-          <v:rect style="width:0;height:1.5pt" o:hralign="center" o:hrstd="t" o:hr="t"/>
-        </w:pict>
-      </w:r>
-    </w:p>
-    <w:bookmarkEnd w:id="28"/>
-    <w:bookmarkStart w:id="29" w:name="X0ae168f20938494fe77fb5723f6a69e35f983f8"/>
-    <w:p>
-      <w:pPr>
-        <w:pStyle w:val="Heading3"/>
-      </w:pPr>
-      <w:r>
-        <w:t xml:space="preserve">Point 6 — means of contacting the node helpdesk</w:t>
-      </w:r>
-    </w:p>
-    <w:p>
-      <w:pPr>
-        <w:pStyle w:val="FirstParagraph"/>
-      </w:pPr>
-      <w:r>
-        <w:rPr>
-          <w:rStyle w:val="VerbatimChar"/>
-        </w:rPr>
-        <w:t xml:space="preserve">check_6</w:t>
-      </w:r>
-      <w:r>
-        <w:t xml:space="preserve">. Two tiers: wording that identifies a helpdesk, then general contact</w:t>
-      </w:r>
-      <w:r>
-        <w:t xml:space="preserve"> </w:t>
-      </w:r>
-      <w:r>
-        <w:t xml:space="preserve">vocabulary. The word "support" on its own is only a reason to follow a link. On</w:t>
-      </w:r>
-      <w:r>
-        <w:t xml:space="preserve"> </w:t>
-      </w:r>
-      <w:r>
-        <w:t xml:space="preserve">24 September 2026 it labelled a funding programme (Czechia), a EuroHPC proposal</w:t>
-      </w:r>
-      <w:r>
-        <w:t xml:space="preserve"> </w:t>
-      </w:r>
-      <w:r>
-        <w:t xml:space="preserve">service (on the page of a node that was listed by mistake and was replaced by EOSC Node Poland on 28 September 2026) and a service overview (BBMRI-ERIC), and all three had passed.</w:t>
+        <w:t xml:space="preserve">When no link to the point's own policy was found, the rules differ.</w:t>
       </w:r>
     </w:p>
     <w:p>
@@ -12201,315 +12178,25 @@
           <w:b/>
           <w:bCs/>
         </w:rPr>
-        <w:t xml:space="preserve">Steps:</w:t>
-      </w:r>
-    </w:p>
-    <w:p>
-      <w:pPr>
-        <w:pStyle w:val="Compact"/>
-        <w:numPr>
-          <w:ilvl w:val="0"/>
-          <w:numId w:val="1012"/>
-        </w:numPr>
-      </w:pPr>
-      <w:r>
-        <w:t xml:space="preserve">Collect</w:t>
-      </w:r>
-      <w:r>
-        <w:t xml:space="preserve"> </w:t>
-      </w:r>
-      <w:r>
-        <w:rPr>
-          <w:rStyle w:val="VerbatimChar"/>
-        </w:rPr>
-        <w:t xml:space="preserve">mailto:</w:t>
-      </w:r>
-      <w:r>
-        <w:t xml:space="preserve"> </w:t>
-      </w:r>
-      <w:r>
-        <w:t xml:space="preserve">links.</w:t>
-      </w:r>
-    </w:p>
-    <w:p>
-      <w:pPr>
-        <w:pStyle w:val="Compact"/>
-        <w:numPr>
-          <w:ilvl w:val="0"/>
-          <w:numId w:val="1012"/>
-        </w:numPr>
-      </w:pPr>
-      <w:r>
-        <w:rPr>
-          <w:rStyle w:val="VerbatimChar"/>
-        </w:rPr>
-        <w:t xml:space="preserve">_link_hits</w:t>
-      </w:r>
-      <w:r>
-        <w:t xml:space="preserve"> </w:t>
-      </w:r>
-      <w:r>
-        <w:t xml:space="preserve">with the full contact vocabulary.</w:t>
-      </w:r>
-    </w:p>
-    <w:p>
-      <w:pPr>
-        <w:pStyle w:val="Compact"/>
-        <w:numPr>
-          <w:ilvl w:val="0"/>
-          <w:numId w:val="1012"/>
-        </w:numPr>
-      </w:pPr>
-      <w:r>
-        <w:t xml:space="preserve">From those two sets, keep the ones that</w:t>
-      </w:r>
-      <w:r>
-        <w:t xml:space="preserve"> </w:t>
-      </w:r>
-      <w:r>
-        <w:rPr>
-          <w:b/>
-          <w:bCs/>
-        </w:rPr>
-        <w:t xml:space="preserve">identify a helpdesk</w:t>
-      </w:r>
-      <w:r>
-        <w:t xml:space="preserve">. That means</w:t>
-      </w:r>
-      <w:r>
-        <w:t xml:space="preserve"> </w:t>
-      </w:r>
-      <w:r>
-        <w:t xml:space="preserve">the label or address matches</w:t>
-      </w:r>
-      <w:r>
-        <w:t xml:space="preserve"> </w:t>
-      </w:r>
-      <w:r>
-        <w:rPr>
-          <w:rStyle w:val="VerbatimChar"/>
-        </w:rPr>
-        <w:t xml:space="preserve">HELPDESK_STRONG</w:t>
-      </w:r>
-      <w:r>
-        <w:t xml:space="preserve"> </w:t>
-      </w:r>
-      <w:r>
-        <w:t xml:space="preserve">(helpdesk, service desk,</w:t>
-      </w:r>
-      <w:r>
-        <w:t xml:space="preserve"> </w:t>
-      </w:r>
-      <w:r>
-        <w:t xml:space="preserve">ticket, a support team, request or portal, user/technical support,</w:t>
-      </w:r>
-      <w:r>
-        <w:t xml:space="preserve"> </w:t>
-      </w:r>
-      <w:r>
-        <w:t xml:space="preserve">contact/ask/get support, a</w:t>
-      </w:r>
-      <w:r>
-        <w:t xml:space="preserve"> </w:t>
-      </w:r>
-      <w:r>
-        <w:rPr>
-          <w:rStyle w:val="VerbatimChar"/>
-        </w:rPr>
-        <w:t xml:space="preserve">support@</w:t>
-      </w:r>
-      <w:r>
-        <w:t xml:space="preserve"> </w:t>
-      </w:r>
-      <w:r>
-        <w:t xml:space="preserve">or</w:t>
-      </w:r>
-      <w:r>
-        <w:t xml:space="preserve"> </w:t>
-      </w:r>
-      <w:r>
-        <w:rPr>
-          <w:rStyle w:val="VerbatimChar"/>
-        </w:rPr>
-        <w:t xml:space="preserve">support[at]</w:t>
-      </w:r>
-      <w:r>
-        <w:t xml:space="preserve"> </w:t>
-      </w:r>
-      <w:r>
-        <w:t xml:space="preserve">address, ServiceNow).</w:t>
-      </w:r>
-      <w:r>
-        <w:t xml:space="preserve"> </w:t>
-      </w:r>
-      <w:r>
-        <w:t xml:space="preserve">A host whose first label is</w:t>
-      </w:r>
-      <w:r>
-        <w:t xml:space="preserve"> </w:t>
-      </w:r>
-      <w:r>
-        <w:rPr>
-          <w:rStyle w:val="VerbatimChar"/>
-        </w:rPr>
-        <w:t xml:space="preserve">hd</w:t>
-      </w:r>
-      <w:r>
-        <w:t xml:space="preserve">,</w:t>
-      </w:r>
-      <w:r>
-        <w:t xml:space="preserve"> </w:t>
-      </w:r>
-      <w:r>
-        <w:rPr>
-          <w:rStyle w:val="VerbatimChar"/>
-        </w:rPr>
-        <w:t xml:space="preserve">support</w:t>
-      </w:r>
-      <w:r>
-        <w:t xml:space="preserve"> </w:t>
-      </w:r>
-      <w:r>
-        <w:t xml:space="preserve">or</w:t>
-      </w:r>
-      <w:r>
-        <w:t xml:space="preserve"> </w:t>
-      </w:r>
-      <w:r>
-        <w:rPr>
-          <w:rStyle w:val="VerbatimChar"/>
-        </w:rPr>
-        <w:t xml:space="preserve">helpdesk</w:t>
-      </w:r>
-      <w:r>
-        <w:t xml:space="preserve"> </w:t>
-      </w:r>
-      <w:r>
-        <w:t xml:space="preserve">also counts, and so</w:t>
-      </w:r>
-      <w:r>
-        <w:t xml:space="preserve"> </w:t>
-      </w:r>
-      <w:r>
-        <w:t xml:space="preserve">does a mailbox such as</w:t>
-      </w:r>
-      <w:r>
-        <w:t xml:space="preserve"> </w:t>
-      </w:r>
-      <w:r>
-        <w:rPr>
-          <w:rStyle w:val="VerbatimChar"/>
-        </w:rPr>
-        <w:t xml:space="preserve">support@</w:t>
-      </w:r>
-      <w:r>
-        <w:t xml:space="preserve">,</w:t>
-      </w:r>
-      <w:r>
-        <w:t xml:space="preserve"> </w:t>
-      </w:r>
-      <w:r>
-        <w:rPr>
-          <w:rStyle w:val="VerbatimChar"/>
-        </w:rPr>
-        <w:t xml:space="preserve">helpdesk@</w:t>
-      </w:r>
-      <w:r>
-        <w:t xml:space="preserve">,</w:t>
-      </w:r>
-      <w:r>
-        <w:t xml:space="preserve"> </w:t>
-      </w:r>
-      <w:r>
-        <w:rPr>
-          <w:rStyle w:val="VerbatimChar"/>
-        </w:rPr>
-        <w:t xml:space="preserve">x-helpdesk@</w:t>
-      </w:r>
-      <w:r>
-        <w:t xml:space="preserve"> </w:t>
-      </w:r>
-      <w:r>
-        <w:t xml:space="preserve">or</w:t>
-      </w:r>
-      <w:r>
-        <w:t xml:space="preserve"> </w:t>
-      </w:r>
-      <w:r>
-        <w:rPr>
-          <w:rStyle w:val="VerbatimChar"/>
-        </w:rPr>
-        <w:t xml:space="preserve">x@helpdesk.…</w:t>
-      </w:r>
-      <w:r>
-        <w:t xml:space="preserve">.</w:t>
-      </w:r>
-    </w:p>
-    <w:p>
-      <w:pPr>
-        <w:pStyle w:val="Compact"/>
-        <w:numPr>
-          <w:ilvl w:val="0"/>
-          <w:numId w:val="1012"/>
-        </w:numPr>
-      </w:pPr>
-      <w:r>
-        <w:t xml:space="preserve">Otherwise read</w:t>
-      </w:r>
-      <w:r>
-        <w:t xml:space="preserve"> </w:t>
-      </w:r>
-      <w:r>
-        <w:rPr>
-          <w:b/>
-          <w:bCs/>
-        </w:rPr>
-        <w:t xml:space="preserve">every</w:t>
-      </w:r>
-      <w:r>
-        <w:t xml:space="preserve"> </w:t>
-      </w:r>
-      <w:r>
-        <w:t xml:space="preserve">page followed for point 6, not only the first. A</w:t>
-      </w:r>
-      <w:r>
-        <w:t xml:space="preserve"> </w:t>
-      </w:r>
-      <w:r>
-        <w:t xml:space="preserve">page counts if it matches</w:t>
-      </w:r>
-      <w:r>
-        <w:t xml:space="preserve"> </w:t>
-      </w:r>
-      <w:r>
-        <w:rPr>
-          <w:rStyle w:val="VerbatimChar"/>
-        </w:rPr>
-        <w:t xml:space="preserve">HELPDESK_ON_PAGE</w:t>
-      </w:r>
-      <w:r>
-        <w:t xml:space="preserve"> </w:t>
-      </w:r>
-      <w:r>
-        <w:t xml:space="preserve">(helpdesk, service desk, ticket,</w:t>
-      </w:r>
-      <w:r>
-        <w:t xml:space="preserve"> </w:t>
-      </w:r>
-      <w:r>
-        <w:t xml:space="preserve">a support address, ServiceNow) or gives a helpdesk mailbox. Qualified</w:t>
-      </w:r>
-      <w:r>
-        <w:t xml:space="preserve"> </w:t>
-      </w:r>
-      <w:r>
-        <w:t xml:space="preserve">"support" phrases are strong in a link label, but not in page prose: they</w:t>
-      </w:r>
-      <w:r>
-        <w:t xml:space="preserve"> </w:t>
-      </w:r>
-      <w:r>
-        <w:t xml:space="preserve">describe services there.</w:t>
+        <w:t xml:space="preserve">Checklist v3.0 and v3.1</w:t>
+      </w:r>
+      <w:r>
+        <w:t xml:space="preserve"> </w:t>
+      </w:r>
+      <w:r>
+        <w:t xml:space="preserve">(</w:t>
+      </w:r>
+      <w:r>
+        <w:rPr>
+          <w:rStyle w:val="VerbatimChar"/>
+        </w:rPr>
+        <w:t xml:space="preserve">on_nlp</w:t>
+      </w:r>
+      <w:r>
+        <w:t xml:space="preserve"> </w:t>
+      </w:r>
+      <w:r>
+        <w:t xml:space="preserve">false):</w:t>
       </w:r>
     </w:p>
     <w:tbl>
@@ -12574,18 +12261,18 @@
               <w:pStyle w:val="Compact"/>
             </w:pPr>
             <w:r>
-              <w:t xml:space="preserve">1</w:t>
-            </w:r>
-          </w:p>
-        </w:tc>
-        <w:tc>
-          <w:tcPr/>
-          <w:p>
-            <w:pPr>
-              <w:pStyle w:val="Compact"/>
-            </w:pPr>
-            <w:r>
-              <w:t xml:space="preserve">Landing-page link or mailto that identifies a helpdesk</w:t>
+              <w:t xml:space="preserve">6</w:t>
+            </w:r>
+          </w:p>
+        </w:tc>
+        <w:tc>
+          <w:tcPr/>
+          <w:p>
+            <w:pPr>
+              <w:pStyle w:val="Compact"/>
+            </w:pPr>
+            <w:r>
+              <w:t xml:space="preserve">No link, but the vocabulary appears in the page text</w:t>
             </w:r>
           </w:p>
         </w:tc>
@@ -12599,7 +12286,13 @@
               <w:rPr>
                 <w:rStyle w:val="VerbatimChar"/>
               </w:rPr>
-              <w:t xml:space="preserve">PASS</w:t>
+              <w:t xml:space="preserve">MANUAL_REVIEW</w:t>
+            </w:r>
+            <w:r>
+              <w:t xml:space="preserve"> </w:t>
+            </w:r>
+            <w:r>
+              <w:t xml:space="preserve">— mentioned but not followable</w:t>
             </w:r>
           </w:p>
         </w:tc>
@@ -12615,18 +12308,18 @@
               <w:pStyle w:val="Compact"/>
             </w:pPr>
             <w:r>
-              <w:t xml:space="preserve">2</w:t>
-            </w:r>
-          </w:p>
-        </w:tc>
-        <w:tc>
-          <w:tcPr/>
-          <w:p>
-            <w:pPr>
-              <w:pStyle w:val="Compact"/>
-            </w:pPr>
-            <w:r>
-              <w:t xml:space="preserve">Contact or bare "support" link, a followed page names a helpdesk or gives a helpdesk mailbox</w:t>
+              <w:t xml:space="preserve">7</w:t>
+            </w:r>
+          </w:p>
+        </w:tc>
+        <w:tc>
+          <w:tcPr/>
+          <w:p>
+            <w:pPr>
+              <w:pStyle w:val="Compact"/>
+            </w:pPr>
+            <w:r>
+              <w:t xml:space="preserve">Nothing at all</w:t>
             </w:r>
           </w:p>
         </w:tc>
@@ -12640,13 +12333,123 @@
               <w:rPr>
                 <w:rStyle w:val="VerbatimChar"/>
               </w:rPr>
-              <w:t xml:space="preserve">PASS</w:t>
+              <w:t xml:space="preserve">MANUAL_REVIEW</w:t>
             </w:r>
             <w:r>
               <w:t xml:space="preserve"> </w:t>
             </w:r>
             <w:r>
-              <w:t xml:space="preserve">— quoting the wording and the addresses</w:t>
+              <w:t xml:space="preserve">—</w:t>
+            </w:r>
+            <w:r>
+              <w:t xml:space="preserve"> </w:t>
+            </w:r>
+            <w:r>
+              <w:rPr>
+                <w:b/>
+                <w:bCs/>
+              </w:rPr>
+              <w:t xml:space="preserve">deliberately not a</w:t>
+            </w:r>
+            <w:r>
+              <w:rPr>
+                <w:b/>
+                <w:bCs/>
+              </w:rPr>
+              <w:t xml:space="preserve"> </w:t>
+            </w:r>
+            <w:r>
+              <w:rPr>
+                <w:rStyle w:val="VerbatimChar"/>
+                <w:b/>
+                <w:bCs/>
+              </w:rPr>
+              <w:t xml:space="preserve">FAIL</w:t>
+            </w:r>
+            <w:r>
+              <w:t xml:space="preserve">: the policy could be in the Catalogue</w:t>
+            </w:r>
+          </w:p>
+        </w:tc>
+      </w:tr>
+    </w:tbl>
+    <w:p>
+      <w:pPr>
+        <w:pStyle w:val="BodyText"/>
+      </w:pPr>
+      <w:r>
+        <w:rPr>
+          <w:b/>
+          <w:bCs/>
+        </w:rPr>
+        <w:t xml:space="preserve">Checklist v3.2</w:t>
+      </w:r>
+      <w:r>
+        <w:t xml:space="preserve"> </w:t>
+      </w:r>
+      <w:r>
+        <w:t xml:space="preserve">(</w:t>
+      </w:r>
+      <w:r>
+        <w:rPr>
+          <w:rStyle w:val="VerbatimChar"/>
+        </w:rPr>
+        <w:t xml:space="preserve">on_nlp</w:t>
+      </w:r>
+      <w:r>
+        <w:t xml:space="preserve"> </w:t>
+      </w:r>
+      <w:r>
+        <w:t xml:space="preserve">true), in this order:</w:t>
+      </w:r>
+    </w:p>
+    <w:tbl>
+      <w:tblPr>
+        <w:tblStyle w:val="Table"/>
+        <w:tblW w:type="pct" w:w="5000"/>
+        <w:tblLayout w:type="fixed"/>
+        <w:tblLook w:firstRow="1" w:lastRow="0" w:firstColumn="0" w:lastColumn="0" w:noHBand="0" w:noVBand="0" w:val="0020"/>
+      </w:tblPr>
+      <w:tblGrid>
+        <w:gridCol w:w="2640"/>
+        <w:gridCol w:w="2640"/>
+        <w:gridCol w:w="2640"/>
+      </w:tblGrid>
+      <w:tr>
+        <w:trPr>
+          <w:cantSplit/>
+          <w:tblHeader w:val="on"/>
+        </w:trPr>
+        <w:tc>
+          <w:tcPr/>
+          <w:p>
+            <w:pPr>
+              <w:pStyle w:val="Compact"/>
+            </w:pPr>
+            <w:r>
+              <w:t xml:space="preserve">#</w:t>
+            </w:r>
+          </w:p>
+        </w:tc>
+        <w:tc>
+          <w:tcPr/>
+          <w:p>
+            <w:pPr>
+              <w:pStyle w:val="Compact"/>
+            </w:pPr>
+            <w:r>
+              <w:t xml:space="preserve">Condition</w:t>
+            </w:r>
+          </w:p>
+        </w:tc>
+        <w:tc>
+          <w:tcPr/>
+          <w:p>
+            <w:pPr>
+              <w:pStyle w:val="Compact"/>
+            </w:pPr>
+            <w:r>
+              <w:t xml:space="preserve">Verdict</w:t>
             </w:r>
           </w:p>
         </w:tc>
@@ -12662,30 +12465,34 @@
               <w:pStyle w:val="Compact"/>
             </w:pPr>
             <w:r>
-              <w:t xml:space="preserve">3</w:t>
-            </w:r>
-          </w:p>
-        </w:tc>
-        <w:tc>
-          <w:tcPr/>
-          <w:p>
-            <w:pPr>
-              <w:pStyle w:val="Compact"/>
-            </w:pPr>
-            <w:r>
-              <w:t xml:space="preserve">Contact or bare "support" link, followed pages</w:t>
+              <w:t xml:space="preserve">6</w:t>
+            </w:r>
+          </w:p>
+        </w:tc>
+        <w:tc>
+          <w:tcPr/>
+          <w:p>
+            <w:pPr>
+              <w:pStyle w:val="Compact"/>
+            </w:pPr>
+            <w:r>
+              <w:t xml:space="preserve">The page links to the</w:t>
             </w:r>
             <w:r>
               <w:t xml:space="preserve"> </w:t>
             </w:r>
             <w:r>
               <w:rPr>
-                <w:rStyle w:val="VerbatimChar"/>
+                <w:b/>
+                <w:bCs/>
               </w:rPr>
-              <w:t xml:space="preserve">ok</w:t>
-            </w:r>
-            <w:r>
-              <w:t xml:space="preserve">, none identifies a helpdesk</w:t>
+              <w:t xml:space="preserve">other</w:t>
+            </w:r>
+            <w:r>
+              <w:t xml:space="preserve"> </w:t>
+            </w:r>
+            <w:r>
+              <w:t xml:space="preserve">policy (a UAP for 5b, an AUP for 5c)</w:t>
             </w:r>
           </w:p>
         </w:tc>
@@ -12705,7 +12512,7 @@
               <w:t xml:space="preserve"> </w:t>
             </w:r>
             <w:r>
-              <w:t xml:space="preserve">— says when a "support" label was the only lead, and lists addresses and links not followed</w:t>
+              <w:t xml:space="preserve">— "AUP and UAP can be provided through the same, single document"</w:t>
             </w:r>
           </w:p>
         </w:tc>
@@ -12721,38 +12528,63 @@
               <w:pStyle w:val="Compact"/>
             </w:pPr>
             <w:r>
-              <w:t xml:space="preserve">4</w:t>
-            </w:r>
-          </w:p>
-        </w:tc>
-        <w:tc>
-          <w:tcPr/>
-          <w:p>
-            <w:pPr>
-              <w:pStyle w:val="Compact"/>
-            </w:pPr>
-            <w:r>
-              <w:t xml:space="preserve">Every followed page returned 404/410</w:t>
-            </w:r>
-          </w:p>
-        </w:tc>
-        <w:tc>
-          <w:tcPr/>
-          <w:p>
-            <w:pPr>
-              <w:pStyle w:val="Compact"/>
-            </w:pPr>
+              <w:t xml:space="preserve">7</w:t>
+            </w:r>
+          </w:p>
+        </w:tc>
+        <w:tc>
+          <w:tcPr/>
+          <w:p>
+            <w:pPr>
+              <w:pStyle w:val="Compact"/>
+            </w:pPr>
+            <w:r>
+              <w:t xml:space="preserve">The page links to a</w:t>
+            </w:r>
+            <w:r>
+              <w:t xml:space="preserve"> </w:t>
+            </w:r>
+            <w:r>
+              <w:rPr>
+                <w:b/>
+                <w:bCs/>
+              </w:rPr>
+              <w:t xml:space="preserve">licence</w:t>
+            </w:r>
+            <w:r>
+              <w:t xml:space="preserve"> </w:t>
+            </w:r>
+            <w:r>
+              <w:t xml:space="preserve">(</w:t>
+            </w:r>
             <w:r>
               <w:rPr>
                 <w:rStyle w:val="VerbatimChar"/>
               </w:rPr>
-              <w:t xml:space="preserve">FAIL</w:t>
+              <w:t xml:space="preserve">LICENCE_PATTERNS</w:t>
+            </w:r>
+            <w:r>
+              <w:t xml:space="preserve">: licence/license, licensing, Creative Commons, CC BY)</w:t>
+            </w:r>
+          </w:p>
+        </w:tc>
+        <w:tc>
+          <w:tcPr/>
+          <w:p>
+            <w:pPr>
+              <w:pStyle w:val="Compact"/>
+            </w:pPr>
+            <w:r>
+              <w:rPr>
+                <w:rStyle w:val="VerbatimChar"/>
+              </w:rPr>
+              <w:t xml:space="preserve">MANUAL_REVIEW</w:t>
             </w:r>
             <w:r>
               <w:t xml:space="preserve"> </w:t>
             </w:r>
             <w:r>
-              <w:t xml:space="preserve">— the route offered does not work</w:t>
+              <w:t xml:space="preserve">— "AUP/UAP can be provided via specific product licenses in the case of datasets, archives, software"</w:t>
             </w:r>
           </w:p>
         </w:tc>
@@ -12768,18 +12600,27 @@
               <w:pStyle w:val="Compact"/>
             </w:pPr>
             <w:r>
-              <w:t xml:space="preserve">5</w:t>
-            </w:r>
-          </w:p>
-        </w:tc>
-        <w:tc>
-          <w:tcPr/>
-          <w:p>
-            <w:pPr>
-              <w:pStyle w:val="Compact"/>
-            </w:pPr>
-            <w:r>
-              <w:t xml:space="preserve">Generic contact link, nothing further established</w:t>
+              <w:t xml:space="preserve">8</w:t>
+            </w:r>
+          </w:p>
+        </w:tc>
+        <w:tc>
+          <w:tcPr/>
+          <w:p>
+            <w:pPr>
+              <w:pStyle w:val="Compact"/>
+            </w:pPr>
+            <w:r>
+              <w:rPr>
+                <w:rStyle w:val="VerbatimChar"/>
+              </w:rPr>
+              <w:t xml:space="preserve">link_collection_warning</w:t>
+            </w:r>
+            <w:r>
+              <w:t xml:space="preserve"> </w:t>
+            </w:r>
+            <w:r>
+              <w:t xml:space="preserve">fires: no links, fewer than 10 DOM elements, or under 500 characters of text</w:t>
             </w:r>
           </w:p>
         </w:tc>
@@ -12794,6 +12635,12 @@
                 <w:rStyle w:val="VerbatimChar"/>
               </w:rPr>
               <w:t xml:space="preserve">MANUAL_REVIEW</w:t>
+            </w:r>
+            <w:r>
+              <w:t xml:space="preserve"> </w:t>
+            </w:r>
+            <w:r>
+              <w:t xml:space="preserve">— the DOM did not arrive, so absence is not concluded (the same gate as point 4)</w:t>
             </w:r>
           </w:p>
         </w:tc>
@@ -12809,18 +12656,40 @@
               <w:pStyle w:val="Compact"/>
             </w:pPr>
             <w:r>
-              <w:t xml:space="preserve">6</w:t>
-            </w:r>
-          </w:p>
-        </w:tc>
-        <w:tc>
-          <w:tcPr/>
-          <w:p>
-            <w:pPr>
-              <w:pStyle w:val="Compact"/>
-            </w:pPr>
-            <w:r>
-              <w:t xml:space="preserve">No contact route,</w:t>
+              <w:t xml:space="preserve">9</w:t>
+            </w:r>
+          </w:p>
+        </w:tc>
+        <w:tc>
+          <w:tcPr/>
+          <w:p>
+            <w:pPr>
+              <w:pStyle w:val="Compact"/>
+            </w:pPr>
+            <w:r>
+              <w:t xml:space="preserve">Otherwise</w:t>
+            </w:r>
+          </w:p>
+        </w:tc>
+        <w:tc>
+          <w:tcPr/>
+          <w:p>
+            <w:pPr>
+              <w:pStyle w:val="Compact"/>
+            </w:pPr>
+            <w:r>
+              <w:rPr>
+                <w:rStyle w:val="VerbatimChar"/>
+                <w:b/>
+                <w:bCs/>
+              </w:rPr>
+              <w:t xml:space="preserve">FAIL</w:t>
+            </w:r>
+            <w:r>
+              <w:t xml:space="preserve"> </w:t>
+            </w:r>
+            <w:r>
+              <w:t xml:space="preserve">— no pointer to the policy on the NLP. If the page names the policy in its text without a link, the message says so and the mention is kept in the evidence, but it is still a</w:t>
             </w:r>
             <w:r>
               <w:t xml:space="preserve"> </w:t>
@@ -12829,27 +12698,833 @@
               <w:rPr>
                 <w:rStyle w:val="VerbatimChar"/>
               </w:rPr>
-              <w:t xml:space="preserve">link_collection_warning</w:t>
-            </w:r>
-            <w:r>
-              <w:t xml:space="preserve"> </w:t>
-            </w:r>
-            <w:r>
-              <w:t xml:space="preserve">fires</w:t>
-            </w:r>
-          </w:p>
-        </w:tc>
-        <w:tc>
-          <w:tcPr/>
-          <w:p>
-            <w:pPr>
-              <w:pStyle w:val="Compact"/>
-            </w:pPr>
-            <w:r>
-              <w:rPr>
-                <w:rStyle w:val="VerbatimChar"/>
-              </w:rPr>
-              <w:t xml:space="preserve">MANUAL_REVIEW</w:t>
+              <w:t xml:space="preserve">FAIL</w:t>
+            </w:r>
+            <w:r>
+              <w:t xml:space="preserve">: naming a document does not make it accessible from the NLP</w:t>
+            </w:r>
+          </w:p>
+        </w:tc>
+      </w:tr>
+    </w:tbl>
+    <w:p>
+      <w:pPr>
+        <w:pStyle w:val="BodyText"/>
+      </w:pPr>
+      <w:r>
+        <w:t xml:space="preserve">Branch 1 is weaker than it looks, and the message says so: a link labelled</w:t>
+      </w:r>
+      <w:r>
+        <w:t xml:space="preserve"> </w:t>
+      </w:r>
+      <w:r>
+        <w:t xml:space="preserve">"Acceptable Use Policy" pointing at a 404 satisfies "there is a link" while</w:t>
+      </w:r>
+      <w:r>
+        <w:t xml:space="preserve"> </w:t>
+      </w:r>
+      <w:r>
+        <w:t xml:space="preserve">failing the actual requirement, which is that the policy be</w:t>
+      </w:r>
+      <w:r>
+        <w:t xml:space="preserve"> </w:t>
+      </w:r>
+      <w:r>
+        <w:rPr>
+          <w:i/>
+          <w:iCs/>
+        </w:rPr>
+        <w:t xml:space="preserve">accessible</w:t>
+      </w:r>
+      <w:r>
+        <w:t xml:space="preserve">. Running</w:t>
+      </w:r>
+      <w:r>
+        <w:t xml:space="preserve"> </w:t>
+      </w:r>
+      <w:r>
+        <w:t xml:space="preserve">at</w:t>
+      </w:r>
+      <w:r>
+        <w:t xml:space="preserve"> </w:t>
+      </w:r>
+      <w:r>
+        <w:rPr>
+          <w:rStyle w:val="VerbatimChar"/>
+        </w:rPr>
+        <w:t xml:space="preserve">--depth 1</w:t>
+      </w:r>
+      <w:r>
+        <w:t xml:space="preserve"> </w:t>
+      </w:r>
+      <w:r>
+        <w:t xml:space="preserve">converts branch 1 into one of branches 2–5 for ordinary pages on</w:t>
+      </w:r>
+      <w:r>
+        <w:t xml:space="preserve"> </w:t>
+      </w:r>
+      <w:r>
+        <w:t xml:space="preserve">the node's own site. It cannot do so for a PDF or a page on another site, and</w:t>
+      </w:r>
+      <w:r>
+        <w:t xml:space="preserve"> </w:t>
+      </w:r>
+      <w:r>
+        <w:t xml:space="preserve">the reviewer action says so rather than suggesting a re-run that would not help.</w:t>
+      </w:r>
+    </w:p>
+    <w:p>
+      <w:pPr>
+        <w:pStyle w:val="BodyText"/>
+      </w:pPr>
+      <w:r>
+        <w:t xml:space="preserve">Branch 4's "policy wording" test is</w:t>
+      </w:r>
+      <w:r>
+        <w:t xml:space="preserve"> </w:t>
+      </w:r>
+      <w:r>
+        <w:rPr>
+          <w:rStyle w:val="VerbatimChar"/>
+        </w:rPr>
+        <w:t xml:space="preserve">POLICY_BODY_PATTERNS</w:t>
+      </w:r>
+      <w:r>
+        <w:t xml:space="preserve">:</w:t>
+      </w:r>
+      <w:r>
+        <w:t xml:space="preserve"> </w:t>
+      </w:r>
+      <w:r>
+        <w:rPr>
+          <w:rStyle w:val="VerbatimChar"/>
+        </w:rPr>
+        <w:t xml:space="preserve">must not</w:t>
+      </w:r>
+      <w:r>
+        <w:t xml:space="preserve">,</w:t>
+      </w:r>
+      <w:r>
+        <w:t xml:space="preserve"> </w:t>
+      </w:r>
+      <w:r>
+        <w:rPr>
+          <w:rStyle w:val="VerbatimChar"/>
+        </w:rPr>
+        <w:t xml:space="preserve">you may/must/shall/agree</w:t>
+      </w:r>
+      <w:r>
+        <w:t xml:space="preserve">,</w:t>
+      </w:r>
+      <w:r>
+        <w:t xml:space="preserve"> </w:t>
+      </w:r>
+      <w:r>
+        <w:rPr>
+          <w:rStyle w:val="VerbatimChar"/>
+        </w:rPr>
+        <w:t xml:space="preserve">permitted</w:t>
+      </w:r>
+      <w:r>
+        <w:t xml:space="preserve">,</w:t>
+      </w:r>
+      <w:r>
+        <w:t xml:space="preserve"> </w:t>
+      </w:r>
+      <w:r>
+        <w:rPr>
+          <w:rStyle w:val="VerbatimChar"/>
+        </w:rPr>
+        <w:t xml:space="preserve">prohibit</w:t>
+      </w:r>
+      <w:r>
+        <w:t xml:space="preserve">,</w:t>
+      </w:r>
+      <w:r>
+        <w:t xml:space="preserve"> </w:t>
+      </w:r>
+      <w:r>
+        <w:rPr>
+          <w:rStyle w:val="VerbatimChar"/>
+        </w:rPr>
+        <w:t xml:space="preserve">terms</w:t>
+      </w:r>
+      <w:r>
+        <w:t xml:space="preserve">,</w:t>
+      </w:r>
+      <w:r>
+        <w:t xml:space="preserve"> </w:t>
+      </w:r>
+      <w:r>
+        <w:rPr>
+          <w:rStyle w:val="VerbatimChar"/>
+        </w:rPr>
+        <w:t xml:space="preserve">policy</w:t>
+      </w:r>
+      <w:r>
+        <w:t xml:space="preserve">,</w:t>
+      </w:r>
+      <w:r>
+        <w:t xml:space="preserve"> </w:t>
+      </w:r>
+      <w:r>
+        <w:rPr>
+          <w:rStyle w:val="VerbatimChar"/>
+        </w:rPr>
+        <w:t xml:space="preserve">conditions</w:t>
+      </w:r>
+      <w:r>
+        <w:t xml:space="preserve">,</w:t>
+      </w:r>
+      <w:r>
+        <w:t xml:space="preserve"> </w:t>
+      </w:r>
+      <w:r>
+        <w:rPr>
+          <w:rStyle w:val="VerbatimChar"/>
+        </w:rPr>
+        <w:t xml:space="preserve">responsib</w:t>
+      </w:r>
+      <w:r>
+        <w:t xml:space="preserve">,</w:t>
+      </w:r>
+      <w:r>
+        <w:t xml:space="preserve"> </w:t>
+      </w:r>
+      <w:r>
+        <w:rPr>
+          <w:rStyle w:val="VerbatimChar"/>
+        </w:rPr>
+        <w:t xml:space="preserve">comply</w:t>
+      </w:r>
+      <w:r>
+        <w:t xml:space="preserve">,</w:t>
+      </w:r>
+      <w:r>
+        <w:t xml:space="preserve"> </w:t>
+      </w:r>
+      <w:r>
+        <w:rPr>
+          <w:rStyle w:val="VerbatimChar"/>
+        </w:rPr>
+        <w:t xml:space="preserve">authorised</w:t>
+      </w:r>
+      <w:r>
+        <w:t xml:space="preserve">,</w:t>
+      </w:r>
+      <w:r>
+        <w:t xml:space="preserve"> </w:t>
+      </w:r>
+      <w:r>
+        <w:rPr>
+          <w:rStyle w:val="VerbatimChar"/>
+        </w:rPr>
+        <w:t xml:space="preserve">authorized</w:t>
+      </w:r>
+      <w:r>
+        <w:t xml:space="preserve">. It exists to</w:t>
+      </w:r>
+      <w:r>
+        <w:t xml:space="preserve"> </w:t>
+      </w:r>
+      <w:r>
+        <w:t xml:space="preserve">tell a real policy document apart from a navigation page that merely has the word</w:t>
+      </w:r>
+      <w:r>
+        <w:t xml:space="preserve"> </w:t>
+      </w:r>
+      <w:r>
+        <w:t xml:space="preserve">"policy" in its link text.</w:t>
+      </w:r>
+    </w:p>
+    <w:p>
+      <w:pPr>
+        <w:pStyle w:val="BodyText"/>
+      </w:pPr>
+      <w:r>
+        <w:t xml:space="preserve">Under v3.1, branch 7 was not a</w:t>
+      </w:r>
+      <w:r>
+        <w:t xml:space="preserve"> </w:t>
+      </w:r>
+      <w:r>
+        <w:rPr>
+          <w:rStyle w:val="VerbatimChar"/>
+        </w:rPr>
+        <w:t xml:space="preserve">FAIL</w:t>
+      </w:r>
+      <w:r>
+        <w:t xml:space="preserve"> </w:t>
+      </w:r>
+      <w:r>
+        <w:t xml:space="preserve">because the checklist permitted the policy</w:t>
+      </w:r>
+      <w:r>
+        <w:t xml:space="preserve"> </w:t>
+      </w:r>
+      <w:r>
+        <w:t xml:space="preserve">to be reached via each resource's entry in the EOSC Catalogue alone. v3.2</w:t>
+      </w:r>
+      <w:r>
+        <w:t xml:space="preserve"> </w:t>
+      </w:r>
+      <w:r>
+        <w:t xml:space="preserve">removed that alternative, so the same absence is now a</w:t>
+      </w:r>
+      <w:r>
+        <w:t xml:space="preserve"> </w:t>
+      </w:r>
+      <w:r>
+        <w:rPr>
+          <w:rStyle w:val="VerbatimChar"/>
+        </w:rPr>
+        <w:t xml:space="preserve">FAIL</w:t>
+      </w:r>
+      <w:r>
+        <w:t xml:space="preserve"> </w:t>
+      </w:r>
+      <w:r>
+        <w:t xml:space="preserve">(v3.2 branch 9).</w:t>
+      </w:r>
+      <w:r>
+        <w:t xml:space="preserve"> </w:t>
+      </w:r>
+      <w:r>
+        <w:t xml:space="preserve">The exceptions in v3.2 branches 6 and 7 come from the checklist's own notes; they</w:t>
+      </w:r>
+      <w:r>
+        <w:t xml:space="preserve"> </w:t>
+      </w:r>
+      <w:r>
+        <w:t xml:space="preserve">lead to review, never to</w:t>
+      </w:r>
+      <w:r>
+        <w:t xml:space="preserve"> </w:t>
+      </w:r>
+      <w:r>
+        <w:rPr>
+          <w:rStyle w:val="VerbatimChar"/>
+        </w:rPr>
+        <w:t xml:space="preserve">PASS</w:t>
+      </w:r>
+      <w:r>
+        <w:t xml:space="preserve">, because a UAP is not proof of an AUP and a</w:t>
+      </w:r>
+      <w:r>
+        <w:t xml:space="preserve"> </w:t>
+      </w:r>
+      <w:r>
+        <w:t xml:space="preserve">licence is not proof of either. "AUP and UAP do not necessarily need to be</w:t>
+      </w:r>
+      <w:r>
+        <w:t xml:space="preserve"> </w:t>
+      </w:r>
+      <w:r>
+        <w:t xml:space="preserve">unique per service" is why a single policy linked from the NLP satisfies the NLP</w:t>
+      </w:r>
+      <w:r>
+        <w:t xml:space="preserve"> </w:t>
+      </w:r>
+      <w:r>
+        <w:t xml:space="preserve">half for every resource: the tool does not ask for one link per resource.</w:t>
+      </w:r>
+    </w:p>
+    <w:p>
+      <w:pPr>
+        <w:pStyle w:val="BodyText"/>
+      </w:pPr>
+      <w:r>
+        <w:t xml:space="preserve">What the stricter rule changed on the published evidence (run</w:t>
+      </w:r>
+      <w:r>
+        <w:t xml:space="preserve"> </w:t>
+      </w:r>
+      <w:r>
+        <w:rPr>
+          <w:rStyle w:val="VerbatimChar"/>
+        </w:rPr>
+        <w:t xml:space="preserve">web-11</w:t>
+      </w:r>
+      <w:r>
+        <w:t xml:space="preserve">, re-scored</w:t>
+      </w:r>
+      <w:r>
+        <w:t xml:space="preserve"> </w:t>
+      </w:r>
+      <w:r>
+        <w:t xml:space="preserve">without contacting any node): 5b and 5c moved from</w:t>
+      </w:r>
+      <w:r>
+        <w:t xml:space="preserve"> </w:t>
+      </w:r>
+      <w:r>
+        <w:rPr>
+          <w:rStyle w:val="VerbatimChar"/>
+        </w:rPr>
+        <w:t xml:space="preserve">MANUAL_REVIEW</w:t>
+      </w:r>
+      <w:r>
+        <w:t xml:space="preserve"> </w:t>
+      </w:r>
+      <w:r>
+        <w:t xml:space="preserve">to</w:t>
+      </w:r>
+      <w:r>
+        <w:t xml:space="preserve"> </w:t>
+      </w:r>
+      <w:r>
+        <w:rPr>
+          <w:rStyle w:val="VerbatimChar"/>
+        </w:rPr>
+        <w:t xml:space="preserve">FAIL</w:t>
+      </w:r>
+      <w:r>
+        <w:t xml:space="preserve"> </w:t>
+      </w:r>
+      <w:r>
+        <w:t xml:space="preserve">for</w:t>
+      </w:r>
+      <w:r>
+        <w:t xml:space="preserve"> </w:t>
+      </w:r>
+      <w:r>
+        <w:t xml:space="preserve">CERN, Data Terra and PaNOSC, whose landing pages link to neither policy nor to a</w:t>
+      </w:r>
+      <w:r>
+        <w:t xml:space="preserve"> </w:t>
+      </w:r>
+      <w:r>
+        <w:t xml:space="preserve">licence. Every other cell is unchanged: eight nodes link one of the two policies</w:t>
+      </w:r>
+      <w:r>
+        <w:t xml:space="preserve"> </w:t>
+      </w:r>
+      <w:r>
+        <w:t xml:space="preserve">and get review on the other (v3.2 branch 6), Slovakia links one document labelled</w:t>
+      </w:r>
+      <w:r>
+        <w:t xml:space="preserve"> </w:t>
+      </w:r>
+      <w:r>
+        <w:t xml:space="preserve">as both, and GÉANT's page was not served (branch 8).</w:t>
+      </w:r>
+    </w:p>
+    <w:p>
+      <w:r>
+        <w:pict>
+          <v:rect style="width:0;height:1.5pt" o:hralign="center" o:hrstd="t" o:hr="t"/>
+        </w:pict>
+      </w:r>
+    </w:p>
+    <w:bookmarkEnd w:id="29"/>
+    <w:bookmarkStart w:id="30" w:name="X0ae168f20938494fe77fb5723f6a69e35f983f8"/>
+    <w:p>
+      <w:pPr>
+        <w:pStyle w:val="Heading3"/>
+      </w:pPr>
+      <w:r>
+        <w:t xml:space="preserve">Point 6 — means of contacting the node helpdesk</w:t>
+      </w:r>
+    </w:p>
+    <w:p>
+      <w:pPr>
+        <w:pStyle w:val="FirstParagraph"/>
+      </w:pPr>
+      <w:r>
+        <w:rPr>
+          <w:rStyle w:val="VerbatimChar"/>
+        </w:rPr>
+        <w:t xml:space="preserve">check_6</w:t>
+      </w:r>
+      <w:r>
+        <w:t xml:space="preserve">. Two tiers: wording that identifies a helpdesk, then general contact</w:t>
+      </w:r>
+      <w:r>
+        <w:t xml:space="preserve"> </w:t>
+      </w:r>
+      <w:r>
+        <w:t xml:space="preserve">vocabulary. The word "support" on its own is only a reason to follow a link. On</w:t>
+      </w:r>
+      <w:r>
+        <w:t xml:space="preserve"> </w:t>
+      </w:r>
+      <w:r>
+        <w:t xml:space="preserve">24 September 2026 it labelled a funding programme (Czechia), a EuroHPC proposal</w:t>
+      </w:r>
+      <w:r>
+        <w:t xml:space="preserve"> </w:t>
+      </w:r>
+      <w:r>
+        <w:t xml:space="preserve">service (on the page of a node that was listed by mistake and was replaced by EOSC Node Poland on 28 September 2026) and a service overview (BBMRI-ERIC), and all three had passed.</w:t>
+      </w:r>
+    </w:p>
+    <w:p>
+      <w:pPr>
+        <w:pStyle w:val="BodyText"/>
+      </w:pPr>
+      <w:r>
+        <w:rPr>
+          <w:b/>
+          <w:bCs/>
+        </w:rPr>
+        <w:t xml:space="preserve">Steps:</w:t>
+      </w:r>
+    </w:p>
+    <w:p>
+      <w:pPr>
+        <w:pStyle w:val="Compact"/>
+        <w:numPr>
+          <w:ilvl w:val="0"/>
+          <w:numId w:val="1012"/>
+        </w:numPr>
+      </w:pPr>
+      <w:r>
+        <w:t xml:space="preserve">Collect</w:t>
+      </w:r>
+      <w:r>
+        <w:t xml:space="preserve"> </w:t>
+      </w:r>
+      <w:r>
+        <w:rPr>
+          <w:rStyle w:val="VerbatimChar"/>
+        </w:rPr>
+        <w:t xml:space="preserve">mailto:</w:t>
+      </w:r>
+      <w:r>
+        <w:t xml:space="preserve"> </w:t>
+      </w:r>
+      <w:r>
+        <w:t xml:space="preserve">links.</w:t>
+      </w:r>
+    </w:p>
+    <w:p>
+      <w:pPr>
+        <w:pStyle w:val="Compact"/>
+        <w:numPr>
+          <w:ilvl w:val="0"/>
+          <w:numId w:val="1012"/>
+        </w:numPr>
+      </w:pPr>
+      <w:r>
+        <w:rPr>
+          <w:rStyle w:val="VerbatimChar"/>
+        </w:rPr>
+        <w:t xml:space="preserve">_link_hits</w:t>
+      </w:r>
+      <w:r>
+        <w:t xml:space="preserve"> </w:t>
+      </w:r>
+      <w:r>
+        <w:t xml:space="preserve">with the full contact vocabulary.</w:t>
+      </w:r>
+    </w:p>
+    <w:p>
+      <w:pPr>
+        <w:pStyle w:val="Compact"/>
+        <w:numPr>
+          <w:ilvl w:val="0"/>
+          <w:numId w:val="1012"/>
+        </w:numPr>
+      </w:pPr>
+      <w:r>
+        <w:t xml:space="preserve">From those two sets, keep the ones that</w:t>
+      </w:r>
+      <w:r>
+        <w:t xml:space="preserve"> </w:t>
+      </w:r>
+      <w:r>
+        <w:rPr>
+          <w:b/>
+          <w:bCs/>
+        </w:rPr>
+        <w:t xml:space="preserve">identify a helpdesk</w:t>
+      </w:r>
+      <w:r>
+        <w:t xml:space="preserve">. That means</w:t>
+      </w:r>
+      <w:r>
+        <w:t xml:space="preserve"> </w:t>
+      </w:r>
+      <w:r>
+        <w:t xml:space="preserve">the label or address matches</w:t>
+      </w:r>
+      <w:r>
+        <w:t xml:space="preserve"> </w:t>
+      </w:r>
+      <w:r>
+        <w:rPr>
+          <w:rStyle w:val="VerbatimChar"/>
+        </w:rPr>
+        <w:t xml:space="preserve">HELPDESK_STRONG</w:t>
+      </w:r>
+      <w:r>
+        <w:t xml:space="preserve"> </w:t>
+      </w:r>
+      <w:r>
+        <w:t xml:space="preserve">(helpdesk, service desk,</w:t>
+      </w:r>
+      <w:r>
+        <w:t xml:space="preserve"> </w:t>
+      </w:r>
+      <w:r>
+        <w:t xml:space="preserve">ticket, a support team, request or portal, user/technical support,</w:t>
+      </w:r>
+      <w:r>
+        <w:t xml:space="preserve"> </w:t>
+      </w:r>
+      <w:r>
+        <w:t xml:space="preserve">contact/ask/get support, a</w:t>
+      </w:r>
+      <w:r>
+        <w:t xml:space="preserve"> </w:t>
+      </w:r>
+      <w:r>
+        <w:rPr>
+          <w:rStyle w:val="VerbatimChar"/>
+        </w:rPr>
+        <w:t xml:space="preserve">support@</w:t>
+      </w:r>
+      <w:r>
+        <w:t xml:space="preserve"> </w:t>
+      </w:r>
+      <w:r>
+        <w:t xml:space="preserve">or</w:t>
+      </w:r>
+      <w:r>
+        <w:t xml:space="preserve"> </w:t>
+      </w:r>
+      <w:r>
+        <w:rPr>
+          <w:rStyle w:val="VerbatimChar"/>
+        </w:rPr>
+        <w:t xml:space="preserve">support[at]</w:t>
+      </w:r>
+      <w:r>
+        <w:t xml:space="preserve"> </w:t>
+      </w:r>
+      <w:r>
+        <w:t xml:space="preserve">address, ServiceNow).</w:t>
+      </w:r>
+      <w:r>
+        <w:t xml:space="preserve"> </w:t>
+      </w:r>
+      <w:r>
+        <w:t xml:space="preserve">A host whose first label is</w:t>
+      </w:r>
+      <w:r>
+        <w:t xml:space="preserve"> </w:t>
+      </w:r>
+      <w:r>
+        <w:rPr>
+          <w:rStyle w:val="VerbatimChar"/>
+        </w:rPr>
+        <w:t xml:space="preserve">hd</w:t>
+      </w:r>
+      <w:r>
+        <w:t xml:space="preserve">,</w:t>
+      </w:r>
+      <w:r>
+        <w:t xml:space="preserve"> </w:t>
+      </w:r>
+      <w:r>
+        <w:rPr>
+          <w:rStyle w:val="VerbatimChar"/>
+        </w:rPr>
+        <w:t xml:space="preserve">support</w:t>
+      </w:r>
+      <w:r>
+        <w:t xml:space="preserve"> </w:t>
+      </w:r>
+      <w:r>
+        <w:t xml:space="preserve">or</w:t>
+      </w:r>
+      <w:r>
+        <w:t xml:space="preserve"> </w:t>
+      </w:r>
+      <w:r>
+        <w:rPr>
+          <w:rStyle w:val="VerbatimChar"/>
+        </w:rPr>
+        <w:t xml:space="preserve">helpdesk</w:t>
+      </w:r>
+      <w:r>
+        <w:t xml:space="preserve"> </w:t>
+      </w:r>
+      <w:r>
+        <w:t xml:space="preserve">also counts, and so</w:t>
+      </w:r>
+      <w:r>
+        <w:t xml:space="preserve"> </w:t>
+      </w:r>
+      <w:r>
+        <w:t xml:space="preserve">does a mailbox such as</w:t>
+      </w:r>
+      <w:r>
+        <w:t xml:space="preserve"> </w:t>
+      </w:r>
+      <w:r>
+        <w:rPr>
+          <w:rStyle w:val="VerbatimChar"/>
+        </w:rPr>
+        <w:t xml:space="preserve">support@</w:t>
+      </w:r>
+      <w:r>
+        <w:t xml:space="preserve">,</w:t>
+      </w:r>
+      <w:r>
+        <w:t xml:space="preserve"> </w:t>
+      </w:r>
+      <w:r>
+        <w:rPr>
+          <w:rStyle w:val="VerbatimChar"/>
+        </w:rPr>
+        <w:t xml:space="preserve">helpdesk@</w:t>
+      </w:r>
+      <w:r>
+        <w:t xml:space="preserve">,</w:t>
+      </w:r>
+      <w:r>
+        <w:t xml:space="preserve"> </w:t>
+      </w:r>
+      <w:r>
+        <w:rPr>
+          <w:rStyle w:val="VerbatimChar"/>
+        </w:rPr>
+        <w:t xml:space="preserve">x-helpdesk@</w:t>
+      </w:r>
+      <w:r>
+        <w:t xml:space="preserve"> </w:t>
+      </w:r>
+      <w:r>
+        <w:t xml:space="preserve">or</w:t>
+      </w:r>
+      <w:r>
+        <w:t xml:space="preserve"> </w:t>
+      </w:r>
+      <w:r>
+        <w:rPr>
+          <w:rStyle w:val="VerbatimChar"/>
+        </w:rPr>
+        <w:t xml:space="preserve">x@helpdesk.…</w:t>
+      </w:r>
+      <w:r>
+        <w:t xml:space="preserve">.</w:t>
+      </w:r>
+    </w:p>
+    <w:p>
+      <w:pPr>
+        <w:pStyle w:val="Compact"/>
+        <w:numPr>
+          <w:ilvl w:val="0"/>
+          <w:numId w:val="1012"/>
+        </w:numPr>
+      </w:pPr>
+      <w:r>
+        <w:t xml:space="preserve">Otherwise read</w:t>
+      </w:r>
+      <w:r>
+        <w:t xml:space="preserve"> </w:t>
+      </w:r>
+      <w:r>
+        <w:rPr>
+          <w:b/>
+          <w:bCs/>
+        </w:rPr>
+        <w:t xml:space="preserve">every</w:t>
+      </w:r>
+      <w:r>
+        <w:t xml:space="preserve"> </w:t>
+      </w:r>
+      <w:r>
+        <w:t xml:space="preserve">page followed for point 6, not only the first. A</w:t>
+      </w:r>
+      <w:r>
+        <w:t xml:space="preserve"> </w:t>
+      </w:r>
+      <w:r>
+        <w:t xml:space="preserve">page counts if it matches</w:t>
+      </w:r>
+      <w:r>
+        <w:t xml:space="preserve"> </w:t>
+      </w:r>
+      <w:r>
+        <w:rPr>
+          <w:rStyle w:val="VerbatimChar"/>
+        </w:rPr>
+        <w:t xml:space="preserve">HELPDESK_ON_PAGE</w:t>
+      </w:r>
+      <w:r>
+        <w:t xml:space="preserve"> </w:t>
+      </w:r>
+      <w:r>
+        <w:t xml:space="preserve">(helpdesk, service desk, ticket,</w:t>
+      </w:r>
+      <w:r>
+        <w:t xml:space="preserve"> </w:t>
+      </w:r>
+      <w:r>
+        <w:t xml:space="preserve">a support address, ServiceNow) or gives a helpdesk mailbox. Qualified</w:t>
+      </w:r>
+      <w:r>
+        <w:t xml:space="preserve"> </w:t>
+      </w:r>
+      <w:r>
+        <w:t xml:space="preserve">"support" phrases are strong in a link label, but not in page prose: they</w:t>
+      </w:r>
+      <w:r>
+        <w:t xml:space="preserve"> </w:t>
+      </w:r>
+      <w:r>
+        <w:t xml:space="preserve">describe services there.</w:t>
+      </w:r>
+    </w:p>
+    <w:tbl>
+      <w:tblPr>
+        <w:tblStyle w:val="Table"/>
+        <w:tblW w:type="pct" w:w="5000"/>
+        <w:tblLayout w:type="fixed"/>
+        <w:tblLook w:firstRow="1" w:lastRow="0" w:firstColumn="0" w:lastColumn="0" w:noHBand="0" w:noVBand="0" w:val="0020"/>
+      </w:tblPr>
+      <w:tblGrid>
+        <w:gridCol w:w="2640"/>
+        <w:gridCol w:w="2640"/>
+        <w:gridCol w:w="2640"/>
+      </w:tblGrid>
+      <w:tr>
+        <w:trPr>
+          <w:cantSplit/>
+          <w:tblHeader w:val="on"/>
+        </w:trPr>
+        <w:tc>
+          <w:tcPr/>
+          <w:p>
+            <w:pPr>
+              <w:pStyle w:val="Compact"/>
+            </w:pPr>
+            <w:r>
+              <w:t xml:space="preserve">#</w:t>
+            </w:r>
+          </w:p>
+        </w:tc>
+        <w:tc>
+          <w:tcPr/>
+          <w:p>
+            <w:pPr>
+              <w:pStyle w:val="Compact"/>
+            </w:pPr>
+            <w:r>
+              <w:t xml:space="preserve">Condition</w:t>
+            </w:r>
+          </w:p>
+        </w:tc>
+        <w:tc>
+          <w:tcPr/>
+          <w:p>
+            <w:pPr>
+              <w:pStyle w:val="Compact"/>
+            </w:pPr>
+            <w:r>
+              <w:t xml:space="preserve">Verdict</w:t>
             </w:r>
           </w:p>
         </w:tc>
@@ -12865,18 +13540,165 @@
               <w:pStyle w:val="Compact"/>
             </w:pPr>
             <w:r>
-              <w:t xml:space="preserve">7</w:t>
-            </w:r>
-          </w:p>
-        </w:tc>
-        <w:tc>
-          <w:tcPr/>
-          <w:p>
-            <w:pPr>
-              <w:pStyle w:val="Compact"/>
-            </w:pPr>
-            <w:r>
-              <w:t xml:space="preserve">No contact route, DOM complete</w:t>
+              <w:t xml:space="preserve">1</w:t>
+            </w:r>
+          </w:p>
+        </w:tc>
+        <w:tc>
+          <w:tcPr/>
+          <w:p>
+            <w:pPr>
+              <w:pStyle w:val="Compact"/>
+            </w:pPr>
+            <w:r>
+              <w:t xml:space="preserve">Landing-page link or mailto that identifies a helpdesk</w:t>
+            </w:r>
+          </w:p>
+        </w:tc>
+        <w:tc>
+          <w:tcPr/>
+          <w:p>
+            <w:pPr>
+              <w:pStyle w:val="Compact"/>
+            </w:pPr>
+            <w:r>
+              <w:rPr>
+                <w:rStyle w:val="VerbatimChar"/>
+              </w:rPr>
+              <w:t xml:space="preserve">PASS</w:t>
+            </w:r>
+          </w:p>
+        </w:tc>
+      </w:tr>
+      <w:tr>
+        <w:trPr>
+          <w:cantSplit/>
+        </w:trPr>
+        <w:tc>
+          <w:tcPr/>
+          <w:p>
+            <w:pPr>
+              <w:pStyle w:val="Compact"/>
+            </w:pPr>
+            <w:r>
+              <w:t xml:space="preserve">2</w:t>
+            </w:r>
+          </w:p>
+        </w:tc>
+        <w:tc>
+          <w:tcPr/>
+          <w:p>
+            <w:pPr>
+              <w:pStyle w:val="Compact"/>
+            </w:pPr>
+            <w:r>
+              <w:t xml:space="preserve">Contact or bare "support" link, a followed page names a helpdesk or gives a helpdesk mailbox</w:t>
+            </w:r>
+          </w:p>
+        </w:tc>
+        <w:tc>
+          <w:tcPr/>
+          <w:p>
+            <w:pPr>
+              <w:pStyle w:val="Compact"/>
+            </w:pPr>
+            <w:r>
+              <w:rPr>
+                <w:rStyle w:val="VerbatimChar"/>
+              </w:rPr>
+              <w:t xml:space="preserve">PASS</w:t>
+            </w:r>
+            <w:r>
+              <w:t xml:space="preserve"> </w:t>
+            </w:r>
+            <w:r>
+              <w:t xml:space="preserve">— quoting the wording and the addresses</w:t>
+            </w:r>
+          </w:p>
+        </w:tc>
+      </w:tr>
+      <w:tr>
+        <w:trPr>
+          <w:cantSplit/>
+        </w:trPr>
+        <w:tc>
+          <w:tcPr/>
+          <w:p>
+            <w:pPr>
+              <w:pStyle w:val="Compact"/>
+            </w:pPr>
+            <w:r>
+              <w:t xml:space="preserve">3</w:t>
+            </w:r>
+          </w:p>
+        </w:tc>
+        <w:tc>
+          <w:tcPr/>
+          <w:p>
+            <w:pPr>
+              <w:pStyle w:val="Compact"/>
+            </w:pPr>
+            <w:r>
+              <w:t xml:space="preserve">Contact or bare "support" link, followed pages</w:t>
+            </w:r>
+            <w:r>
+              <w:t xml:space="preserve"> </w:t>
+            </w:r>
+            <w:r>
+              <w:rPr>
+                <w:rStyle w:val="VerbatimChar"/>
+              </w:rPr>
+              <w:t xml:space="preserve">ok</w:t>
+            </w:r>
+            <w:r>
+              <w:t xml:space="preserve">, none identifies a helpdesk</w:t>
+            </w:r>
+          </w:p>
+        </w:tc>
+        <w:tc>
+          <w:tcPr/>
+          <w:p>
+            <w:pPr>
+              <w:pStyle w:val="Compact"/>
+            </w:pPr>
+            <w:r>
+              <w:rPr>
+                <w:rStyle w:val="VerbatimChar"/>
+              </w:rPr>
+              <w:t xml:space="preserve">MANUAL_REVIEW</w:t>
+            </w:r>
+            <w:r>
+              <w:t xml:space="preserve"> </w:t>
+            </w:r>
+            <w:r>
+              <w:t xml:space="preserve">— says when a "support" label was the only lead, and lists addresses and links not followed</w:t>
+            </w:r>
+          </w:p>
+        </w:tc>
+      </w:tr>
+      <w:tr>
+        <w:trPr>
+          <w:cantSplit/>
+        </w:trPr>
+        <w:tc>
+          <w:tcPr/>
+          <w:p>
+            <w:pPr>
+              <w:pStyle w:val="Compact"/>
+            </w:pPr>
+            <w:r>
+              <w:t xml:space="preserve">4</w:t>
+            </w:r>
+          </w:p>
+        </w:tc>
+        <w:tc>
+          <w:tcPr/>
+          <w:p>
+            <w:pPr>
+              <w:pStyle w:val="Compact"/>
+            </w:pPr>
+            <w:r>
+              <w:t xml:space="preserve">Every followed page returned 404/410</w:t>
             </w:r>
           </w:p>
         </w:tc>
@@ -12896,6 +13718,150 @@
               <w:t xml:space="preserve"> </w:t>
             </w:r>
             <w:r>
+              <w:t xml:space="preserve">— the route offered does not work</w:t>
+            </w:r>
+          </w:p>
+        </w:tc>
+      </w:tr>
+      <w:tr>
+        <w:trPr>
+          <w:cantSplit/>
+        </w:trPr>
+        <w:tc>
+          <w:tcPr/>
+          <w:p>
+            <w:pPr>
+              <w:pStyle w:val="Compact"/>
+            </w:pPr>
+            <w:r>
+              <w:t xml:space="preserve">5</w:t>
+            </w:r>
+          </w:p>
+        </w:tc>
+        <w:tc>
+          <w:tcPr/>
+          <w:p>
+            <w:pPr>
+              <w:pStyle w:val="Compact"/>
+            </w:pPr>
+            <w:r>
+              <w:t xml:space="preserve">Generic contact link, nothing further established</w:t>
+            </w:r>
+          </w:p>
+        </w:tc>
+        <w:tc>
+          <w:tcPr/>
+          <w:p>
+            <w:pPr>
+              <w:pStyle w:val="Compact"/>
+            </w:pPr>
+            <w:r>
+              <w:rPr>
+                <w:rStyle w:val="VerbatimChar"/>
+              </w:rPr>
+              <w:t xml:space="preserve">MANUAL_REVIEW</w:t>
+            </w:r>
+          </w:p>
+        </w:tc>
+      </w:tr>
+      <w:tr>
+        <w:trPr>
+          <w:cantSplit/>
+        </w:trPr>
+        <w:tc>
+          <w:tcPr/>
+          <w:p>
+            <w:pPr>
+              <w:pStyle w:val="Compact"/>
+            </w:pPr>
+            <w:r>
+              <w:t xml:space="preserve">6</w:t>
+            </w:r>
+          </w:p>
+        </w:tc>
+        <w:tc>
+          <w:tcPr/>
+          <w:p>
+            <w:pPr>
+              <w:pStyle w:val="Compact"/>
+            </w:pPr>
+            <w:r>
+              <w:t xml:space="preserve">No contact route,</w:t>
+            </w:r>
+            <w:r>
+              <w:t xml:space="preserve"> </w:t>
+            </w:r>
+            <w:r>
+              <w:rPr>
+                <w:rStyle w:val="VerbatimChar"/>
+              </w:rPr>
+              <w:t xml:space="preserve">link_collection_warning</w:t>
+            </w:r>
+            <w:r>
+              <w:t xml:space="preserve"> </w:t>
+            </w:r>
+            <w:r>
+              <w:t xml:space="preserve">fires</w:t>
+            </w:r>
+          </w:p>
+        </w:tc>
+        <w:tc>
+          <w:tcPr/>
+          <w:p>
+            <w:pPr>
+              <w:pStyle w:val="Compact"/>
+            </w:pPr>
+            <w:r>
+              <w:rPr>
+                <w:rStyle w:val="VerbatimChar"/>
+              </w:rPr>
+              <w:t xml:space="preserve">MANUAL_REVIEW</w:t>
+            </w:r>
+          </w:p>
+        </w:tc>
+      </w:tr>
+      <w:tr>
+        <w:trPr>
+          <w:cantSplit/>
+        </w:trPr>
+        <w:tc>
+          <w:tcPr/>
+          <w:p>
+            <w:pPr>
+              <w:pStyle w:val="Compact"/>
+            </w:pPr>
+            <w:r>
+              <w:t xml:space="preserve">7</w:t>
+            </w:r>
+          </w:p>
+        </w:tc>
+        <w:tc>
+          <w:tcPr/>
+          <w:p>
+            <w:pPr>
+              <w:pStyle w:val="Compact"/>
+            </w:pPr>
+            <w:r>
+              <w:t xml:space="preserve">No contact route, DOM complete</w:t>
+            </w:r>
+          </w:p>
+        </w:tc>
+        <w:tc>
+          <w:tcPr/>
+          <w:p>
+            <w:pPr>
+              <w:pStyle w:val="Compact"/>
+            </w:pPr>
+            <w:r>
+              <w:rPr>
+                <w:rStyle w:val="VerbatimChar"/>
+              </w:rPr>
+              <w:t xml:space="preserve">FAIL</w:t>
+            </w:r>
+            <w:r>
+              <w:t xml:space="preserve"> </w:t>
+            </w:r>
+            <w:r>
               <w:t xml:space="preserve">— no</w:t>
             </w:r>
             <w:r>
@@ -12947,8 +13913,8 @@
         </w:pict>
       </w:r>
     </w:p>
-    <w:bookmarkEnd w:id="29"/>
-    <w:bookmarkStart w:id="30" w:name="point-7-the-page-is-in-english"/>
+    <w:bookmarkEnd w:id="30"/>
+    <w:bookmarkStart w:id="31" w:name="point-7-the-page-is-in-english"/>
     <w:p>
       <w:pPr>
         <w:pStyle w:val="Heading3"/>
@@ -13518,9 +14484,9 @@
         </w:pict>
       </w:r>
     </w:p>
-    <w:bookmarkEnd w:id="30"/>
     <w:bookmarkEnd w:id="31"/>
-    <w:bookmarkStart w:id="32" w:name="where-this-workflow-is-known-to-be-wrong"/>
+    <w:bookmarkEnd w:id="32"/>
+    <w:bookmarkStart w:id="33" w:name="where-this-workflow-is-known-to-be-wrong"/>
     <w:p>
       <w:pPr>
         <w:pStyle w:val="Heading2"/>
@@ -14978,8 +15944,8 @@
         </w:pict>
       </w:r>
     </w:p>
-    <w:bookmarkEnd w:id="32"/>
-    <w:bookmarkStart w:id="33" w:name="reading-the-output"/>
+    <w:bookmarkEnd w:id="33"/>
+    <w:bookmarkStart w:id="34" w:name="reading-the-output"/>
     <w:p>
       <w:pPr>
         <w:pStyle w:val="Heading2"/>
@@ -15448,7 +16414,7 @@
         <w:rPr>
           <w:rStyle w:val="VerbatimChar"/>
         </w:rPr>
-        <w:t xml:space="preserve">checklist-v3.1.html</w:t>
+        <w:t xml:space="preserve">checklist-v3.2.html</w:t>
       </w:r>
       <w:r>
         <w:t xml:space="preserve"> </w:t>
@@ -15469,7 +16435,7 @@
         <w:rPr>
           <w:rStyle w:val="VerbatimChar"/>
         </w:rPr>
-        <w:t xml:space="preserve">checklist-v3.2.html</w:t>
+        <w:t xml:space="preserve">checklist-v3.3.html</w:t>
       </w:r>
       <w:r>
         <w:t xml:space="preserve"> </w:t>
@@ -15539,7 +16505,13 @@
         <w:t xml:space="preserve"> </w:t>
       </w:r>
       <w:r>
-        <w:t xml:space="preserve">gives the tool a second page to read, and</w:t>
+        <w:t xml:space="preserve">gives the tool a second page to read (and, since v3.2, 5b and 5c also fail when</w:t>
+      </w:r>
+      <w:r>
+        <w:t xml:space="preserve"> </w:t>
+      </w:r>
+      <w:r>
+        <w:t xml:space="preserve">the landing page links to no policy at all), and</w:t>
       </w:r>
       <w:r>
         <w:t xml:space="preserve"> </w:t>
@@ -15570,8 +16542,8 @@
         <w:t xml:space="preserve">PASS or FAIL on every line would look more useful and be worth considerably less.</w:t>
       </w:r>
     </w:p>
-    <w:bookmarkEnd w:id="33"/>
-    <w:bookmarkStart w:id="40" w:name="worked-examples"/>
+    <w:bookmarkEnd w:id="34"/>
+    <w:bookmarkStart w:id="41" w:name="worked-examples"/>
     <w:p>
       <w:pPr>
         <w:pStyle w:val="Heading2"/>
@@ -15838,7 +16810,7 @@
       <w:r>
         <w:t xml:space="preserve"> </w:t>
       </w:r>
-      <w:hyperlink r:id="rId34">
+      <w:hyperlink r:id="rId35">
         <w:r>
           <w:rPr>
             <w:rStyle w:val="Hyperlink"/>
@@ -15946,7 +16918,7 @@
         <w:t xml:space="preserve">own run.</w:t>
       </w:r>
     </w:p>
-    <w:bookmarkStart w:id="36" w:name="X6b9c9d2e59e13da41f347184ca67a475fa8b7ce"/>
+    <w:bookmarkStart w:id="37" w:name="X6b9c9d2e59e13da41f347184ca67a475fa8b7ce"/>
     <w:p>
       <w:pPr>
         <w:pStyle w:val="Heading3"/>
@@ -16069,7 +17041,7 @@
       <w:r>
         <w:t xml:space="preserve"> </w:t>
       </w:r>
-      <w:hyperlink r:id="rId35">
+      <w:hyperlink r:id="rId36">
         <w:r>
           <w:rPr>
             <w:rStyle w:val="Hyperlink"/>
@@ -16329,7 +17301,7 @@
       <w:r>
         <w:t xml:space="preserve"> </w:t>
       </w:r>
-      <w:hyperlink r:id="rId34">
+      <w:hyperlink r:id="rId35">
         <w:r>
           <w:rPr>
             <w:rStyle w:val="Hyperlink"/>
@@ -17541,7 +18513,7 @@
         <w:rPr>
           <w:rStyle w:val="VerbatimChar"/>
         </w:rPr>
-        <w:t xml:space="preserve">web-11</w:t>
+        <w:t xml:space="preserve">web-11-v3.2</w:t>
       </w:r>
       <w:r>
         <w:t xml:space="preserve">). Update it to the new run's shape.</w:t>
@@ -17622,7 +18594,7 @@
         <w:t xml:space="preserve"> </w:t>
       </w:r>
       <w:r>
-        <w:t xml:space="preserve">("130 cells: 49 PASS · 8 FAIL · 73 review");</w:t>
+        <w:t xml:space="preserve">("130 cells: 49 PASS · 14 FAIL · 67 review");</w:t>
       </w:r>
     </w:p>
     <w:p>
@@ -17750,8 +18722,8 @@
         <w:t xml:space="preserve"> push</w:t>
       </w:r>
     </w:p>
-    <w:bookmarkEnd w:id="36"/>
-    <w:bookmarkStart w:id="37" w:name="X5431a82e20a06edfb102374e037ce7ea9ce6896"/>
+    <w:bookmarkEnd w:id="37"/>
+    <w:bookmarkStart w:id="38" w:name="X5431a82e20a06edfb102374e037ce7ea9ce6896"/>
     <w:p>
       <w:pPr>
         <w:pStyle w:val="Heading3"/>
@@ -19122,8 +20094,8 @@
         <w:t xml:space="preserve">the documents together.</w:t>
       </w:r>
     </w:p>
-    <w:bookmarkEnd w:id="37"/>
-    <w:bookmarkStart w:id="39" w:name="Xbb3e2d317a0d811066009804bfa0a222a6197de"/>
+    <w:bookmarkEnd w:id="38"/>
+    <w:bookmarkStart w:id="40" w:name="Xbb3e2d317a0d811066009804bfa0a222a6197de"/>
     <w:p>
       <w:pPr>
         <w:pStyle w:val="Heading3"/>
@@ -19239,7 +20211,7 @@
               <w:rPr>
                 <w:rStyle w:val="VerbatimChar"/>
               </w:rPr>
-              <w:t xml:space="preserve">DEFAULT_CHECKLIST = ROOT / "checklist" / "v3.1.yaml"</w:t>
+              <w:t xml:space="preserve">DEFAULT_CHECKLIST = ROOT / "checklist" / "v3.2.yaml"</w:t>
             </w:r>
           </w:p>
         </w:tc>
@@ -19484,7 +20456,7 @@
         <w:rPr>
           <w:rStyle w:val="VerbatimChar"/>
         </w:rPr>
-        <w:t xml:space="preserve">v3.1.yaml</w:t>
+        <w:t xml:space="preserve">v3.2.yaml</w:t>
       </w:r>
       <w:r>
         <w:t xml:space="preserve"> </w:t>
@@ -19504,28 +20476,34 @@
         <w:pStyle w:val="BodyText"/>
       </w:pPr>
       <w:r>
-        <w:t xml:space="preserve">The example assumes a v3.2 dated 15 October 2026. Use the real version, date</w:t>
-      </w:r>
-      <w:r>
-        <w:t xml:space="preserve"> </w:t>
-      </w:r>
-      <w:r>
-        <w:t xml:space="preserve">and filenames. This procedure was last applied on 26 September 2026, to move</w:t>
-      </w:r>
-      <w:r>
-        <w:t xml:space="preserve"> </w:t>
-      </w:r>
-      <w:r>
-        <w:t xml:space="preserve">from v3.0 to v3.1; the header of</w:t>
-      </w:r>
-      <w:r>
-        <w:t xml:space="preserve"> </w:t>
-      </w:r>
-      <w:r>
-        <w:rPr>
-          <w:rStyle w:val="VerbatimChar"/>
-        </w:rPr>
-        <w:t xml:space="preserve">checklist/v3.1.yaml</w:t>
+        <w:t xml:space="preserve">The example assumes a v3.3 dated 15 October 2026. Use the real version, date</w:t>
+      </w:r>
+      <w:r>
+        <w:t xml:space="preserve"> </w:t>
+      </w:r>
+      <w:r>
+        <w:t xml:space="preserve">and filenames. This procedure was last applied on 29 September 2026, to move</w:t>
+      </w:r>
+      <w:r>
+        <w:t xml:space="preserve"> </w:t>
+      </w:r>
+      <w:r>
+        <w:t xml:space="preserve">from v3.1 to v3.2 (and before that on 26 September, from v3.0 to v3.1);</w:t>
+      </w:r>
+      <w:r>
+        <w:t xml:space="preserve"> </w:t>
+      </w:r>
+      <w:r>
+        <w:t xml:space="preserve">the header of</w:t>
+      </w:r>
+      <w:r>
+        <w:t xml:space="preserve"> </w:t>
+      </w:r>
+      <w:r>
+        <w:rPr>
+          <w:rStyle w:val="VerbatimChar"/>
+        </w:rPr>
+        <w:t xml:space="preserve">checklist/v3.2.yaml</w:t>
       </w:r>
       <w:r>
         <w:t xml:space="preserve"> </w:t>
@@ -19566,7 +20544,7 @@
         <w:rPr>
           <w:rStyle w:val="NormalTok"/>
         </w:rPr>
-        <w:t xml:space="preserve"> ~/Downloads/20261015_Node_Landing_Page_Verification_Checklist_v3.2.pdf checklist/</w:t>
+        <w:t xml:space="preserve"> ~/Downloads/20261015_Node_Landing_Page_Verification_Checklist_v3.3.pdf checklist/</w:t>
       </w:r>
       <w:r>
         <w:br/>
@@ -19581,7 +20559,7 @@
         <w:rPr>
           <w:rStyle w:val="NormalTok"/>
         </w:rPr>
-        <w:t xml:space="preserve"> checklist/20261015_Node_Landing_Page_Verification_Checklist_v3.2.pdf</w:t>
+        <w:t xml:space="preserve"> checklist/20261015_Node_Landing_Page_Verification_Checklist_v3.3.pdf</w:t>
       </w:r>
       <w:r>
         <w:br/>
@@ -19590,7 +20568,7 @@
         <w:rPr>
           <w:rStyle w:val="CommentTok"/>
         </w:rPr>
-        <w:t xml:space="preserve"># on macOS: shasum -a 256 checklist/20261015_Node_Landing_Page_Verification_Checklist_v3.2.pdf</w:t>
+        <w:t xml:space="preserve"># on macOS: shasum -a 256 checklist/20261015_Node_Landing_Page_Verification_Checklist_v3.3.pdf</w:t>
       </w:r>
     </w:p>
     <w:p>
@@ -19598,7 +20576,7 @@
         <w:pStyle w:val="FirstParagraph"/>
       </w:pPr>
       <w:r>
-        <w:t xml:space="preserve">The committed v3.1 file is a PDF rendering of the circulated</w:t>
+        <w:t xml:space="preserve">The committed v3.2 file is a PDF rendering of the circulated</w:t>
       </w:r>
       <w:r>
         <w:t xml:space="preserve"> </w:t>
@@ -19675,7 +20653,7 @@
         <w:rPr>
           <w:rStyle w:val="NormalTok"/>
         </w:rPr>
-        <w:t xml:space="preserve"> checklist/v3.1.yaml checklist/v3.2.yaml</w:t>
+        <w:t xml:space="preserve"> checklist/v3.2.yaml checklist/v3.3.yaml</w:t>
       </w:r>
     </w:p>
     <w:p>
@@ -19692,7 +20670,7 @@
         <w:rPr>
           <w:rStyle w:val="VerbatimChar"/>
         </w:rPr>
-        <w:t xml:space="preserve">checklist/v3.2.yaml</w:t>
+        <w:t xml:space="preserve">checklist/v3.3.yaml</w:t>
       </w:r>
       <w:r>
         <w:t xml:space="preserve">, change the header:</w:t>
@@ -19724,7 +20702,7 @@
         <w:rPr>
           <w:rStyle w:val="StringTok"/>
         </w:rPr>
-        <w:t xml:space="preserve">"3.2"</w:t>
+        <w:t xml:space="preserve">"3.3"</w:t>
       </w:r>
       <w:r>
         <w:br/>
@@ -19772,7 +20750,7 @@
         <w:rPr>
           <w:rStyle w:val="AttributeTok"/>
         </w:rPr>
-        <w:t xml:space="preserve"> 20261015_Node_Landing_Page_Verification_Checklist_v3.2.docx</w:t>
+        <w:t xml:space="preserve"> 20261015_Node_Landing_Page_Verification_Checklist_v3.3.docx</w:t>
       </w:r>
       <w:r>
         <w:br/>
@@ -19793,7 +20771,7 @@
         <w:rPr>
           <w:rStyle w:val="AttributeTok"/>
         </w:rPr>
-        <w:t xml:space="preserve"> 20261015_Node_Landing_Page_Verification_Checklist_v3.2.pdf</w:t>
+        <w:t xml:space="preserve"> 20261015_Node_Landing_Page_Verification_Checklist_v3.3.pdf</w:t>
       </w:r>
       <w:r>
         <w:br/>
@@ -19828,7 +20806,7 @@
         <w:rPr>
           <w:rStyle w:val="VerbatimChar"/>
         </w:rPr>
-        <w:t xml:space="preserve">v3.2.yaml</w:t>
+        <w:t xml:space="preserve">v3.3.yaml</w:t>
       </w:r>
       <w:r>
         <w:t xml:space="preserve"> </w:t>
@@ -19843,7 +20821,7 @@
         <w:rPr>
           <w:rStyle w:val="VerbatimChar"/>
         </w:rPr>
-        <w:t xml:space="preserve">"3.2"</w:t>
+        <w:t xml:space="preserve">"3.3"</w:t>
       </w:r>
       <w:r>
         <w:t xml:space="preserve">); a test</w:t>
@@ -19885,7 +20863,7 @@
         <w:rPr>
           <w:rStyle w:val="VerbatimChar"/>
         </w:rPr>
-        <w:t xml:space="preserve">v3.2.yaml</w:t>
+        <w:t xml:space="preserve">v3.3.yaml</w:t>
       </w:r>
       <w:r>
         <w:t xml:space="preserve">:</w:t>
@@ -20162,297 +21140,183 @@
     </w:p>
     <w:p>
       <w:pPr>
-        <w:pStyle w:val="FirstParagraph"/>
-      </w:pPr>
+        <w:pStyle w:val="Compact"/>
+        <w:numPr>
+          <w:ilvl w:val="0"/>
+          <w:numId w:val="1017"/>
+        </w:numPr>
+      </w:pPr>
+      <w:r>
+        <w:t xml:space="preserve">If a rule became</w:t>
+      </w:r>
+      <w:r>
+        <w:t xml:space="preserve"> </w:t>
+      </w:r>
       <w:r>
         <w:rPr>
           <w:b/>
           <w:bCs/>
         </w:rPr>
-        <w:t xml:space="preserve">Step 4: try the new revision offline, before switching.</w:t>
-      </w:r>
-      <w:r>
-        <w:t xml:space="preserve"> </w:t>
-      </w:r>
-      <w:r>
-        <w:rPr>
-          <w:rStyle w:val="VerbatimChar"/>
-        </w:rPr>
-        <w:t xml:space="preserve">-c</w:t>
-      </w:r>
-      <w:r>
-        <w:t xml:space="preserve"> </w:t>
-      </w:r>
-      <w:r>
-        <w:t xml:space="preserve">applies it to</w:t>
-      </w:r>
-      <w:r>
-        <w:t xml:space="preserve"> </w:t>
-      </w:r>
-      <w:r>
-        <w:t xml:space="preserve">one run only. Re-scoring saved evidence contacts no one:</w:t>
-      </w:r>
-    </w:p>
-    <w:p>
-      <w:pPr>
-        <w:pStyle w:val="SourceCode"/>
-      </w:pPr>
-      <w:r>
-        <w:rPr>
-          <w:rStyle w:val="ExtensionTok"/>
-        </w:rPr>
-        <w:t xml:space="preserve">uv</w:t>
-      </w:r>
-      <w:r>
-        <w:rPr>
-          <w:rStyle w:val="NormalTok"/>
-        </w:rPr>
-        <w:t xml:space="preserve"> run basic-check points </w:t>
-      </w:r>
-      <w:r>
-        <w:rPr>
-          <w:rStyle w:val="AttributeTok"/>
-        </w:rPr>
-        <w:t xml:space="preserve">-c</w:t>
-      </w:r>
-      <w:r>
-        <w:rPr>
-          <w:rStyle w:val="NormalTok"/>
-        </w:rPr>
-        <w:t xml:space="preserve"> checklist/v3.2.yaml</w:t>
-      </w:r>
-      <w:r>
-        <w:br/>
-      </w:r>
-      <w:r>
-        <w:rPr>
-          <w:rStyle w:val="FunctionTok"/>
-        </w:rPr>
-        <w:t xml:space="preserve">mkdir</w:t>
-      </w:r>
-      <w:r>
-        <w:rPr>
-          <w:rStyle w:val="NormalTok"/>
-        </w:rPr>
-        <w:t xml:space="preserve"> </w:t>
-      </w:r>
-      <w:r>
-        <w:rPr>
-          <w:rStyle w:val="AttributeTok"/>
-        </w:rPr>
-        <w:t xml:space="preserve">-p</w:t>
-      </w:r>
-      <w:r>
-        <w:rPr>
-          <w:rStyle w:val="NormalTok"/>
-        </w:rPr>
-        <w:t xml:space="preserve"> /tmp/v32 </w:t>
-      </w:r>
-      <w:r>
-        <w:rPr>
-          <w:rStyle w:val="KeywordTok"/>
-        </w:rPr>
-        <w:t xml:space="preserve">&amp;&amp;</w:t>
-      </w:r>
-      <w:r>
-        <w:rPr>
-          <w:rStyle w:val="NormalTok"/>
-        </w:rPr>
-        <w:t xml:space="preserve"> </w:t>
-      </w:r>
-      <w:r>
-        <w:rPr>
-          <w:rStyle w:val="FunctionTok"/>
-        </w:rPr>
-        <w:t xml:space="preserve">cp</w:t>
-      </w:r>
-      <w:r>
-        <w:rPr>
-          <w:rStyle w:val="NormalTok"/>
-        </w:rPr>
-        <w:t xml:space="preserve"> </w:t>
-      </w:r>
-      <w:r>
-        <w:rPr>
-          <w:rStyle w:val="AttributeTok"/>
-        </w:rPr>
-        <w:t xml:space="preserve">-r</w:t>
-      </w:r>
-      <w:r>
-        <w:rPr>
-          <w:rStyle w:val="NormalTok"/>
-        </w:rPr>
-        <w:t xml:space="preserve"> results/evidence /tmp/v32/</w:t>
-      </w:r>
-      <w:r>
-        <w:br/>
-      </w:r>
-      <w:r>
-        <w:rPr>
-          <w:rStyle w:val="ExtensionTok"/>
-        </w:rPr>
-        <w:t xml:space="preserve">uv</w:t>
-      </w:r>
-      <w:r>
-        <w:rPr>
-          <w:rStyle w:val="NormalTok"/>
-        </w:rPr>
-        <w:t xml:space="preserve"> run basic-check assess </w:t>
-      </w:r>
-      <w:r>
-        <w:rPr>
-          <w:rStyle w:val="AttributeTok"/>
-        </w:rPr>
-        <w:t xml:space="preserve">-c</w:t>
-      </w:r>
-      <w:r>
-        <w:rPr>
-          <w:rStyle w:val="NormalTok"/>
-        </w:rPr>
-        <w:t xml:space="preserve"> checklist/v3.2.yaml </w:t>
-      </w:r>
-      <w:r>
-        <w:rPr>
-          <w:rStyle w:val="AttributeTok"/>
-        </w:rPr>
-        <w:t xml:space="preserve">--results</w:t>
-      </w:r>
-      <w:r>
-        <w:rPr>
-          <w:rStyle w:val="NormalTok"/>
-        </w:rPr>
-        <w:t xml:space="preserve"> /tmp/v32 </w:t>
-      </w:r>
-      <w:r>
-        <w:rPr>
-          <w:rStyle w:val="AttributeTok"/>
-        </w:rPr>
-        <w:t xml:space="preserve">--run</w:t>
-      </w:r>
-      <w:r>
-        <w:rPr>
-          <w:rStyle w:val="NormalTok"/>
-        </w:rPr>
-        <w:t xml:space="preserve"> trial-v3.2</w:t>
+        <w:t xml:space="preserve">stricter or looser</w:t>
+      </w:r>
+      <w:r>
+        <w:t xml:space="preserve">, older runs must keep the rule they</w:t>
+      </w:r>
+      <w:r>
+        <w:t xml:space="preserve"> </w:t>
+      </w:r>
+      <w:r>
+        <w:t xml:space="preserve">were made under. Do not simply change the function: give it a switch, pass</w:t>
+      </w:r>
+      <w:r>
+        <w:t xml:space="preserve"> </w:t>
+      </w:r>
+      <w:r>
+        <w:t xml:space="preserve">the switch from</w:t>
+      </w:r>
+      <w:r>
+        <w:t xml:space="preserve"> </w:t>
+      </w:r>
+      <w:r>
+        <w:rPr>
+          <w:rStyle w:val="VerbatimChar"/>
+        </w:rPr>
+        <w:t xml:space="preserve">run_all()</w:t>
+      </w:r>
+      <w:r>
+        <w:t xml:space="preserve">, and declare it in the new YAML only, so the older</w:t>
+      </w:r>
+      <w:r>
+        <w:t xml:space="preserve"> </w:t>
+      </w:r>
+      <w:r>
+        <w:t xml:space="preserve">files select the old rule by its absence. v3.2 did this for item 5:</w:t>
+      </w:r>
+      <w:r>
+        <w:t xml:space="preserve"> </w:t>
+      </w:r>
+      <w:r>
+        <w:rPr>
+          <w:rStyle w:val="VerbatimChar"/>
+        </w:rPr>
+        <w:t xml:space="preserve">item5_on_nlp: true</w:t>
+      </w:r>
+      <w:r>
+        <w:t xml:space="preserve"> </w:t>
+      </w:r>
+      <w:r>
+        <w:t xml:space="preserve">in</w:t>
+      </w:r>
+      <w:r>
+        <w:t xml:space="preserve"> </w:t>
+      </w:r>
+      <w:r>
+        <w:rPr>
+          <w:rStyle w:val="VerbatimChar"/>
+        </w:rPr>
+        <w:t xml:space="preserve">v3.2.yaml</w:t>
+      </w:r>
+      <w:r>
+        <w:t xml:space="preserve">, read by</w:t>
+      </w:r>
+      <w:r>
+        <w:t xml:space="preserve"> </w:t>
+      </w:r>
+      <w:r>
+        <w:rPr>
+          <w:rStyle w:val="VerbatimChar"/>
+        </w:rPr>
+        <w:t xml:space="preserve">_item5_on_nlp</w:t>
+      </w:r>
+      <w:r>
+        <w:t xml:space="preserve"> </w:t>
+      </w:r>
+      <w:r>
+        <w:t xml:space="preserve">in</w:t>
+      </w:r>
+      <w:r>
+        <w:t xml:space="preserve"> </w:t>
+      </w:r>
+      <w:r>
+        <w:rPr>
+          <w:rStyle w:val="VerbatimChar"/>
+        </w:rPr>
+        <w:t xml:space="preserve">cli.py</w:t>
+      </w:r>
+      <w:r>
+        <w:t xml:space="preserve">,</w:t>
+      </w:r>
+      <w:r>
+        <w:t xml:space="preserve"> </w:t>
+      </w:r>
+      <w:r>
+        <w:t xml:space="preserve">selects the rule that the AUP and UAP must be linked from the NLP, and</w:t>
+      </w:r>
+      <w:r>
+        <w:t xml:space="preserve"> </w:t>
+      </w:r>
+      <w:r>
+        <w:rPr>
+          <w:rStyle w:val="VerbatimChar"/>
+        </w:rPr>
+        <w:t xml:space="preserve">v3.0.yaml</w:t>
+      </w:r>
+      <w:r>
+        <w:t xml:space="preserve">/</w:t>
+      </w:r>
+      <w:r>
+        <w:rPr>
+          <w:rStyle w:val="VerbatimChar"/>
+        </w:rPr>
+        <w:t xml:space="preserve">v3.1.yaml</w:t>
+      </w:r>
+      <w:r>
+        <w:t xml:space="preserve">, which lack the key, keep "on the NLP or in the</w:t>
+      </w:r>
+      <w:r>
+        <w:t xml:space="preserve"> </w:t>
+      </w:r>
+      <w:r>
+        <w:t xml:space="preserve">Catalogue". Add tests for both rules, and rebuild the published run with the</w:t>
+      </w:r>
+      <w:r>
+        <w:t xml:space="preserve"> </w:t>
+      </w:r>
+      <w:r>
+        <w:t xml:space="preserve">old file to prove it is unchanged.</w:t>
       </w:r>
     </w:p>
     <w:p>
       <w:pPr>
         <w:pStyle w:val="FirstParagraph"/>
-      </w:pPr>
-      <w:r>
-        <w:t xml:space="preserve">Compare</w:t>
-      </w:r>
-      <w:r>
-        <w:t xml:space="preserve"> </w:t>
-      </w:r>
-      <w:r>
-        <w:rPr>
-          <w:rStyle w:val="VerbatimChar"/>
-        </w:rPr>
-        <w:t xml:space="preserve">/tmp/v32/results.md</w:t>
-      </w:r>
-      <w:r>
-        <w:t xml:space="preserve"> </w:t>
-      </w:r>
-      <w:r>
-        <w:t xml:space="preserve">with</w:t>
-      </w:r>
-      <w:r>
-        <w:t xml:space="preserve"> </w:t>
-      </w:r>
-      <w:r>
-        <w:rPr>
-          <w:rStyle w:val="VerbatimChar"/>
-        </w:rPr>
-        <w:t xml:space="preserve">results/results.md</w:t>
-      </w:r>
-      <w:r>
-        <w:t xml:space="preserve">. Any difference comes</w:t>
-      </w:r>
-      <w:r>
-        <w:t xml:space="preserve"> </w:t>
-      </w:r>
-      <w:r>
-        <w:t xml:space="preserve">from the new rules alone, since the evidence is the same. If the published run</w:t>
-      </w:r>
-      <w:r>
-        <w:t xml:space="preserve"> </w:t>
-      </w:r>
-      <w:r>
-        <w:t xml:space="preserve">skipped a node or used an older</w:t>
-      </w:r>
-      <w:r>
-        <w:t xml:space="preserve"> </w:t>
-      </w:r>
-      <w:r>
-        <w:rPr>
-          <w:rStyle w:val="VerbatimChar"/>
-        </w:rPr>
-        <w:t xml:space="preserve">nodes.yaml</w:t>
-      </w:r>
-      <w:r>
-        <w:t xml:space="preserve">, pass the same</w:t>
-      </w:r>
-      <w:r>
-        <w:t xml:space="preserve"> </w:t>
-      </w:r>
-      <w:r>
-        <w:rPr>
-          <w:rStyle w:val="VerbatimChar"/>
-        </w:rPr>
-        <w:t xml:space="preserve">--skip</w:t>
-      </w:r>
-      <w:r>
-        <w:t xml:space="preserve"> </w:t>
-      </w:r>
-      <w:r>
-        <w:t xml:space="preserve">and</w:t>
-      </w:r>
-      <w:r>
-        <w:t xml:space="preserve"> </w:t>
-      </w:r>
-      <w:r>
-        <w:rPr>
-          <w:rStyle w:val="VerbatimChar"/>
-        </w:rPr>
-        <w:t xml:space="preserve">--nodes</w:t>
-      </w:r>
-      <w:r>
-        <w:t xml:space="preserve"> </w:t>
-      </w:r>
-      <w:r>
-        <w:t xml:space="preserve">here.</w:t>
-      </w:r>
-    </w:p>
-    <w:p>
-      <w:pPr>
-        <w:pStyle w:val="BodyText"/>
       </w:pPr>
       <w:r>
         <w:rPr>
           <w:b/>
           <w:bCs/>
         </w:rPr>
-        <w:t xml:space="preserve">Step 5: make it the default, and run the tests.</w:t>
-      </w:r>
-      <w:r>
-        <w:t xml:space="preserve"> </w:t>
-      </w:r>
-      <w:r>
-        <w:t xml:space="preserve">In</w:t>
-      </w:r>
-      <w:r>
-        <w:t xml:space="preserve"> </w:t>
-      </w:r>
-      <w:r>
-        <w:rPr>
-          <w:rStyle w:val="VerbatimChar"/>
-        </w:rPr>
-        <w:t xml:space="preserve">src/basic_check/cli.py</w:t>
-      </w:r>
-      <w:r>
-        <w:t xml:space="preserve">:</w:t>
+        <w:t xml:space="preserve">Step 4: try the new revision offline, before switching.</w:t>
+      </w:r>
+      <w:r>
+        <w:t xml:space="preserve"> </w:t>
+      </w:r>
+      <w:r>
+        <w:rPr>
+          <w:rStyle w:val="VerbatimChar"/>
+        </w:rPr>
+        <w:t xml:space="preserve">-c</w:t>
+      </w:r>
+      <w:r>
+        <w:t xml:space="preserve"> </w:t>
+      </w:r>
+      <w:r>
+        <w:t xml:space="preserve">applies it to</w:t>
+      </w:r>
+      <w:r>
+        <w:t xml:space="preserve"> </w:t>
+      </w:r>
+      <w:r>
+        <w:t xml:space="preserve">one run only. Re-scoring saved evidence contacts no one:</w:t>
       </w:r>
     </w:p>
     <w:p>
@@ -20461,27 +21325,36 @@
       </w:pPr>
       <w:r>
         <w:rPr>
+          <w:rStyle w:val="ExtensionTok"/>
+        </w:rPr>
+        <w:t xml:space="preserve">uv</w:t>
+      </w:r>
+      <w:r>
+        <w:rPr>
           <w:rStyle w:val="NormalTok"/>
         </w:rPr>
-        <w:t xml:space="preserve">DEFAULT_CHECKLIST </w:t>
-      </w:r>
-      <w:r>
-        <w:rPr>
-          <w:rStyle w:val="OperatorTok"/>
-        </w:rPr>
-        <w:t xml:space="preserve">=</w:t>
+        <w:t xml:space="preserve"> run basic-check points </w:t>
+      </w:r>
+      <w:r>
+        <w:rPr>
+          <w:rStyle w:val="AttributeTok"/>
+        </w:rPr>
+        <w:t xml:space="preserve">-c</w:t>
       </w:r>
       <w:r>
         <w:rPr>
           <w:rStyle w:val="NormalTok"/>
         </w:rPr>
-        <w:t xml:space="preserve"> ROOT </w:t>
-      </w:r>
-      <w:r>
-        <w:rPr>
-          <w:rStyle w:val="OperatorTok"/>
-        </w:rPr>
-        <w:t xml:space="preserve">/</w:t>
+        <w:t xml:space="preserve"> checklist/v3.3.yaml</w:t>
+      </w:r>
+      <w:r>
+        <w:br/>
+      </w:r>
+      <w:r>
+        <w:rPr>
+          <w:rStyle w:val="FunctionTok"/>
+        </w:rPr>
+        <w:t xml:space="preserve">mkdir</w:t>
       </w:r>
       <w:r>
         <w:rPr>
@@ -20491,21 +21364,21 @@
       </w:r>
       <w:r>
         <w:rPr>
-          <w:rStyle w:val="StringTok"/>
-        </w:rPr>
-        <w:t xml:space="preserve">"checklist"</w:t>
+          <w:rStyle w:val="AttributeTok"/>
+        </w:rPr>
+        <w:t xml:space="preserve">-p</w:t>
       </w:r>
       <w:r>
         <w:rPr>
           <w:rStyle w:val="NormalTok"/>
         </w:rPr>
-        <w:t xml:space="preserve"> </w:t>
-      </w:r>
-      <w:r>
-        <w:rPr>
-          <w:rStyle w:val="OperatorTok"/>
-        </w:rPr>
-        <w:t xml:space="preserve">/</w:t>
+        <w:t xml:space="preserve"> /tmp/v33 </w:t>
+      </w:r>
+      <w:r>
+        <w:rPr>
+          <w:rStyle w:val="KeywordTok"/>
+        </w:rPr>
+        <w:t xml:space="preserve">&amp;&amp;</w:t>
       </w:r>
       <w:r>
         <w:rPr>
@@ -20515,15 +21388,31 @@
       </w:r>
       <w:r>
         <w:rPr>
-          <w:rStyle w:val="StringTok"/>
-        </w:rPr>
-        <w:t xml:space="preserve">"v3.2.yaml"</w:t>
-      </w:r>
-    </w:p>
-    <w:p>
-      <w:pPr>
-        <w:pStyle w:val="SourceCode"/>
-      </w:pPr>
+          <w:rStyle w:val="FunctionTok"/>
+        </w:rPr>
+        <w:t xml:space="preserve">cp</w:t>
+      </w:r>
+      <w:r>
+        <w:rPr>
+          <w:rStyle w:val="NormalTok"/>
+        </w:rPr>
+        <w:t xml:space="preserve"> </w:t>
+      </w:r>
+      <w:r>
+        <w:rPr>
+          <w:rStyle w:val="AttributeTok"/>
+        </w:rPr>
+        <w:t xml:space="preserve">-r</w:t>
+      </w:r>
+      <w:r>
+        <w:rPr>
+          <w:rStyle w:val="NormalTok"/>
+        </w:rPr>
+        <w:t xml:space="preserve"> results/evidence /tmp/v33/</w:t>
+      </w:r>
+      <w:r>
+        <w:br/>
+      </w:r>
       <w:r>
         <w:rPr>
           <w:rStyle w:val="ExtensionTok"/>
@@ -20534,46 +21423,43 @@
         <w:rPr>
           <w:rStyle w:val="NormalTok"/>
         </w:rPr>
-        <w:t xml:space="preserve"> run pytest </w:t>
+        <w:t xml:space="preserve"> run basic-check assess </w:t>
       </w:r>
       <w:r>
         <w:rPr>
           <w:rStyle w:val="AttributeTok"/>
         </w:rPr>
-        <w:t xml:space="preserve">-q</w:t>
-      </w:r>
-      <w:r>
-        <w:br/>
-      </w:r>
-      <w:r>
-        <w:rPr>
-          <w:rStyle w:val="ExtensionTok"/>
-        </w:rPr>
-        <w:t xml:space="preserve">uv</w:t>
+        <w:t xml:space="preserve">-c</w:t>
       </w:r>
       <w:r>
         <w:rPr>
           <w:rStyle w:val="NormalTok"/>
         </w:rPr>
-        <w:t xml:space="preserve"> run basic-check </w:t>
+        <w:t xml:space="preserve"> checklist/v3.3.yaml </w:t>
       </w:r>
       <w:r>
         <w:rPr>
           <w:rStyle w:val="AttributeTok"/>
         </w:rPr>
-        <w:t xml:space="preserve">--help</w:t>
+        <w:t xml:space="preserve">--results</w:t>
       </w:r>
       <w:r>
         <w:rPr>
           <w:rStyle w:val="NormalTok"/>
         </w:rPr>
-        <w:t xml:space="preserve">     </w:t>
-      </w:r>
-      <w:r>
-        <w:rPr>
-          <w:rStyle w:val="CommentTok"/>
-        </w:rPr>
-        <w:t xml:space="preserve"># now says "against checklist v3.2"</w:t>
+        <w:t xml:space="preserve"> /tmp/v33 </w:t>
+      </w:r>
+      <w:r>
+        <w:rPr>
+          <w:rStyle w:val="AttributeTok"/>
+        </w:rPr>
+        <w:t xml:space="preserve">--run</w:t>
+      </w:r>
+      <w:r>
+        <w:rPr>
+          <w:rStyle w:val="NormalTok"/>
+        </w:rPr>
+        <w:t xml:space="preserve"> trial-v3.3</w:t>
       </w:r>
     </w:p>
     <w:p>
@@ -20581,73 +21467,88 @@
         <w:pStyle w:val="FirstParagraph"/>
       </w:pPr>
       <w:r>
-        <w:t xml:space="preserve">The tests check the new file's hash, that its version matches its filename,</w:t>
-      </w:r>
-      <w:r>
-        <w:t xml:space="preserve"> </w:t>
-      </w:r>
-      <w:r>
-        <w:t xml:space="preserve">and that every point maps to exactly one</w:t>
-      </w:r>
-      <w:r>
-        <w:t xml:space="preserve"> </w:t>
-      </w:r>
-      <w:r>
-        <w:rPr>
-          <w:rStyle w:val="VerbatimChar"/>
-        </w:rPr>
-        <w:t xml:space="preserve">check_*</w:t>
-      </w:r>
-      <w:r>
-        <w:t xml:space="preserve"> </w:t>
-      </w:r>
-      <w:r>
-        <w:t xml:space="preserve">function and every function</w:t>
-      </w:r>
-      <w:r>
-        <w:t xml:space="preserve"> </w:t>
-      </w:r>
-      <w:r>
-        <w:t xml:space="preserve">to one point. They also check that</w:t>
-      </w:r>
-      <w:r>
-        <w:t xml:space="preserve"> </w:t>
-      </w:r>
-      <w:r>
-        <w:rPr>
-          <w:rStyle w:val="VerbatimChar"/>
-        </w:rPr>
-        <w:t xml:space="preserve">v3.1.yaml</w:t>
-      </w:r>
-      <w:r>
-        <w:t xml:space="preserve"> </w:t>
-      </w:r>
-      <w:r>
-        <w:t xml:space="preserve">and its document are still</w:t>
-      </w:r>
-      <w:r>
-        <w:t xml:space="preserve"> </w:t>
-      </w:r>
-      <w:r>
-        <w:t xml:space="preserve">intact, so older runs can still be rebuilt with</w:t>
-      </w:r>
-      <w:r>
-        <w:t xml:space="preserve"> </w:t>
-      </w:r>
-      <w:r>
-        <w:rPr>
-          <w:rStyle w:val="VerbatimChar"/>
-        </w:rPr>
-        <w:t xml:space="preserve">-c checklist/v3.1.yaml</w:t>
-      </w:r>
-      <w:r>
-        <w:t xml:space="preserve">. What</w:t>
-      </w:r>
-      <w:r>
-        <w:t xml:space="preserve"> </w:t>
-      </w:r>
-      <w:r>
-        <w:t xml:space="preserve">they cannot check is whether a rule is right: that is step 3.</w:t>
+        <w:t xml:space="preserve">Compare</w:t>
+      </w:r>
+      <w:r>
+        <w:t xml:space="preserve"> </w:t>
+      </w:r>
+      <w:r>
+        <w:rPr>
+          <w:rStyle w:val="VerbatimChar"/>
+        </w:rPr>
+        <w:t xml:space="preserve">/tmp/v33/results.md</w:t>
+      </w:r>
+      <w:r>
+        <w:t xml:space="preserve"> </w:t>
+      </w:r>
+      <w:r>
+        <w:t xml:space="preserve">with</w:t>
+      </w:r>
+      <w:r>
+        <w:t xml:space="preserve"> </w:t>
+      </w:r>
+      <w:r>
+        <w:rPr>
+          <w:rStyle w:val="VerbatimChar"/>
+        </w:rPr>
+        <w:t xml:space="preserve">results/results.md</w:t>
+      </w:r>
+      <w:r>
+        <w:t xml:space="preserve">. Any difference comes</w:t>
+      </w:r>
+      <w:r>
+        <w:t xml:space="preserve"> </w:t>
+      </w:r>
+      <w:r>
+        <w:t xml:space="preserve">from the new rules alone, since the evidence is the same. If the published run</w:t>
+      </w:r>
+      <w:r>
+        <w:t xml:space="preserve"> </w:t>
+      </w:r>
+      <w:r>
+        <w:t xml:space="preserve">skipped a node or used an older</w:t>
+      </w:r>
+      <w:r>
+        <w:t xml:space="preserve"> </w:t>
+      </w:r>
+      <w:r>
+        <w:rPr>
+          <w:rStyle w:val="VerbatimChar"/>
+        </w:rPr>
+        <w:t xml:space="preserve">nodes.yaml</w:t>
+      </w:r>
+      <w:r>
+        <w:t xml:space="preserve">, pass the same</w:t>
+      </w:r>
+      <w:r>
+        <w:t xml:space="preserve"> </w:t>
+      </w:r>
+      <w:r>
+        <w:rPr>
+          <w:rStyle w:val="VerbatimChar"/>
+        </w:rPr>
+        <w:t xml:space="preserve">--skip</w:t>
+      </w:r>
+      <w:r>
+        <w:t xml:space="preserve"> </w:t>
+      </w:r>
+      <w:r>
+        <w:t xml:space="preserve">and</w:t>
+      </w:r>
+      <w:r>
+        <w:t xml:space="preserve"> </w:t>
+      </w:r>
+      <w:r>
+        <w:rPr>
+          <w:rStyle w:val="VerbatimChar"/>
+        </w:rPr>
+        <w:t xml:space="preserve">--nodes</w:t>
+      </w:r>
+      <w:r>
+        <w:t xml:space="preserve"> </w:t>
+      </w:r>
+      <w:r>
+        <w:t xml:space="preserve">here.</w:t>
       </w:r>
     </w:p>
     <w:p>
@@ -20659,34 +21560,25 @@
           <w:b/>
           <w:bCs/>
         </w:rPr>
-        <w:t xml:space="preserve">Step 6: produce and publish the results.</w:t>
-      </w:r>
-      <w:r>
-        <w:t xml:space="preserve"> </w:t>
-      </w:r>
-      <w:r>
-        <w:t xml:space="preserve">The default revision is now</w:t>
-      </w:r>
-      <w:r>
-        <w:t xml:space="preserve"> </w:t>
-      </w:r>
-      <w:r>
-        <w:t xml:space="preserve">v3.2, so no</w:t>
-      </w:r>
-      <w:r>
-        <w:t xml:space="preserve"> </w:t>
-      </w:r>
-      <w:r>
-        <w:rPr>
-          <w:rStyle w:val="VerbatimChar"/>
-        </w:rPr>
-        <w:t xml:space="preserve">-c</w:t>
-      </w:r>
-      <w:r>
-        <w:t xml:space="preserve"> </w:t>
-      </w:r>
-      <w:r>
-        <w:t xml:space="preserve">is needed. Choose between the same two paths as in example 1:</w:t>
+        <w:t xml:space="preserve">Step 5: make it the default, and run the tests.</w:t>
+      </w:r>
+      <w:r>
+        <w:t xml:space="preserve"> </w:t>
+      </w:r>
+      <w:r>
+        <w:t xml:space="preserve">In</w:t>
+      </w:r>
+      <w:r>
+        <w:t xml:space="preserve"> </w:t>
+      </w:r>
+      <w:r>
+        <w:rPr>
+          <w:rStyle w:val="VerbatimChar"/>
+        </w:rPr>
+        <w:t xml:space="preserve">src/basic_check/cli.py</w:t>
+      </w:r>
+      <w:r>
+        <w:t xml:space="preserve">:</w:t>
       </w:r>
     </w:p>
     <w:p>
@@ -20695,147 +21587,119 @@
       </w:pPr>
       <w:r>
         <w:rPr>
+          <w:rStyle w:val="NormalTok"/>
+        </w:rPr>
+        <w:t xml:space="preserve">DEFAULT_CHECKLIST </w:t>
+      </w:r>
+      <w:r>
+        <w:rPr>
+          <w:rStyle w:val="OperatorTok"/>
+        </w:rPr>
+        <w:t xml:space="preserve">=</w:t>
+      </w:r>
+      <w:r>
+        <w:rPr>
+          <w:rStyle w:val="NormalTok"/>
+        </w:rPr>
+        <w:t xml:space="preserve"> ROOT </w:t>
+      </w:r>
+      <w:r>
+        <w:rPr>
+          <w:rStyle w:val="OperatorTok"/>
+        </w:rPr>
+        <w:t xml:space="preserve">/</w:t>
+      </w:r>
+      <w:r>
+        <w:rPr>
+          <w:rStyle w:val="NormalTok"/>
+        </w:rPr>
+        <w:t xml:space="preserve"> </w:t>
+      </w:r>
+      <w:r>
+        <w:rPr>
+          <w:rStyle w:val="StringTok"/>
+        </w:rPr>
+        <w:t xml:space="preserve">"checklist"</w:t>
+      </w:r>
+      <w:r>
+        <w:rPr>
+          <w:rStyle w:val="NormalTok"/>
+        </w:rPr>
+        <w:t xml:space="preserve"> </w:t>
+      </w:r>
+      <w:r>
+        <w:rPr>
+          <w:rStyle w:val="OperatorTok"/>
+        </w:rPr>
+        <w:t xml:space="preserve">/</w:t>
+      </w:r>
+      <w:r>
+        <w:rPr>
+          <w:rStyle w:val="NormalTok"/>
+        </w:rPr>
+        <w:t xml:space="preserve"> </w:t>
+      </w:r>
+      <w:r>
+        <w:rPr>
+          <w:rStyle w:val="StringTok"/>
+        </w:rPr>
+        <w:t xml:space="preserve">"v3.3.yaml"</w:t>
+      </w:r>
+    </w:p>
+    <w:p>
+      <w:pPr>
+        <w:pStyle w:val="SourceCode"/>
+      </w:pPr>
+      <w:r>
+        <w:rPr>
+          <w:rStyle w:val="ExtensionTok"/>
+        </w:rPr>
+        <w:t xml:space="preserve">uv</w:t>
+      </w:r>
+      <w:r>
+        <w:rPr>
+          <w:rStyle w:val="NormalTok"/>
+        </w:rPr>
+        <w:t xml:space="preserve"> run pytest </w:t>
+      </w:r>
+      <w:r>
+        <w:rPr>
+          <w:rStyle w:val="AttributeTok"/>
+        </w:rPr>
+        <w:t xml:space="preserve">-q</w:t>
+      </w:r>
+      <w:r>
+        <w:br/>
+      </w:r>
+      <w:r>
+        <w:rPr>
+          <w:rStyle w:val="ExtensionTok"/>
+        </w:rPr>
+        <w:t xml:space="preserve">uv</w:t>
+      </w:r>
+      <w:r>
+        <w:rPr>
+          <w:rStyle w:val="NormalTok"/>
+        </w:rPr>
+        <w:t xml:space="preserve"> run basic-check </w:t>
+      </w:r>
+      <w:r>
+        <w:rPr>
+          <w:rStyle w:val="AttributeTok"/>
+        </w:rPr>
+        <w:t xml:space="preserve">--help</w:t>
+      </w:r>
+      <w:r>
+        <w:rPr>
+          <w:rStyle w:val="NormalTok"/>
+        </w:rPr>
+        <w:t xml:space="preserve">     </w:t>
+      </w:r>
+      <w:r>
+        <w:rPr>
           <w:rStyle w:val="CommentTok"/>
         </w:rPr>
-        <w:t xml:space="preserve"># fresh evidence from every node:</w:t>
-      </w:r>
-      <w:r>
-        <w:br/>
-      </w:r>
-      <w:r>
-        <w:rPr>
-          <w:rStyle w:val="ExtensionTok"/>
-        </w:rPr>
-        <w:t xml:space="preserve">uv</w:t>
-      </w:r>
-      <w:r>
-        <w:rPr>
-          <w:rStyle w:val="NormalTok"/>
-        </w:rPr>
-        <w:t xml:space="preserve"> run basic-check run </w:t>
-      </w:r>
-      <w:r>
-        <w:rPr>
-          <w:rStyle w:val="AttributeTok"/>
-        </w:rPr>
-        <w:t xml:space="preserve">--results</w:t>
-      </w:r>
-      <w:r>
-        <w:rPr>
-          <w:rStyle w:val="NormalTok"/>
-        </w:rPr>
-        <w:t xml:space="preserve"> /tmp/new-run </w:t>
-      </w:r>
-      <w:r>
-        <w:rPr>
-          <w:rStyle w:val="AttributeTok"/>
-        </w:rPr>
-        <w:t xml:space="preserve">--run</w:t>
-      </w:r>
-      <w:r>
-        <w:rPr>
-          <w:rStyle w:val="NormalTok"/>
-        </w:rPr>
-        <w:t xml:space="preserve"> live-2026-10-20-v3.2</w:t>
-      </w:r>
-      <w:r>
-        <w:br/>
-      </w:r>
-      <w:r>
-        <w:rPr>
-          <w:rStyle w:val="CommentTok"/>
-        </w:rPr>
-        <w:t xml:space="preserve"># review, then:</w:t>
-      </w:r>
-      <w:r>
-        <w:br/>
-      </w:r>
-      <w:r>
-        <w:rPr>
-          <w:rStyle w:val="FunctionTok"/>
-        </w:rPr>
-        <w:t xml:space="preserve">rm</w:t>
-      </w:r>
-      <w:r>
-        <w:rPr>
-          <w:rStyle w:val="NormalTok"/>
-        </w:rPr>
-        <w:t xml:space="preserve"> </w:t>
-      </w:r>
-      <w:r>
-        <w:rPr>
-          <w:rStyle w:val="AttributeTok"/>
-        </w:rPr>
-        <w:t xml:space="preserve">-rf</w:t>
-      </w:r>
-      <w:r>
-        <w:rPr>
-          <w:rStyle w:val="NormalTok"/>
-        </w:rPr>
-        <w:t xml:space="preserve"> results/evidence </w:t>
-      </w:r>
-      <w:r>
-        <w:rPr>
-          <w:rStyle w:val="KeywordTok"/>
-        </w:rPr>
-        <w:t xml:space="preserve">&amp;&amp;</w:t>
-      </w:r>
-      <w:r>
-        <w:rPr>
-          <w:rStyle w:val="NormalTok"/>
-        </w:rPr>
-        <w:t xml:space="preserve"> </w:t>
-      </w:r>
-      <w:r>
-        <w:rPr>
-          <w:rStyle w:val="FunctionTok"/>
-        </w:rPr>
-        <w:t xml:space="preserve">cp</w:t>
-      </w:r>
-      <w:r>
-        <w:rPr>
-          <w:rStyle w:val="NormalTok"/>
-        </w:rPr>
-        <w:t xml:space="preserve"> </w:t>
-      </w:r>
-      <w:r>
-        <w:rPr>
-          <w:rStyle w:val="AttributeTok"/>
-        </w:rPr>
-        <w:t xml:space="preserve">-r</w:t>
-      </w:r>
-      <w:r>
-        <w:rPr>
-          <w:rStyle w:val="NormalTok"/>
-        </w:rPr>
-        <w:t xml:space="preserve"> /tmp/new-run/evidence results/evidence</w:t>
-      </w:r>
-      <w:r>
-        <w:br/>
-      </w:r>
-      <w:r>
-        <w:rPr>
-          <w:rStyle w:val="ExtensionTok"/>
-        </w:rPr>
-        <w:t xml:space="preserve">uv</w:t>
-      </w:r>
-      <w:r>
-        <w:rPr>
-          <w:rStyle w:val="NormalTok"/>
-        </w:rPr>
-        <w:t xml:space="preserve"> run basic-check assess </w:t>
-      </w:r>
-      <w:r>
-        <w:rPr>
-          <w:rStyle w:val="AttributeTok"/>
-        </w:rPr>
-        <w:t xml:space="preserve">--run</w:t>
-      </w:r>
-      <w:r>
-        <w:rPr>
-          <w:rStyle w:val="NormalTok"/>
-        </w:rPr>
-        <w:t xml:space="preserve"> live-2026-10-20-v3.2</w:t>
+        <w:t xml:space="preserve"># now says "against checklist v3.3"</w:t>
       </w:r>
     </w:p>
     <w:p>
@@ -20843,178 +21707,73 @@
         <w:pStyle w:val="FirstParagraph"/>
       </w:pPr>
       <w:r>
-        <w:t xml:space="preserve">Alternatively, re-score the published evidence against v3.2 without contacting</w:t>
-      </w:r>
-      <w:r>
-        <w:t xml:space="preserve"> </w:t>
-      </w:r>
-      <w:r>
-        <w:t xml:space="preserve">anyone, as in step 4 but writing to</w:t>
-      </w:r>
-      <w:r>
-        <w:t xml:space="preserve"> </w:t>
-      </w:r>
-      <w:r>
-        <w:rPr>
-          <w:rStyle w:val="VerbatimChar"/>
-        </w:rPr>
-        <w:t xml:space="preserve">results/</w:t>
-      </w:r>
-      <w:r>
-        <w:t xml:space="preserve">. The report then says v3.2,</w:t>
-      </w:r>
-      <w:r>
-        <w:t xml:space="preserve"> </w:t>
-      </w:r>
-      <w:r>
-        <w:t xml:space="preserve">while the capture date is still that of the evidence.</w:t>
-      </w:r>
-    </w:p>
-    <w:p>
-      <w:pPr>
-        <w:pStyle w:val="BodyText"/>
-      </w:pPr>
-      <w:r>
-        <w:t xml:space="preserve">The reports now link to</w:t>
-      </w:r>
-      <w:r>
-        <w:t xml:space="preserve"> </w:t>
-      </w:r>
-      <w:r>
-        <w:rPr>
-          <w:rStyle w:val="VerbatimChar"/>
-        </w:rPr>
-        <w:t xml:space="preserve">results/checklist-v3.2.html</w:t>
-      </w:r>
-      <w:r>
-        <w:t xml:space="preserve">. The old</w:t>
-      </w:r>
-      <w:r>
-        <w:t xml:space="preserve"> </w:t>
-      </w:r>
-      <w:r>
-        <w:rPr>
-          <w:rStyle w:val="VerbatimChar"/>
-        </w:rPr>
-        <w:t xml:space="preserve">results/checklist-v3.1.html</w:t>
-      </w:r>
-      <w:r>
-        <w:t xml:space="preserve"> </w:t>
-      </w:r>
-      <w:r>
-        <w:t xml:space="preserve">stays behind; remove it, and update the places</w:t>
-      </w:r>
-      <w:r>
-        <w:t xml:space="preserve"> </w:t>
-      </w:r>
-      <w:r>
-        <w:t xml:space="preserve">that name v3.1 in prose or links:</w:t>
-      </w:r>
-    </w:p>
-    <w:p>
-      <w:pPr>
-        <w:pStyle w:val="SourceCode"/>
-      </w:pPr>
-      <w:r>
-        <w:rPr>
-          <w:rStyle w:val="FunctionTok"/>
-        </w:rPr>
-        <w:t xml:space="preserve">git</w:t>
-      </w:r>
-      <w:r>
-        <w:rPr>
-          <w:rStyle w:val="NormalTok"/>
-        </w:rPr>
-        <w:t xml:space="preserve"> rm results/checklist-v3.1.html</w:t>
-      </w:r>
-      <w:r>
-        <w:br/>
-      </w:r>
-      <w:r>
-        <w:rPr>
-          <w:rStyle w:val="ExtensionTok"/>
-        </w:rPr>
-        <w:t xml:space="preserve">rg</w:t>
-      </w:r>
-      <w:r>
-        <w:rPr>
-          <w:rStyle w:val="NormalTok"/>
-        </w:rPr>
-        <w:t xml:space="preserve"> </w:t>
-      </w:r>
-      <w:r>
-        <w:rPr>
-          <w:rStyle w:val="AttributeTok"/>
-        </w:rPr>
-        <w:t xml:space="preserve">-n</w:t>
-      </w:r>
-      <w:r>
-        <w:rPr>
-          <w:rStyle w:val="NormalTok"/>
-        </w:rPr>
-        <w:t xml:space="preserve"> </w:t>
-      </w:r>
-      <w:r>
-        <w:rPr>
-          <w:rStyle w:val="StringTok"/>
-        </w:rPr>
-        <w:t xml:space="preserve">"v3\.1"</w:t>
-      </w:r>
-      <w:r>
-        <w:rPr>
-          <w:rStyle w:val="NormalTok"/>
-        </w:rPr>
-        <w:t xml:space="preserve"> README.md docs checklist/README.md .github</w:t>
-      </w:r>
-    </w:p>
-    <w:p>
-      <w:pPr>
-        <w:pStyle w:val="FirstParagraph"/>
-      </w:pPr>
-      <w:r>
-        <w:t xml:space="preserve">In</w:t>
-      </w:r>
-      <w:r>
-        <w:t xml:space="preserve"> </w:t>
-      </w:r>
-      <w:r>
-        <w:rPr>
-          <w:rStyle w:val="VerbatimChar"/>
-        </w:rPr>
-        <w:t xml:space="preserve">README.md</w:t>
-      </w:r>
-      <w:r>
-        <w:t xml:space="preserve">, the table of checklist points links each point to</w:t>
-      </w:r>
-      <w:r>
-        <w:t xml:space="preserve"> </w:t>
-      </w:r>
-      <w:r>
-        <w:rPr>
-          <w:rStyle w:val="VerbatimChar"/>
-        </w:rPr>
-        <w:t xml:space="preserve">results/checklist-v3.1.html#p…</w:t>
-      </w:r>
-      <w:r>
-        <w:t xml:space="preserve">. Those links break once the file is removed,</w:t>
-      </w:r>
-      <w:r>
-        <w:t xml:space="preserve"> </w:t>
-      </w:r>
-      <w:r>
-        <w:t xml:space="preserve">so change them to</w:t>
-      </w:r>
-      <w:r>
-        <w:t xml:space="preserve"> </w:t>
-      </w:r>
-      <w:r>
-        <w:rPr>
-          <w:rStyle w:val="VerbatimChar"/>
-        </w:rPr>
-        <w:t xml:space="preserve">v3.2</w:t>
-      </w:r>
-      <w:r>
-        <w:t xml:space="preserve">.</w:t>
+        <w:t xml:space="preserve">The tests check the new file's hash, that its version matches its filename,</w:t>
+      </w:r>
+      <w:r>
+        <w:t xml:space="preserve"> </w:t>
+      </w:r>
+      <w:r>
+        <w:t xml:space="preserve">and that every point maps to exactly one</w:t>
+      </w:r>
+      <w:r>
+        <w:t xml:space="preserve"> </w:t>
+      </w:r>
+      <w:r>
+        <w:rPr>
+          <w:rStyle w:val="VerbatimChar"/>
+        </w:rPr>
+        <w:t xml:space="preserve">check_*</w:t>
+      </w:r>
+      <w:r>
+        <w:t xml:space="preserve"> </w:t>
+      </w:r>
+      <w:r>
+        <w:t xml:space="preserve">function and every function</w:t>
+      </w:r>
+      <w:r>
+        <w:t xml:space="preserve"> </w:t>
+      </w:r>
+      <w:r>
+        <w:t xml:space="preserve">to one point. They also check that</w:t>
+      </w:r>
+      <w:r>
+        <w:t xml:space="preserve"> </w:t>
+      </w:r>
+      <w:r>
+        <w:rPr>
+          <w:rStyle w:val="VerbatimChar"/>
+        </w:rPr>
+        <w:t xml:space="preserve">v3.2.yaml</w:t>
+      </w:r>
+      <w:r>
+        <w:t xml:space="preserve"> </w:t>
+      </w:r>
+      <w:r>
+        <w:t xml:space="preserve">and its document are still</w:t>
+      </w:r>
+      <w:r>
+        <w:t xml:space="preserve"> </w:t>
+      </w:r>
+      <w:r>
+        <w:t xml:space="preserve">intact, so older runs can still be rebuilt with</w:t>
+      </w:r>
+      <w:r>
+        <w:t xml:space="preserve"> </w:t>
+      </w:r>
+      <w:r>
+        <w:rPr>
+          <w:rStyle w:val="VerbatimChar"/>
+        </w:rPr>
+        <w:t xml:space="preserve">-c checklist/v3.2.yaml</w:t>
+      </w:r>
+      <w:r>
+        <w:t xml:space="preserve">. What</w:t>
+      </w:r>
+      <w:r>
+        <w:t xml:space="preserve"> </w:t>
+      </w:r>
+      <w:r>
+        <w:t xml:space="preserve">they cannot check is whether a rule is right: that is step 3.</w:t>
       </w:r>
     </w:p>
     <w:p>
@@ -21026,6 +21785,373 @@
           <w:b/>
           <w:bCs/>
         </w:rPr>
+        <w:t xml:space="preserve">Step 6: produce and publish the results.</w:t>
+      </w:r>
+      <w:r>
+        <w:t xml:space="preserve"> </w:t>
+      </w:r>
+      <w:r>
+        <w:t xml:space="preserve">The default revision is now</w:t>
+      </w:r>
+      <w:r>
+        <w:t xml:space="preserve"> </w:t>
+      </w:r>
+      <w:r>
+        <w:t xml:space="preserve">v3.3, so no</w:t>
+      </w:r>
+      <w:r>
+        <w:t xml:space="preserve"> </w:t>
+      </w:r>
+      <w:r>
+        <w:rPr>
+          <w:rStyle w:val="VerbatimChar"/>
+        </w:rPr>
+        <w:t xml:space="preserve">-c</w:t>
+      </w:r>
+      <w:r>
+        <w:t xml:space="preserve"> </w:t>
+      </w:r>
+      <w:r>
+        <w:t xml:space="preserve">is needed. Choose between the same two paths as in example 1:</w:t>
+      </w:r>
+    </w:p>
+    <w:p>
+      <w:pPr>
+        <w:pStyle w:val="SourceCode"/>
+      </w:pPr>
+      <w:r>
+        <w:rPr>
+          <w:rStyle w:val="CommentTok"/>
+        </w:rPr>
+        <w:t xml:space="preserve"># fresh evidence from every node:</w:t>
+      </w:r>
+      <w:r>
+        <w:br/>
+      </w:r>
+      <w:r>
+        <w:rPr>
+          <w:rStyle w:val="ExtensionTok"/>
+        </w:rPr>
+        <w:t xml:space="preserve">uv</w:t>
+      </w:r>
+      <w:r>
+        <w:rPr>
+          <w:rStyle w:val="NormalTok"/>
+        </w:rPr>
+        <w:t xml:space="preserve"> run basic-check run </w:t>
+      </w:r>
+      <w:r>
+        <w:rPr>
+          <w:rStyle w:val="AttributeTok"/>
+        </w:rPr>
+        <w:t xml:space="preserve">--results</w:t>
+      </w:r>
+      <w:r>
+        <w:rPr>
+          <w:rStyle w:val="NormalTok"/>
+        </w:rPr>
+        <w:t xml:space="preserve"> /tmp/new-run </w:t>
+      </w:r>
+      <w:r>
+        <w:rPr>
+          <w:rStyle w:val="AttributeTok"/>
+        </w:rPr>
+        <w:t xml:space="preserve">--run</w:t>
+      </w:r>
+      <w:r>
+        <w:rPr>
+          <w:rStyle w:val="NormalTok"/>
+        </w:rPr>
+        <w:t xml:space="preserve"> live-2026-10-20-v3.3</w:t>
+      </w:r>
+      <w:r>
+        <w:br/>
+      </w:r>
+      <w:r>
+        <w:rPr>
+          <w:rStyle w:val="CommentTok"/>
+        </w:rPr>
+        <w:t xml:space="preserve"># review, then:</w:t>
+      </w:r>
+      <w:r>
+        <w:br/>
+      </w:r>
+      <w:r>
+        <w:rPr>
+          <w:rStyle w:val="FunctionTok"/>
+        </w:rPr>
+        <w:t xml:space="preserve">rm</w:t>
+      </w:r>
+      <w:r>
+        <w:rPr>
+          <w:rStyle w:val="NormalTok"/>
+        </w:rPr>
+        <w:t xml:space="preserve"> </w:t>
+      </w:r>
+      <w:r>
+        <w:rPr>
+          <w:rStyle w:val="AttributeTok"/>
+        </w:rPr>
+        <w:t xml:space="preserve">-rf</w:t>
+      </w:r>
+      <w:r>
+        <w:rPr>
+          <w:rStyle w:val="NormalTok"/>
+        </w:rPr>
+        <w:t xml:space="preserve"> results/evidence </w:t>
+      </w:r>
+      <w:r>
+        <w:rPr>
+          <w:rStyle w:val="KeywordTok"/>
+        </w:rPr>
+        <w:t xml:space="preserve">&amp;&amp;</w:t>
+      </w:r>
+      <w:r>
+        <w:rPr>
+          <w:rStyle w:val="NormalTok"/>
+        </w:rPr>
+        <w:t xml:space="preserve"> </w:t>
+      </w:r>
+      <w:r>
+        <w:rPr>
+          <w:rStyle w:val="FunctionTok"/>
+        </w:rPr>
+        <w:t xml:space="preserve">cp</w:t>
+      </w:r>
+      <w:r>
+        <w:rPr>
+          <w:rStyle w:val="NormalTok"/>
+        </w:rPr>
+        <w:t xml:space="preserve"> </w:t>
+      </w:r>
+      <w:r>
+        <w:rPr>
+          <w:rStyle w:val="AttributeTok"/>
+        </w:rPr>
+        <w:t xml:space="preserve">-r</w:t>
+      </w:r>
+      <w:r>
+        <w:rPr>
+          <w:rStyle w:val="NormalTok"/>
+        </w:rPr>
+        <w:t xml:space="preserve"> /tmp/new-run/evidence results/evidence</w:t>
+      </w:r>
+      <w:r>
+        <w:br/>
+      </w:r>
+      <w:r>
+        <w:rPr>
+          <w:rStyle w:val="ExtensionTok"/>
+        </w:rPr>
+        <w:t xml:space="preserve">uv</w:t>
+      </w:r>
+      <w:r>
+        <w:rPr>
+          <w:rStyle w:val="NormalTok"/>
+        </w:rPr>
+        <w:t xml:space="preserve"> run basic-check assess </w:t>
+      </w:r>
+      <w:r>
+        <w:rPr>
+          <w:rStyle w:val="AttributeTok"/>
+        </w:rPr>
+        <w:t xml:space="preserve">--run</w:t>
+      </w:r>
+      <w:r>
+        <w:rPr>
+          <w:rStyle w:val="NormalTok"/>
+        </w:rPr>
+        <w:t xml:space="preserve"> live-2026-10-20-v3.3</w:t>
+      </w:r>
+    </w:p>
+    <w:p>
+      <w:pPr>
+        <w:pStyle w:val="FirstParagraph"/>
+      </w:pPr>
+      <w:r>
+        <w:t xml:space="preserve">Alternatively, re-score the published evidence against v3.3 without contacting</w:t>
+      </w:r>
+      <w:r>
+        <w:t xml:space="preserve"> </w:t>
+      </w:r>
+      <w:r>
+        <w:t xml:space="preserve">anyone, as in step 4 but writing to</w:t>
+      </w:r>
+      <w:r>
+        <w:t xml:space="preserve"> </w:t>
+      </w:r>
+      <w:r>
+        <w:rPr>
+          <w:rStyle w:val="VerbatimChar"/>
+        </w:rPr>
+        <w:t xml:space="preserve">results/</w:t>
+      </w:r>
+      <w:r>
+        <w:t xml:space="preserve">. The report then says v3.3,</w:t>
+      </w:r>
+      <w:r>
+        <w:t xml:space="preserve"> </w:t>
+      </w:r>
+      <w:r>
+        <w:t xml:space="preserve">while the capture date is still that of the evidence.</w:t>
+      </w:r>
+    </w:p>
+    <w:p>
+      <w:pPr>
+        <w:pStyle w:val="BodyText"/>
+      </w:pPr>
+      <w:r>
+        <w:t xml:space="preserve">The reports now link to</w:t>
+      </w:r>
+      <w:r>
+        <w:t xml:space="preserve"> </w:t>
+      </w:r>
+      <w:r>
+        <w:rPr>
+          <w:rStyle w:val="VerbatimChar"/>
+        </w:rPr>
+        <w:t xml:space="preserve">results/checklist-v3.3.html</w:t>
+      </w:r>
+      <w:r>
+        <w:t xml:space="preserve">. The old</w:t>
+      </w:r>
+      <w:r>
+        <w:t xml:space="preserve"> </w:t>
+      </w:r>
+      <w:r>
+        <w:rPr>
+          <w:rStyle w:val="VerbatimChar"/>
+        </w:rPr>
+        <w:t xml:space="preserve">results/checklist-v3.2.html</w:t>
+      </w:r>
+      <w:r>
+        <w:t xml:space="preserve"> </w:t>
+      </w:r>
+      <w:r>
+        <w:t xml:space="preserve">stays behind; remove it, and update the places</w:t>
+      </w:r>
+      <w:r>
+        <w:t xml:space="preserve"> </w:t>
+      </w:r>
+      <w:r>
+        <w:t xml:space="preserve">that name v3.2 in prose or links:</w:t>
+      </w:r>
+    </w:p>
+    <w:p>
+      <w:pPr>
+        <w:pStyle w:val="SourceCode"/>
+      </w:pPr>
+      <w:r>
+        <w:rPr>
+          <w:rStyle w:val="FunctionTok"/>
+        </w:rPr>
+        <w:t xml:space="preserve">git</w:t>
+      </w:r>
+      <w:r>
+        <w:rPr>
+          <w:rStyle w:val="NormalTok"/>
+        </w:rPr>
+        <w:t xml:space="preserve"> rm results/checklist-v3.2.html</w:t>
+      </w:r>
+      <w:r>
+        <w:br/>
+      </w:r>
+      <w:r>
+        <w:rPr>
+          <w:rStyle w:val="ExtensionTok"/>
+        </w:rPr>
+        <w:t xml:space="preserve">rg</w:t>
+      </w:r>
+      <w:r>
+        <w:rPr>
+          <w:rStyle w:val="NormalTok"/>
+        </w:rPr>
+        <w:t xml:space="preserve"> </w:t>
+      </w:r>
+      <w:r>
+        <w:rPr>
+          <w:rStyle w:val="AttributeTok"/>
+        </w:rPr>
+        <w:t xml:space="preserve">-n</w:t>
+      </w:r>
+      <w:r>
+        <w:rPr>
+          <w:rStyle w:val="NormalTok"/>
+        </w:rPr>
+        <w:t xml:space="preserve"> </w:t>
+      </w:r>
+      <w:r>
+        <w:rPr>
+          <w:rStyle w:val="StringTok"/>
+        </w:rPr>
+        <w:t xml:space="preserve">"v3\.2"</w:t>
+      </w:r>
+      <w:r>
+        <w:rPr>
+          <w:rStyle w:val="NormalTok"/>
+        </w:rPr>
+        <w:t xml:space="preserve"> README.md docs checklist/README.md .github</w:t>
+      </w:r>
+    </w:p>
+    <w:p>
+      <w:pPr>
+        <w:pStyle w:val="FirstParagraph"/>
+      </w:pPr>
+      <w:r>
+        <w:t xml:space="preserve">In</w:t>
+      </w:r>
+      <w:r>
+        <w:t xml:space="preserve"> </w:t>
+      </w:r>
+      <w:r>
+        <w:rPr>
+          <w:rStyle w:val="VerbatimChar"/>
+        </w:rPr>
+        <w:t xml:space="preserve">README.md</w:t>
+      </w:r>
+      <w:r>
+        <w:t xml:space="preserve">, the table of checklist points links each point to</w:t>
+      </w:r>
+      <w:r>
+        <w:t xml:space="preserve"> </w:t>
+      </w:r>
+      <w:r>
+        <w:rPr>
+          <w:rStyle w:val="VerbatimChar"/>
+        </w:rPr>
+        <w:t xml:space="preserve">results/checklist-v3.2.html#p…</w:t>
+      </w:r>
+      <w:r>
+        <w:t xml:space="preserve">. Those links break once the file is removed,</w:t>
+      </w:r>
+      <w:r>
+        <w:t xml:space="preserve"> </w:t>
+      </w:r>
+      <w:r>
+        <w:t xml:space="preserve">so change them to</w:t>
+      </w:r>
+      <w:r>
+        <w:t xml:space="preserve"> </w:t>
+      </w:r>
+      <w:r>
+        <w:rPr>
+          <w:rStyle w:val="VerbatimChar"/>
+        </w:rPr>
+        <w:t xml:space="preserve">v3.3</w:t>
+      </w:r>
+      <w:r>
+        <w:t xml:space="preserve">.</w:t>
+      </w:r>
+    </w:p>
+    <w:p>
+      <w:pPr>
+        <w:pStyle w:val="BodyText"/>
+      </w:pPr>
+      <w:r>
+        <w:rPr>
+          <w:b/>
+          <w:bCs/>
+        </w:rPr>
         <w:t xml:space="preserve">Step 7: tests, review, commit.</w:t>
       </w:r>
       <w:r>
@@ -21068,7 +22194,7 @@
         <w:rPr>
           <w:rStyle w:val="VerbatimChar"/>
         </w:rPr>
-        <w:t xml:space="preserve">checklist/v3.2.yaml</w:t>
+        <w:t xml:space="preserve">checklist/v3.3.yaml</w:t>
       </w:r>
       <w:r>
         <w:t xml:space="preserve">,</w:t>
@@ -21123,7 +22249,7 @@
           <w:i/>
           <w:iCs/>
         </w:rPr>
-        <w:t xml:space="preserve">Source checklist: Node Landing Page Verification Checklist v3.1, 15 September</w:t>
+        <w:t xml:space="preserve">Source checklist: Node Landing Page Verification Checklist v3.2, 28 September</w:t>
       </w:r>
       <w:r>
         <w:rPr>
@@ -21152,7 +22278,7 @@
           <w:i/>
           <w:iCs/>
         </w:rPr>
-        <w:t xml:space="preserve">checklist/v3.1.yaml</w:t>
+        <w:t xml:space="preserve">checklist/v3.2.yaml</w:t>
       </w:r>
       <w:r>
         <w:rPr>
@@ -21225,7 +22351,7 @@
         </w:rPr>
         <w:t xml:space="preserve"> </w:t>
       </w:r>
-      <w:hyperlink r:id="rId38">
+      <w:hyperlink r:id="rId39">
         <w:r>
           <w:rPr>
             <w:rStyle w:val="Hyperlink"/>
@@ -21243,8 +22369,8 @@
         <w:t xml:space="preserve">.</w:t>
       </w:r>
     </w:p>
-    <w:bookmarkEnd w:id="39"/>
     <w:bookmarkEnd w:id="40"/>
+    <w:bookmarkEnd w:id="41"/>
     <w:sectPr>
       <w:footerReference w:type="default" r:id="rId9"/>
       <w:footnotePr>

--- a/docs/eosc-basic-compliance-analysis-workflow.docx
+++ b/docs/eosc-basic-compliance-analysis-workflow.docx
@@ -6016,7 +6016,7 @@
         <w:rPr>
           <w:rStyle w:val="VerbatimChar"/>
         </w:rPr>
-        <w:t xml:space="preserve">web-11</w:t>
+        <w:t xml:space="preserve">web-12</w:t>
       </w:r>
       <w:r>
         <w:t xml:space="preserve">, which replaced it as the published run on 26</w:t>
@@ -13106,7 +13106,25 @@
         <w:t xml:space="preserve"> </w:t>
       </w:r>
       <w:r>
-        <w:t xml:space="preserve">as both, and GÉANT's page was not served (branch 8).</w:t>
+        <w:t xml:space="preserve">as both, and GÉANT's page was not served (branch 8). Run</w:t>
+      </w:r>
+      <w:r>
+        <w:t xml:space="preserve"> </w:t>
+      </w:r>
+      <w:r>
+        <w:rPr>
+          <w:rStyle w:val="VerbatimChar"/>
+        </w:rPr>
+        <w:t xml:space="preserve">web-12</w:t>
+      </w:r>
+      <w:r>
+        <w:t xml:space="preserve">, the first</w:t>
+      </w:r>
+      <w:r>
+        <w:t xml:space="preserve"> </w:t>
+      </w:r>
+      <w:r>
+        <w:t xml:space="preserve">collected under v3.2, gave the same verdicts in all 130 cells.</w:t>
       </w:r>
     </w:p>
     <w:p>
@@ -18513,7 +18531,7 @@
         <w:rPr>
           <w:rStyle w:val="VerbatimChar"/>
         </w:rPr>
-        <w:t xml:space="preserve">web-11-v3.2</w:t>
+        <w:t xml:space="preserve">web-12</w:t>
       </w:r>
       <w:r>
         <w:t xml:space="preserve">). Update it to the new run's shape.</w:t>

--- a/docs/eosc-basic-compliance-analysis-workflow.docx
+++ b/docs/eosc-basic-compliance-analysis-workflow.docx
@@ -6016,7 +6016,7 @@
         <w:rPr>
           <w:rStyle w:val="VerbatimChar"/>
         </w:rPr>
-        <w:t xml:space="preserve">web-12</w:t>
+        <w:t xml:space="preserve">web-13</w:t>
       </w:r>
       <w:r>
         <w:t xml:space="preserve">, which replaced it as the published run on 26</w:t>
@@ -13124,7 +13124,34 @@
         <w:t xml:space="preserve"> </w:t>
       </w:r>
       <w:r>
-        <w:t xml:space="preserve">collected under v3.2, gave the same verdicts in all 130 cells.</w:t>
+        <w:t xml:space="preserve">collected under v3.2, gave the same verdicts in all 130 cells, and so did</w:t>
+      </w:r>
+      <w:r>
+        <w:t xml:space="preserve"> </w:t>
+      </w:r>
+      <w:r>
+        <w:rPr>
+          <w:rStyle w:val="VerbatimChar"/>
+        </w:rPr>
+        <w:t xml:space="preserve">web-13</w:t>
+      </w:r>
+      <w:r>
+        <w:t xml:space="preserve"> </w:t>
+      </w:r>
+      <w:r>
+        <w:t xml:space="preserve">at</w:t>
+      </w:r>
+      <w:r>
+        <w:t xml:space="preserve"> </w:t>
+      </w:r>
+      <w:r>
+        <w:rPr>
+          <w:rStyle w:val="VerbatimChar"/>
+        </w:rPr>
+        <w:t xml:space="preserve">--depth 2</w:t>
+      </w:r>
+      <w:r>
+        <w:t xml:space="preserve">, at both depths.</w:t>
       </w:r>
     </w:p>
     <w:p>
@@ -18531,7 +18558,7 @@
         <w:rPr>
           <w:rStyle w:val="VerbatimChar"/>
         </w:rPr>
-        <w:t xml:space="preserve">web-12</w:t>
+        <w:t xml:space="preserve">web-13</w:t>
       </w:r>
       <w:r>
         <w:t xml:space="preserve">). Update it to the new run's shape.</w:t>

--- a/docs/eosc-basic-compliance-analysis-workflow.docx
+++ b/docs/eosc-basic-compliance-analysis-workflow.docx
@@ -4928,7 +4928,118 @@
           </w:p>
         </w:tc>
       </w:tr>
+      <w:tr>
+        <w:trPr>
+          <w:cantSplit/>
+        </w:trPr>
+        <w:tc>
+          <w:tcPr/>
+          <w:p>
+            <w:pPr>
+              <w:pStyle w:val="Compact"/>
+            </w:pPr>
+            <w:r>
+              <w:t xml:space="preserve">5</w:t>
+            </w:r>
+          </w:p>
+        </w:tc>
+        <w:tc>
+          <w:tcPr/>
+          <w:p>
+            <w:pPr>
+              <w:pStyle w:val="Compact"/>
+            </w:pPr>
+            <w:r>
+              <w:t xml:space="preserve">5p</w:t>
+            </w:r>
+          </w:p>
+        </w:tc>
+        <w:tc>
+          <w:tcPr/>
+          <w:p>
+            <w:pPr>
+              <w:pStyle w:val="Compact"/>
+            </w:pPr>
+            <w:r>
+              <w:t xml:space="preserve">policy/policies (not privacy, cookie or "policy makers"), legal, terms</w:t>
+            </w:r>
+          </w:p>
+        </w:tc>
+      </w:tr>
+      <w:tr>
+        <w:trPr>
+          <w:cantSplit/>
+        </w:trPr>
+        <w:tc>
+          <w:tcPr/>
+          <w:p>
+            <w:pPr>
+              <w:pStyle w:val="Compact"/>
+            </w:pPr>
+            <w:r>
+              <w:t xml:space="preserve">6</w:t>
+            </w:r>
+          </w:p>
+        </w:tc>
+        <w:tc>
+          <w:tcPr/>
+          <w:p>
+            <w:pPr>
+              <w:pStyle w:val="Compact"/>
+            </w:pPr>
+            <w:r>
+              <w:t xml:space="preserve">5s</w:t>
+            </w:r>
+          </w:p>
+        </w:tc>
+        <w:tc>
+          <w:tcPr/>
+          <w:p>
+            <w:pPr>
+              <w:pStyle w:val="Compact"/>
+            </w:pPr>
+            <w:r>
+              <w:t xml:space="preserve">service/services, catalog/catalogue, resource/resources</w:t>
+            </w:r>
+          </w:p>
+        </w:tc>
+      </w:tr>
     </w:tbl>
+    <w:p>
+      <w:pPr>
+        <w:numPr>
+          <w:ilvl w:val="0"/>
+          <w:numId w:val="1000"/>
+        </w:numPr>
+      </w:pPr>
+      <w:r>
+        <w:t xml:space="preserve">Purposes 5p and 5s are not checklist points. They exist because v3.2 accepts</w:t>
+      </w:r>
+      <w:r>
+        <w:t xml:space="preserve"> </w:t>
+      </w:r>
+      <w:r>
+        <w:t xml:space="preserve">the AUP and UAP "via intermediate web pages linked by the NLP": a page</w:t>
+      </w:r>
+      <w:r>
+        <w:t xml:space="preserve"> </w:t>
+      </w:r>
+      <w:r>
+        <w:t xml:space="preserve">fetched for them is read by 5b and 5c for policy links. They come last, so a</w:t>
+      </w:r>
+      <w:r>
+        <w:t xml:space="preserve"> </w:t>
+      </w:r>
+      <w:r>
+        <w:t xml:space="preserve">per-node cap drops them before a link that settles a point, and a link</w:t>
+      </w:r>
+      <w:r>
+        <w:t xml:space="preserve"> </w:t>
+      </w:r>
+      <w:r>
+        <w:t xml:space="preserve">already chosen for another purpose is not tagged with them.</w:t>
+      </w:r>
+    </w:p>
     <w:p>
       <w:pPr>
         <w:numPr>
@@ -11167,31 +11278,49 @@
         <w:t xml:space="preserve"> </w:t>
       </w:r>
       <w:r>
-        <w:t xml:space="preserve">Catalogue". Under v3.2 they must be accessible "both directly on the NLP</w:t>
-      </w:r>
-      <w:r>
-        <w:t xml:space="preserve"> </w:t>
-      </w:r>
-      <w:r>
-        <w:t xml:space="preserve">presenting the resource to the users and via the link to the resource's entry</w:t>
-      </w:r>
-      <w:r>
-        <w:t xml:space="preserve"> </w:t>
-      </w:r>
-      <w:r>
-        <w:t xml:space="preserve">in the EOSC Catalogue", which the document spells out as: present "for each</w:t>
-      </w:r>
-      <w:r>
-        <w:t xml:space="preserve"> </w:t>
-      </w:r>
-      <w:r>
-        <w:t xml:space="preserve">resource in the EOSC Exchange, both on the NLP itself and in the Metadata about</w:t>
-      </w:r>
-      <w:r>
-        <w:t xml:space="preserve"> </w:t>
-      </w:r>
-      <w:r>
-        <w:t xml:space="preserve">the Resource in the Node Catalogue".</w:t>
+        <w:t xml:space="preserve">Catalogue". Under v3.2 they must be accessible "both on the NLP presenting the</w:t>
+      </w:r>
+      <w:r>
+        <w:t xml:space="preserve"> </w:t>
+      </w:r>
+      <w:r>
+        <w:t xml:space="preserve">resource to the users (directly on the NLP itself or via intermediate web pages</w:t>
+      </w:r>
+      <w:r>
+        <w:t xml:space="preserve"> </w:t>
+      </w:r>
+      <w:r>
+        <w:t xml:space="preserve">linked by the NLP) and via the link to the resource's entry in the EOSC</w:t>
+      </w:r>
+      <w:r>
+        <w:t xml:space="preserve"> </w:t>
+      </w:r>
+      <w:r>
+        <w:t xml:space="preserve">Catalogue", which the document spells out as: present "for each resource in the</w:t>
+      </w:r>
+      <w:r>
+        <w:t xml:space="preserve"> </w:t>
+      </w:r>
+      <w:r>
+        <w:t xml:space="preserve">EOSC Exchange, both on the NLP itself (or on pages linked by the NLP web page)</w:t>
+      </w:r>
+      <w:r>
+        <w:t xml:space="preserve"> </w:t>
+      </w:r>
+      <w:r>
+        <w:t xml:space="preserve">and in the Metadata about the Resource in the Node Catalogue". This is the</w:t>
+      </w:r>
+      <w:r>
+        <w:t xml:space="preserve"> </w:t>
+      </w:r>
+      <w:r>
+        <w:t xml:space="preserve">wording of v3.2 as re-issued on 29 September 2026; the first copy said</w:t>
+      </w:r>
+      <w:r>
+        <w:t xml:space="preserve"> </w:t>
+      </w:r>
+      <w:r>
+        <w:t xml:space="preserve">"directly on the NLP" only, and is discarded.</w:t>
       </w:r>
     </w:p>
     <w:p>
@@ -11527,13 +11656,13 @@
         <w:t xml:space="preserve"> </w:t>
       </w:r>
       <w:r>
-        <w:t xml:space="preserve">under v3.2 it says the description must be both on the NLP and in the</w:t>
-      </w:r>
-      <w:r>
-        <w:t xml:space="preserve"> </w:t>
-      </w:r>
-      <w:r>
-        <w:t xml:space="preserve">Catalogue metadata, and the reviewer action asks for both. There is no branch on</w:t>
+        <w:t xml:space="preserve">under v3.2 it says the description must be both on the NLP (directly or on a</w:t>
+      </w:r>
+      <w:r>
+        <w:t xml:space="preserve"> </w:t>
+      </w:r>
+      <w:r>
+        <w:t xml:space="preserve">page it links to) and in the Catalogue metadata, and the reviewer action asks for both. There is no branch on</w:t>
       </w:r>
       <w:r>
         <w:t xml:space="preserve"> </w:t>
@@ -12400,7 +12529,19 @@
         <w:t xml:space="preserve"> </w:t>
       </w:r>
       <w:r>
-        <w:t xml:space="preserve">true), in this order:</w:t>
+        <w:t xml:space="preserve">true), in this order. "Linked pages read" are the</w:t>
+      </w:r>
+      <w:r>
+        <w:t xml:space="preserve"> </w:t>
+      </w:r>
+      <w:r>
+        <w:t xml:space="preserve">child pages (depth 1 and 2) that returned 2xx, whatever purpose they were</w:t>
+      </w:r>
+      <w:r>
+        <w:t xml:space="preserve"> </w:t>
+      </w:r>
+      <w:r>
+        <w:t xml:space="preserve">fetched for:</w:t>
       </w:r>
     </w:p>
     <w:tbl>
@@ -12465,18 +12606,112 @@
               <w:pStyle w:val="Compact"/>
             </w:pPr>
             <w:r>
-              <w:t xml:space="preserve">6</w:t>
-            </w:r>
-          </w:p>
-        </w:tc>
-        <w:tc>
-          <w:tcPr/>
-          <w:p>
-            <w:pPr>
-              <w:pStyle w:val="Compact"/>
-            </w:pPr>
-            <w:r>
-              <w:t xml:space="preserve">The page links to the</w:t>
+              <w:t xml:space="preserve">6a</w:t>
+            </w:r>
+          </w:p>
+        </w:tc>
+        <w:tc>
+          <w:tcPr/>
+          <w:p>
+            <w:pPr>
+              <w:pStyle w:val="Compact"/>
+            </w:pPr>
+            <w:r>
+              <w:t xml:space="preserve">A linked page read links to the policy (or is itself titled as the policy and reads like one), and that link, if fetched, is broken</w:t>
+            </w:r>
+          </w:p>
+        </w:tc>
+        <w:tc>
+          <w:tcPr/>
+          <w:p>
+            <w:pPr>
+              <w:pStyle w:val="Compact"/>
+            </w:pPr>
+            <w:r>
+              <w:rPr>
+                <w:rStyle w:val="VerbatimChar"/>
+              </w:rPr>
+              <w:t xml:space="preserve">FAIL</w:t>
+            </w:r>
+            <w:r>
+              <w:t xml:space="preserve"> </w:t>
+            </w:r>
+            <w:r>
+              <w:t xml:space="preserve">— the policy is not accessible</w:t>
+            </w:r>
+          </w:p>
+        </w:tc>
+      </w:tr>
+      <w:tr>
+        <w:trPr>
+          <w:cantSplit/>
+        </w:trPr>
+        <w:tc>
+          <w:tcPr/>
+          <w:p>
+            <w:pPr>
+              <w:pStyle w:val="Compact"/>
+            </w:pPr>
+            <w:r>
+              <w:t xml:space="preserve">6b</w:t>
+            </w:r>
+          </w:p>
+        </w:tc>
+        <w:tc>
+          <w:tcPr/>
+          <w:p>
+            <w:pPr>
+              <w:pStyle w:val="Compact"/>
+            </w:pPr>
+            <w:r>
+              <w:t xml:space="preserve">A linked page read links to the policy (or is itself the policy)</w:t>
+            </w:r>
+          </w:p>
+        </w:tc>
+        <w:tc>
+          <w:tcPr/>
+          <w:p>
+            <w:pPr>
+              <w:pStyle w:val="Compact"/>
+            </w:pPr>
+            <w:r>
+              <w:rPr>
+                <w:rStyle w:val="VerbatimChar"/>
+              </w:rPr>
+              <w:t xml:space="preserve">PASS</w:t>
+            </w:r>
+            <w:r>
+              <w:t xml:space="preserve"> </w:t>
+            </w:r>
+            <w:r>
+              <w:t xml:space="preserve">— "via intermediate web pages linked by the NLP"; the evidence names the intermediate page, and the message says whether the policy page itself was fetched</w:t>
+            </w:r>
+          </w:p>
+        </w:tc>
+      </w:tr>
+      <w:tr>
+        <w:trPr>
+          <w:cantSplit/>
+        </w:trPr>
+        <w:tc>
+          <w:tcPr/>
+          <w:p>
+            <w:pPr>
+              <w:pStyle w:val="Compact"/>
+            </w:pPr>
+            <w:r>
+              <w:t xml:space="preserve">7</w:t>
+            </w:r>
+          </w:p>
+        </w:tc>
+        <w:tc>
+          <w:tcPr/>
+          <w:p>
+            <w:pPr>
+              <w:pStyle w:val="Compact"/>
+            </w:pPr>
+            <w:r>
+              <w:t xml:space="preserve">The landing page or a linked page read links to the</w:t>
             </w:r>
             <w:r>
               <w:t xml:space="preserve"> </w:t>
@@ -12528,18 +12763,18 @@
               <w:pStyle w:val="Compact"/>
             </w:pPr>
             <w:r>
-              <w:t xml:space="preserve">7</w:t>
-            </w:r>
-          </w:p>
-        </w:tc>
-        <w:tc>
-          <w:tcPr/>
-          <w:p>
-            <w:pPr>
-              <w:pStyle w:val="Compact"/>
-            </w:pPr>
-            <w:r>
-              <w:t xml:space="preserve">The page links to a</w:t>
+              <w:t xml:space="preserve">8</w:t>
+            </w:r>
+          </w:p>
+        </w:tc>
+        <w:tc>
+          <w:tcPr/>
+          <w:p>
+            <w:pPr>
+              <w:pStyle w:val="Compact"/>
+            </w:pPr>
+            <w:r>
+              <w:t xml:space="preserve">The landing page links to a</w:t>
             </w:r>
             <w:r>
               <w:t xml:space="preserve"> </w:t>
@@ -12600,7 +12835,7 @@
               <w:pStyle w:val="Compact"/>
             </w:pPr>
             <w:r>
-              <w:t xml:space="preserve">8</w:t>
+              <w:t xml:space="preserve">9</w:t>
             </w:r>
           </w:p>
         </w:tc>
@@ -12656,7 +12891,85 @@
               <w:pStyle w:val="Compact"/>
             </w:pPr>
             <w:r>
-              <w:t xml:space="preserve">9</w:t>
+              <w:t xml:space="preserve">10</w:t>
+            </w:r>
+          </w:p>
+        </w:tc>
+        <w:tc>
+          <w:tcPr/>
+          <w:p>
+            <w:pPr>
+              <w:pStyle w:val="Compact"/>
+            </w:pPr>
+            <w:r>
+              <w:t xml:space="preserve">The landing page links, on its own site, to a policies, legal, terms, services, catalogue or resources page (</w:t>
+            </w:r>
+            <w:r>
+              <w:rPr>
+                <w:rStyle w:val="VerbatimChar"/>
+              </w:rPr>
+              <w:t xml:space="preserve">POLICY_INDEX_PATTERNS</w:t>
+            </w:r>
+            <w:r>
+              <w:t xml:space="preserve">,</w:t>
+            </w:r>
+            <w:r>
+              <w:t xml:space="preserve"> </w:t>
+            </w:r>
+            <w:r>
+              <w:rPr>
+                <w:rStyle w:val="VerbatimChar"/>
+              </w:rPr>
+              <w:t xml:space="preserve">SERVICE_INDEX_PATTERNS</w:t>
+            </w:r>
+            <w:r>
+              <w:t xml:space="preserve">) that was</w:t>
+            </w:r>
+            <w:r>
+              <w:t xml:space="preserve"> </w:t>
+            </w:r>
+            <w:r>
+              <w:rPr>
+                <w:b/>
+                <w:bCs/>
+              </w:rPr>
+              <w:t xml:space="preserve">not read</w:t>
+            </w:r>
+          </w:p>
+        </w:tc>
+        <w:tc>
+          <w:tcPr/>
+          <w:p>
+            <w:pPr>
+              <w:pStyle w:val="Compact"/>
+            </w:pPr>
+            <w:r>
+              <w:rPr>
+                <w:rStyle w:val="VerbatimChar"/>
+              </w:rPr>
+              <w:t xml:space="preserve">MANUAL_REVIEW</w:t>
+            </w:r>
+            <w:r>
+              <w:t xml:space="preserve"> </w:t>
+            </w:r>
+            <w:r>
+              <w:t xml:space="preserve">— the pointers may be there; the evidence lists up to three such links as "not read"</w:t>
+            </w:r>
+          </w:p>
+        </w:tc>
+      </w:tr>
+      <w:tr>
+        <w:trPr>
+          <w:cantSplit/>
+        </w:trPr>
+        <w:tc>
+          <w:tcPr/>
+          <w:p>
+            <w:pPr>
+              <w:pStyle w:val="Compact"/>
+            </w:pPr>
+            <w:r>
+              <w:t xml:space="preserve">11</w:t>
             </w:r>
           </w:p>
         </w:tc>
@@ -12689,7 +13002,7 @@
               <w:t xml:space="preserve"> </w:t>
             </w:r>
             <w:r>
-              <w:t xml:space="preserve">— no pointer to the policy on the NLP. If the page names the policy in its text without a link, the message says so and the mention is kept in the evidence, but it is still a</w:t>
+              <w:t xml:space="preserve">— no pointer on the landing page nor on any linked page read, and no candidate page left unread. If the page names the policy in its text without a link, the message says so and the mention is kept in the evidence, but it is still a</w:t>
             </w:r>
             <w:r>
               <w:t xml:space="preserve"> </w:t>
@@ -12701,7 +13014,7 @@
               <w:t xml:space="preserve">FAIL</w:t>
             </w:r>
             <w:r>
-              <w:t xml:space="preserve">: naming a document does not make it accessible from the NLP</w:t>
+              <w:t xml:space="preserve">: naming a document does not make it accessible</w:t>
             </w:r>
           </w:p>
         </w:tc>
@@ -12712,6 +13025,53 @@
         <w:pStyle w:val="BodyText"/>
       </w:pPr>
       <w:r>
+        <w:t xml:space="preserve">Branch 10 is what keeps the new rule honest. The checklist accepts any page the</w:t>
+      </w:r>
+      <w:r>
+        <w:t xml:space="preserve"> </w:t>
+      </w:r>
+      <w:r>
+        <w:t xml:space="preserve">NLP links to, and the tool reads at most eight; a</w:t>
+      </w:r>
+      <w:r>
+        <w:t xml:space="preserve"> </w:t>
+      </w:r>
+      <w:r>
+        <w:rPr>
+          <w:rStyle w:val="VerbatimChar"/>
+        </w:rPr>
+        <w:t xml:space="preserve">FAIL</w:t>
+      </w:r>
+      <w:r>
+        <w:t xml:space="preserve"> </w:t>
+      </w:r>
+      <w:r>
+        <w:t xml:space="preserve">asserts that the</w:t>
+      </w:r>
+      <w:r>
+        <w:t xml:space="preserve"> </w:t>
+      </w:r>
+      <w:r>
+        <w:t xml:space="preserve">policy is nowhere the tool could reasonably look, so an unread policies or</w:t>
+      </w:r>
+      <w:r>
+        <w:t xml:space="preserve"> </w:t>
+      </w:r>
+      <w:r>
+        <w:t xml:space="preserve">services page makes it review. Pages on other sites are not candidates, as for</w:t>
+      </w:r>
+      <w:r>
+        <w:t xml:space="preserve"> </w:t>
+      </w:r>
+      <w:r>
+        <w:t xml:space="preserve">the crawl.</w:t>
+      </w:r>
+    </w:p>
+    <w:p>
+      <w:pPr>
+        <w:pStyle w:val="BodyText"/>
+      </w:pPr>
+      <w:r>
         <w:t xml:space="preserve">Branch 1 is weaker than it looks, and the message says so: a link labelled</w:t>
       </w:r>
       <w:r>
@@ -12984,13 +13344,13 @@
         <w:t xml:space="preserve"> </w:t>
       </w:r>
       <w:r>
-        <w:t xml:space="preserve">(v3.2 branch 9).</w:t>
-      </w:r>
-      <w:r>
-        <w:t xml:space="preserve"> </w:t>
-      </w:r>
-      <w:r>
-        <w:t xml:space="preserve">The exceptions in v3.2 branches 6 and 7 come from the checklist's own notes; they</w:t>
+        <w:t xml:space="preserve">(v3.2 branch 11).</w:t>
+      </w:r>
+      <w:r>
+        <w:t xml:space="preserve"> </w:t>
+      </w:r>
+      <w:r>
+        <w:t xml:space="preserve">The exceptions in v3.2 branches 7 and 8 come from the checklist's own notes; they</w:t>
       </w:r>
       <w:r>
         <w:t xml:space="preserve"> </w:t>
@@ -13020,13 +13380,13 @@
         <w:t xml:space="preserve"> </w:t>
       </w:r>
       <w:r>
-        <w:t xml:space="preserve">unique per service" is why a single policy linked from the NLP satisfies the NLP</w:t>
-      </w:r>
-      <w:r>
-        <w:t xml:space="preserve"> </w:t>
-      </w:r>
-      <w:r>
-        <w:t xml:space="preserve">half for every resource: the tool does not ask for one link per resource.</w:t>
+        <w:t xml:space="preserve">unique per service" is why a single policy linked from the NLP, or from a page it</w:t>
+      </w:r>
+      <w:r>
+        <w:t xml:space="preserve"> </w:t>
+      </w:r>
+      <w:r>
+        <w:t xml:space="preserve">links to, satisfies the NLP half for every resource: the tool does not ask for one link per resource.</w:t>
       </w:r>
     </w:p>
     <w:p>
@@ -13034,25 +13394,13 @@
         <w:pStyle w:val="BodyText"/>
       </w:pPr>
       <w:r>
-        <w:t xml:space="preserve">What the stricter rule changed on the published evidence (run</w:t>
-      </w:r>
-      <w:r>
-        <w:t xml:space="preserve"> </w:t>
-      </w:r>
-      <w:r>
-        <w:rPr>
-          <w:rStyle w:val="VerbatimChar"/>
-        </w:rPr>
-        <w:t xml:space="preserve">web-11</w:t>
-      </w:r>
-      <w:r>
-        <w:t xml:space="preserve">, re-scored</w:t>
-      </w:r>
-      <w:r>
-        <w:t xml:space="preserve"> </w:t>
-      </w:r>
-      <w:r>
-        <w:t xml:space="preserve">without contacting any node): 5b and 5c moved from</w:t>
+        <w:t xml:space="preserve">What the rule changed on the published evidence. Under the first copy of v3.2</w:t>
+      </w:r>
+      <w:r>
+        <w:t xml:space="preserve"> </w:t>
+      </w:r>
+      <w:r>
+        <w:t xml:space="preserve">("directly on the NLP"), 5b and 5c moved from</w:t>
       </w:r>
       <w:r>
         <w:t xml:space="preserve"> </w:t>
@@ -13088,25 +13436,13 @@
         <w:t xml:space="preserve"> </w:t>
       </w:r>
       <w:r>
-        <w:t xml:space="preserve">CERN, Data Terra and PaNOSC, whose landing pages link to neither policy nor to a</w:t>
-      </w:r>
-      <w:r>
-        <w:t xml:space="preserve"> </w:t>
-      </w:r>
-      <w:r>
-        <w:t xml:space="preserve">licence. Every other cell is unchanged: eight nodes link one of the two policies</w:t>
-      </w:r>
-      <w:r>
-        <w:t xml:space="preserve"> </w:t>
-      </w:r>
-      <w:r>
-        <w:t xml:space="preserve">and get review on the other (v3.2 branch 6), Slovakia links one document labelled</w:t>
-      </w:r>
-      <w:r>
-        <w:t xml:space="preserve"> </w:t>
-      </w:r>
-      <w:r>
-        <w:t xml:space="preserve">as both, and GÉANT's page was not served (branch 8). Run</w:t>
+        <w:t xml:space="preserve">CERN, Data Terra and PaNOSC, whose landing pages link to neither policy nor a</w:t>
+      </w:r>
+      <w:r>
+        <w:t xml:space="preserve"> </w:t>
+      </w:r>
+      <w:r>
+        <w:t xml:space="preserve">licence; runs</w:t>
       </w:r>
       <w:r>
         <w:t xml:space="preserve"> </w:t>
@@ -13118,13 +13454,10 @@
         <w:t xml:space="preserve">web-12</w:t>
       </w:r>
       <w:r>
-        <w:t xml:space="preserve">, the first</w:t>
-      </w:r>
-      <w:r>
-        <w:t xml:space="preserve"> </w:t>
-      </w:r>
-      <w:r>
-        <w:t xml:space="preserve">collected under v3.2, gave the same verdicts in all 130 cells, and so did</w:t>
+        <w:t xml:space="preserve"> </w:t>
+      </w:r>
+      <w:r>
+        <w:t xml:space="preserve">and</w:t>
       </w:r>
       <w:r>
         <w:t xml:space="preserve"> </w:t>
@@ -13139,19 +13472,109 @@
         <w:t xml:space="preserve"> </w:t>
       </w:r>
       <w:r>
-        <w:t xml:space="preserve">at</w:t>
-      </w:r>
-      <w:r>
-        <w:t xml:space="preserve"> </w:t>
-      </w:r>
-      <w:r>
-        <w:rPr>
-          <w:rStyle w:val="VerbatimChar"/>
-        </w:rPr>
-        <w:t xml:space="preserve">--depth 2</w:t>
-      </w:r>
-      <w:r>
-        <w:t xml:space="preserve">, at both depths.</w:t>
+        <w:t xml:space="preserve">confirmed it. Under the re-issued v3.2</w:t>
+      </w:r>
+      <w:r>
+        <w:t xml:space="preserve"> </w:t>
+      </w:r>
+      <w:r>
+        <w:t xml:space="preserve">(</w:t>
+      </w:r>
+      <w:r>
+        <w:rPr>
+          <w:rStyle w:val="VerbatimChar"/>
+        </w:rPr>
+        <w:t xml:space="preserve">web-13</w:t>
+      </w:r>
+      <w:r>
+        <w:t xml:space="preserve"> </w:t>
+      </w:r>
+      <w:r>
+        <w:t xml:space="preserve">re-scored as</w:t>
+      </w:r>
+      <w:r>
+        <w:t xml:space="preserve"> </w:t>
+      </w:r>
+      <w:r>
+        <w:rPr>
+          <w:rStyle w:val="VerbatimChar"/>
+        </w:rPr>
+        <w:t xml:space="preserve">web-13-rescored</w:t>
+      </w:r>
+      <w:r>
+        <w:t xml:space="preserve">, without contacting any node), those</w:t>
+      </w:r>
+      <w:r>
+        <w:t xml:space="preserve"> </w:t>
+      </w:r>
+      <w:r>
+        <w:t xml:space="preserve">six cells are review again, now by branch 10: each landing page links to a</w:t>
+      </w:r>
+      <w:r>
+        <w:t xml:space="preserve"> </w:t>
+      </w:r>
+      <w:r>
+        <w:t xml:space="preserve">services or policies page that</w:t>
+      </w:r>
+      <w:r>
+        <w:t xml:space="preserve"> </w:t>
+      </w:r>
+      <w:r>
+        <w:rPr>
+          <w:rStyle w:val="VerbatimChar"/>
+        </w:rPr>
+        <w:t xml:space="preserve">web-13</w:t>
+      </w:r>
+      <w:r>
+        <w:t xml:space="preserve"> </w:t>
+      </w:r>
+      <w:r>
+        <w:t xml:space="preserve">did not read (CERN's "Services" and</w:t>
+      </w:r>
+      <w:r>
+        <w:t xml:space="preserve"> </w:t>
+      </w:r>
+      <w:r>
+        <w:t xml:space="preserve">"Policies", for instance). BBMRI-ERIC's 5b moved from review to</w:t>
+      </w:r>
+      <w:r>
+        <w:t xml:space="preserve"> </w:t>
+      </w:r>
+      <w:r>
+        <w:rPr>
+          <w:rStyle w:val="VerbatimChar"/>
+        </w:rPr>
+        <w:t xml:space="preserve">PASS</w:t>
+      </w:r>
+      <w:r>
+        <w:t xml:space="preserve"> </w:t>
+      </w:r>
+      <w:r>
+        <w:t xml:space="preserve">by branch</w:t>
+      </w:r>
+      <w:r>
+        <w:t xml:space="preserve"> </w:t>
+      </w:r>
+      <w:r>
+        <w:t xml:space="preserve">6b: its Access Policies page links the "Acceptable Use Policy of BBMRI-ERIC</w:t>
+      </w:r>
+      <w:r>
+        <w:t xml:space="preserve"> </w:t>
+      </w:r>
+      <w:r>
+        <w:t xml:space="preserve">Services". Every other cell is unchanged: seven nodes link one of the two</w:t>
+      </w:r>
+      <w:r>
+        <w:t xml:space="preserve"> </w:t>
+      </w:r>
+      <w:r>
+        <w:t xml:space="preserve">policies and get review on the other (branch 7), Slovakia links one document</w:t>
+      </w:r>
+      <w:r>
+        <w:t xml:space="preserve"> </w:t>
+      </w:r>
+      <w:r>
+        <w:t xml:space="preserve">labelled as both, and GÉANT's page was not served (branch 9).</w:t>
       </w:r>
     </w:p>
     <w:p>
@@ -18639,7 +19062,7 @@
         <w:t xml:space="preserve"> </w:t>
       </w:r>
       <w:r>
-        <w:t xml:space="preserve">("130 cells: 49 PASS · 14 FAIL · 67 review");</w:t>
+        <w:t xml:space="preserve">("130 cells: 50 PASS · 8 FAIL · 72 review");</w:t>
       </w:r>
     </w:p>
     <w:p>

--- a/docs/eosc-basic-compliance-analysis-workflow.docx
+++ b/docs/eosc-basic-compliance-analysis-workflow.docx
@@ -5037,7 +5037,40 @@
         <w:t xml:space="preserve"> </w:t>
       </w:r>
       <w:r>
-        <w:t xml:space="preserve">already chosen for another purpose is not tagged with them.</w:t>
+        <w:t xml:space="preserve">already chosen for another purpose is not tagged with them. They are looked</w:t>
+      </w:r>
+      <w:r>
+        <w:t xml:space="preserve"> </w:t>
+      </w:r>
+      <w:r>
+        <w:t xml:space="preserve">for on the landing page only, never at depth 2: in run</w:t>
+      </w:r>
+      <w:r>
+        <w:t xml:space="preserve"> </w:t>
+      </w:r>
+      <w:r>
+        <w:rPr>
+          <w:rStyle w:val="VerbatimChar"/>
+        </w:rPr>
+        <w:t xml:space="preserve">web-14</w:t>
+      </w:r>
+      <w:r>
+        <w:t xml:space="preserve"> </w:t>
+      </w:r>
+      <w:r>
+        <w:t xml:space="preserve">looking for</w:t>
+      </w:r>
+      <w:r>
+        <w:t xml:space="preserve"> </w:t>
+      </w:r>
+      <w:r>
+        <w:t xml:space="preserve">them at the second hop too used the whole fetch budget. A link is excluded</w:t>
+      </w:r>
+      <w:r>
+        <w:t xml:space="preserve"> </w:t>
+      </w:r>
+      <w:r>
+        <w:t xml:space="preserve">from 5p when its label or address mentions privacy or cookies.</w:t>
       </w:r>
     </w:p>
     <w:p>
@@ -13574,7 +13607,55 @@
         <w:t xml:space="preserve"> </w:t>
       </w:r>
       <w:r>
-        <w:t xml:space="preserve">labelled as both, and GÉANT's page was not served (branch 9).</w:t>
+        <w:t xml:space="preserve">labelled as both, and GÉANT's page was not served (branch 9). Run</w:t>
+      </w:r>
+      <w:r>
+        <w:t xml:space="preserve"> </w:t>
+      </w:r>
+      <w:r>
+        <w:rPr>
+          <w:rStyle w:val="VerbatimChar"/>
+        </w:rPr>
+        <w:t xml:space="preserve">web-14</w:t>
+      </w:r>
+      <w:r>
+        <w:t xml:space="preserve">,</w:t>
+      </w:r>
+      <w:r>
+        <w:t xml:space="preserve"> </w:t>
+      </w:r>
+      <w:r>
+        <w:t xml:space="preserve">the first collection under the re-issued v3.2, read those pages: CERN's 5b and</w:t>
+      </w:r>
+      <w:r>
+        <w:t xml:space="preserve"> </w:t>
+      </w:r>
+      <w:r>
+        <w:t xml:space="preserve">5c pass by branch 6b (its "Policies" page links both policies, which were</w:t>
+      </w:r>
+      <w:r>
+        <w:t xml:space="preserve"> </w:t>
+      </w:r>
+      <w:r>
+        <w:t xml:space="preserve">fetched), Data Terra's fail by branch 11 (its two services pages were read and</w:t>
+      </w:r>
+      <w:r>
+        <w:t xml:space="preserve"> </w:t>
+      </w:r>
+      <w:r>
+        <w:t xml:space="preserve">link neither; they are in French, which the English vocabulary does not</w:t>
+      </w:r>
+      <w:r>
+        <w:t xml:space="preserve"> </w:t>
+      </w:r>
+      <w:r>
+        <w:t xml:space="preserve">cover), and PaNOSC's stay review by branch 10 (its services site was not</w:t>
+      </w:r>
+      <w:r>
+        <w:t xml:space="preserve"> </w:t>
+      </w:r>
+      <w:r>
+        <w:t xml:space="preserve">read).</w:t>
       </w:r>
     </w:p>
     <w:p>
@@ -19062,7 +19143,7 @@
         <w:t xml:space="preserve"> </w:t>
       </w:r>
       <w:r>
-        <w:t xml:space="preserve">("130 cells: 50 PASS · 8 FAIL · 72 review");</w:t>
+        <w:t xml:space="preserve">("130 cells: 52 PASS · 10 FAIL · 68 review");</w:t>
       </w:r>
     </w:p>
     <w:p>

--- a/docs/eosc-basic-compliance-analysis-workflow.docx
+++ b/docs/eosc-basic-compliance-analysis-workflow.docx
@@ -13655,7 +13655,25 @@
         <w:t xml:space="preserve"> </w:t>
       </w:r>
       <w:r>
-        <w:t xml:space="preserve">read).</w:t>
+        <w:t xml:space="preserve">read). Run</w:t>
+      </w:r>
+      <w:r>
+        <w:t xml:space="preserve"> </w:t>
+      </w:r>
+      <w:r>
+        <w:rPr>
+          <w:rStyle w:val="VerbatimChar"/>
+        </w:rPr>
+        <w:t xml:space="preserve">web-15</w:t>
+      </w:r>
+      <w:r>
+        <w:t xml:space="preserve">, with the second hop no longer looking for services</w:t>
+      </w:r>
+      <w:r>
+        <w:t xml:space="preserve"> </w:t>
+      </w:r>
+      <w:r>
+        <w:t xml:space="preserve">pages, kept all three.</w:t>
       </w:r>
     </w:p>
     <w:p>
@@ -19143,7 +19161,7 @@
         <w:t xml:space="preserve"> </w:t>
       </w:r>
       <w:r>
-        <w:t xml:space="preserve">("130 cells: 52 PASS · 10 FAIL · 68 review");</w:t>
+        <w:t xml:space="preserve">("130 cells: 53 PASS · 9 FAIL · 68 review");</w:t>
       </w:r>
     </w:p>
     <w:p>

--- a/docs/eosc-basic-compliance-analysis-workflow.docx
+++ b/docs/eosc-basic-compliance-analysis-workflow.docx
@@ -13673,7 +13673,19 @@
         <w:t xml:space="preserve"> </w:t>
       </w:r>
       <w:r>
-        <w:t xml:space="preserve">pages, kept all three.</w:t>
+        <w:t xml:space="preserve">pages, kept all three, and so did</w:t>
+      </w:r>
+      <w:r>
+        <w:t xml:space="preserve"> </w:t>
+      </w:r>
+      <w:r>
+        <w:rPr>
+          <w:rStyle w:val="VerbatimChar"/>
+        </w:rPr>
+        <w:t xml:space="preserve">web-16</w:t>
+      </w:r>
+      <w:r>
+        <w:t xml:space="preserve">.</w:t>
       </w:r>
     </w:p>
     <w:p>
@@ -19161,7 +19173,7 @@
         <w:t xml:space="preserve"> </w:t>
       </w:r>
       <w:r>
-        <w:t xml:space="preserve">("130 cells: 53 PASS · 9 FAIL · 68 review");</w:t>
+        <w:t xml:space="preserve">("130 cells: 57 PASS · 6 FAIL · 67 review");</w:t>
       </w:r>
     </w:p>
     <w:p>

--- a/docs/eosc-basic-compliance-analysis-workflow.docx
+++ b/docs/eosc-basic-compliance-analysis-workflow.docx
@@ -31,7 +31,7 @@
         <w:pStyle w:val="Date"/>
       </w:pPr>
       <w:r>
-        <w:t xml:space="preserve">29 September 2026 (checklist v3.2) — built from the Markdown guides in the same commit</w:t>
+        <w:t xml:space="preserve">1 October 2026 (checklist v3.2) — built from the Markdown guides in the same commit</w:t>
       </w:r>
     </w:p>
     <w:bookmarkStart w:id="9" w:name="contents"/>
@@ -12086,7 +12086,7 @@
               <w:t xml:space="preserve"> </w:t>
             </w:r>
             <w:r>
-              <w:t xml:space="preserve">— the policy is not accessible</w:t>
+              <w:t xml:space="preserve">— the policy is not accessible; but if the page has other links to the policy, pointing elsewhere, branch 1 applies to them and the evidence reports the broken one</w:t>
             </w:r>
           </w:p>
         </w:tc>
@@ -12650,7 +12650,7 @@
               <w:pStyle w:val="Compact"/>
             </w:pPr>
             <w:r>
-              <w:t xml:space="preserve">A linked page read links to the policy (or is itself titled as the policy and reads like one), and that link, if fetched, is broken</w:t>
+              <w:t xml:space="preserve">A linked page read links to the policy (or is itself titled as the policy and reads like one), and every such link that was fetched is broken, with no other left</w:t>
             </w:r>
           </w:p>
         </w:tc>
@@ -13171,6 +13171,56 @@
         <w:pStyle w:val="BodyText"/>
       </w:pPr>
       <w:r>
+        <w:t xml:space="preserve">Branches 2 and 6a fail only when the broken link is the only way to the policy</w:t>
+      </w:r>
+      <w:r>
+        <w:t xml:space="preserve"> </w:t>
+      </w:r>
+      <w:r>
+        <w:t xml:space="preserve">(since 1 October 2026, commit</w:t>
+      </w:r>
+      <w:r>
+        <w:t xml:space="preserve"> </w:t>
+      </w:r>
+      <w:r>
+        <w:rPr>
+          <w:rStyle w:val="VerbatimChar"/>
+        </w:rPr>
+        <w:t xml:space="preserve">1418f05</w:t>
+      </w:r>
+      <w:r>
+        <w:t xml:space="preserve">). EOSC Node Italy linked "Infrastructure</w:t>
+      </w:r>
+      <w:r>
+        <w:t xml:space="preserve"> </w:t>
+      </w:r>
+      <w:r>
+        <w:t xml:space="preserve">AUP/UAP" to a working policy page and "Review resource access conditions" to a</w:t>
+      </w:r>
+      <w:r>
+        <w:t xml:space="preserve"> </w:t>
+      </w:r>
+      <w:r>
+        <w:t xml:space="preserve">404; the tool followed the second and had failed 5c, though the policy was</w:t>
+      </w:r>
+      <w:r>
+        <w:t xml:space="preserve"> </w:t>
+      </w:r>
+      <w:r>
+        <w:t xml:space="preserve">linked. A broken link next to a working one is a defect to report, not an</w:t>
+      </w:r>
+      <w:r>
+        <w:t xml:space="preserve"> </w:t>
+      </w:r>
+      <w:r>
+        <w:t xml:space="preserve">absence.</w:t>
+      </w:r>
+    </w:p>
+    <w:p>
+      <w:pPr>
+        <w:pStyle w:val="BodyText"/>
+      </w:pPr>
+      <w:r>
         <w:t xml:space="preserve">Branch 4's "policy wording" test is</w:t>
       </w:r>
       <w:r>
@@ -13683,6 +13733,21 @@
           <w:rStyle w:val="VerbatimChar"/>
         </w:rPr>
         <w:t xml:space="preserve">web-16</w:t>
+      </w:r>
+      <w:r>
+        <w:t xml:space="preserve"> </w:t>
+      </w:r>
+      <w:r>
+        <w:t xml:space="preserve">and</w:t>
+      </w:r>
+      <w:r>
+        <w:t xml:space="preserve"> </w:t>
+      </w:r>
+      <w:r>
+        <w:rPr>
+          <w:rStyle w:val="VerbatimChar"/>
+        </w:rPr>
+        <w:t xml:space="preserve">web-18</w:t>
       </w:r>
       <w:r>
         <w:t xml:space="preserve">.</w:t>
@@ -18369,70 +18434,58 @@
         <w:t xml:space="preserve"> </w:t>
       </w:r>
       <w:r>
-        <w:t xml:space="preserve">capture, with its date.</w:t>
-      </w:r>
-      <w:r>
-        <w:t xml:space="preserve"> </w:t>
-      </w:r>
-      <w:r>
-        <w:rPr>
-          <w:rStyle w:val="VerbatimChar"/>
-        </w:rPr>
-        <w:t xml:space="preserve">--skip Italy</w:t>
-      </w:r>
-      <w:r>
-        <w:t xml:space="preserve"> </w:t>
-      </w:r>
-      <w:r>
-        <w:t xml:space="preserve">keeps the same scope as the published</w:t>
-      </w:r>
-      <w:r>
-        <w:t xml:space="preserve"> </w:t>
-      </w:r>
-      <w:r>
-        <w:t xml:space="preserve">run. Italy's URL changed on 26 September to</w:t>
-      </w:r>
-      <w:r>
-        <w:t xml:space="preserve"> </w:t>
-      </w:r>
-      <w:r>
-        <w:rPr>
-          <w:rStyle w:val="VerbatimChar"/>
-        </w:rPr>
-        <w:t xml:space="preserve">https://eoscnode-it.d4science.org/</w:t>
-      </w:r>
-      <w:r>
-        <w:t xml:space="preserve">; drop</w:t>
-      </w:r>
-      <w:r>
-        <w:t xml:space="preserve"> </w:t>
-      </w:r>
-      <w:r>
-        <w:rPr>
-          <w:rStyle w:val="VerbatimChar"/>
-        </w:rPr>
-        <w:t xml:space="preserve">--skip Italy</w:t>
-      </w:r>
-      <w:r>
-        <w:t xml:space="preserve"> </w:t>
-      </w:r>
-      <w:r>
-        <w:t xml:space="preserve">once a trial</w:t>
-      </w:r>
-      <w:r>
-        <w:t xml:space="preserve"> </w:t>
-      </w:r>
-      <w:r>
-        <w:t xml:space="preserve">collection (</w:t>
-      </w:r>
-      <w:r>
-        <w:rPr>
-          <w:rStyle w:val="VerbatimChar"/>
-        </w:rPr>
-        <w:t xml:space="preserve">collect --only eosc-it --results /tmp/trial</w:t>
-      </w:r>
-      <w:r>
-        <w:t xml:space="preserve">) shows the page loads.</w:t>
+        <w:t xml:space="preserve">capture, with its date. The published run includes Italy, read at</w:t>
+      </w:r>
+      <w:r>
+        <w:t xml:space="preserve"> </w:t>
+      </w:r>
+      <w:r>
+        <w:rPr>
+          <w:rStyle w:val="VerbatimChar"/>
+        </w:rPr>
+        <w:t xml:space="preserve">https://eosc.it/</w:t>
+      </w:r>
+      <w:r>
+        <w:t xml:space="preserve"> </w:t>
+      </w:r>
+      <w:r>
+        <w:t xml:space="preserve">since 1 October 2026, so no</w:t>
+      </w:r>
+      <w:r>
+        <w:t xml:space="preserve"> </w:t>
+      </w:r>
+      <w:r>
+        <w:rPr>
+          <w:rStyle w:val="VerbatimChar"/>
+        </w:rPr>
+        <w:t xml:space="preserve">--skip</w:t>
+      </w:r>
+      <w:r>
+        <w:t xml:space="preserve"> </w:t>
+      </w:r>
+      <w:r>
+        <w:t xml:space="preserve">is needed; skip a node</w:t>
+      </w:r>
+      <w:r>
+        <w:t xml:space="preserve"> </w:t>
+      </w:r>
+      <w:r>
+        <w:t xml:space="preserve">only while a trial collection (</w:t>
+      </w:r>
+      <w:r>
+        <w:rPr>
+          <w:rStyle w:val="VerbatimChar"/>
+        </w:rPr>
+        <w:t xml:space="preserve">collect --only &lt;id&gt; --results /tmp/trial</w:t>
+      </w:r>
+      <w:r>
+        <w:t xml:space="preserve">)</w:t>
+      </w:r>
+      <w:r>
+        <w:t xml:space="preserve"> </w:t>
+      </w:r>
+      <w:r>
+        <w:t xml:space="preserve">shows its page does not load.</w:t>
       </w:r>
     </w:p>
     <w:p>
@@ -19173,7 +19226,7 @@
         <w:t xml:space="preserve"> </w:t>
       </w:r>
       <w:r>
-        <w:t xml:space="preserve">("130 cells: 57 PASS · 6 FAIL · 67 review");</w:t>
+        <w:t xml:space="preserve">("130 cells: 60 PASS · 6 FAIL · 64 review");</w:t>
       </w:r>
     </w:p>
     <w:p>

--- a/docs/eosc-basic-compliance-analysis-workflow.docx
+++ b/docs/eosc-basic-compliance-analysis-workflow.docx
@@ -13750,7 +13750,34 @@
         <w:t xml:space="preserve">web-18</w:t>
       </w:r>
       <w:r>
-        <w:t xml:space="preserve">.</w:t>
+        <w:t xml:space="preserve">. In</w:t>
+      </w:r>
+      <w:r>
+        <w:t xml:space="preserve"> </w:t>
+      </w:r>
+      <w:r>
+        <w:rPr>
+          <w:rStyle w:val="VerbatimChar"/>
+        </w:rPr>
+        <w:t xml:space="preserve">web-21</w:t>
+      </w:r>
+      <w:r>
+        <w:t xml:space="preserve"> </w:t>
+      </w:r>
+      <w:r>
+        <w:t xml:space="preserve">Data Terra was read at its new address,</w:t>
+      </w:r>
+      <w:r>
+        <w:t xml:space="preserve"> </w:t>
+      </w:r>
+      <w:r>
+        <w:rPr>
+          <w:rStyle w:val="VerbatimChar"/>
+        </w:rPr>
+        <w:t xml:space="preserve">www.earth-data.eu</w:t>
+      </w:r>
+      <w:r>
+        <w:t xml:space="preserve">, which links an AUP: 5b passes by branch 1 and 5c is review by branch 7.</w:t>
       </w:r>
     </w:p>
     <w:p>
@@ -19226,7 +19253,7 @@
         <w:t xml:space="preserve"> </w:t>
       </w:r>
       <w:r>
-        <w:t xml:space="preserve">("130 cells: 60 PASS · 6 FAIL · 64 review");</w:t>
+        <w:t xml:space="preserve">("130 cells: 63 PASS · 3 FAIL · 64 review");</w:t>
       </w:r>
     </w:p>
     <w:p>

--- a/docs/eosc-basic-compliance-analysis-workflow.docx
+++ b/docs/eosc-basic-compliance-analysis-workflow.docx
@@ -31,7 +31,7 @@
         <w:pStyle w:val="Date"/>
       </w:pPr>
       <w:r>
-        <w:t xml:space="preserve">1 October 2026 (checklist v3.2) — built from the Markdown guides in the same commit</w:t>
+        <w:t xml:space="preserve">2 October 2026 (checklist v3.2) — built from the Markdown guides in the same commit</w:t>
       </w:r>
     </w:p>
     <w:bookmarkStart w:id="9" w:name="contents"/>
@@ -13777,7 +13777,22 @@
         <w:t xml:space="preserve">www.earth-data.eu</w:t>
       </w:r>
       <w:r>
-        <w:t xml:space="preserve">, which links an AUP: 5b passes by branch 1 and 5c is review by branch 7.</w:t>
+        <w:t xml:space="preserve">, which links an AUP: 5b passes by branch 1 and 5c is review by branch 7. In</w:t>
+      </w:r>
+      <w:r>
+        <w:t xml:space="preserve"> </w:t>
+      </w:r>
+      <w:r>
+        <w:rPr>
+          <w:rStyle w:val="VerbatimChar"/>
+        </w:rPr>
+        <w:t xml:space="preserve">web-22</w:t>
+      </w:r>
+      <w:r>
+        <w:t xml:space="preserve"> </w:t>
+      </w:r>
+      <w:r>
+        <w:t xml:space="preserve">PaNOSC links "Acceptable User Policy and User Access Policy" to a user-policies page: 5c passes by branch 5, and 5b is review by branch 7, because "Acceptable User Policy" does not match the AUP vocabulary.</w:t>
       </w:r>
     </w:p>
     <w:p>
@@ -19253,7 +19268,7 @@
         <w:t xml:space="preserve"> </w:t>
       </w:r>
       <w:r>
-        <w:t xml:space="preserve">("130 cells: 63 PASS · 3 FAIL · 64 review");</w:t>
+        <w:t xml:space="preserve">("130 cells: 68 PASS · 3 FAIL · 59 review");</w:t>
       </w:r>
     </w:p>
     <w:p>

--- a/docs/eosc-basic-compliance-analysis-workflow.docx
+++ b/docs/eosc-basic-compliance-analysis-workflow.docx
@@ -31,7 +31,7 @@
         <w:pStyle w:val="Date"/>
       </w:pPr>
       <w:r>
-        <w:t xml:space="preserve">2 October 2026 (checklist v3.2) — built from the Markdown guides in the same commit</w:t>
+        <w:t xml:space="preserve">2 October 2026, evening (checklist v3.2) — built from the Markdown guides in the same commit</w:t>
       </w:r>
     </w:p>
     <w:bookmarkStart w:id="9" w:name="contents"/>
@@ -19268,7 +19268,7 @@
         <w:t xml:space="preserve"> </w:t>
       </w:r>
       <w:r>
-        <w:t xml:space="preserve">("130 cells: 68 PASS · 3 FAIL · 59 review");</w:t>
+        <w:t xml:space="preserve">("130 cells: 66 PASS · 1 FAIL · 63 review");</w:t>
       </w:r>
     </w:p>
     <w:p>

--- a/docs/eosc-basic-compliance-analysis-workflow.docx
+++ b/docs/eosc-basic-compliance-analysis-workflow.docx
@@ -34,82 +34,9 @@
         <w:t xml:space="preserve">2 October 2026, evening (checklist v3.2) — built from the Markdown guides in the same commit</w:t>
       </w:r>
     </w:p>
-    <w:bookmarkStart w:id="9" w:name="contents"/>
-    <w:p>
-      <w:pPr>
-        <w:pStyle w:val="Heading2"/>
-      </w:pPr>
-      <w:r>
-        <w:t xml:space="preserve">Contents</w:t>
-      </w:r>
-    </w:p>
     <w:p>
       <w:pPr>
         <w:pStyle w:val="FirstParagraph"/>
-      </w:pPr>
-      <w:r>
-        <w:t xml:space="preserve">1. The three stages</w:t>
-      </w:r>
-    </w:p>
-    <w:p>
-      <w:pPr>
-        <w:pStyle w:val="BodyText"/>
-      </w:pPr>
-      <w:r>
-        <w:t xml:space="preserve">2. Stage 1 — collection</w:t>
-      </w:r>
-    </w:p>
-    <w:p>
-      <w:pPr>
-        <w:pStyle w:val="BodyText"/>
-      </w:pPr>
-      <w:r>
-        <w:t xml:space="preserve">3. What the evidence contains — and what it does not</w:t>
-      </w:r>
-    </w:p>
-    <w:p>
-      <w:pPr>
-        <w:pStyle w:val="BodyText"/>
-      </w:pPr>
-      <w:r>
-        <w:t xml:space="preserve">4. Stage 2 — the assessment machinery</w:t>
-      </w:r>
-    </w:p>
-    <w:p>
-      <w:pPr>
-        <w:pStyle w:val="BodyText"/>
-      </w:pPr>
-      <w:r>
-        <w:t xml:space="preserve">5. Per-point decision procedures — points 1, 1R, 2, 3, 4, 5a, 5b, 5c, 6, 7</w:t>
-      </w:r>
-    </w:p>
-    <w:p>
-      <w:pPr>
-        <w:pStyle w:val="BodyText"/>
-      </w:pPr>
-      <w:r>
-        <w:t xml:space="preserve">6. Where this workflow is known to be wrong</w:t>
-      </w:r>
-    </w:p>
-    <w:p>
-      <w:pPr>
-        <w:pStyle w:val="BodyText"/>
-      </w:pPr>
-      <w:r>
-        <w:t xml:space="preserve">7. Reading the output</w:t>
-      </w:r>
-    </w:p>
-    <w:p>
-      <w:pPr>
-        <w:pStyle w:val="BodyText"/>
-      </w:pPr>
-      <w:r>
-        <w:t xml:space="preserve">8. Worked examples — adding a node, changing a URL, a new checklist revision</w:t>
-      </w:r>
-    </w:p>
-    <w:p>
-      <w:pPr>
-        <w:pStyle w:val="BodyText"/>
       </w:pPr>
       <w:r>
         <w:t xml:space="preserve">What the test suite actually does, step by step, when it assesses a node against</w:t>
@@ -270,7 +197,7 @@
         <w:t xml:space="preserve"> </w:t>
       </w:r>
       <w:r>
-        <w:t xml:space="preserve">node's URL, and moving to a new checklist revision — with every command.</w:t>
+        <w:t xml:space="preserve">node’s URL, and moving to a new checklist revision — with every command.</w:t>
       </w:r>
     </w:p>
     <w:p>
@@ -280,8 +207,7 @@
         </w:pict>
       </w:r>
     </w:p>
-    <w:bookmarkEnd w:id="9"/>
-    <w:bookmarkStart w:id="14" w:name="the-three-stages"/>
+    <w:bookmarkStart w:id="13" w:name="the-three-stages"/>
     <w:p>
       <w:pPr>
         <w:pStyle w:val="Heading2"/>
@@ -347,7 +273,6 @@
       </w:tblGrid>
       <w:tr>
         <w:trPr>
-          <w:cantSplit/>
           <w:tblHeader w:val="on"/>
         </w:trPr>
         <w:tc>
@@ -407,9 +332,6 @@
         </w:tc>
       </w:tr>
       <w:tr>
-        <w:trPr>
-          <w:cantSplit/>
-        </w:trPr>
         <w:tc>
           <w:tcPr/>
           <w:p>
@@ -491,9 +413,6 @@
         </w:tc>
       </w:tr>
       <w:tr>
-        <w:trPr>
-          <w:cantSplit/>
-        </w:trPr>
         <w:tc>
           <w:tcPr/>
           <w:p>
@@ -570,9 +489,6 @@
         </w:tc>
       </w:tr>
       <w:tr>
-        <w:trPr>
-          <w:cantSplit/>
-        </w:trPr>
         <w:tc>
           <w:tcPr/>
           <w:p>
@@ -755,7 +671,7 @@
           <w:b/>
           <w:bCs/>
         </w:rPr>
-        <w:t xml:space="preserve">A verdict can be re-derived without touching the node's server.</w:t>
+        <w:t xml:space="preserve">A verdict can be re-derived without touching the node’s server.</w:t>
       </w:r>
       <w:r>
         <w:t xml:space="preserve"> </w:t>
@@ -837,7 +753,7 @@
         <w:t xml:space="preserve">, no check can use it — see section 3.</w:t>
       </w:r>
     </w:p>
-    <w:bookmarkStart w:id="13" w:name="Xfc66290f0c5177f1908cc0639df18c8282368f6"/>
+    <w:bookmarkStart w:id="12" w:name="Xfc66290f0c5177f1908cc0639df18c8282368f6"/>
     <w:p>
       <w:pPr>
         <w:pStyle w:val="Heading3"/>
@@ -855,18 +771,18 @@
           <wp:inline>
             <wp:extent cx="4846320" cy="6057899"/>
             <wp:effectExtent b="0" l="0" r="0" t="0"/>
-            <wp:docPr descr="Figure 1. The three phases in execution order: collect contacts the nodes, assess and report work offline, and run performs all three." title="" id="11" name="Picture"/>
+            <wp:docPr descr="Figure 1. The three phases in execution order: collect contacts the nodes, assess and report work offline, and run performs all three." title="" id="10" name="Picture"/>
             <a:graphic>
               <a:graphicData uri="http://schemas.openxmlformats.org/drawingml/2006/picture">
                 <pic:pic>
                   <pic:nvPicPr>
-                    <pic:cNvPr descr="/home/user/workspace/eosc-basic-compliance/docs/img/phases.png" id="12" name="Picture"/>
+                    <pic:cNvPr descr="/home/user/workspace/eosc-basic-compliance/docs/img/phases.png" id="11" name="Picture"/>
                     <pic:cNvPicPr>
                       <a:picLocks noChangeArrowheads="1" noChangeAspect="1"/>
                     </pic:cNvPicPr>
                   </pic:nvPicPr>
                   <pic:blipFill>
-                    <a:blip r:embed="rId10"/>
+                    <a:blip r:embed="rId9"/>
                     <a:stretch>
                       <a:fillRect/>
                     </a:stretch>
@@ -1231,7 +1147,6 @@
       </w:tblGrid>
       <w:tr>
         <w:trPr>
-          <w:cantSplit/>
           <w:tblHeader w:val="on"/>
         </w:trPr>
         <w:tc>
@@ -1303,9 +1218,6 @@
         </w:tc>
       </w:tr>
       <w:tr>
-        <w:trPr>
-          <w:cantSplit/>
-        </w:trPr>
         <w:tc>
           <w:tcPr/>
           <w:p>
@@ -1390,9 +1302,6 @@
         </w:tc>
       </w:tr>
       <w:tr>
-        <w:trPr>
-          <w:cantSplit/>
-        </w:trPr>
         <w:tc>
           <w:tcPr/>
           <w:p>
@@ -1465,9 +1374,6 @@
         </w:tc>
       </w:tr>
       <w:tr>
-        <w:trPr>
-          <w:cantSplit/>
-        </w:trPr>
         <w:tc>
           <w:tcPr/>
           <w:p>
@@ -1531,9 +1437,6 @@
         </w:tc>
       </w:tr>
       <w:tr>
-        <w:trPr>
-          <w:cantSplit/>
-        </w:trPr>
         <w:tc>
           <w:tcPr/>
           <w:p>
@@ -1597,9 +1500,6 @@
         </w:tc>
       </w:tr>
       <w:tr>
-        <w:trPr>
-          <w:cantSplit/>
-        </w:trPr>
         <w:tc>
           <w:tcPr/>
           <w:p>
@@ -1690,9 +1590,6 @@
         </w:tc>
       </w:tr>
       <w:tr>
-        <w:trPr>
-          <w:cantSplit/>
-        </w:trPr>
         <w:tc>
           <w:tcPr/>
           <w:p>
@@ -1762,7 +1659,7 @@
               <w:t xml:space="preserve">--url</w:t>
             </w:r>
             <w:r>
-              <w:t xml:space="preserve">: that node's own</w:t>
+              <w:t xml:space="preserve">: that node’s own</w:t>
             </w:r>
             <w:r>
               <w:t xml:space="preserve"> </w:t>
@@ -1783,9 +1680,6 @@
         </w:tc>
       </w:tr>
       <w:tr>
-        <w:trPr>
-          <w:cantSplit/>
-        </w:trPr>
         <w:tc>
           <w:tcPr/>
           <w:p>
@@ -1858,9 +1752,6 @@
         </w:tc>
       </w:tr>
       <w:tr>
-        <w:trPr>
-          <w:cantSplit/>
-        </w:trPr>
         <w:tc>
           <w:tcPr/>
           <w:p>
@@ -1924,9 +1815,6 @@
         </w:tc>
       </w:tr>
       <w:tr>
-        <w:trPr>
-          <w:cantSplit/>
-        </w:trPr>
         <w:tc>
           <w:tcPr/>
           <w:p>
@@ -1990,9 +1878,6 @@
         </w:tc>
       </w:tr>
       <w:tr>
-        <w:trPr>
-          <w:cantSplit/>
-        </w:trPr>
         <w:tc>
           <w:tcPr/>
           <w:p>
@@ -2071,9 +1956,6 @@
         </w:tc>
       </w:tr>
       <w:tr>
-        <w:trPr>
-          <w:cantSplit/>
-        </w:trPr>
         <w:tc>
           <w:tcPr/>
           <w:p>
@@ -2137,9 +2019,6 @@
         </w:tc>
       </w:tr>
       <w:tr>
-        <w:trPr>
-          <w:cantSplit/>
-        </w:trPr>
         <w:tc>
           <w:tcPr/>
           <w:p>
@@ -2227,9 +2106,6 @@
         </w:tc>
       </w:tr>
       <w:tr>
-        <w:trPr>
-          <w:cantSplit/>
-        </w:trPr>
         <w:tc>
           <w:tcPr/>
           <w:p>
@@ -2305,9 +2181,6 @@
         </w:tc>
       </w:tr>
       <w:tr>
-        <w:trPr>
-          <w:cantSplit/>
-        </w:trPr>
         <w:tc>
           <w:tcPr/>
           <w:p>
@@ -2371,9 +2244,6 @@
         </w:tc>
       </w:tr>
       <w:tr>
-        <w:trPr>
-          <w:cantSplit/>
-        </w:trPr>
         <w:tc>
           <w:tcPr/>
           <w:p>
@@ -2437,9 +2307,6 @@
         </w:tc>
       </w:tr>
       <w:tr>
-        <w:trPr>
-          <w:cantSplit/>
-        </w:trPr>
         <w:tc>
           <w:tcPr/>
           <w:p>
@@ -2503,9 +2370,6 @@
         </w:tc>
       </w:tr>
       <w:tr>
-        <w:trPr>
-          <w:cantSplit/>
-        </w:trPr>
         <w:tc>
           <w:tcPr/>
           <w:p>
@@ -2563,7 +2427,7 @@
               <w:pStyle w:val="Compact"/>
             </w:pPr>
             <w:r>
-              <w:t xml:space="preserve">Update only that node's row in the stored results;</w:t>
+              <w:t xml:space="preserve">Update only that node’s row in the stored results;</w:t>
             </w:r>
             <w:r>
               <w:t xml:space="preserve"> </w:t>
@@ -2599,9 +2463,6 @@
         </w:tc>
       </w:tr>
       <w:tr>
-        <w:trPr>
-          <w:cantSplit/>
-        </w:trPr>
         <w:tc>
           <w:tcPr/>
           <w:p>
@@ -2746,7 +2607,7 @@
         <w:t xml:space="preserve"> </w:t>
       </w:r>
       <w:r>
-        <w:t xml:space="preserve">checklist or the approved-name list differs from the stored results', because</w:t>
+        <w:t xml:space="preserve">checklist or the approved-name list differs from the stored results’, because</w:t>
       </w:r>
       <w:r>
         <w:t xml:space="preserve"> </w:t>
@@ -2776,7 +2637,6 @@
       </w:tblGrid>
       <w:tr>
         <w:trPr>
-          <w:cantSplit/>
           <w:tblHeader w:val="on"/>
         </w:trPr>
         <w:tc>
@@ -2819,15 +2679,12 @@
               <w:pStyle w:val="Compact"/>
             </w:pPr>
             <w:r>
-              <w:t xml:space="preserve">The other nodes' rows</w:t>
+              <w:t xml:space="preserve">The other nodes’ rows</w:t>
             </w:r>
           </w:p>
         </w:tc>
       </w:tr>
       <w:tr>
-        <w:trPr>
-          <w:cantSplit/>
-        </w:trPr>
         <w:tc>
           <w:tcPr/>
           <w:p>
@@ -2953,9 +2810,6 @@
         </w:tc>
       </w:tr>
       <w:tr>
-        <w:trPr>
-          <w:cantSplit/>
-        </w:trPr>
         <w:tc>
           <w:tcPr/>
           <w:p>
@@ -3039,9 +2893,6 @@
         </w:tc>
       </w:tr>
       <w:tr>
-        <w:trPr>
-          <w:cantSplit/>
-        </w:trPr>
         <w:tc>
           <w:tcPr/>
           <w:p>
@@ -3053,7 +2904,7 @@
                 <w:b/>
                 <w:bCs/>
               </w:rPr>
-              <w:t xml:space="preserve">Change a node's landing page URL</w:t>
+              <w:t xml:space="preserve">Change a node’s landing page URL</w:t>
             </w:r>
             <w:r>
               <w:t xml:space="preserve"> </w:t>
@@ -3110,9 +2961,6 @@
         </w:tc>
       </w:tr>
       <w:tr>
-        <w:trPr>
-          <w:cantSplit/>
-        </w:trPr>
         <w:tc>
           <w:tcPr/>
           <w:p>
@@ -3211,9 +3059,6 @@
         </w:tc>
       </w:tr>
       <w:tr>
-        <w:trPr>
-          <w:cantSplit/>
-        </w:trPr>
         <w:tc>
           <w:tcPr/>
           <w:p>
@@ -3326,7 +3171,7 @@
         <w:t xml:space="preserve"> </w:t>
       </w:r>
       <w:r>
-        <w:t xml:space="preserve">alone is not enough after a URL change. The node's evidence still</w:t>
+        <w:t xml:space="preserve">alone is not enough after a URL change. The node’s evidence still</w:t>
       </w:r>
       <w:r>
         <w:t xml:space="preserve"> </w:t>
@@ -3546,9 +3391,9 @@
         </w:pict>
       </w:r>
     </w:p>
+    <w:bookmarkEnd w:id="12"/>
     <w:bookmarkEnd w:id="13"/>
-    <w:bookmarkEnd w:id="14"/>
-    <w:bookmarkStart w:id="15" w:name="stage-1-collection"/>
+    <w:bookmarkStart w:id="14" w:name="stage-1-collection"/>
     <w:p>
       <w:pPr>
         <w:pStyle w:val="Heading2"/>
@@ -3634,7 +3479,7 @@
         <w:t xml:space="preserve">httpx</w:t>
       </w:r>
       <w:r>
-        <w:t xml:space="preserve">, not the browser), with the tool's</w:t>
+        <w:t xml:space="preserve">, not the browser), with the tool’s</w:t>
       </w:r>
       <w:r>
         <w:t xml:space="preserve"> </w:t>
@@ -3704,7 +3549,7 @@
         <w:t xml:space="preserve"> </w:t>
       </w:r>
       <w:r>
-        <w:t xml:space="preserve">hypothetical: on a trial run on 25 September 2026, BBMRI-ERIC's new</w:t>
+        <w:t xml:space="preserve">hypothetical: on a trial run on 25 September 2026, BBMRI-ERIC’s new</w:t>
       </w:r>
       <w:r>
         <w:t xml:space="preserve"> </w:t>
@@ -3776,7 +3621,16 @@
         </w:numPr>
       </w:pPr>
       <w:r>
-        <w:t xml:space="preserve">HTTP ≠ 200 → treated as "nothing disallowed", proceed;</w:t>
+        <w:t xml:space="preserve">HTTP ≠ 200 → treated as</w:t>
+      </w:r>
+      <w:r>
+        <w:t xml:space="preserve"> </w:t>
+      </w:r>
+      <w:r>
+        <w:t xml:space="preserve">“nothing disallowed”</w:t>
+      </w:r>
+      <w:r>
+        <w:t xml:space="preserve">, proceed;</w:t>
       </w:r>
     </w:p>
     <w:p>
@@ -4241,7 +4095,7 @@
         <w:t xml:space="preserve">img</w:t>
       </w:r>
       <w:r>
-        <w:t xml:space="preserve">'s</w:t>
+        <w:t xml:space="preserve">’s</w:t>
       </w:r>
       <w:r>
         <w:t xml:space="preserve"> </w:t>
@@ -4532,7 +4386,7 @@
         <w:t xml:space="preserve"> </w:t>
       </w:r>
       <w:r>
-        <w:t xml:space="preserve">element's</w:t>
+        <w:t xml:space="preserve">element’s</w:t>
       </w:r>
       <w:r>
         <w:t xml:space="preserve"> </w:t>
@@ -4670,7 +4524,7 @@
         <w:t xml:space="preserve"> </w:t>
       </w:r>
       <w:r>
-        <w:t xml:space="preserve">extension, is on the node's own host or a related host, and its combined link</w:t>
+        <w:t xml:space="preserve">extension, is on the node’s own host or a related host, and its combined link</w:t>
       </w:r>
       <w:r>
         <w:t xml:space="preserve"> </w:t>
@@ -4739,7 +4593,6 @@
       </w:tblGrid>
       <w:tr>
         <w:trPr>
-          <w:cantSplit/>
           <w:tblHeader w:val="on"/>
         </w:trPr>
         <w:tc>
@@ -4777,9 +4630,6 @@
         </w:tc>
       </w:tr>
       <w:tr>
-        <w:trPr>
-          <w:cantSplit/>
-        </w:trPr>
         <w:tc>
           <w:tcPr/>
           <w:p>
@@ -4815,9 +4665,6 @@
         </w:tc>
       </w:tr>
       <w:tr>
-        <w:trPr>
-          <w:cantSplit/>
-        </w:trPr>
         <w:tc>
           <w:tcPr/>
           <w:p>
@@ -4853,9 +4700,6 @@
         </w:tc>
       </w:tr>
       <w:tr>
-        <w:trPr>
-          <w:cantSplit/>
-        </w:trPr>
         <w:tc>
           <w:tcPr/>
           <w:p>
@@ -4891,9 +4735,6 @@
         </w:tc>
       </w:tr>
       <w:tr>
-        <w:trPr>
-          <w:cantSplit/>
-        </w:trPr>
         <w:tc>
           <w:tcPr/>
           <w:p>
@@ -4929,9 +4770,6 @@
         </w:tc>
       </w:tr>
       <w:tr>
-        <w:trPr>
-          <w:cantSplit/>
-        </w:trPr>
         <w:tc>
           <w:tcPr/>
           <w:p>
@@ -4961,15 +4799,21 @@
               <w:pStyle w:val="Compact"/>
             </w:pPr>
             <w:r>
-              <w:t xml:space="preserve">policy/policies (not privacy, cookie or "policy makers"), legal, terms</w:t>
+              <w:t xml:space="preserve">policy/policies (not privacy, cookie or</w:t>
+            </w:r>
+            <w:r>
+              <w:t xml:space="preserve"> </w:t>
+            </w:r>
+            <w:r>
+              <w:t xml:space="preserve">“policy makers”</w:t>
+            </w:r>
+            <w:r>
+              <w:t xml:space="preserve">), legal, terms</w:t>
             </w:r>
           </w:p>
         </w:tc>
       </w:tr>
       <w:tr>
-        <w:trPr>
-          <w:cantSplit/>
-        </w:trPr>
         <w:tc>
           <w:tcPr/>
           <w:p>
@@ -5019,7 +4863,16 @@
         <w:t xml:space="preserve"> </w:t>
       </w:r>
       <w:r>
-        <w:t xml:space="preserve">the AUP and UAP "via intermediate web pages linked by the NLP": a page</w:t>
+        <w:t xml:space="preserve">the AUP and UAP</w:t>
+      </w:r>
+      <w:r>
+        <w:t xml:space="preserve"> </w:t>
+      </w:r>
+      <w:r>
+        <w:t xml:space="preserve">“via intermediate web pages linked by the NLP”</w:t>
+      </w:r>
+      <w:r>
+        <w:t xml:space="preserve">: a page</w:t>
       </w:r>
       <w:r>
         <w:t xml:space="preserve"> </w:t>
@@ -5166,7 +5019,28 @@
         <w:t xml:space="preserve"> </w:t>
       </w:r>
       <w:r>
-        <w:t xml:space="preserve">list is the difference between "checked and absent" and "never looked".</w:t>
+        <w:t xml:space="preserve">list is the difference between</w:t>
+      </w:r>
+      <w:r>
+        <w:t xml:space="preserve"> </w:t>
+      </w:r>
+      <w:r>
+        <w:t xml:space="preserve">“checked and absent”</w:t>
+      </w:r>
+      <w:r>
+        <w:t xml:space="preserve"> </w:t>
+      </w:r>
+      <w:r>
+        <w:t xml:space="preserve">and</w:t>
+      </w:r>
+      <w:r>
+        <w:t xml:space="preserve"> </w:t>
+      </w:r>
+      <w:r>
+        <w:t xml:space="preserve">“never looked”</w:t>
+      </w:r>
+      <w:r>
+        <w:t xml:space="preserve">.</w:t>
       </w:r>
     </w:p>
     <w:p>
@@ -5373,8 +5247,8 @@
         </w:pict>
       </w:r>
     </w:p>
-    <w:bookmarkEnd w:id="15"/>
-    <w:bookmarkStart w:id="16" w:name="X918652c513cf24a1b30a731e09106c31c6d2955"/>
+    <w:bookmarkEnd w:id="14"/>
+    <w:bookmarkStart w:id="15" w:name="X918652c513cf24a1b30a731e09106c31c6d2955"/>
     <w:p>
       <w:pPr>
         <w:pStyle w:val="Heading2"/>
@@ -6112,7 +5986,7 @@
         <w:t xml:space="preserve"> </w:t>
       </w:r>
       <w:r>
-        <w:t xml:space="preserve">person's address or number. Re-assessing the 24 September evidence after masking</w:t>
+        <w:t xml:space="preserve">person’s address or number. Re-assessing the 24 September evidence after masking</w:t>
       </w:r>
       <w:r>
         <w:t xml:space="preserve"> </w:t>
@@ -6215,8 +6089,8 @@
         </w:pict>
       </w:r>
     </w:p>
-    <w:bookmarkEnd w:id="16"/>
-    <w:bookmarkStart w:id="21" w:name="stage-2-the-assessment-machinery"/>
+    <w:bookmarkEnd w:id="15"/>
+    <w:bookmarkStart w:id="20" w:name="stage-2-the-assessment-machinery"/>
     <w:p>
       <w:pPr>
         <w:pStyle w:val="Heading2"/>
@@ -6385,7 +6259,7 @@
         <w:t xml:space="preserve">.</w:t>
       </w:r>
     </w:p>
-    <w:bookmarkStart w:id="17" w:name="the-verdict-vocabulary"/>
+    <w:bookmarkStart w:id="16" w:name="the-verdict-vocabulary"/>
     <w:p>
       <w:pPr>
         <w:pStyle w:val="Heading3"/>
@@ -6407,7 +6281,6 @@
       </w:tblGrid>
       <w:tr>
         <w:trPr>
-          <w:cantSplit/>
           <w:tblHeader w:val="on"/>
         </w:trPr>
         <w:tc>
@@ -6434,9 +6307,6 @@
         </w:tc>
       </w:tr>
       <w:tr>
-        <w:trPr>
-          <w:cantSplit/>
-        </w:trPr>
         <w:tc>
           <w:tcPr/>
           <w:p>
@@ -6464,9 +6334,6 @@
         </w:tc>
       </w:tr>
       <w:tr>
-        <w:trPr>
-          <w:cantSplit/>
-        </w:trPr>
         <w:tc>
           <w:tcPr/>
           <w:p>
@@ -6494,9 +6361,6 @@
         </w:tc>
       </w:tr>
       <w:tr>
-        <w:trPr>
-          <w:cantSplit/>
-        </w:trPr>
         <w:tc>
           <w:tcPr/>
           <w:p>
@@ -6524,9 +6388,6 @@
         </w:tc>
       </w:tr>
       <w:tr>
-        <w:trPr>
-          <w:cantSplit/>
-        </w:trPr>
         <w:tc>
           <w:tcPr/>
           <w:p>
@@ -6574,13 +6435,31 @@
         <w:t xml:space="preserve"> </w:t>
       </w:r>
       <w:r>
-        <w:t xml:space="preserve">like "clearly state", or quantify over "all Node Exchange research resources</w:t>
-      </w:r>
-      <w:r>
-        <w:t xml:space="preserve"> </w:t>
-      </w:r>
-      <w:r>
-        <w:t xml:space="preserve">offered by the Node". Neither is settleable by inspecting one page, and emitting</w:t>
+        <w:t xml:space="preserve">like</w:t>
+      </w:r>
+      <w:r>
+        <w:t xml:space="preserve"> </w:t>
+      </w:r>
+      <w:r>
+        <w:t xml:space="preserve">“clearly state”</w:t>
+      </w:r>
+      <w:r>
+        <w:t xml:space="preserve">, or quantify over</w:t>
+      </w:r>
+      <w:r>
+        <w:t xml:space="preserve"> </w:t>
+      </w:r>
+      <w:r>
+        <w:t xml:space="preserve">“all Node Exchange research resources</w:t>
+      </w:r>
+      <w:r>
+        <w:t xml:space="preserve"> </w:t>
+      </w:r>
+      <w:r>
+        <w:t xml:space="preserve">offered by the Node”</w:t>
+      </w:r>
+      <w:r>
+        <w:t xml:space="preserve">. Neither is settleable by inspecting one page, and emitting</w:t>
       </w:r>
       <w:r>
         <w:t xml:space="preserve"> </w:t>
@@ -6640,60 +6519,60 @@
         <w:t xml:space="preserve">says so and hands over the evidence.</w:t>
       </w:r>
     </w:p>
+    <w:bookmarkEnd w:id="16"/>
+    <w:bookmarkStart w:id="17" w:name="the-first-step-of-every-check"/>
+    <w:p>
+      <w:pPr>
+        <w:pStyle w:val="Heading3"/>
+      </w:pPr>
+      <w:r>
+        <w:t xml:space="preserve">The first step of every check</w:t>
+      </w:r>
+    </w:p>
+    <w:p>
+      <w:pPr>
+        <w:pStyle w:val="FirstParagraph"/>
+      </w:pPr>
+      <w:r>
+        <w:t xml:space="preserve">Every one of the ten functions begins the same way:</w:t>
+      </w:r>
+    </w:p>
+    <w:p>
+      <w:pPr>
+        <w:pStyle w:val="SourceCode"/>
+      </w:pPr>
+      <w:r>
+        <w:rPr>
+          <w:rStyle w:val="VerbatimChar"/>
+        </w:rPr>
+        <w:t xml:space="preserve">if ev.error:  -&gt;  ERROR</w:t>
+      </w:r>
+    </w:p>
+    <w:p>
+      <w:pPr>
+        <w:pStyle w:val="FirstParagraph"/>
+      </w:pPr>
+      <w:r>
+        <w:t xml:space="preserve">So a node whose landing page could not be fetched at all returns ten</w:t>
+      </w:r>
+      <w:r>
+        <w:t xml:space="preserve"> </w:t>
+      </w:r>
+      <w:r>
+        <w:rPr>
+          <w:rStyle w:val="VerbatimChar"/>
+        </w:rPr>
+        <w:t xml:space="preserve">ERROR</w:t>
+      </w:r>
+      <w:r>
+        <w:t xml:space="preserve"> </w:t>
+      </w:r>
+      <w:r>
+        <w:t xml:space="preserve">cells, never a mix of passes and a failure.</w:t>
+      </w:r>
+    </w:p>
     <w:bookmarkEnd w:id="17"/>
-    <w:bookmarkStart w:id="18" w:name="the-first-step-of-every-check"/>
-    <w:p>
-      <w:pPr>
-        <w:pStyle w:val="Heading3"/>
-      </w:pPr>
-      <w:r>
-        <w:t xml:space="preserve">The first step of every check</w:t>
-      </w:r>
-    </w:p>
-    <w:p>
-      <w:pPr>
-        <w:pStyle w:val="FirstParagraph"/>
-      </w:pPr>
-      <w:r>
-        <w:t xml:space="preserve">Every one of the ten functions begins the same way:</w:t>
-      </w:r>
-    </w:p>
-    <w:p>
-      <w:pPr>
-        <w:pStyle w:val="SourceCode"/>
-      </w:pPr>
-      <w:r>
-        <w:rPr>
-          <w:rStyle w:val="VerbatimChar"/>
-        </w:rPr>
-        <w:t xml:space="preserve">if ev.error:  -&gt;  ERROR</w:t>
-      </w:r>
-    </w:p>
-    <w:p>
-      <w:pPr>
-        <w:pStyle w:val="FirstParagraph"/>
-      </w:pPr>
-      <w:r>
-        <w:t xml:space="preserve">So a node whose landing page could not be fetched at all returns ten</w:t>
-      </w:r>
-      <w:r>
-        <w:t xml:space="preserve"> </w:t>
-      </w:r>
-      <w:r>
-        <w:rPr>
-          <w:rStyle w:val="VerbatimChar"/>
-        </w:rPr>
-        <w:t xml:space="preserve">ERROR</w:t>
-      </w:r>
-      <w:r>
-        <w:t xml:space="preserve"> </w:t>
-      </w:r>
-      <w:r>
-        <w:t xml:space="preserve">cells, never a mix of passes and a failure.</w:t>
-      </w:r>
-    </w:p>
-    <w:bookmarkEnd w:id="18"/>
-    <w:bookmarkStart w:id="19" w:name="shared-helpers"/>
+    <w:bookmarkStart w:id="18" w:name="shared-helpers"/>
     <w:p>
       <w:pPr>
         <w:pStyle w:val="Heading3"/>
@@ -6716,7 +6595,6 @@
       </w:tblGrid>
       <w:tr>
         <w:trPr>
-          <w:cantSplit/>
           <w:tblHeader w:val="on"/>
         </w:trPr>
         <w:tc>
@@ -6754,9 +6632,6 @@
         </w:tc>
       </w:tr>
       <w:tr>
-        <w:trPr>
-          <w:cantSplit/>
-        </w:trPr>
         <w:tc>
           <w:tcPr/>
           <w:p>
@@ -6795,9 +6670,6 @@
         </w:tc>
       </w:tr>
       <w:tr>
-        <w:trPr>
-          <w:cantSplit/>
-        </w:trPr>
         <w:tc>
           <w:tcPr/>
           <w:p>
@@ -6851,9 +6723,6 @@
         </w:tc>
       </w:tr>
       <w:tr>
-        <w:trPr>
-          <w:cantSplit/>
-        </w:trPr>
         <w:tc>
           <w:tcPr/>
           <w:p>
@@ -6907,9 +6776,6 @@
         </w:tc>
       </w:tr>
       <w:tr>
-        <w:trPr>
-          <w:cantSplit/>
-        </w:trPr>
         <w:tc>
           <w:tcPr/>
           <w:p>
@@ -7003,9 +6869,6 @@
         </w:tc>
       </w:tr>
       <w:tr>
-        <w:trPr>
-          <w:cantSplit/>
-        </w:trPr>
         <w:tc>
           <w:tcPr/>
           <w:p>
@@ -7053,9 +6916,6 @@
         </w:tc>
       </w:tr>
       <w:tr>
-        <w:trPr>
-          <w:cantSplit/>
-        </w:trPr>
         <w:tc>
           <w:tcPr/>
           <w:p>
@@ -7109,9 +6969,6 @@
         </w:tc>
       </w:tr>
       <w:tr>
-        <w:trPr>
-          <w:cantSplit/>
-        </w:trPr>
         <w:tc>
           <w:tcPr/>
           <w:p>
@@ -7166,9 +7023,6 @@
         </w:tc>
       </w:tr>
       <w:tr>
-        <w:trPr>
-          <w:cantSplit/>
-        </w:trPr>
         <w:tc>
           <w:tcPr/>
           <w:p>
@@ -7217,8 +7071,8 @@
         </w:tc>
       </w:tr>
     </w:tbl>
-    <w:bookmarkEnd w:id="19"/>
-    <w:bookmarkStart w:id="20" w:name="Xb01f761edf526ca820d10c97270181bdb8dc3d6"/>
+    <w:bookmarkEnd w:id="18"/>
+    <w:bookmarkStart w:id="19" w:name="Xb01f761edf526ca820d10c97270181bdb8dc3d6"/>
     <w:p>
       <w:pPr>
         <w:pStyle w:val="Heading3"/>
@@ -7232,7 +7086,19 @@
         <w:pStyle w:val="FirstParagraph"/>
       </w:pPr>
       <w:r>
-        <w:t xml:space="preserve">Concluding "absent" from an incomplete capture is the most damaging mistake this</w:t>
+        <w:t xml:space="preserve">Concluding</w:t>
+      </w:r>
+      <w:r>
+        <w:t xml:space="preserve"> </w:t>
+      </w:r>
+      <w:r>
+        <w:t xml:space="preserve">“absent”</w:t>
+      </w:r>
+      <w:r>
+        <w:t xml:space="preserve"> </w:t>
+      </w:r>
+      <w:r>
+        <w:t xml:space="preserve">from an incomplete capture is the most damaging mistake this</w:t>
       </w:r>
       <w:r>
         <w:t xml:space="preserve"> </w:t>
@@ -7476,7 +7342,7 @@
         <w:t xml:space="preserve"> </w:t>
       </w:r>
       <w:r>
-        <w:t xml:space="preserve">server's HTML, and 21 in the rendered DOM both before and after accepting</w:t>
+        <w:t xml:space="preserve">server’s HTML, and 21 in the rendered DOM both before and after accepting</w:t>
       </w:r>
       <w:r>
         <w:t xml:space="preserve"> </w:t>
@@ -7503,7 +7369,16 @@
         <w:t xml:space="preserve"> </w:t>
       </w:r>
       <w:r>
-        <w:t xml:space="preserve">absence escape as "cannot conclude". The absence of an</w:t>
+        <w:t xml:space="preserve">absence escape as</w:t>
+      </w:r>
+      <w:r>
+        <w:t xml:space="preserve"> </w:t>
+      </w:r>
+      <w:r>
+        <w:t xml:space="preserve">“cannot conclude”</w:t>
+      </w:r>
+      <w:r>
+        <w:t xml:space="preserve">. The absence of an</w:t>
       </w:r>
       <w:r>
         <w:t xml:space="preserve"> </w:t>
@@ -7584,9 +7459,9 @@
         </w:pict>
       </w:r>
     </w:p>
+    <w:bookmarkEnd w:id="19"/>
     <w:bookmarkEnd w:id="20"/>
-    <w:bookmarkEnd w:id="21"/>
-    <w:bookmarkStart w:id="32" w:name="per-point-decision-procedures"/>
+    <w:bookmarkStart w:id="31" w:name="per-point-decision-procedures"/>
     <w:p>
       <w:pPr>
         <w:pStyle w:val="Heading2"/>
@@ -7616,7 +7491,7 @@
         </w:pict>
       </w:r>
     </w:p>
-    <w:bookmarkStart w:id="22" w:name="Xcae13acec6153e7753360c0a42e9f41f8127de1"/>
+    <w:bookmarkStart w:id="21" w:name="Xcae13acec6153e7753360c0a42e9f41f8127de1"/>
     <w:p>
       <w:pPr>
         <w:pStyle w:val="Heading3"/>
@@ -7740,7 +7615,6 @@
       </w:tblGrid>
       <w:tr>
         <w:trPr>
-          <w:cantSplit/>
           <w:tblHeader w:val="on"/>
         </w:trPr>
         <w:tc>
@@ -7778,9 +7652,6 @@
         </w:tc>
       </w:tr>
       <w:tr>
-        <w:trPr>
-          <w:cantSplit/>
-        </w:trPr>
         <w:tc>
           <w:tcPr/>
           <w:p>
@@ -7828,9 +7699,6 @@
         </w:tc>
       </w:tr>
       <w:tr>
-        <w:trPr>
-          <w:cantSplit/>
-        </w:trPr>
         <w:tc>
           <w:tcPr/>
           <w:p>
@@ -7900,9 +7768,6 @@
         </w:tc>
       </w:tr>
       <w:tr>
-        <w:trPr>
-          <w:cantSplit/>
-        </w:trPr>
         <w:tc>
           <w:tcPr/>
           <w:p>
@@ -7963,9 +7828,6 @@
         </w:tc>
       </w:tr>
       <w:tr>
-        <w:trPr>
-          <w:cantSplit/>
-        </w:trPr>
         <w:tc>
           <w:tcPr/>
           <w:p>
@@ -8004,9 +7866,6 @@
         </w:tc>
       </w:tr>
       <w:tr>
-        <w:trPr>
-          <w:cantSplit/>
-        </w:trPr>
         <w:tc>
           <w:tcPr/>
           <w:p>
@@ -8051,9 +7910,6 @@
         </w:tc>
       </w:tr>
       <w:tr>
-        <w:trPr>
-          <w:cantSplit/>
-        </w:trPr>
         <w:tc>
           <w:tcPr/>
           <w:p>
@@ -8098,9 +7954,6 @@
         </w:tc>
       </w:tr>
       <w:tr>
-        <w:trPr>
-          <w:cantSplit/>
-        </w:trPr>
         <w:tc>
           <w:tcPr/>
           <w:p>
@@ -8139,9 +7992,6 @@
         </w:tc>
       </w:tr>
       <w:tr>
-        <w:trPr>
-          <w:cantSplit/>
-        </w:trPr>
         <w:tc>
           <w:tcPr/>
           <w:p>
@@ -8215,13 +8065,25 @@
         <w:t xml:space="preserve"> </w:t>
       </w:r>
       <w:r>
-        <w:t xml:space="preserve">then 403 once the crawl made a handful more requests. Reporting that as "not</w:t>
-      </w:r>
-      <w:r>
-        <w:t xml:space="preserve"> </w:t>
-      </w:r>
-      <w:r>
-        <w:t xml:space="preserve">publicly accessible" would have been the tool blaming a node for its own request</w:t>
+        <w:t xml:space="preserve">then 403 once the crawl made a handful more requests. Reporting that as</w:t>
+      </w:r>
+      <w:r>
+        <w:t xml:space="preserve"> </w:t>
+      </w:r>
+      <w:r>
+        <w:t xml:space="preserve">“not</w:t>
+      </w:r>
+      <w:r>
+        <w:t xml:space="preserve"> </w:t>
+      </w:r>
+      <w:r>
+        <w:t xml:space="preserve">publicly accessible”</w:t>
+      </w:r>
+      <w:r>
+        <w:t xml:space="preserve"> </w:t>
+      </w:r>
+      <w:r>
+        <w:t xml:space="preserve">would have been the tool blaming a node for its own request</w:t>
       </w:r>
       <w:r>
         <w:t xml:space="preserve"> </w:t>
@@ -8321,8 +8183,8 @@
         </w:pict>
       </w:r>
     </w:p>
-    <w:bookmarkEnd w:id="22"/>
-    <w:bookmarkStart w:id="23" w:name="X65eeb449093892fbb5dff0c5d69deaaa9d5097c"/>
+    <w:bookmarkEnd w:id="21"/>
+    <w:bookmarkStart w:id="22" w:name="X65eeb449093892fbb5dff0c5d69deaaa9d5097c"/>
     <w:p>
       <w:pPr>
         <w:pStyle w:val="Heading3"/>
@@ -8666,8 +8528,8 @@
         </w:pict>
       </w:r>
     </w:p>
-    <w:bookmarkEnd w:id="23"/>
-    <w:bookmarkStart w:id="24" w:name="X02a1476bd519f6d4b30af4c8067ea09411a400c"/>
+    <w:bookmarkEnd w:id="22"/>
+    <w:bookmarkStart w:id="23" w:name="X02a1476bd519f6d4b30af4c8067ea09411a400c"/>
     <w:p>
       <w:pPr>
         <w:pStyle w:val="Heading3"/>
@@ -9112,7 +8974,7 @@
         <w:t xml:space="preserve"> </w:t>
       </w:r>
       <w:r>
-        <w:t xml:space="preserve">on the page's behalf.</w:t>
+        <w:t xml:space="preserve">on the page’s behalf.</w:t>
       </w:r>
     </w:p>
     <w:p>
@@ -9126,7 +8988,7 @@
         <w:t xml:space="preserve"> </w:t>
       </w:r>
       <w:r>
-        <w:t xml:space="preserve">to a researcher is a reading judgement. The check's job is to make that reading</w:t>
+        <w:t xml:space="preserve">to a researcher is a reading judgement. The check’s job is to make that reading</w:t>
       </w:r>
       <w:r>
         <w:t xml:space="preserve"> </w:t>
@@ -9142,8 +9004,8 @@
         </w:pict>
       </w:r>
     </w:p>
-    <w:bookmarkEnd w:id="24"/>
-    <w:bookmarkStart w:id="25" w:name="X0ec2f8dcb622cc700711bf5bc7eecc4efbc502f"/>
+    <w:bookmarkEnd w:id="23"/>
+    <w:bookmarkStart w:id="24" w:name="X0ec2f8dcb622cc700711bf5bc7eecc4efbc502f"/>
     <w:p>
       <w:pPr>
         <w:pStyle w:val="Heading3"/>
@@ -9301,7 +9163,19 @@
         <w:t xml:space="preserve">removed</w:t>
       </w:r>
       <w:r>
-        <w:t xml:space="preserve">, so a node served from a host containing "eosc" does not match</w:t>
+        <w:t xml:space="preserve">, so a node served from a host containing</w:t>
+      </w:r>
+      <w:r>
+        <w:t xml:space="preserve"> </w:t>
+      </w:r>
+      <w:r>
+        <w:t xml:space="preserve">“eosc”</w:t>
+      </w:r>
+      <w:r>
+        <w:t xml:space="preserve"> </w:t>
+      </w:r>
+      <w:r>
+        <w:t xml:space="preserve">does not match</w:t>
       </w:r>
       <w:r>
         <w:t xml:space="preserve"> </w:t>
@@ -9322,7 +9196,19 @@
         <w:t xml:space="preserve"> </w:t>
       </w:r>
       <w:r>
-        <w:t xml:space="preserve">still counts. "eosc" must then appear as a token, not</w:t>
+        <w:t xml:space="preserve">still counts.</w:t>
+      </w:r>
+      <w:r>
+        <w:t xml:space="preserve"> </w:t>
+      </w:r>
+      <w:r>
+        <w:t xml:space="preserve">“eosc”</w:t>
+      </w:r>
+      <w:r>
+        <w:t xml:space="preserve"> </w:t>
+      </w:r>
+      <w:r>
+        <w:t xml:space="preserve">must then appear as a token, not</w:t>
       </w:r>
       <w:r>
         <w:t xml:space="preserve"> </w:t>
@@ -9833,7 +9719,6 @@
       </w:tblGrid>
       <w:tr>
         <w:trPr>
-          <w:cantSplit/>
           <w:tblHeader w:val="on"/>
         </w:trPr>
         <w:tc>
@@ -9871,9 +9756,6 @@
         </w:tc>
       </w:tr>
       <w:tr>
-        <w:trPr>
-          <w:cantSplit/>
-        </w:trPr>
         <w:tc>
           <w:tcPr/>
           <w:p>
@@ -9934,9 +9816,6 @@
         </w:tc>
       </w:tr>
       <w:tr>
-        <w:trPr>
-          <w:cantSplit/>
-        </w:trPr>
         <w:tc>
           <w:tcPr/>
           <w:p>
@@ -10030,7 +9909,13 @@
         <w:t xml:space="preserve"> </w:t>
       </w:r>
       <w:r>
-        <w:t xml:space="preserve">"Clearly and visibly shown" is a question about</w:t>
+        <w:t xml:space="preserve">“Clearly and visibly shown”</w:t>
+      </w:r>
+      <w:r>
+        <w:t xml:space="preserve"> </w:t>
+      </w:r>
+      <w:r>
+        <w:t xml:space="preserve">is a question about</w:t>
       </w:r>
       <w:r>
         <w:t xml:space="preserve"> </w:t>
@@ -10249,7 +10134,7 @@
         <w:t xml:space="preserve"> </w:t>
       </w:r>
       <w:r>
-        <w:t xml:space="preserve">not that it is that node's own name. The evidence line says which of the two</w:t>
+        <w:t xml:space="preserve">not that it is that node’s own name. The evidence line says which of the two</w:t>
       </w:r>
       <w:r>
         <w:t xml:space="preserve"> </w:t>
@@ -10333,14 +10218,14 @@
         </w:pict>
       </w:r>
     </w:p>
-    <w:bookmarkEnd w:id="25"/>
-    <w:bookmarkStart w:id="26" w:name="X1de70407ff9b9199cdda9f82cdc8a13763c9626"/>
+    <w:bookmarkEnd w:id="24"/>
+    <w:bookmarkStart w:id="25" w:name="X1de70407ff9b9199cdda9f82cdc8a13763c9626"/>
     <w:p>
       <w:pPr>
         <w:pStyle w:val="Heading3"/>
       </w:pPr>
       <w:r>
-        <w:t xml:space="preserve">Point 4 — link to the node's own page on</w:t>
+        <w:t xml:space="preserve">Point 4 — link to the node’s own page on</w:t>
       </w:r>
       <w:r>
         <w:t xml:space="preserve"> </w:t>
@@ -10609,7 +10494,6 @@
       </w:tblGrid>
       <w:tr>
         <w:trPr>
-          <w:cantSplit/>
           <w:tblHeader w:val="on"/>
         </w:trPr>
         <w:tc>
@@ -10647,9 +10531,6 @@
         </w:tc>
       </w:tr>
       <w:tr>
-        <w:trPr>
-          <w:cantSplit/>
-        </w:trPr>
         <w:tc>
           <w:tcPr/>
           <w:p>
@@ -10703,9 +10584,6 @@
         </w:tc>
       </w:tr>
       <w:tr>
-        <w:trPr>
-          <w:cantSplit/>
-        </w:trPr>
         <w:tc>
           <w:tcPr/>
           <w:p>
@@ -10759,9 +10637,6 @@
         </w:tc>
       </w:tr>
       <w:tr>
-        <w:trPr>
-          <w:cantSplit/>
-        </w:trPr>
         <w:tc>
           <w:tcPr/>
           <w:p>
@@ -10830,9 +10705,6 @@
         </w:tc>
       </w:tr>
       <w:tr>
-        <w:trPr>
-          <w:cantSplit/>
-        </w:trPr>
         <w:tc>
           <w:tcPr/>
           <w:p>
@@ -10892,9 +10764,6 @@
         </w:tc>
       </w:tr>
       <w:tr>
-        <w:trPr>
-          <w:cantSplit/>
-        </w:trPr>
         <w:tc>
           <w:tcPr/>
           <w:p>
@@ -10974,7 +10843,7 @@
         <w:t xml:space="preserve"> </w:t>
       </w:r>
       <w:r>
-        <w:t xml:space="preserve">records the node's</w:t>
+        <w:t xml:space="preserve">records the node’s</w:t>
       </w:r>
       <w:r>
         <w:t xml:space="preserve"> </w:t>
@@ -11007,13 +10876,28 @@
         <w:t xml:space="preserve"> </w:t>
       </w:r>
       <w:r>
-        <w:t xml:space="preserve">"the node's dedicated page exists at … but is not linked from here". Naming the</w:t>
-      </w:r>
-      <w:r>
-        <w:t xml:space="preserve"> </w:t>
-      </w:r>
-      <w:r>
-        <w:t xml:space="preserve">exact page turns "something is absent" into a one-line fix the node operator can</w:t>
+        <w:t xml:space="preserve">“the node’s dedicated page exists at … but is not linked from here”</w:t>
+      </w:r>
+      <w:r>
+        <w:t xml:space="preserve">. Naming the</w:t>
+      </w:r>
+      <w:r>
+        <w:t xml:space="preserve"> </w:t>
+      </w:r>
+      <w:r>
+        <w:t xml:space="preserve">exact page turns</w:t>
+      </w:r>
+      <w:r>
+        <w:t xml:space="preserve"> </w:t>
+      </w:r>
+      <w:r>
+        <w:t xml:space="preserve">“something is absent”</w:t>
+      </w:r>
+      <w:r>
+        <w:t xml:space="preserve"> </w:t>
+      </w:r>
+      <w:r>
+        <w:t xml:space="preserve">into a one-line fix the node operator can</w:t>
       </w:r>
       <w:r>
         <w:t xml:space="preserve"> </w:t>
@@ -11094,7 +10978,7 @@
         <w:t xml:space="preserve"> </w:t>
       </w:r>
       <w:r>
-        <w:t xml:space="preserve">The check matches the URL's</w:t>
+        <w:t xml:space="preserve">The check matches the URL’s</w:t>
       </w:r>
       <w:r>
         <w:t xml:space="preserve"> </w:t>
@@ -11177,13 +11061,25 @@
         <w:t xml:space="preserve"> </w:t>
       </w:r>
       <w:r>
-        <w:t xml:space="preserve">cannot tell you which you are looking at. EUDAT's link, for instance, is the</w:t>
-      </w:r>
-      <w:r>
-        <w:t xml:space="preserve"> </w:t>
-      </w:r>
-      <w:r>
-        <w:t xml:space="preserve">fourth item in a "Navigation &amp; Legal" footer column, 89% of the way down the</w:t>
+        <w:t xml:space="preserve">cannot tell you which you are looking at. EUDAT’s link, for instance, is the</w:t>
+      </w:r>
+      <w:r>
+        <w:t xml:space="preserve"> </w:t>
+      </w:r>
+      <w:r>
+        <w:t xml:space="preserve">fourth item in a</w:t>
+      </w:r>
+      <w:r>
+        <w:t xml:space="preserve"> </w:t>
+      </w:r>
+      <w:r>
+        <w:t xml:space="preserve">“Navigation &amp; Legal”</w:t>
+      </w:r>
+      <w:r>
+        <w:t xml:space="preserve"> </w:t>
+      </w:r>
+      <w:r>
+        <w:t xml:space="preserve">footer column, 89% of the way down the</w:t>
       </w:r>
       <w:r>
         <w:t xml:space="preserve"> </w:t>
@@ -11278,291 +11174,318 @@
         </w:pict>
       </w:r>
     </w:p>
+    <w:bookmarkEnd w:id="25"/>
+    <w:bookmarkStart w:id="26" w:name="which-item-5-rule-applies"/>
+    <w:p>
+      <w:pPr>
+        <w:pStyle w:val="Heading3"/>
+      </w:pPr>
+      <w:r>
+        <w:t xml:space="preserve">Which item 5 rule applies</w:t>
+      </w:r>
+    </w:p>
+    <w:p>
+      <w:pPr>
+        <w:pStyle w:val="FirstParagraph"/>
+      </w:pPr>
+      <w:r>
+        <w:t xml:space="preserve">Item 5 changed in checklist v3.2 (28 September 2026). Under v3.0 and v3.1 the</w:t>
+      </w:r>
+      <w:r>
+        <w:t xml:space="preserve"> </w:t>
+      </w:r>
+      <w:r>
+        <w:t xml:space="preserve">purpose description, the AUP and the UAP had to be accessible in English</w:t>
+      </w:r>
+      <w:r>
+        <w:t xml:space="preserve"> </w:t>
+      </w:r>
+      <w:r>
+        <w:t xml:space="preserve">“either directly or via the link to the resource’s entry in the EOSC</w:t>
+      </w:r>
+      <w:r>
+        <w:t xml:space="preserve"> </w:t>
+      </w:r>
+      <w:r>
+        <w:t xml:space="preserve">Catalogue”</w:t>
+      </w:r>
+      <w:r>
+        <w:t xml:space="preserve">. Under v3.2 they must be accessible</w:t>
+      </w:r>
+      <w:r>
+        <w:t xml:space="preserve"> </w:t>
+      </w:r>
+      <w:r>
+        <w:t xml:space="preserve">“both on the NLP presenting the</w:t>
+      </w:r>
+      <w:r>
+        <w:t xml:space="preserve"> </w:t>
+      </w:r>
+      <w:r>
+        <w:t xml:space="preserve">resource to the users (directly on the NLP itself or via intermediate web pages</w:t>
+      </w:r>
+      <w:r>
+        <w:t xml:space="preserve"> </w:t>
+      </w:r>
+      <w:r>
+        <w:t xml:space="preserve">linked by the NLP) and via the link to the resource’s entry in the EOSC</w:t>
+      </w:r>
+      <w:r>
+        <w:t xml:space="preserve"> </w:t>
+      </w:r>
+      <w:r>
+        <w:t xml:space="preserve">Catalogue”</w:t>
+      </w:r>
+      <w:r>
+        <w:t xml:space="preserve">, which the document spells out as: present</w:t>
+      </w:r>
+      <w:r>
+        <w:t xml:space="preserve"> </w:t>
+      </w:r>
+      <w:r>
+        <w:t xml:space="preserve">“for each resource in the</w:t>
+      </w:r>
+      <w:r>
+        <w:t xml:space="preserve"> </w:t>
+      </w:r>
+      <w:r>
+        <w:t xml:space="preserve">EOSC Exchange, both on the NLP itself (or on pages linked by the NLP web page)</w:t>
+      </w:r>
+      <w:r>
+        <w:t xml:space="preserve"> </w:t>
+      </w:r>
+      <w:r>
+        <w:t xml:space="preserve">and in the Metadata about the Resource in the Node Catalogue”</w:t>
+      </w:r>
+      <w:r>
+        <w:t xml:space="preserve">. This is the</w:t>
+      </w:r>
+      <w:r>
+        <w:t xml:space="preserve"> </w:t>
+      </w:r>
+      <w:r>
+        <w:t xml:space="preserve">wording of v3.2 as re-issued on 29 September 2026; the first copy said</w:t>
+      </w:r>
+      <w:r>
+        <w:t xml:space="preserve"> </w:t>
+      </w:r>
+      <w:r>
+        <w:t xml:space="preserve">“directly on the NLP”</w:t>
+      </w:r>
+      <w:r>
+        <w:t xml:space="preserve"> </w:t>
+      </w:r>
+      <w:r>
+        <w:t xml:space="preserve">only, and is discarded.</w:t>
+      </w:r>
+    </w:p>
+    <w:p>
+      <w:pPr>
+        <w:pStyle w:val="BodyText"/>
+      </w:pPr>
+      <w:r>
+        <w:rPr>
+          <w:rStyle w:val="VerbatimChar"/>
+        </w:rPr>
+        <w:t xml:space="preserve">check_5a</w:t>
+      </w:r>
+      <w:r>
+        <w:t xml:space="preserve">,</w:t>
+      </w:r>
+      <w:r>
+        <w:t xml:space="preserve"> </w:t>
+      </w:r>
+      <w:r>
+        <w:rPr>
+          <w:rStyle w:val="VerbatimChar"/>
+        </w:rPr>
+        <w:t xml:space="preserve">check_5b</w:t>
+      </w:r>
+      <w:r>
+        <w:t xml:space="preserve"> </w:t>
+      </w:r>
+      <w:r>
+        <w:t xml:space="preserve">and</w:t>
+      </w:r>
+      <w:r>
+        <w:t xml:space="preserve"> </w:t>
+      </w:r>
+      <w:r>
+        <w:rPr>
+          <w:rStyle w:val="VerbatimChar"/>
+        </w:rPr>
+        <w:t xml:space="preserve">check_5c</w:t>
+      </w:r>
+      <w:r>
+        <w:t xml:space="preserve"> </w:t>
+      </w:r>
+      <w:r>
+        <w:t xml:space="preserve">take a switch,</w:t>
+      </w:r>
+      <w:r>
+        <w:t xml:space="preserve"> </w:t>
+      </w:r>
+      <w:r>
+        <w:rPr>
+          <w:rStyle w:val="VerbatimChar"/>
+        </w:rPr>
+        <w:t xml:space="preserve">on_nlp</w:t>
+      </w:r>
+      <w:r>
+        <w:t xml:space="preserve">.</w:t>
+      </w:r>
+      <w:r>
+        <w:t xml:space="preserve"> </w:t>
+      </w:r>
+      <w:r>
+        <w:rPr>
+          <w:rStyle w:val="VerbatimChar"/>
+        </w:rPr>
+        <w:t xml:space="preserve">run_all</w:t>
+      </w:r>
+      <w:r>
+        <w:t xml:space="preserve"> </w:t>
+      </w:r>
+      <w:r>
+        <w:t xml:space="preserve">passes</w:t>
+      </w:r>
+      <w:r>
+        <w:t xml:space="preserve"> </w:t>
+      </w:r>
+      <w:r>
+        <w:t xml:space="preserve">it as</w:t>
+      </w:r>
+      <w:r>
+        <w:t xml:space="preserve"> </w:t>
+      </w:r>
+      <w:r>
+        <w:rPr>
+          <w:rStyle w:val="VerbatimChar"/>
+        </w:rPr>
+        <w:t xml:space="preserve">item5_on_nlp</w:t>
+      </w:r>
+      <w:r>
+        <w:t xml:space="preserve">, and the CLI reads it from the checklist file:</w:t>
+      </w:r>
+      <w:r>
+        <w:t xml:space="preserve"> </w:t>
+      </w:r>
+      <w:r>
+        <w:rPr>
+          <w:rStyle w:val="VerbatimChar"/>
+        </w:rPr>
+        <w:t xml:space="preserve">checklist/v3.2.yaml</w:t>
+      </w:r>
+      <w:r>
+        <w:t xml:space="preserve"> </w:t>
+      </w:r>
+      <w:r>
+        <w:t xml:space="preserve">declares</w:t>
+      </w:r>
+      <w:r>
+        <w:t xml:space="preserve"> </w:t>
+      </w:r>
+      <w:r>
+        <w:rPr>
+          <w:rStyle w:val="VerbatimChar"/>
+        </w:rPr>
+        <w:t xml:space="preserve">item5_on_nlp: true</w:t>
+      </w:r>
+      <w:r>
+        <w:t xml:space="preserve">;</w:t>
+      </w:r>
+      <w:r>
+        <w:t xml:space="preserve"> </w:t>
+      </w:r>
+      <w:r>
+        <w:rPr>
+          <w:rStyle w:val="VerbatimChar"/>
+        </w:rPr>
+        <w:t xml:space="preserve">v3.0.yaml</w:t>
+      </w:r>
+      <w:r>
+        <w:t xml:space="preserve"> </w:t>
+      </w:r>
+      <w:r>
+        <w:t xml:space="preserve">and</w:t>
+      </w:r>
+      <w:r>
+        <w:t xml:space="preserve"> </w:t>
+      </w:r>
+      <w:r>
+        <w:rPr>
+          <w:rStyle w:val="VerbatimChar"/>
+        </w:rPr>
+        <w:t xml:space="preserve">v3.1.yaml</w:t>
+      </w:r>
+      <w:r>
+        <w:t xml:space="preserve"> </w:t>
+      </w:r>
+      <w:r>
+        <w:t xml:space="preserve">do not declare it, which the CLI reads as false. So rebuilding a run</w:t>
+      </w:r>
+      <w:r>
+        <w:t xml:space="preserve"> </w:t>
+      </w:r>
+      <w:r>
+        <w:t xml:space="preserve">with</w:t>
+      </w:r>
+      <w:r>
+        <w:t xml:space="preserve"> </w:t>
+      </w:r>
+      <w:r>
+        <w:rPr>
+          <w:rStyle w:val="VerbatimChar"/>
+        </w:rPr>
+        <w:t xml:space="preserve">-c checklist/v3.1.yaml</w:t>
+      </w:r>
+      <w:r>
+        <w:t xml:space="preserve"> </w:t>
+      </w:r>
+      <w:r>
+        <w:t xml:space="preserve">applies the v3.1 rule, and reproduces that run</w:t>
+      </w:r>
+      <w:r>
+        <w:t xml:space="preserve"> </w:t>
+      </w:r>
+      <w:r>
+        <w:t xml:space="preserve">exactly. The functions default to</w:t>
+      </w:r>
+      <w:r>
+        <w:t xml:space="preserve"> </w:t>
+      </w:r>
+      <w:r>
+        <w:rPr>
+          <w:rStyle w:val="VerbatimChar"/>
+        </w:rPr>
+        <w:t xml:space="preserve">True</w:t>
+      </w:r>
+      <w:r>
+        <w:t xml:space="preserve">, the rule of the default checklist.</w:t>
+      </w:r>
+    </w:p>
+    <w:p>
+      <w:pPr>
+        <w:pStyle w:val="BodyText"/>
+      </w:pPr>
+      <w:r>
+        <w:t xml:space="preserve">The tool reads the landing page and, one level down, the pages it links to. It</w:t>
+      </w:r>
+      <w:r>
+        <w:t xml:space="preserve"> </w:t>
+      </w:r>
+      <w:r>
+        <w:t xml:space="preserve">never reads the EOSC Catalogue. Under v3.2 that means it can check only the NLP</w:t>
+      </w:r>
+      <w:r>
+        <w:t xml:space="preserve"> </w:t>
+      </w:r>
+      <w:r>
+        <w:t xml:space="preserve">half of item 5, and every 5a–5c result says so.</w:t>
+      </w:r>
+    </w:p>
     <w:bookmarkEnd w:id="26"/>
-    <w:bookmarkStart w:id="27" w:name="which-item-5-rule-applies"/>
-    <w:p>
-      <w:pPr>
-        <w:pStyle w:val="Heading3"/>
-      </w:pPr>
-      <w:r>
-        <w:t xml:space="preserve">Which item 5 rule applies</w:t>
-      </w:r>
-    </w:p>
-    <w:p>
-      <w:pPr>
-        <w:pStyle w:val="FirstParagraph"/>
-      </w:pPr>
-      <w:r>
-        <w:t xml:space="preserve">Item 5 changed in checklist v3.2 (28 September 2026). Under v3.0 and v3.1 the</w:t>
-      </w:r>
-      <w:r>
-        <w:t xml:space="preserve"> </w:t>
-      </w:r>
-      <w:r>
-        <w:t xml:space="preserve">purpose description, the AUP and the UAP had to be accessible in English</w:t>
-      </w:r>
-      <w:r>
-        <w:t xml:space="preserve"> </w:t>
-      </w:r>
-      <w:r>
-        <w:t xml:space="preserve">"either directly or via the link to the resource's entry in the EOSC</w:t>
-      </w:r>
-      <w:r>
-        <w:t xml:space="preserve"> </w:t>
-      </w:r>
-      <w:r>
-        <w:t xml:space="preserve">Catalogue". Under v3.2 they must be accessible "both on the NLP presenting the</w:t>
-      </w:r>
-      <w:r>
-        <w:t xml:space="preserve"> </w:t>
-      </w:r>
-      <w:r>
-        <w:t xml:space="preserve">resource to the users (directly on the NLP itself or via intermediate web pages</w:t>
-      </w:r>
-      <w:r>
-        <w:t xml:space="preserve"> </w:t>
-      </w:r>
-      <w:r>
-        <w:t xml:space="preserve">linked by the NLP) and via the link to the resource's entry in the EOSC</w:t>
-      </w:r>
-      <w:r>
-        <w:t xml:space="preserve"> </w:t>
-      </w:r>
-      <w:r>
-        <w:t xml:space="preserve">Catalogue", which the document spells out as: present "for each resource in the</w:t>
-      </w:r>
-      <w:r>
-        <w:t xml:space="preserve"> </w:t>
-      </w:r>
-      <w:r>
-        <w:t xml:space="preserve">EOSC Exchange, both on the NLP itself (or on pages linked by the NLP web page)</w:t>
-      </w:r>
-      <w:r>
-        <w:t xml:space="preserve"> </w:t>
-      </w:r>
-      <w:r>
-        <w:t xml:space="preserve">and in the Metadata about the Resource in the Node Catalogue". This is the</w:t>
-      </w:r>
-      <w:r>
-        <w:t xml:space="preserve"> </w:t>
-      </w:r>
-      <w:r>
-        <w:t xml:space="preserve">wording of v3.2 as re-issued on 29 September 2026; the first copy said</w:t>
-      </w:r>
-      <w:r>
-        <w:t xml:space="preserve"> </w:t>
-      </w:r>
-      <w:r>
-        <w:t xml:space="preserve">"directly on the NLP" only, and is discarded.</w:t>
-      </w:r>
-    </w:p>
-    <w:p>
-      <w:pPr>
-        <w:pStyle w:val="BodyText"/>
-      </w:pPr>
-      <w:r>
-        <w:rPr>
-          <w:rStyle w:val="VerbatimChar"/>
-        </w:rPr>
-        <w:t xml:space="preserve">check_5a</w:t>
-      </w:r>
-      <w:r>
-        <w:t xml:space="preserve">,</w:t>
-      </w:r>
-      <w:r>
-        <w:t xml:space="preserve"> </w:t>
-      </w:r>
-      <w:r>
-        <w:rPr>
-          <w:rStyle w:val="VerbatimChar"/>
-        </w:rPr>
-        <w:t xml:space="preserve">check_5b</w:t>
-      </w:r>
-      <w:r>
-        <w:t xml:space="preserve"> </w:t>
-      </w:r>
-      <w:r>
-        <w:t xml:space="preserve">and</w:t>
-      </w:r>
-      <w:r>
-        <w:t xml:space="preserve"> </w:t>
-      </w:r>
-      <w:r>
-        <w:rPr>
-          <w:rStyle w:val="VerbatimChar"/>
-        </w:rPr>
-        <w:t xml:space="preserve">check_5c</w:t>
-      </w:r>
-      <w:r>
-        <w:t xml:space="preserve"> </w:t>
-      </w:r>
-      <w:r>
-        <w:t xml:space="preserve">take a switch,</w:t>
-      </w:r>
-      <w:r>
-        <w:t xml:space="preserve"> </w:t>
-      </w:r>
-      <w:r>
-        <w:rPr>
-          <w:rStyle w:val="VerbatimChar"/>
-        </w:rPr>
-        <w:t xml:space="preserve">on_nlp</w:t>
-      </w:r>
-      <w:r>
-        <w:t xml:space="preserve">.</w:t>
-      </w:r>
-      <w:r>
-        <w:t xml:space="preserve"> </w:t>
-      </w:r>
-      <w:r>
-        <w:rPr>
-          <w:rStyle w:val="VerbatimChar"/>
-        </w:rPr>
-        <w:t xml:space="preserve">run_all</w:t>
-      </w:r>
-      <w:r>
-        <w:t xml:space="preserve"> </w:t>
-      </w:r>
-      <w:r>
-        <w:t xml:space="preserve">passes</w:t>
-      </w:r>
-      <w:r>
-        <w:t xml:space="preserve"> </w:t>
-      </w:r>
-      <w:r>
-        <w:t xml:space="preserve">it as</w:t>
-      </w:r>
-      <w:r>
-        <w:t xml:space="preserve"> </w:t>
-      </w:r>
-      <w:r>
-        <w:rPr>
-          <w:rStyle w:val="VerbatimChar"/>
-        </w:rPr>
-        <w:t xml:space="preserve">item5_on_nlp</w:t>
-      </w:r>
-      <w:r>
-        <w:t xml:space="preserve">, and the CLI reads it from the checklist file:</w:t>
-      </w:r>
-      <w:r>
-        <w:t xml:space="preserve"> </w:t>
-      </w:r>
-      <w:r>
-        <w:rPr>
-          <w:rStyle w:val="VerbatimChar"/>
-        </w:rPr>
-        <w:t xml:space="preserve">checklist/v3.2.yaml</w:t>
-      </w:r>
-      <w:r>
-        <w:t xml:space="preserve"> </w:t>
-      </w:r>
-      <w:r>
-        <w:t xml:space="preserve">declares</w:t>
-      </w:r>
-      <w:r>
-        <w:t xml:space="preserve"> </w:t>
-      </w:r>
-      <w:r>
-        <w:rPr>
-          <w:rStyle w:val="VerbatimChar"/>
-        </w:rPr>
-        <w:t xml:space="preserve">item5_on_nlp: true</w:t>
-      </w:r>
-      <w:r>
-        <w:t xml:space="preserve">;</w:t>
-      </w:r>
-      <w:r>
-        <w:t xml:space="preserve"> </w:t>
-      </w:r>
-      <w:r>
-        <w:rPr>
-          <w:rStyle w:val="VerbatimChar"/>
-        </w:rPr>
-        <w:t xml:space="preserve">v3.0.yaml</w:t>
-      </w:r>
-      <w:r>
-        <w:t xml:space="preserve"> </w:t>
-      </w:r>
-      <w:r>
-        <w:t xml:space="preserve">and</w:t>
-      </w:r>
-      <w:r>
-        <w:t xml:space="preserve"> </w:t>
-      </w:r>
-      <w:r>
-        <w:rPr>
-          <w:rStyle w:val="VerbatimChar"/>
-        </w:rPr>
-        <w:t xml:space="preserve">v3.1.yaml</w:t>
-      </w:r>
-      <w:r>
-        <w:t xml:space="preserve"> </w:t>
-      </w:r>
-      <w:r>
-        <w:t xml:space="preserve">do not declare it, which the CLI reads as false. So rebuilding a run</w:t>
-      </w:r>
-      <w:r>
-        <w:t xml:space="preserve"> </w:t>
-      </w:r>
-      <w:r>
-        <w:t xml:space="preserve">with</w:t>
-      </w:r>
-      <w:r>
-        <w:t xml:space="preserve"> </w:t>
-      </w:r>
-      <w:r>
-        <w:rPr>
-          <w:rStyle w:val="VerbatimChar"/>
-        </w:rPr>
-        <w:t xml:space="preserve">-c checklist/v3.1.yaml</w:t>
-      </w:r>
-      <w:r>
-        <w:t xml:space="preserve"> </w:t>
-      </w:r>
-      <w:r>
-        <w:t xml:space="preserve">applies the v3.1 rule, and reproduces that run</w:t>
-      </w:r>
-      <w:r>
-        <w:t xml:space="preserve"> </w:t>
-      </w:r>
-      <w:r>
-        <w:t xml:space="preserve">exactly. The functions default to</w:t>
-      </w:r>
-      <w:r>
-        <w:t xml:space="preserve"> </w:t>
-      </w:r>
-      <w:r>
-        <w:rPr>
-          <w:rStyle w:val="VerbatimChar"/>
-        </w:rPr>
-        <w:t xml:space="preserve">True</w:t>
-      </w:r>
-      <w:r>
-        <w:t xml:space="preserve">, the rule of the default checklist.</w:t>
-      </w:r>
-    </w:p>
-    <w:p>
-      <w:pPr>
-        <w:pStyle w:val="BodyText"/>
-      </w:pPr>
-      <w:r>
-        <w:t xml:space="preserve">The tool reads the landing page and, one level down, the pages it links to. It</w:t>
-      </w:r>
-      <w:r>
-        <w:t xml:space="preserve"> </w:t>
-      </w:r>
-      <w:r>
-        <w:t xml:space="preserve">never reads the EOSC Catalogue. Under v3.2 that means it can check only the NLP</w:t>
-      </w:r>
-      <w:r>
-        <w:t xml:space="preserve"> </w:t>
-      </w:r>
-      <w:r>
-        <w:t xml:space="preserve">half of item 5, and every 5a–5c result says so.</w:t>
-      </w:r>
-    </w:p>
-    <w:bookmarkEnd w:id="27"/>
-    <w:bookmarkStart w:id="28" w:name="Xaecf80c799f590b4c6844140320ac9f3fbf5dc2"/>
+    <w:bookmarkStart w:id="27" w:name="Xaecf80c799f590b4c6844140320ac9f3fbf5dc2"/>
     <w:p>
       <w:pPr>
         <w:pStyle w:val="Heading3"/>
@@ -11665,13 +11588,22 @@
         <w:t xml:space="preserve">main_text</w:t>
       </w:r>
       <w:r>
-        <w:t xml:space="preserve">. The point quantifies over "all Node Exchange research resources</w:t>
-      </w:r>
-      <w:r>
-        <w:t xml:space="preserve"> </w:t>
-      </w:r>
-      <w:r>
-        <w:t xml:space="preserve">offered by the Node", which cannot be enumerated from the landing page, and</w:t>
+        <w:t xml:space="preserve">. The point quantifies over</w:t>
+      </w:r>
+      <w:r>
+        <w:t xml:space="preserve"> </w:t>
+      </w:r>
+      <w:r>
+        <w:t xml:space="preserve">“all Node Exchange research resources</w:t>
+      </w:r>
+      <w:r>
+        <w:t xml:space="preserve"> </w:t>
+      </w:r>
+      <w:r>
+        <w:t xml:space="preserve">offered by the Node”</w:t>
+      </w:r>
+      <w:r>
+        <w:t xml:space="preserve">, which cannot be enumerated from the landing page, and</w:t>
       </w:r>
       <w:r>
         <w:t xml:space="preserve"> </w:t>
@@ -11711,8 +11643,8 @@
         </w:pict>
       </w:r>
     </w:p>
-    <w:bookmarkEnd w:id="28"/>
-    <w:bookmarkStart w:id="29" w:name="points-5b-and-5c-aup-and-uap-accessible"/>
+    <w:bookmarkEnd w:id="27"/>
+    <w:bookmarkStart w:id="28" w:name="points-5b-and-5c-aup-and-uap-accessible"/>
     <w:p>
       <w:pPr>
         <w:pStyle w:val="Heading3"/>
@@ -11793,7 +11725,7 @@
         <w:t xml:space="preserve"> </w:t>
       </w:r>
       <w:r>
-        <w:t xml:space="preserve">point's vocabulary, which the v3.2 rule uses: 5b looks for a UAP</w:t>
+        <w:t xml:space="preserve">point’s vocabulary, which the v3.2 rule uses: 5b looks for a UAP</w:t>
       </w:r>
       <w:r>
         <w:t xml:space="preserve"> </w:t>
@@ -11953,7 +11885,6 @@
       </w:tblGrid>
       <w:tr>
         <w:trPr>
-          <w:cantSplit/>
           <w:tblHeader w:val="on"/>
         </w:trPr>
         <w:tc>
@@ -11991,9 +11922,6 @@
         </w:tc>
       </w:tr>
       <w:tr>
-        <w:trPr>
-          <w:cantSplit/>
-        </w:trPr>
         <w:tc>
           <w:tcPr/>
           <w:p>
@@ -12039,15 +11967,21 @@
               <w:t xml:space="preserve">PASS</w:t>
             </w:r>
             <w:r>
-              <w:t xml:space="preserve">, stated as "a pointer, not a verified document", with the reason: depth 0, a PDF or other document, a cap reached, another site, or not selected at collection</w:t>
+              <w:t xml:space="preserve">, stated as</w:t>
+            </w:r>
+            <w:r>
+              <w:t xml:space="preserve"> </w:t>
+            </w:r>
+            <w:r>
+              <w:t xml:space="preserve">“a pointer, not a verified document”</w:t>
+            </w:r>
+            <w:r>
+              <w:t xml:space="preserve">, with the reason: depth 0, a PDF or other document, a cap reached, another site, or not selected at collection</w:t>
             </w:r>
           </w:p>
         </w:tc>
       </w:tr>
       <w:tr>
-        <w:trPr>
-          <w:cantSplit/>
-        </w:trPr>
         <w:tc>
           <w:tcPr/>
           <w:p>
@@ -12092,9 +12026,6 @@
         </w:tc>
       </w:tr>
       <w:tr>
-        <w:trPr>
-          <w:cantSplit/>
-        </w:trPr>
         <w:tc>
           <w:tcPr/>
           <w:p>
@@ -12154,9 +12085,6 @@
         </w:tc>
       </w:tr>
       <w:tr>
-        <w:trPr>
-          <w:cantSplit/>
-        </w:trPr>
         <w:tc>
           <w:tcPr/>
           <w:p>
@@ -12232,9 +12160,6 @@
         </w:tc>
       </w:tr>
       <w:tr>
-        <w:trPr>
-          <w:cantSplit/>
-        </w:trPr>
         <w:tc>
           <w:tcPr/>
           <w:p>
@@ -12299,7 +12224,7 @@
         <w:t xml:space="preserve"> </w:t>
       </w:r>
       <w:r>
-        <w:t xml:space="preserve">policy must also be in each resource's Catalogue metadata, which the tool does</w:t>
+        <w:t xml:space="preserve">policy must also be in each resource’s Catalogue metadata, which the tool does</w:t>
       </w:r>
       <w:r>
         <w:t xml:space="preserve"> </w:t>
@@ -12328,7 +12253,7 @@
         <w:pStyle w:val="BodyText"/>
       </w:pPr>
       <w:r>
-        <w:t xml:space="preserve">When no link to the point's own policy was found, the rules differ.</w:t>
+        <w:t xml:space="preserve">When no link to the point’s own policy was found, the rules differ.</w:t>
       </w:r>
     </w:p>
     <w:p>
@@ -12375,7 +12300,6 @@
       </w:tblGrid>
       <w:tr>
         <w:trPr>
-          <w:cantSplit/>
           <w:tblHeader w:val="on"/>
         </w:trPr>
         <w:tc>
@@ -12413,9 +12337,6 @@
         </w:tc>
       </w:tr>
       <w:tr>
-        <w:trPr>
-          <w:cantSplit/>
-        </w:trPr>
         <w:tc>
           <w:tcPr/>
           <w:p>
@@ -12460,9 +12381,6 @@
         </w:tc>
       </w:tr>
       <w:tr>
-        <w:trPr>
-          <w:cantSplit/>
-        </w:trPr>
         <w:tc>
           <w:tcPr/>
           <w:p>
@@ -12562,7 +12480,19 @@
         <w:t xml:space="preserve"> </w:t>
       </w:r>
       <w:r>
-        <w:t xml:space="preserve">true), in this order. "Linked pages read" are the</w:t>
+        <w:t xml:space="preserve">true), in this order.</w:t>
+      </w:r>
+      <w:r>
+        <w:t xml:space="preserve"> </w:t>
+      </w:r>
+      <w:r>
+        <w:t xml:space="preserve">“Linked pages read”</w:t>
+      </w:r>
+      <w:r>
+        <w:t xml:space="preserve"> </w:t>
+      </w:r>
+      <w:r>
+        <w:t xml:space="preserve">are the</w:t>
       </w:r>
       <w:r>
         <w:t xml:space="preserve"> </w:t>
@@ -12591,7 +12521,6 @@
       </w:tblGrid>
       <w:tr>
         <w:trPr>
-          <w:cantSplit/>
           <w:tblHeader w:val="on"/>
         </w:trPr>
         <w:tc>
@@ -12629,9 +12558,6 @@
         </w:tc>
       </w:tr>
       <w:tr>
-        <w:trPr>
-          <w:cantSplit/>
-        </w:trPr>
         <w:tc>
           <w:tcPr/>
           <w:p>
@@ -12676,9 +12602,6 @@
         </w:tc>
       </w:tr>
       <w:tr>
-        <w:trPr>
-          <w:cantSplit/>
-        </w:trPr>
         <w:tc>
           <w:tcPr/>
           <w:p>
@@ -12717,15 +12640,21 @@
               <w:t xml:space="preserve"> </w:t>
             </w:r>
             <w:r>
-              <w:t xml:space="preserve">— "via intermediate web pages linked by the NLP"; the evidence names the intermediate page, and the message says whether the policy page itself was fetched</w:t>
+              <w:t xml:space="preserve">—</w:t>
+            </w:r>
+            <w:r>
+              <w:t xml:space="preserve"> </w:t>
+            </w:r>
+            <w:r>
+              <w:t xml:space="preserve">“via intermediate web pages linked by the NLP”</w:t>
+            </w:r>
+            <w:r>
+              <w:t xml:space="preserve">; the evidence names the intermediate page, and the message says whether the policy page itself was fetched</w:t>
             </w:r>
           </w:p>
         </w:tc>
       </w:tr>
       <w:tr>
-        <w:trPr>
-          <w:cantSplit/>
-        </w:trPr>
         <w:tc>
           <w:tcPr/>
           <w:p>
@@ -12780,15 +12709,18 @@
               <w:t xml:space="preserve"> </w:t>
             </w:r>
             <w:r>
-              <w:t xml:space="preserve">— "AUP and UAP can be provided through the same, single document"</w:t>
+              <w:t xml:space="preserve">—</w:t>
+            </w:r>
+            <w:r>
+              <w:t xml:space="preserve"> </w:t>
+            </w:r>
+            <w:r>
+              <w:t xml:space="preserve">“AUP and UAP can be provided through the same, single document”</w:t>
             </w:r>
           </w:p>
         </w:tc>
       </w:tr>
       <w:tr>
-        <w:trPr>
-          <w:cantSplit/>
-        </w:trPr>
         <w:tc>
           <w:tcPr/>
           <w:p>
@@ -12852,15 +12784,18 @@
               <w:t xml:space="preserve"> </w:t>
             </w:r>
             <w:r>
-              <w:t xml:space="preserve">— "AUP/UAP can be provided via specific product licenses in the case of datasets, archives, software"</w:t>
+              <w:t xml:space="preserve">—</w:t>
+            </w:r>
+            <w:r>
+              <w:t xml:space="preserve"> </w:t>
+            </w:r>
+            <w:r>
+              <w:t xml:space="preserve">“AUP/UAP can be provided via specific product licenses in the case of datasets, archives, software”</w:t>
             </w:r>
           </w:p>
         </w:tc>
       </w:tr>
       <w:tr>
-        <w:trPr>
-          <w:cantSplit/>
-        </w:trPr>
         <w:tc>
           <w:tcPr/>
           <w:p>
@@ -12914,9 +12849,6 @@
         </w:tc>
       </w:tr>
       <w:tr>
-        <w:trPr>
-          <w:cantSplit/>
-        </w:trPr>
         <w:tc>
           <w:tcPr/>
           <w:p>
@@ -12986,15 +12918,18 @@
               <w:t xml:space="preserve"> </w:t>
             </w:r>
             <w:r>
-              <w:t xml:space="preserve">— the pointers may be there; the evidence lists up to three such links as "not read"</w:t>
+              <w:t xml:space="preserve">— the pointers may be there; the evidence lists up to three such links as</w:t>
+            </w:r>
+            <w:r>
+              <w:t xml:space="preserve"> </w:t>
+            </w:r>
+            <w:r>
+              <w:t xml:space="preserve">“not read”</w:t>
             </w:r>
           </w:p>
         </w:tc>
       </w:tr>
       <w:tr>
-        <w:trPr>
-          <w:cantSplit/>
-        </w:trPr>
         <w:tc>
           <w:tcPr/>
           <w:p>
@@ -13111,7 +13046,25 @@
         <w:t xml:space="preserve"> </w:t>
       </w:r>
       <w:r>
-        <w:t xml:space="preserve">"Acceptable Use Policy" pointing at a 404 satisfies "there is a link" while</w:t>
+        <w:t xml:space="preserve">“Acceptable Use Policy”</w:t>
+      </w:r>
+      <w:r>
+        <w:t xml:space="preserve"> </w:t>
+      </w:r>
+      <w:r>
+        <w:t xml:space="preserve">pointing at a 404 satisfies</w:t>
+      </w:r>
+      <w:r>
+        <w:t xml:space="preserve"> </w:t>
+      </w:r>
+      <w:r>
+        <w:t xml:space="preserve">“there is a link”</w:t>
+      </w:r>
+      <w:r>
+        <w:t xml:space="preserve"> </w:t>
+      </w:r>
+      <w:r>
+        <w:t xml:space="preserve">while</w:t>
       </w:r>
       <w:r>
         <w:t xml:space="preserve"> </w:t>
@@ -13157,7 +13110,7 @@
         <w:t xml:space="preserve"> </w:t>
       </w:r>
       <w:r>
-        <w:t xml:space="preserve">the node's own site. It cannot do so for a PDF or a page on another site, and</w:t>
+        <w:t xml:space="preserve">the node’s own site. It cannot do so for a PDF or a page on another site, and</w:t>
       </w:r>
       <w:r>
         <w:t xml:space="preserve"> </w:t>
@@ -13189,13 +13142,37 @@
         <w:t xml:space="preserve">1418f05</w:t>
       </w:r>
       <w:r>
-        <w:t xml:space="preserve">). EOSC Node Italy linked "Infrastructure</w:t>
-      </w:r>
-      <w:r>
-        <w:t xml:space="preserve"> </w:t>
-      </w:r>
-      <w:r>
-        <w:t xml:space="preserve">AUP/UAP" to a working policy page and "Review resource access conditions" to a</w:t>
+        <w:t xml:space="preserve">). EOSC Node Italy linked</w:t>
+      </w:r>
+      <w:r>
+        <w:t xml:space="preserve"> </w:t>
+      </w:r>
+      <w:r>
+        <w:t xml:space="preserve">“Infrastructure</w:t>
+      </w:r>
+      <w:r>
+        <w:t xml:space="preserve"> </w:t>
+      </w:r>
+      <w:r>
+        <w:t xml:space="preserve">AUP/UAP”</w:t>
+      </w:r>
+      <w:r>
+        <w:t xml:space="preserve"> </w:t>
+      </w:r>
+      <w:r>
+        <w:t xml:space="preserve">to a working policy page and</w:t>
+      </w:r>
+      <w:r>
+        <w:t xml:space="preserve"> </w:t>
+      </w:r>
+      <w:r>
+        <w:t xml:space="preserve">“Review resource access conditions”</w:t>
+      </w:r>
+      <w:r>
+        <w:t xml:space="preserve"> </w:t>
+      </w:r>
+      <w:r>
+        <w:t xml:space="preserve">to a</w:t>
       </w:r>
       <w:r>
         <w:t xml:space="preserve"> </w:t>
@@ -13221,7 +13198,19 @@
         <w:pStyle w:val="BodyText"/>
       </w:pPr>
       <w:r>
-        <w:t xml:space="preserve">Branch 4's "policy wording" test is</w:t>
+        <w:t xml:space="preserve">Branch 4’s</w:t>
+      </w:r>
+      <w:r>
+        <w:t xml:space="preserve"> </w:t>
+      </w:r>
+      <w:r>
+        <w:t xml:space="preserve">“policy wording”</w:t>
+      </w:r>
+      <w:r>
+        <w:t xml:space="preserve"> </w:t>
+      </w:r>
+      <w:r>
+        <w:t xml:space="preserve">test is</w:t>
       </w:r>
       <w:r>
         <w:t xml:space="preserve"> </w:t>
@@ -13377,7 +13366,13 @@
         <w:t xml:space="preserve"> </w:t>
       </w:r>
       <w:r>
-        <w:t xml:space="preserve">"policy" in its link text.</w:t>
+        <w:t xml:space="preserve">“policy”</w:t>
+      </w:r>
+      <w:r>
+        <w:t xml:space="preserve"> </w:t>
+      </w:r>
+      <w:r>
+        <w:t xml:space="preserve">in its link text.</w:t>
       </w:r>
     </w:p>
     <w:p>
@@ -13406,7 +13401,7 @@
         <w:t xml:space="preserve"> </w:t>
       </w:r>
       <w:r>
-        <w:t xml:space="preserve">to be reached via each resource's entry in the EOSC Catalogue alone. v3.2</w:t>
+        <w:t xml:space="preserve">to be reached via each resource’s entry in the EOSC Catalogue alone. v3.2</w:t>
       </w:r>
       <w:r>
         <w:t xml:space="preserve"> </w:t>
@@ -13433,7 +13428,7 @@
         <w:t xml:space="preserve"> </w:t>
       </w:r>
       <w:r>
-        <w:t xml:space="preserve">The exceptions in v3.2 branches 7 and 8 come from the checklist's own notes; they</w:t>
+        <w:t xml:space="preserve">The exceptions in v3.2 branches 7 and 8 come from the checklist’s own notes; they</w:t>
       </w:r>
       <w:r>
         <w:t xml:space="preserve"> </w:t>
@@ -13457,13 +13452,25 @@
         <w:t xml:space="preserve"> </w:t>
       </w:r>
       <w:r>
-        <w:t xml:space="preserve">licence is not proof of either. "AUP and UAP do not necessarily need to be</w:t>
-      </w:r>
-      <w:r>
-        <w:t xml:space="preserve"> </w:t>
-      </w:r>
-      <w:r>
-        <w:t xml:space="preserve">unique per service" is why a single policy linked from the NLP, or from a page it</w:t>
+        <w:t xml:space="preserve">licence is not proof of either.</w:t>
+      </w:r>
+      <w:r>
+        <w:t xml:space="preserve"> </w:t>
+      </w:r>
+      <w:r>
+        <w:t xml:space="preserve">“AUP and UAP do not necessarily need to be</w:t>
+      </w:r>
+      <w:r>
+        <w:t xml:space="preserve"> </w:t>
+      </w:r>
+      <w:r>
+        <w:t xml:space="preserve">unique per service”</w:t>
+      </w:r>
+      <w:r>
+        <w:t xml:space="preserve"> </w:t>
+      </w:r>
+      <w:r>
+        <w:t xml:space="preserve">is why a single policy linked from the NLP, or from a page it</w:t>
       </w:r>
       <w:r>
         <w:t xml:space="preserve"> </w:t>
@@ -13483,7 +13490,13 @@
         <w:t xml:space="preserve"> </w:t>
       </w:r>
       <w:r>
-        <w:t xml:space="preserve">("directly on the NLP"), 5b and 5c moved from</w:t>
+        <w:t xml:space="preserve">(</w:t>
+      </w:r>
+      <w:r>
+        <w:t xml:space="preserve">“directly on the NLP”</w:t>
+      </w:r>
+      <w:r>
+        <w:t xml:space="preserve">), 5b and 5c moved from</w:t>
       </w:r>
       <w:r>
         <w:t xml:space="preserve"> </w:t>
@@ -13612,13 +13625,28 @@
         <w:t xml:space="preserve"> </w:t>
       </w:r>
       <w:r>
-        <w:t xml:space="preserve">did not read (CERN's "Services" and</w:t>
-      </w:r>
-      <w:r>
-        <w:t xml:space="preserve"> </w:t>
-      </w:r>
-      <w:r>
-        <w:t xml:space="preserve">"Policies", for instance). BBMRI-ERIC's 5b moved from review to</w:t>
+        <w:t xml:space="preserve">did not read (CERN’s</w:t>
+      </w:r>
+      <w:r>
+        <w:t xml:space="preserve"> </w:t>
+      </w:r>
+      <w:r>
+        <w:t xml:space="preserve">“Services”</w:t>
+      </w:r>
+      <w:r>
+        <w:t xml:space="preserve"> </w:t>
+      </w:r>
+      <w:r>
+        <w:t xml:space="preserve">and</w:t>
+      </w:r>
+      <w:r>
+        <w:t xml:space="preserve"> </w:t>
+      </w:r>
+      <w:r>
+        <w:t xml:space="preserve">“Policies”</w:t>
+      </w:r>
+      <w:r>
+        <w:t xml:space="preserve">, for instance). BBMRI-ERIC’s 5b moved from review to</w:t>
       </w:r>
       <w:r>
         <w:t xml:space="preserve"> </w:t>
@@ -13639,13 +13667,22 @@
         <w:t xml:space="preserve"> </w:t>
       </w:r>
       <w:r>
-        <w:t xml:space="preserve">6b: its Access Policies page links the "Acceptable Use Policy of BBMRI-ERIC</w:t>
-      </w:r>
-      <w:r>
-        <w:t xml:space="preserve"> </w:t>
-      </w:r>
-      <w:r>
-        <w:t xml:space="preserve">Services". Every other cell is unchanged: seven nodes link one of the two</w:t>
+        <w:t xml:space="preserve">6b: its Access Policies page links the</w:t>
+      </w:r>
+      <w:r>
+        <w:t xml:space="preserve"> </w:t>
+      </w:r>
+      <w:r>
+        <w:t xml:space="preserve">“Acceptable Use Policy of BBMRI-ERIC</w:t>
+      </w:r>
+      <w:r>
+        <w:t xml:space="preserve"> </w:t>
+      </w:r>
+      <w:r>
+        <w:t xml:space="preserve">Services”</w:t>
+      </w:r>
+      <w:r>
+        <w:t xml:space="preserve">. Every other cell is unchanged: seven nodes link one of the two</w:t>
       </w:r>
       <w:r>
         <w:t xml:space="preserve"> </w:t>
@@ -13657,7 +13694,7 @@
         <w:t xml:space="preserve"> </w:t>
       </w:r>
       <w:r>
-        <w:t xml:space="preserve">labelled as both, and GÉANT's page was not served (branch 9). Run</w:t>
+        <w:t xml:space="preserve">labelled as both, and GÉANT’s page was not served (branch 9). Run</w:t>
       </w:r>
       <w:r>
         <w:t xml:space="preserve"> </w:t>
@@ -13675,19 +13712,31 @@
         <w:t xml:space="preserve"> </w:t>
       </w:r>
       <w:r>
-        <w:t xml:space="preserve">the first collection under the re-issued v3.2, read those pages: CERN's 5b and</w:t>
-      </w:r>
-      <w:r>
-        <w:t xml:space="preserve"> </w:t>
-      </w:r>
-      <w:r>
-        <w:t xml:space="preserve">5c pass by branch 6b (its "Policies" page links both policies, which were</w:t>
-      </w:r>
-      <w:r>
-        <w:t xml:space="preserve"> </w:t>
-      </w:r>
-      <w:r>
-        <w:t xml:space="preserve">fetched), Data Terra's fail by branch 11 (its two services pages were read and</w:t>
+        <w:t xml:space="preserve">the first collection under the re-issued v3.2, read those pages: CERN’s 5b and</w:t>
+      </w:r>
+      <w:r>
+        <w:t xml:space="preserve"> </w:t>
+      </w:r>
+      <w:r>
+        <w:t xml:space="preserve">5c pass by branch 6b (its</w:t>
+      </w:r>
+      <w:r>
+        <w:t xml:space="preserve"> </w:t>
+      </w:r>
+      <w:r>
+        <w:t xml:space="preserve">“Policies”</w:t>
+      </w:r>
+      <w:r>
+        <w:t xml:space="preserve"> </w:t>
+      </w:r>
+      <w:r>
+        <w:t xml:space="preserve">page links both policies, which were</w:t>
+      </w:r>
+      <w:r>
+        <w:t xml:space="preserve"> </w:t>
+      </w:r>
+      <w:r>
+        <w:t xml:space="preserve">fetched), Data Terra’s fail by branch 11 (its two services pages were read and</w:t>
       </w:r>
       <w:r>
         <w:t xml:space="preserve"> </w:t>
@@ -13699,7 +13748,7 @@
         <w:t xml:space="preserve"> </w:t>
       </w:r>
       <w:r>
-        <w:t xml:space="preserve">cover), and PaNOSC's stay review by branch 10 (its services site was not</w:t>
+        <w:t xml:space="preserve">cover), and PaNOSC’s stay review by branch 10 (its services site was not</w:t>
       </w:r>
       <w:r>
         <w:t xml:space="preserve"> </w:t>
@@ -13792,7 +13841,31 @@
         <w:t xml:space="preserve"> </w:t>
       </w:r>
       <w:r>
-        <w:t xml:space="preserve">PaNOSC links "Acceptable User Policy and User Access Policy" to a user-policies page: 5c passes by branch 5, and 5b is review by branch 7, because "Acceptable User Policy" does not match the AUP vocabulary.</w:t>
+        <w:t xml:space="preserve">PaNOSC links</w:t>
+      </w:r>
+      <w:r>
+        <w:t xml:space="preserve"> </w:t>
+      </w:r>
+      <w:r>
+        <w:t xml:space="preserve">“Acceptable User Policy and User Access Policy”</w:t>
+      </w:r>
+      <w:r>
+        <w:t xml:space="preserve"> </w:t>
+      </w:r>
+      <w:r>
+        <w:t xml:space="preserve">to a user-policies page: 5c passes by branch 5, and 5b is review by branch 7, because</w:t>
+      </w:r>
+      <w:r>
+        <w:t xml:space="preserve"> </w:t>
+      </w:r>
+      <w:r>
+        <w:t xml:space="preserve">“Acceptable User Policy”</w:t>
+      </w:r>
+      <w:r>
+        <w:t xml:space="preserve"> </w:t>
+      </w:r>
+      <w:r>
+        <w:t xml:space="preserve">does not match the AUP vocabulary.</w:t>
       </w:r>
     </w:p>
     <w:p>
@@ -13802,8 +13875,8 @@
         </w:pict>
       </w:r>
     </w:p>
-    <w:bookmarkEnd w:id="29"/>
-    <w:bookmarkStart w:id="30" w:name="X0ae168f20938494fe77fb5723f6a69e35f983f8"/>
+    <w:bookmarkEnd w:id="28"/>
+    <w:bookmarkStart w:id="29" w:name="X0ae168f20938494fe77fb5723f6a69e35f983f8"/>
     <w:p>
       <w:pPr>
         <w:pStyle w:val="Heading3"/>
@@ -13829,7 +13902,19 @@
         <w:t xml:space="preserve"> </w:t>
       </w:r>
       <w:r>
-        <w:t xml:space="preserve">vocabulary. The word "support" on its own is only a reason to follow a link. On</w:t>
+        <w:t xml:space="preserve">vocabulary. The word</w:t>
+      </w:r>
+      <w:r>
+        <w:t xml:space="preserve"> </w:t>
+      </w:r>
+      <w:r>
+        <w:t xml:space="preserve">“support”</w:t>
+      </w:r>
+      <w:r>
+        <w:t xml:space="preserve"> </w:t>
+      </w:r>
+      <w:r>
+        <w:t xml:space="preserve">on its own is only a reason to follow a link. On</w:t>
       </w:r>
       <w:r>
         <w:t xml:space="preserve"> </w:t>
@@ -14155,7 +14240,13 @@
         <w:t xml:space="preserve"> </w:t>
       </w:r>
       <w:r>
-        <w:t xml:space="preserve">"support" phrases are strong in a link label, but not in page prose: they</w:t>
+        <w:t xml:space="preserve">“support”</w:t>
+      </w:r>
+      <w:r>
+        <w:t xml:space="preserve"> </w:t>
+      </w:r>
+      <w:r>
+        <w:t xml:space="preserve">phrases are strong in a link label, but not in page prose: they</w:t>
       </w:r>
       <w:r>
         <w:t xml:space="preserve"> </w:t>
@@ -14178,7 +14269,6 @@
       </w:tblGrid>
       <w:tr>
         <w:trPr>
-          <w:cantSplit/>
           <w:tblHeader w:val="on"/>
         </w:trPr>
         <w:tc>
@@ -14216,9 +14306,6 @@
         </w:tc>
       </w:tr>
       <w:tr>
-        <w:trPr>
-          <w:cantSplit/>
-        </w:trPr>
         <w:tc>
           <w:tcPr/>
           <w:p>
@@ -14257,9 +14344,6 @@
         </w:tc>
       </w:tr>
       <w:tr>
-        <w:trPr>
-          <w:cantSplit/>
-        </w:trPr>
         <w:tc>
           <w:tcPr/>
           <w:p>
@@ -14278,7 +14362,19 @@
               <w:pStyle w:val="Compact"/>
             </w:pPr>
             <w:r>
-              <w:t xml:space="preserve">Contact or bare "support" link, a followed page names a helpdesk or gives a helpdesk mailbox</w:t>
+              <w:t xml:space="preserve">Contact or bare</w:t>
+            </w:r>
+            <w:r>
+              <w:t xml:space="preserve"> </w:t>
+            </w:r>
+            <w:r>
+              <w:t xml:space="preserve">“support”</w:t>
+            </w:r>
+            <w:r>
+              <w:t xml:space="preserve"> </w:t>
+            </w:r>
+            <w:r>
+              <w:t xml:space="preserve">link, a followed page names a helpdesk or gives a helpdesk mailbox</w:t>
             </w:r>
           </w:p>
         </w:tc>
@@ -14304,9 +14400,6 @@
         </w:tc>
       </w:tr>
       <w:tr>
-        <w:trPr>
-          <w:cantSplit/>
-        </w:trPr>
         <w:tc>
           <w:tcPr/>
           <w:p>
@@ -14325,7 +14418,19 @@
               <w:pStyle w:val="Compact"/>
             </w:pPr>
             <w:r>
-              <w:t xml:space="preserve">Contact or bare "support" link, followed pages</w:t>
+              <w:t xml:space="preserve">Contact or bare</w:t>
+            </w:r>
+            <w:r>
+              <w:t xml:space="preserve"> </w:t>
+            </w:r>
+            <w:r>
+              <w:t xml:space="preserve">“support”</w:t>
+            </w:r>
+            <w:r>
+              <w:t xml:space="preserve"> </w:t>
+            </w:r>
+            <w:r>
+              <w:t xml:space="preserve">link, followed pages</w:t>
             </w:r>
             <w:r>
               <w:t xml:space="preserve"> </w:t>
@@ -14357,15 +14462,24 @@
               <w:t xml:space="preserve"> </w:t>
             </w:r>
             <w:r>
-              <w:t xml:space="preserve">— says when a "support" label was the only lead, and lists addresses and links not followed</w:t>
+              <w:t xml:space="preserve">— says when a</w:t>
+            </w:r>
+            <w:r>
+              <w:t xml:space="preserve"> </w:t>
+            </w:r>
+            <w:r>
+              <w:t xml:space="preserve">“support”</w:t>
+            </w:r>
+            <w:r>
+              <w:t xml:space="preserve"> </w:t>
+            </w:r>
+            <w:r>
+              <w:t xml:space="preserve">label was the only lead, and lists addresses and links not followed</w:t>
             </w:r>
           </w:p>
         </w:tc>
       </w:tr>
       <w:tr>
-        <w:trPr>
-          <w:cantSplit/>
-        </w:trPr>
         <w:tc>
           <w:tcPr/>
           <w:p>
@@ -14410,9 +14524,6 @@
         </w:tc>
       </w:tr>
       <w:tr>
-        <w:trPr>
-          <w:cantSplit/>
-        </w:trPr>
         <w:tc>
           <w:tcPr/>
           <w:p>
@@ -14451,9 +14562,6 @@
         </w:tc>
       </w:tr>
       <w:tr>
-        <w:trPr>
-          <w:cantSplit/>
-        </w:trPr>
         <w:tc>
           <w:tcPr/>
           <w:p>
@@ -14507,9 +14615,6 @@
         </w:tc>
       </w:tr>
       <w:tr>
-        <w:trPr>
-          <w:cantSplit/>
-        </w:trPr>
         <w:tc>
           <w:tcPr/>
           <w:p>
@@ -14571,7 +14676,19 @@
         <w:pStyle w:val="BodyText"/>
       </w:pPr>
       <w:r>
-        <w:t xml:space="preserve">Branches 2 and 3 are why depth 1 is worth the requests here. A "Contact" link is</w:t>
+        <w:t xml:space="preserve">Branches 2 and 3 are why depth 1 is worth the requests here. A</w:t>
+      </w:r>
+      <w:r>
+        <w:t xml:space="preserve"> </w:t>
+      </w:r>
+      <w:r>
+        <w:t xml:space="preserve">“Contact”</w:t>
+      </w:r>
+      <w:r>
+        <w:t xml:space="preserve"> </w:t>
+      </w:r>
+      <w:r>
+        <w:t xml:space="preserve">link is</w:t>
       </w:r>
       <w:r>
         <w:t xml:space="preserve"> </w:t>
@@ -14599,8 +14716,8 @@
         </w:pict>
       </w:r>
     </w:p>
-    <w:bookmarkEnd w:id="30"/>
-    <w:bookmarkStart w:id="31" w:name="point-7-the-page-is-in-english"/>
+    <w:bookmarkEnd w:id="29"/>
+    <w:bookmarkStart w:id="30" w:name="point-7-the-page-is-in-english"/>
     <w:p>
       <w:pPr>
         <w:pStyle w:val="Heading3"/>
@@ -14764,7 +14881,6 @@
       </w:tblGrid>
       <w:tr>
         <w:trPr>
-          <w:cantSplit/>
           <w:tblHeader w:val="on"/>
         </w:trPr>
         <w:tc>
@@ -14813,9 +14929,6 @@
         </w:tc>
       </w:tr>
       <w:tr>
-        <w:trPr>
-          <w:cantSplit/>
-        </w:trPr>
         <w:tc>
           <w:tcPr/>
           <w:p>
@@ -14868,9 +14981,6 @@
         </w:tc>
       </w:tr>
       <w:tr>
-        <w:trPr>
-          <w:cantSplit/>
-        </w:trPr>
         <w:tc>
           <w:tcPr/>
           <w:p>
@@ -14926,9 +15036,6 @@
         </w:tc>
       </w:tr>
       <w:tr>
-        <w:trPr>
-          <w:cantSplit/>
-        </w:trPr>
         <w:tc>
           <w:tcPr/>
           <w:p>
@@ -14987,9 +15094,6 @@
         </w:tc>
       </w:tr>
       <w:tr>
-        <w:trPr>
-          <w:cantSplit/>
-        </w:trPr>
         <w:tc>
           <w:tcPr/>
           <w:p>
@@ -15170,9 +15274,9 @@
         </w:pict>
       </w:r>
     </w:p>
+    <w:bookmarkEnd w:id="30"/>
     <w:bookmarkEnd w:id="31"/>
-    <w:bookmarkEnd w:id="32"/>
-    <w:bookmarkStart w:id="33" w:name="where-this-workflow-is-known-to-be-wrong"/>
+    <w:bookmarkStart w:id="32" w:name="where-this-workflow-is-known-to-be-wrong"/>
     <w:p>
       <w:pPr>
         <w:pStyle w:val="Heading2"/>
@@ -15204,7 +15308,7 @@
           <w:b/>
           <w:bCs/>
         </w:rPr>
-        <w:t xml:space="preserve">Point 3 over-matched on the page's own hostname — fixed, and the first</w:t>
+        <w:t xml:space="preserve">Point 3 over-matched on the page’s own hostname — fixed, and the first</w:t>
       </w:r>
       <w:r>
         <w:rPr>
@@ -15245,7 +15349,19 @@
         <w:t xml:space="preserve"> </w:t>
       </w:r>
       <w:r>
-        <w:t xml:space="preserve">node served from a host containing "eosc" the regex matched the</w:t>
+        <w:t xml:space="preserve">node served from a host containing</w:t>
+      </w:r>
+      <w:r>
+        <w:t xml:space="preserve"> </w:t>
+      </w:r>
+      <w:r>
+        <w:t xml:space="preserve">“eosc”</w:t>
+      </w:r>
+      <w:r>
+        <w:t xml:space="preserve"> </w:t>
+      </w:r>
+      <w:r>
+        <w:t xml:space="preserve">the regex matched the</w:t>
       </w:r>
       <w:r>
         <w:t xml:space="preserve"> </w:t>
@@ -15278,7 +15394,13 @@
         <w:t xml:space="preserve"> </w:t>
       </w:r>
       <w:r>
-        <w:t xml:space="preserve">"EOSC-referencing image assets" for that node; probing the captured evidence</w:t>
+        <w:t xml:space="preserve">“EOSC-referencing image assets”</w:t>
+      </w:r>
+      <w:r>
+        <w:t xml:space="preserve"> </w:t>
+      </w:r>
+      <w:r>
+        <w:t xml:space="preserve">for that node; probing the captured evidence</w:t>
       </w:r>
       <w:r>
         <w:t xml:space="preserve"> </w:t>
@@ -15401,7 +15523,7 @@
         <w:t xml:space="preserve"> </w:t>
       </w:r>
       <w:r>
-        <w:t xml:space="preserve">genuine logos. The defect was never cross-host loading; it was the node's</w:t>
+        <w:t xml:space="preserve">genuine logos. The defect was never cross-host loading; it was the node’s</w:t>
       </w:r>
       <w:r>
         <w:t xml:space="preserve"> </w:t>
@@ -15440,7 +15562,19 @@
         <w:t xml:space="preserve"> </w:t>
       </w:r>
       <w:r>
-        <w:t xml:space="preserve">and requires "eosc" to be a token rather than</w:t>
+        <w:t xml:space="preserve">and requires</w:t>
+      </w:r>
+      <w:r>
+        <w:t xml:space="preserve"> </w:t>
+      </w:r>
+      <w:r>
+        <w:t xml:space="preserve">“eosc”</w:t>
+      </w:r>
+      <w:r>
+        <w:t xml:space="preserve"> </w:t>
+      </w:r>
+      <w:r>
+        <w:t xml:space="preserve">to be a token rather than</w:t>
       </w:r>
       <w:r>
         <w:t xml:space="preserve"> </w:t>
@@ -15543,7 +15677,7 @@
         <w:t xml:space="preserve"> </w:t>
       </w:r>
       <w:r>
-        <w:t xml:space="preserve">"eosc"</w:t>
+        <w:t xml:space="preserve">“eosc”</w:t>
       </w:r>
       <w:r>
         <w:t xml:space="preserve"> </w:t>
@@ -15573,7 +15707,22 @@
         <w:t xml:space="preserve"> </w:t>
       </w:r>
       <w:r>
-        <w:t xml:space="preserve">"asset present" to "none found". An uppercase letter is now accepted as a word</w:t>
+        <w:t xml:space="preserve">“asset present”</w:t>
+      </w:r>
+      <w:r>
+        <w:t xml:space="preserve"> </w:t>
+      </w:r>
+      <w:r>
+        <w:t xml:space="preserve">to</w:t>
+      </w:r>
+      <w:r>
+        <w:t xml:space="preserve"> </w:t>
+      </w:r>
+      <w:r>
+        <w:t xml:space="preserve">“none found”</w:t>
+      </w:r>
+      <w:r>
+        <w:t xml:space="preserve">. An uppercase letter is now accepted as a word</w:t>
       </w:r>
       <w:r>
         <w:t xml:space="preserve"> </w:t>
@@ -15660,7 +15809,13 @@
         <w:t xml:space="preserve"> </w:t>
       </w:r>
       <w:r>
-        <w:t xml:space="preserve">reported a match on the BBMRI-ERIC page (inside "strat</w:t>
+        <w:t xml:space="preserve">reported a match on the BBMRI-ERIC page (inside</w:t>
+      </w:r>
+      <w:r>
+        <w:t xml:space="preserve"> </w:t>
+      </w:r>
+      <w:r>
+        <w:t xml:space="preserve">“strat</w:t>
       </w:r>
       <w:r>
         <w:rPr>
@@ -15670,13 +15825,22 @@
         <w:t xml:space="preserve">egi</w:t>
       </w:r>
       <w:r>
-        <w:t xml:space="preserve">c") and on Data</w:t>
-      </w:r>
-      <w:r>
-        <w:t xml:space="preserve"> </w:t>
-      </w:r>
-      <w:r>
-        <w:t xml:space="preserve">Terra (inside "Norw</w:t>
+        <w:t xml:space="preserve">c”</w:t>
+      </w:r>
+      <w:r>
+        <w:t xml:space="preserve">) and on Data</w:t>
+      </w:r>
+      <w:r>
+        <w:t xml:space="preserve"> </w:t>
+      </w:r>
+      <w:r>
+        <w:t xml:space="preserve">Terra (inside</w:t>
+      </w:r>
+      <w:r>
+        <w:t xml:space="preserve"> </w:t>
+      </w:r>
+      <w:r>
+        <w:t xml:space="preserve">“Norw</w:t>
       </w:r>
       <w:r>
         <w:rPr>
@@ -15686,13 +15850,16 @@
         <w:t xml:space="preserve">egi</w:t>
       </w:r>
       <w:r>
-        <w:t xml:space="preserve">an"), neither of which names the EGI node. The list</w:t>
-      </w:r>
-      <w:r>
-        <w:t xml:space="preserve"> </w:t>
-      </w:r>
-      <w:r>
-        <w:t xml:space="preserve">was also matched as a whole, so any name matching any page satisfied that page's</w:t>
+        <w:t xml:space="preserve">an”</w:t>
+      </w:r>
+      <w:r>
+        <w:t xml:space="preserve">), neither of which names the EGI node. The list</w:t>
+      </w:r>
+      <w:r>
+        <w:t xml:space="preserve"> </w:t>
+      </w:r>
+      <w:r>
+        <w:t xml:space="preserve">was also matched as a whole, so any name matching any page satisfied that page’s</w:t>
       </w:r>
       <w:r>
         <w:t xml:space="preserve"> </w:t>
@@ -15839,7 +16006,7 @@
         <w:t xml:space="preserve"> </w:t>
       </w:r>
       <w:r>
-        <w:t xml:space="preserve">unscoped, so a match says the string is on the page, not that it is that page's</w:t>
+        <w:t xml:space="preserve">unscoped, so a match says the string is on the page, not that it is that page’s</w:t>
       </w:r>
       <w:r>
         <w:t xml:space="preserve"> </w:t>
@@ -15861,7 +16028,7 @@
         <w:t xml:space="preserve"> </w:t>
       </w:r>
       <w:r>
-        <w:t xml:space="preserve">node's approved name would satisfy its own evidence line. The line says which</w:t>
+        <w:t xml:space="preserve">node’s approved name would satisfy its own evidence line. The line says which</w:t>
       </w:r>
       <w:r>
         <w:t xml:space="preserve"> </w:t>
@@ -15933,7 +16100,7 @@
         <w:t xml:space="preserve"> </w:t>
       </w:r>
       <w:r>
-        <w:t xml:space="preserve">the same agreement on thirteen: both lists match four (GÉANT's page was blocked</w:t>
+        <w:t xml:space="preserve">the same agreement on thirteen: both lists match four (GÉANT’s page was blocked</w:t>
       </w:r>
       <w:r>
         <w:t xml:space="preserve"> </w:t>
@@ -16145,7 +16312,7 @@
         <w:t xml:space="preserve">_policy_check</w:t>
       </w:r>
       <w:r>
-        <w:t xml:space="preserve">) and never verified. The checklist's requirement is</w:t>
+        <w:t xml:space="preserve">) and never verified. The checklist’s requirement is</w:t>
       </w:r>
       <w:r>
         <w:t xml:space="preserve"> </w:t>
@@ -16383,7 +16550,7 @@
         <w:t xml:space="preserve"> </w:t>
       </w:r>
       <w:r>
-        <w:t xml:space="preserve">the evidence captured then. After BBMRI-ERIC's URL changed on 25 September, a</w:t>
+        <w:t xml:space="preserve">the evidence captured then. After BBMRI-ERIC’s URL changed on 25 September, a</w:t>
       </w:r>
       <w:r>
         <w:t xml:space="preserve"> </w:t>
@@ -16569,7 +16736,7 @@
         <w:t xml:space="preserve"> </w:t>
       </w:r>
       <w:r>
-        <w:t xml:space="preserve">is produced automatically from an unreviewed run and carries the repository's</w:t>
+        <w:t xml:space="preserve">is produced automatically from an unreviewed run and carries the repository’s</w:t>
       </w:r>
       <w:r>
         <w:t xml:space="preserve"> </w:t>
@@ -16620,7 +16787,7 @@
         <w:t xml:space="preserve"> </w:t>
       </w:r>
       <w:r>
-        <w:t xml:space="preserve">were this run's result.</w:t>
+        <w:t xml:space="preserve">were this run’s result.</w:t>
       </w:r>
     </w:p>
     <w:p>
@@ -16630,8 +16797,8 @@
         </w:pict>
       </w:r>
     </w:p>
-    <w:bookmarkEnd w:id="33"/>
-    <w:bookmarkStart w:id="34" w:name="reading-the-output"/>
+    <w:bookmarkEnd w:id="32"/>
+    <w:bookmarkStart w:id="33" w:name="reading-the-output"/>
     <w:p>
       <w:pPr>
         <w:pStyle w:val="Heading2"/>
@@ -16843,7 +17010,7 @@
         <w:t xml:space="preserve"> </w:t>
       </w:r>
       <w:r>
-        <w:t xml:space="preserve">(present only when some node's evidence was collected from a URL</w:t>
+        <w:t xml:space="preserve">(present only when some node’s evidence was collected from a URL</w:t>
       </w:r>
       <w:r>
         <w:t xml:space="preserve"> </w:t>
@@ -16897,7 +17064,13 @@
         <w:t xml:space="preserve">fetched_at</w:t>
       </w:r>
       <w:r>
-        <w:t xml:space="preserve">; the reports then carry an "Evidence from a different URL"</w:t>
+        <w:t xml:space="preserve">; the reports then carry an</w:t>
+      </w:r>
+      <w:r>
+        <w:t xml:space="preserve"> </w:t>
+      </w:r>
+      <w:r>
+        <w:t xml:space="preserve">“Evidence from a different URL”</w:t>
       </w:r>
       <w:r>
         <w:t xml:space="preserve"> </w:t>
@@ -17219,7 +17392,7 @@
         <w:t xml:space="preserve"> </w:t>
       </w:r>
       <w:r>
-        <w:t xml:space="preserve">mixed-language branch) end in a human's hands by design. A tool that returned</w:t>
+        <w:t xml:space="preserve">mixed-language branch) end in a human’s hands by design. A tool that returned</w:t>
       </w:r>
       <w:r>
         <w:t xml:space="preserve"> </w:t>
@@ -17228,8 +17401,8 @@
         <w:t xml:space="preserve">PASS or FAIL on every line would look more useful and be worth considerably less.</w:t>
       </w:r>
     </w:p>
-    <w:bookmarkEnd w:id="34"/>
-    <w:bookmarkStart w:id="41" w:name="worked-examples"/>
+    <w:bookmarkEnd w:id="33"/>
+    <w:bookmarkStart w:id="40" w:name="worked-examples"/>
     <w:p>
       <w:pPr>
         <w:pStyle w:val="Heading2"/>
@@ -17249,7 +17422,7 @@
         <w:t xml:space="preserve"> </w:t>
       </w:r>
       <w:r>
-        <w:t xml:space="preserve">adding a node, changing a node's URL, and adopting a new revision of the</w:t>
+        <w:t xml:space="preserve">adding a node, changing a node’s URL, and adopting a new revision of the</w:t>
       </w:r>
       <w:r>
         <w:t xml:space="preserve"> </w:t>
@@ -17485,7 +17658,19 @@
         <w:t xml:space="preserve"> </w:t>
       </w:r>
       <w:r>
-        <w:t xml:space="preserve">tool's verdicts are not a compliance statement (see "Reading the output" in</w:t>
+        <w:t xml:space="preserve">tool’s verdicts are not a compliance statement (see</w:t>
+      </w:r>
+      <w:r>
+        <w:t xml:space="preserve"> </w:t>
+      </w:r>
+      <w:r>
+        <w:t xml:space="preserve">“Reading the output”</w:t>
+      </w:r>
+      <w:r>
+        <w:t xml:space="preserve"> </w:t>
+      </w:r>
+      <w:r>
+        <w:t xml:space="preserve">in</w:t>
       </w:r>
       <w:r>
         <w:t xml:space="preserve"> </w:t>
@@ -17496,7 +17681,7 @@
       <w:r>
         <w:t xml:space="preserve"> </w:t>
       </w:r>
-      <w:hyperlink r:id="rId35">
+      <w:hyperlink r:id="rId34">
         <w:r>
           <w:rPr>
             <w:rStyle w:val="Hyperlink"/>
@@ -17604,7 +17789,7 @@
         <w:t xml:space="preserve">own run.</w:t>
       </w:r>
     </w:p>
-    <w:bookmarkStart w:id="37" w:name="X6b9c9d2e59e13da41f347184ca67a475fa8b7ce"/>
+    <w:bookmarkStart w:id="36" w:name="X6b9c9d2e59e13da41f347184ca67a475fa8b7ce"/>
     <w:p>
       <w:pPr>
         <w:pStyle w:val="Heading3"/>
@@ -17701,7 +17886,13 @@
         <w:t xml:space="preserve"> </w:t>
       </w:r>
       <w:r>
-        <w:t xml:space="preserve">EOSC EU Node Contributors Dashboard ("Website address", section 1.2, field 6).</w:t>
+        <w:t xml:space="preserve">EOSC EU Node Contributors Dashboard (</w:t>
+      </w:r>
+      <w:r>
+        <w:t xml:space="preserve">“Website address”</w:t>
+      </w:r>
+      <w:r>
+        <w:t xml:space="preserve">, section 1.2, field 6).</w:t>
       </w:r>
       <w:r>
         <w:t xml:space="preserve"> </w:t>
@@ -17727,7 +17918,7 @@
       <w:r>
         <w:t xml:space="preserve"> </w:t>
       </w:r>
-      <w:hyperlink r:id="rId36">
+      <w:hyperlink r:id="rId35">
         <w:r>
           <w:rPr>
             <w:rStyle w:val="Hyperlink"/>
@@ -17970,7 +18161,13 @@
         <w:t xml:space="preserve"> </w:t>
       </w:r>
       <w:r>
-        <w:t xml:space="preserve">(see "Checking a page not in</w:t>
+        <w:t xml:space="preserve">(see</w:t>
+      </w:r>
+      <w:r>
+        <w:t xml:space="preserve"> </w:t>
+      </w:r>
+      <w:r>
+        <w:t xml:space="preserve">“Checking a page not in</w:t>
       </w:r>
       <w:r>
         <w:t xml:space="preserve"> </w:t>
@@ -17982,12 +18179,18 @@
         <w:t xml:space="preserve">nodes.yaml</w:t>
       </w:r>
       <w:r>
-        <w:t xml:space="preserve">" in the</w:t>
-      </w:r>
-      <w:r>
-        <w:t xml:space="preserve"> </w:t>
-      </w:r>
-      <w:hyperlink r:id="rId35">
+        <w:t xml:space="preserve">”</w:t>
+      </w:r>
+      <w:r>
+        <w:t xml:space="preserve"> </w:t>
+      </w:r>
+      <w:r>
+        <w:t xml:space="preserve">in the</w:t>
+      </w:r>
+      <w:r>
+        <w:t xml:space="preserve"> </w:t>
+      </w:r>
+      <w:hyperlink r:id="rId34">
         <w:r>
           <w:rPr>
             <w:rStyle w:val="Hyperlink"/>
@@ -18824,13 +19027,34 @@
           <w:b/>
           <w:bCs/>
         </w:rPr>
-        <w:t xml:space="preserve">warns "Evidence from a different URL".</w:t>
-      </w:r>
-      <w:r>
-        <w:t xml:space="preserve"> </w:t>
-      </w:r>
-      <w:r>
-        <w:t xml:space="preserve">It means a node's URL</w:t>
+        <w:t xml:space="preserve">warns</w:t>
+      </w:r>
+      <w:r>
+        <w:rPr>
+          <w:b/>
+          <w:bCs/>
+        </w:rPr>
+        <w:t xml:space="preserve"> </w:t>
+      </w:r>
+      <w:r>
+        <w:rPr>
+          <w:b/>
+          <w:bCs/>
+        </w:rPr>
+        <w:t xml:space="preserve">“Evidence from a different URL”</w:t>
+      </w:r>
+      <w:r>
+        <w:rPr>
+          <w:b/>
+          <w:bCs/>
+        </w:rPr>
+        <w:t xml:space="preserve">.</w:t>
+      </w:r>
+      <w:r>
+        <w:t xml:space="preserve"> </w:t>
+      </w:r>
+      <w:r>
+        <w:t xml:space="preserve">It means a node’s URL</w:t>
       </w:r>
       <w:r>
         <w:t xml:space="preserve"> </w:t>
@@ -19145,7 +19369,7 @@
         <w:t xml:space="preserve"> </w:t>
       </w:r>
       <w:r>
-        <w:t xml:space="preserve">on 24 September, when GÉANT's page was served). If the new page shows its</w:t>
+        <w:t xml:space="preserve">on 24 September, when GÉANT’s page was served). If the new page shows its</w:t>
       </w:r>
       <w:r>
         <w:t xml:space="preserve"> </w:t>
@@ -19190,7 +19414,7 @@
         <w:t xml:space="preserve">web-13</w:t>
       </w:r>
       <w:r>
-        <w:t xml:space="preserve">). Update it to the new run's shape.</w:t>
+        <w:t xml:space="preserve">). Update it to the new run’s shape.</w:t>
       </w:r>
     </w:p>
     <w:p>
@@ -19268,7 +19492,13 @@
         <w:t xml:space="preserve"> </w:t>
       </w:r>
       <w:r>
-        <w:t xml:space="preserve">("130 cells: 66 PASS · 1 FAIL · 63 review");</w:t>
+        <w:t xml:space="preserve">(</w:t>
+      </w:r>
+      <w:r>
+        <w:t xml:space="preserve">“130 cells: 60 PASS · 1 FAIL · 59 review · 10 ERROR”</w:t>
+      </w:r>
+      <w:r>
+        <w:t xml:space="preserve">);</w:t>
       </w:r>
     </w:p>
     <w:p>
@@ -19280,7 +19510,13 @@
         </w:numPr>
       </w:pPr>
       <w:r>
-        <w:t xml:space="preserve">"The published figures" in</w:t>
+        <w:t xml:space="preserve">“The published figures”</w:t>
+      </w:r>
+      <w:r>
+        <w:t xml:space="preserve"> </w:t>
+      </w:r>
+      <w:r>
+        <w:t xml:space="preserve">in</w:t>
       </w:r>
       <w:r>
         <w:t xml:space="preserve"> </w:t>
@@ -19298,7 +19534,13 @@
         <w:t xml:space="preserve"> </w:t>
       </w:r>
       <w:r>
-        <w:t xml:space="preserve">"The node list — a YAML file" in the same file.</w:t>
+        <w:t xml:space="preserve">“The node list — a YAML file”</w:t>
+      </w:r>
+      <w:r>
+        <w:t xml:space="preserve"> </w:t>
+      </w:r>
+      <w:r>
+        <w:t xml:space="preserve">in the same file.</w:t>
       </w:r>
     </w:p>
     <w:p>
@@ -19396,14 +19638,14 @@
         <w:t xml:space="preserve"> push</w:t>
       </w:r>
     </w:p>
-    <w:bookmarkEnd w:id="37"/>
-    <w:bookmarkStart w:id="38" w:name="X5431a82e20a06edfb102374e037ce7ea9ce6896"/>
+    <w:bookmarkEnd w:id="36"/>
+    <w:bookmarkStart w:id="37" w:name="X5431a82e20a06edfb102374e037ce7ea9ce6896"/>
     <w:p>
       <w:pPr>
         <w:pStyle w:val="Heading3"/>
       </w:pPr>
       <w:r>
-        <w:t xml:space="preserve">Example 2 — changing a node's landing page URL</w:t>
+        <w:t xml:space="preserve">Example 2 — changing a node’s landing page URL</w:t>
       </w:r>
     </w:p>
     <w:p>
@@ -19465,7 +19707,7 @@
         <w:t xml:space="preserve"> </w:t>
       </w:r>
       <w:r>
-        <w:t xml:space="preserve">host's</w:t>
+        <w:t xml:space="preserve">host’s</w:t>
       </w:r>
       <w:r>
         <w:t xml:space="preserve"> </w:t>
@@ -19555,7 +19797,7 @@
         <w:t xml:space="preserve">nodes.yaml</w:t>
       </w:r>
       <w:r>
-        <w:t xml:space="preserve">. Nothing else in the repository stores a node's URL. Add a comment</w:t>
+        <w:t xml:space="preserve">. Nothing else in the repository stores a node’s URL. Add a comment</w:t>
       </w:r>
       <w:r>
         <w:t xml:space="preserve"> </w:t>
@@ -19844,7 +20086,7 @@
         <w:t xml:space="preserve"> </w:t>
       </w:r>
       <w:r>
-        <w:t xml:space="preserve">as well only if the node's own entry on</w:t>
+        <w:t xml:space="preserve">as well only if the node’s own entry on</w:t>
       </w:r>
       <w:r>
         <w:t xml:space="preserve"> </w:t>
@@ -19886,7 +20128,7 @@
         <w:t xml:space="preserve"> </w:t>
       </w:r>
       <w:r>
-        <w:t xml:space="preserve">change only if the node's approved name changed. Keep the</w:t>
+        <w:t xml:space="preserve">change only if the node’s approved name changed. Keep the</w:t>
       </w:r>
       <w:r>
         <w:t xml:space="preserve"> </w:t>
@@ -20087,7 +20329,7 @@
         <w:t xml:space="preserve"> </w:t>
       </w:r>
       <w:r>
-        <w:t xml:space="preserve">host's</w:t>
+        <w:t xml:space="preserve">host’s</w:t>
       </w:r>
       <w:r>
         <w:t xml:space="preserve"> </w:t>
@@ -20138,7 +20380,7 @@
           <w:b/>
           <w:bCs/>
         </w:rPr>
-        <w:t xml:space="preserve">Step 3: update that node's row in the published run.</w:t>
+        <w:t xml:space="preserve">Step 3: update that node’s row in the published run.</w:t>
       </w:r>
       <w:r>
         <w:t xml:space="preserve"> </w:t>
@@ -20226,7 +20468,7 @@
         <w:t xml:space="preserve">bbmri-eric</w:t>
       </w:r>
       <w:r>
-        <w:t xml:space="preserve">'s evidence, screenshot and row, then rebuild</w:t>
+        <w:t xml:space="preserve">’s evidence, screenshot and row, then rebuild</w:t>
       </w:r>
       <w:r>
         <w:t xml:space="preserve"> </w:t>
@@ -20295,7 +20537,7 @@
         <w:t xml:space="preserve"> </w:t>
       </w:r>
       <w:r>
-        <w:t xml:space="preserve">point's old and new verdict, and both reports gain an</w:t>
+        <w:t xml:space="preserve">point’s old and new verdict, and both reports gain an</w:t>
       </w:r>
       <w:r>
         <w:t xml:space="preserve"> </w:t>
@@ -20768,8 +21010,8 @@
         <w:t xml:space="preserve">the documents together.</w:t>
       </w:r>
     </w:p>
-    <w:bookmarkEnd w:id="38"/>
-    <w:bookmarkStart w:id="40" w:name="Xbb3e2d317a0d811066009804bfa0a222a6197de"/>
+    <w:bookmarkEnd w:id="37"/>
+    <w:bookmarkStart w:id="39" w:name="Xbb3e2d317a0d811066009804bfa0a222a6197de"/>
     <w:p>
       <w:pPr>
         <w:pStyle w:val="Heading3"/>
@@ -20833,7 +21075,6 @@
       </w:tblGrid>
       <w:tr>
         <w:trPr>
-          <w:cantSplit/>
           <w:tblHeader w:val="on"/>
         </w:trPr>
         <w:tc>
@@ -20860,9 +21101,6 @@
         </w:tc>
       </w:tr>
       <w:tr>
-        <w:trPr>
-          <w:cantSplit/>
-        </w:trPr>
         <w:tc>
           <w:tcPr/>
           <w:p>
@@ -20933,9 +21171,6 @@
         </w:tc>
       </w:tr>
       <w:tr>
-        <w:trPr>
-          <w:cantSplit/>
-        </w:trPr>
         <w:tc>
           <w:tcPr/>
           <w:p>
@@ -21023,9 +21258,6 @@
         </w:tc>
       </w:tr>
       <w:tr>
-        <w:trPr>
-          <w:cantSplit/>
-        </w:trPr>
         <w:tc>
           <w:tcPr/>
           <w:p>
@@ -21310,7 +21542,7 @@
           <w:b/>
           <w:bCs/>
         </w:rPr>
-        <w:t xml:space="preserve">Step 2: create the new revision's file from the old one.</w:t>
+        <w:t xml:space="preserve">Step 2: create the new revision’s file from the old one.</w:t>
       </w:r>
     </w:p>
     <w:p>
@@ -21681,7 +21913,7 @@
         </w:numPr>
       </w:pPr>
       <w:r>
-        <w:t xml:space="preserve">Where a rule changed, update that point's decision procedure in section 5, so</w:t>
+        <w:t xml:space="preserve">Where a rule changed, update that point’s decision procedure in section 5, so</w:t>
       </w:r>
       <w:r>
         <w:t xml:space="preserve"> </w:t>
@@ -21760,7 +21992,7 @@
         <w:t xml:space="preserve"> </w:t>
       </w:r>
       <w:r>
-        <w:t xml:space="preserve">in checklist order, name it in the point's</w:t>
+        <w:t xml:space="preserve">in checklist order, name it in the point’s</w:t>
       </w:r>
       <w:r>
         <w:t xml:space="preserve"> </w:t>
@@ -21945,13 +22177,22 @@
         <w:t xml:space="preserve">v3.1.yaml</w:t>
       </w:r>
       <w:r>
-        <w:t xml:space="preserve">, which lack the key, keep "on the NLP or in the</w:t>
-      </w:r>
-      <w:r>
-        <w:t xml:space="preserve"> </w:t>
-      </w:r>
-      <w:r>
-        <w:t xml:space="preserve">Catalogue". Add tests for both rules, and rebuild the published run with the</w:t>
+        <w:t xml:space="preserve">, which lack the key, keep</w:t>
+      </w:r>
+      <w:r>
+        <w:t xml:space="preserve"> </w:t>
+      </w:r>
+      <w:r>
+        <w:t xml:space="preserve">“on the NLP or in the</w:t>
+      </w:r>
+      <w:r>
+        <w:t xml:space="preserve"> </w:t>
+      </w:r>
+      <w:r>
+        <w:t xml:space="preserve">Catalogue”</w:t>
+      </w:r>
+      <w:r>
+        <w:t xml:space="preserve">. Add tests for both rules, and rebuild the published run with the</w:t>
       </w:r>
       <w:r>
         <w:t xml:space="preserve"> </w:t>
@@ -22381,7 +22622,7 @@
         <w:pStyle w:val="FirstParagraph"/>
       </w:pPr>
       <w:r>
-        <w:t xml:space="preserve">The tests check the new file's hash, that its version matches its filename,</w:t>
+        <w:t xml:space="preserve">The tests check the new file’s hash, that its version matches its filename,</w:t>
       </w:r>
       <w:r>
         <w:t xml:space="preserve"> </w:t>
@@ -22859,7 +23100,7 @@
         <w:t xml:space="preserve"> </w:t>
       </w:r>
       <w:r>
-        <w:t xml:space="preserve">point's rule branch by branch. Commit the new document,</w:t>
+        <w:t xml:space="preserve">point’s rule branch by branch. Commit the new document,</w:t>
       </w:r>
       <w:r>
         <w:t xml:space="preserve"> </w:t>
@@ -23025,7 +23266,7 @@
         </w:rPr>
         <w:t xml:space="preserve"> </w:t>
       </w:r>
-      <w:hyperlink r:id="rId39">
+      <w:hyperlink r:id="rId38">
         <w:r>
           <w:rPr>
             <w:rStyle w:val="Hyperlink"/>
@@ -23043,10 +23284,10 @@
         <w:t xml:space="preserve">.</w:t>
       </w:r>
     </w:p>
+    <w:bookmarkEnd w:id="39"/>
     <w:bookmarkEnd w:id="40"/>
-    <w:bookmarkEnd w:id="41"/>
     <w:sectPr>
-      <w:footerReference w:type="default" r:id="rId9"/>
+      <w:footerReference w:type="default" r:id="rId10"/>
       <w:footnotePr>
         <w:numRestart w:val="eachSect"/>
       </w:footnotePr>

--- a/docs/eosc-basic-compliance-analysis-workflow.docx
+++ b/docs/eosc-basic-compliance-analysis-workflow.docx
@@ -19495,7 +19495,7 @@
         <w:t xml:space="preserve">(</w:t>
       </w:r>
       <w:r>
-        <w:t xml:space="preserve">“130 cells: 60 PASS · 1 FAIL · 59 review · 10 ERROR”</w:t>
+        <w:t xml:space="preserve">“130 cells: 68 PASS · 0 FAIL · 62 review”</w:t>
       </w:r>
       <w:r>
         <w:t xml:space="preserve">);</w:t>

--- a/docs/eosc-basic-compliance-analysis-workflow.docx
+++ b/docs/eosc-basic-compliance-analysis-workflow.docx
@@ -19495,7 +19495,7 @@
         <w:t xml:space="preserve">(</w:t>
       </w:r>
       <w:r>
-        <w:t xml:space="preserve">“130 cells: 68 PASS · 0 FAIL · 62 review”</w:t>
+        <w:t xml:space="preserve">“130 cells: 67 PASS · 0 FAIL · 63 review”</w:t>
       </w:r>
       <w:r>
         <w:t xml:space="preserve">);</w:t>

--- a/docs/eosc-basic-compliance-analysis-workflow.docx
+++ b/docs/eosc-basic-compliance-analysis-workflow.docx
@@ -19495,7 +19495,7 @@
         <w:t xml:space="preserve">(</w:t>
       </w:r>
       <w:r>
-        <w:t xml:space="preserve">“130 cells: 67 PASS · 0 FAIL · 63 review”</w:t>
+        <w:t xml:space="preserve">“130 cells: 69 PASS · 0 FAIL · 61 review”</w:t>
       </w:r>
       <w:r>
         <w:t xml:space="preserve">);</w:t>

--- a/docs/eosc-basic-compliance-analysis-workflow.docx
+++ b/docs/eosc-basic-compliance-analysis-workflow.docx
@@ -207,7 +207,7 @@
         </w:pict>
       </w:r>
     </w:p>
-    <w:bookmarkStart w:id="13" w:name="the-three-stages"/>
+    <w:bookmarkStart w:id="23" w:name="the-three-stages"/>
     <w:p>
       <w:pPr>
         <w:pStyle w:val="Heading2"/>
@@ -753,7 +753,7 @@
         <w:t xml:space="preserve">, no check can use it — see section 3.</w:t>
       </w:r>
     </w:p>
-    <w:bookmarkStart w:id="12" w:name="Xfc66290f0c5177f1908cc0639df18c8282368f6"/>
+    <w:bookmarkStart w:id="22" w:name="Xfc66290f0c5177f1908cc0639df18c8282368f6"/>
     <w:p>
       <w:pPr>
         <w:pStyle w:val="Heading3"/>
@@ -769,20 +769,20 @@
       <w:r>
         <w:drawing>
           <wp:inline>
-            <wp:extent cx="4846320" cy="6057899"/>
+            <wp:extent cx="5334000" cy="6667500"/>
             <wp:effectExtent b="0" l="0" r="0" t="0"/>
-            <wp:docPr descr="Figure 1. The three phases in execution order: collect contacts the nodes, assess and report work offline, and run performs all three." title="" id="10" name="Picture"/>
+            <wp:docPr descr="Figure 1. The three phases in execution order: collect contacts the nodes, assess and report work offline, and run performs all three." title="" id="20" name="Picture"/>
             <a:graphic>
               <a:graphicData uri="http://schemas.openxmlformats.org/drawingml/2006/picture">
                 <pic:pic>
                   <pic:nvPicPr>
-                    <pic:cNvPr descr="/home/user/workspace/eosc-basic-compliance/docs/img/phases.png" id="11" name="Picture"/>
+                    <pic:cNvPr descr="img/phases.png" id="21" name="Picture"/>
                     <pic:cNvPicPr>
                       <a:picLocks noChangeArrowheads="1" noChangeAspect="1"/>
                     </pic:cNvPicPr>
                   </pic:nvPicPr>
                   <pic:blipFill>
-                    <a:blip r:embed="rId9"/>
+                    <a:blip r:embed="rId19"/>
                     <a:stretch>
                       <a:fillRect/>
                     </a:stretch>
@@ -790,7 +790,7 @@
                   <pic:spPr bwMode="auto">
                     <a:xfrm>
                       <a:off x="0" y="0"/>
-                      <a:ext cx="4846320" cy="6057899"/>
+                      <a:ext cx="5334000" cy="6667500"/>
                     </a:xfrm>
                     <a:prstGeom prst="rect">
                       <a:avLst/>
@@ -3306,7 +3306,7 @@
         <w:t xml:space="preserve"> </w:t>
       </w:r>
       <w:r>
-        <w:t xml:space="preserve">a copy first. The published run covers all thirteen nodes, so no</w:t>
+        <w:t xml:space="preserve">a copy first. The published run covers all fifteen nodes, so no</w:t>
       </w:r>
       <w:r>
         <w:t xml:space="preserve"> </w:t>
@@ -3391,9 +3391,9 @@
         </w:pict>
       </w:r>
     </w:p>
-    <w:bookmarkEnd w:id="12"/>
-    <w:bookmarkEnd w:id="13"/>
-    <w:bookmarkStart w:id="14" w:name="stage-1-collection"/>
+    <w:bookmarkEnd w:id="22"/>
+    <w:bookmarkEnd w:id="23"/>
+    <w:bookmarkStart w:id="24" w:name="stage-1-collection"/>
     <w:p>
       <w:pPr>
         <w:pStyle w:val="Heading2"/>
@@ -5247,8 +5247,8 @@
         </w:pict>
       </w:r>
     </w:p>
-    <w:bookmarkEnd w:id="14"/>
-    <w:bookmarkStart w:id="15" w:name="X918652c513cf24a1b30a731e09106c31c6d2955"/>
+    <w:bookmarkEnd w:id="24"/>
+    <w:bookmarkStart w:id="25" w:name="X918652c513cf24a1b30a731e09106c31c6d2955"/>
     <w:p>
       <w:pPr>
         <w:pStyle w:val="Heading2"/>
@@ -6089,8 +6089,8 @@
         </w:pict>
       </w:r>
     </w:p>
-    <w:bookmarkEnd w:id="15"/>
-    <w:bookmarkStart w:id="20" w:name="stage-2-the-assessment-machinery"/>
+    <w:bookmarkEnd w:id="25"/>
+    <w:bookmarkStart w:id="30" w:name="stage-2-the-assessment-machinery"/>
     <w:p>
       <w:pPr>
         <w:pStyle w:val="Heading2"/>
@@ -6259,7 +6259,7 @@
         <w:t xml:space="preserve">.</w:t>
       </w:r>
     </w:p>
-    <w:bookmarkStart w:id="16" w:name="the-verdict-vocabulary"/>
+    <w:bookmarkStart w:id="26" w:name="the-verdict-vocabulary"/>
     <w:p>
       <w:pPr>
         <w:pStyle w:val="Heading3"/>
@@ -6519,8 +6519,8 @@
         <w:t xml:space="preserve">says so and hands over the evidence.</w:t>
       </w:r>
     </w:p>
-    <w:bookmarkEnd w:id="16"/>
-    <w:bookmarkStart w:id="17" w:name="the-first-step-of-every-check"/>
+    <w:bookmarkEnd w:id="26"/>
+    <w:bookmarkStart w:id="27" w:name="the-first-step-of-every-check"/>
     <w:p>
       <w:pPr>
         <w:pStyle w:val="Heading3"/>
@@ -6571,8 +6571,8 @@
         <w:t xml:space="preserve">cells, never a mix of passes and a failure.</w:t>
       </w:r>
     </w:p>
-    <w:bookmarkEnd w:id="17"/>
-    <w:bookmarkStart w:id="18" w:name="shared-helpers"/>
+    <w:bookmarkEnd w:id="27"/>
+    <w:bookmarkStart w:id="28" w:name="shared-helpers"/>
     <w:p>
       <w:pPr>
         <w:pStyle w:val="Heading3"/>
@@ -7071,8 +7071,8 @@
         </w:tc>
       </w:tr>
     </w:tbl>
-    <w:bookmarkEnd w:id="18"/>
-    <w:bookmarkStart w:id="19" w:name="Xb01f761edf526ca820d10c97270181bdb8dc3d6"/>
+    <w:bookmarkEnd w:id="28"/>
+    <w:bookmarkStart w:id="29" w:name="Xb01f761edf526ca820d10c97270181bdb8dc3d6"/>
     <w:p>
       <w:pPr>
         <w:pStyle w:val="Heading3"/>
@@ -7459,9 +7459,9 @@
         </w:pict>
       </w:r>
     </w:p>
-    <w:bookmarkEnd w:id="19"/>
-    <w:bookmarkEnd w:id="20"/>
-    <w:bookmarkStart w:id="31" w:name="per-point-decision-procedures"/>
+    <w:bookmarkEnd w:id="29"/>
+    <w:bookmarkEnd w:id="30"/>
+    <w:bookmarkStart w:id="41" w:name="per-point-decision-procedures"/>
     <w:p>
       <w:pPr>
         <w:pStyle w:val="Heading2"/>
@@ -7491,7 +7491,7 @@
         </w:pict>
       </w:r>
     </w:p>
-    <w:bookmarkStart w:id="21" w:name="Xcae13acec6153e7753360c0a42e9f41f8127de1"/>
+    <w:bookmarkStart w:id="31" w:name="Xcae13acec6153e7753360c0a42e9f41f8127de1"/>
     <w:p>
       <w:pPr>
         <w:pStyle w:val="Heading3"/>
@@ -8183,8 +8183,8 @@
         </w:pict>
       </w:r>
     </w:p>
-    <w:bookmarkEnd w:id="21"/>
-    <w:bookmarkStart w:id="22" w:name="X65eeb449093892fbb5dff0c5d69deaaa9d5097c"/>
+    <w:bookmarkEnd w:id="31"/>
+    <w:bookmarkStart w:id="32" w:name="X65eeb449093892fbb5dff0c5d69deaaa9d5097c"/>
     <w:p>
       <w:pPr>
         <w:pStyle w:val="Heading3"/>
@@ -8528,8 +8528,8 @@
         </w:pict>
       </w:r>
     </w:p>
-    <w:bookmarkEnd w:id="22"/>
-    <w:bookmarkStart w:id="23" w:name="X02a1476bd519f6d4b30af4c8067ea09411a400c"/>
+    <w:bookmarkEnd w:id="32"/>
+    <w:bookmarkStart w:id="33" w:name="X02a1476bd519f6d4b30af4c8067ea09411a400c"/>
     <w:p>
       <w:pPr>
         <w:pStyle w:val="Heading3"/>
@@ -9004,8 +9004,8 @@
         </w:pict>
       </w:r>
     </w:p>
-    <w:bookmarkEnd w:id="23"/>
-    <w:bookmarkStart w:id="24" w:name="X0ec2f8dcb622cc700711bf5bc7eecc4efbc502f"/>
+    <w:bookmarkEnd w:id="33"/>
+    <w:bookmarkStart w:id="34" w:name="X0ec2f8dcb622cc700711bf5bc7eecc4efbc502f"/>
     <w:p>
       <w:pPr>
         <w:pStyle w:val="Heading3"/>
@@ -10218,8 +10218,8 @@
         </w:pict>
       </w:r>
     </w:p>
-    <w:bookmarkEnd w:id="24"/>
-    <w:bookmarkStart w:id="25" w:name="X1de70407ff9b9199cdda9f82cdc8a13763c9626"/>
+    <w:bookmarkEnd w:id="34"/>
+    <w:bookmarkStart w:id="35" w:name="X1de70407ff9b9199cdda9f82cdc8a13763c9626"/>
     <w:p>
       <w:pPr>
         <w:pStyle w:val="Heading3"/>
@@ -11174,8 +11174,8 @@
         </w:pict>
       </w:r>
     </w:p>
-    <w:bookmarkEnd w:id="25"/>
-    <w:bookmarkStart w:id="26" w:name="which-item-5-rule-applies"/>
+    <w:bookmarkEnd w:id="35"/>
+    <w:bookmarkStart w:id="36" w:name="which-item-5-rule-applies"/>
     <w:p>
       <w:pPr>
         <w:pStyle w:val="Heading3"/>
@@ -11484,8 +11484,8 @@
         <w:t xml:space="preserve">half of item 5, and every 5a–5c result says so.</w:t>
       </w:r>
     </w:p>
-    <w:bookmarkEnd w:id="26"/>
-    <w:bookmarkStart w:id="27" w:name="Xaecf80c799f590b4c6844140320ac9f3fbf5dc2"/>
+    <w:bookmarkEnd w:id="36"/>
+    <w:bookmarkStart w:id="37" w:name="Xaecf80c799f590b4c6844140320ac9f3fbf5dc2"/>
     <w:p>
       <w:pPr>
         <w:pStyle w:val="Heading3"/>
@@ -11643,8 +11643,8 @@
         </w:pict>
       </w:r>
     </w:p>
-    <w:bookmarkEnd w:id="27"/>
-    <w:bookmarkStart w:id="28" w:name="points-5b-and-5c-aup-and-uap-accessible"/>
+    <w:bookmarkEnd w:id="37"/>
+    <w:bookmarkStart w:id="38" w:name="points-5b-and-5c-aup-and-uap-accessible"/>
     <w:p>
       <w:pPr>
         <w:pStyle w:val="Heading3"/>
@@ -13875,8 +13875,8 @@
         </w:pict>
       </w:r>
     </w:p>
-    <w:bookmarkEnd w:id="28"/>
-    <w:bookmarkStart w:id="29" w:name="X0ae168f20938494fe77fb5723f6a69e35f983f8"/>
+    <w:bookmarkEnd w:id="38"/>
+    <w:bookmarkStart w:id="39" w:name="X0ae168f20938494fe77fb5723f6a69e35f983f8"/>
     <w:p>
       <w:pPr>
         <w:pStyle w:val="Heading3"/>
@@ -14716,8 +14716,8 @@
         </w:pict>
       </w:r>
     </w:p>
-    <w:bookmarkEnd w:id="29"/>
-    <w:bookmarkStart w:id="30" w:name="point-7-the-page-is-in-english"/>
+    <w:bookmarkEnd w:id="39"/>
+    <w:bookmarkStart w:id="40" w:name="point-7-the-page-is-in-english"/>
     <w:p>
       <w:pPr>
         <w:pStyle w:val="Heading3"/>
@@ -15274,9 +15274,9 @@
         </w:pict>
       </w:r>
     </w:p>
-    <w:bookmarkEnd w:id="30"/>
-    <w:bookmarkEnd w:id="31"/>
-    <w:bookmarkStart w:id="32" w:name="where-this-workflow-is-known-to-be-wrong"/>
+    <w:bookmarkEnd w:id="40"/>
+    <w:bookmarkEnd w:id="41"/>
+    <w:bookmarkStart w:id="42" w:name="where-this-workflow-is-known-to-be-wrong"/>
     <w:p>
       <w:pPr>
         <w:pStyle w:val="Heading2"/>
@@ -16797,8 +16797,8 @@
         </w:pict>
       </w:r>
     </w:p>
-    <w:bookmarkEnd w:id="32"/>
-    <w:bookmarkStart w:id="33" w:name="reading-the-output"/>
+    <w:bookmarkEnd w:id="42"/>
+    <w:bookmarkStart w:id="43" w:name="reading-the-output"/>
     <w:p>
       <w:pPr>
         <w:pStyle w:val="Heading2"/>
@@ -17401,8 +17401,8 @@
         <w:t xml:space="preserve">PASS or FAIL on every line would look more useful and be worth considerably less.</w:t>
       </w:r>
     </w:p>
-    <w:bookmarkEnd w:id="33"/>
-    <w:bookmarkStart w:id="40" w:name="worked-examples"/>
+    <w:bookmarkEnd w:id="43"/>
+    <w:bookmarkStart w:id="50" w:name="worked-examples"/>
     <w:p>
       <w:pPr>
         <w:pStyle w:val="Heading2"/>
@@ -17681,7 +17681,7 @@
       <w:r>
         <w:t xml:space="preserve"> </w:t>
       </w:r>
-      <w:hyperlink r:id="rId34">
+      <w:hyperlink r:id="rId44">
         <w:r>
           <w:rPr>
             <w:rStyle w:val="Hyperlink"/>
@@ -17789,7 +17789,7 @@
         <w:t xml:space="preserve">own run.</w:t>
       </w:r>
     </w:p>
-    <w:bookmarkStart w:id="36" w:name="X6b9c9d2e59e13da41f347184ca67a475fa8b7ce"/>
+    <w:bookmarkStart w:id="46" w:name="X6b9c9d2e59e13da41f347184ca67a475fa8b7ce"/>
     <w:p>
       <w:pPr>
         <w:pStyle w:val="Heading3"/>
@@ -17918,7 +17918,7 @@
       <w:r>
         <w:t xml:space="preserve"> </w:t>
       </w:r>
-      <w:hyperlink r:id="rId35">
+      <w:hyperlink r:id="rId45">
         <w:r>
           <w:rPr>
             <w:rStyle w:val="Hyperlink"/>
@@ -18190,7 +18190,7 @@
       <w:r>
         <w:t xml:space="preserve"> </w:t>
       </w:r>
-      <w:hyperlink r:id="rId34">
+      <w:hyperlink r:id="rId44">
         <w:r>
           <w:rPr>
             <w:rStyle w:val="Hyperlink"/>
@@ -19638,8 +19638,8 @@
         <w:t xml:space="preserve"> push</w:t>
       </w:r>
     </w:p>
-    <w:bookmarkEnd w:id="36"/>
-    <w:bookmarkStart w:id="37" w:name="X5431a82e20a06edfb102374e037ce7ea9ce6896"/>
+    <w:bookmarkEnd w:id="46"/>
+    <w:bookmarkStart w:id="47" w:name="X5431a82e20a06edfb102374e037ce7ea9ce6896"/>
     <w:p>
       <w:pPr>
         <w:pStyle w:val="Heading3"/>
@@ -21010,8 +21010,8 @@
         <w:t xml:space="preserve">the documents together.</w:t>
       </w:r>
     </w:p>
-    <w:bookmarkEnd w:id="37"/>
-    <w:bookmarkStart w:id="39" w:name="Xbb3e2d317a0d811066009804bfa0a222a6197de"/>
+    <w:bookmarkEnd w:id="47"/>
+    <w:bookmarkStart w:id="49" w:name="Xbb3e2d317a0d811066009804bfa0a222a6197de"/>
     <w:p>
       <w:pPr>
         <w:pStyle w:val="Heading3"/>
@@ -23266,7 +23266,7 @@
         </w:rPr>
         <w:t xml:space="preserve"> </w:t>
       </w:r>
-      <w:hyperlink r:id="rId38">
+      <w:hyperlink r:id="rId48">
         <w:r>
           <w:rPr>
             <w:rStyle w:val="Hyperlink"/>
@@ -23284,10 +23284,10 @@
         <w:t xml:space="preserve">.</w:t>
       </w:r>
     </w:p>
-    <w:bookmarkEnd w:id="39"/>
-    <w:bookmarkEnd w:id="40"/>
+    <w:bookmarkEnd w:id="49"/>
+    <w:bookmarkEnd w:id="50"/>
     <w:sectPr>
-      <w:footerReference w:type="default" r:id="rId10"/>
+      <w:footerReference r:id="rId10" w:type="default"/>
       <w:footnotePr>
         <w:numRestart w:val="eachSect"/>
       </w:footnotePr>
@@ -24637,7 +24637,7 @@
       <w:szCs w:val="17"/>
     </w:rPr>
   </w:style>
-  <w:style w:type="character" w:customStyle="1" w:styleId="KeywordTok">
+  <w:style w:customStyle="1" w:styleId="KeywordTok" w:type="character">
     <w:name w:val="KeywordTok"/>
     <w:basedOn w:val="VerbatimChar"/>
     <w:rPr>
@@ -24645,77 +24645,77 @@
       <w:color w:val="007020"/>
     </w:rPr>
   </w:style>
-  <w:style w:type="character" w:customStyle="1" w:styleId="DataTypeTok">
+  <w:style w:customStyle="1" w:styleId="DataTypeTok" w:type="character">
     <w:name w:val="DataTypeTok"/>
     <w:basedOn w:val="VerbatimChar"/>
     <w:rPr>
       <w:color w:val="902000"/>
     </w:rPr>
   </w:style>
-  <w:style w:type="character" w:customStyle="1" w:styleId="DecValTok">
+  <w:style w:customStyle="1" w:styleId="DecValTok" w:type="character">
     <w:name w:val="DecValTok"/>
     <w:basedOn w:val="VerbatimChar"/>
     <w:rPr>
       <w:color w:val="40a070"/>
     </w:rPr>
   </w:style>
-  <w:style w:type="character" w:customStyle="1" w:styleId="BaseNTok">
+  <w:style w:customStyle="1" w:styleId="BaseNTok" w:type="character">
     <w:name w:val="BaseNTok"/>
     <w:basedOn w:val="VerbatimChar"/>
     <w:rPr>
       <w:color w:val="40a070"/>
     </w:rPr>
   </w:style>
-  <w:style w:type="character" w:customStyle="1" w:styleId="FloatTok">
+  <w:style w:customStyle="1" w:styleId="FloatTok" w:type="character">
     <w:name w:val="FloatTok"/>
     <w:basedOn w:val="VerbatimChar"/>
     <w:rPr>
       <w:color w:val="40a070"/>
     </w:rPr>
   </w:style>
-  <w:style w:type="character" w:customStyle="1" w:styleId="ConstantTok">
+  <w:style w:customStyle="1" w:styleId="ConstantTok" w:type="character">
     <w:name w:val="ConstantTok"/>
     <w:basedOn w:val="VerbatimChar"/>
     <w:rPr>
       <w:color w:val="880000"/>
     </w:rPr>
   </w:style>
-  <w:style w:type="character" w:customStyle="1" w:styleId="CharTok">
+  <w:style w:customStyle="1" w:styleId="CharTok" w:type="character">
     <w:name w:val="CharTok"/>
     <w:basedOn w:val="VerbatimChar"/>
     <w:rPr>
       <w:color w:val="4070a0"/>
     </w:rPr>
   </w:style>
-  <w:style w:type="character" w:customStyle="1" w:styleId="SpecialCharTok">
+  <w:style w:customStyle="1" w:styleId="SpecialCharTok" w:type="character">
     <w:name w:val="SpecialCharTok"/>
     <w:basedOn w:val="VerbatimChar"/>
     <w:rPr>
       <w:color w:val="4070a0"/>
     </w:rPr>
   </w:style>
-  <w:style w:type="character" w:customStyle="1" w:styleId="StringTok">
+  <w:style w:customStyle="1" w:styleId="StringTok" w:type="character">
     <w:name w:val="StringTok"/>
     <w:basedOn w:val="VerbatimChar"/>
     <w:rPr>
       <w:color w:val="4070a0"/>
     </w:rPr>
   </w:style>
-  <w:style w:type="character" w:customStyle="1" w:styleId="VerbatimStringTok">
+  <w:style w:customStyle="1" w:styleId="VerbatimStringTok" w:type="character">
     <w:name w:val="VerbatimStringTok"/>
     <w:basedOn w:val="VerbatimChar"/>
     <w:rPr>
       <w:color w:val="4070a0"/>
     </w:rPr>
   </w:style>
-  <w:style w:type="character" w:customStyle="1" w:styleId="SpecialStringTok">
+  <w:style w:customStyle="1" w:styleId="SpecialStringTok" w:type="character">
     <w:name w:val="SpecialStringTok"/>
     <w:basedOn w:val="VerbatimChar"/>
     <w:rPr>
       <w:color w:val="bb6688"/>
     </w:rPr>
   </w:style>
-  <w:style w:type="character" w:customStyle="1" w:styleId="ImportTok">
+  <w:style w:customStyle="1" w:styleId="ImportTok" w:type="character">
     <w:name w:val="ImportTok"/>
     <w:basedOn w:val="VerbatimChar"/>
     <w:rPr>
@@ -24723,7 +24723,7 @@
       <w:color w:val="008000"/>
     </w:rPr>
   </w:style>
-  <w:style w:type="character" w:customStyle="1" w:styleId="CommentTok">
+  <w:style w:customStyle="1" w:styleId="CommentTok" w:type="character">
     <w:name w:val="CommentTok"/>
     <w:basedOn w:val="VerbatimChar"/>
     <w:rPr>
@@ -24731,7 +24731,7 @@
       <w:color w:val="60a0b0"/>
     </w:rPr>
   </w:style>
-  <w:style w:type="character" w:customStyle="1" w:styleId="DocumentationTok">
+  <w:style w:customStyle="1" w:styleId="DocumentationTok" w:type="character">
     <w:name w:val="DocumentationTok"/>
     <w:basedOn w:val="VerbatimChar"/>
     <w:rPr>
@@ -24739,7 +24739,7 @@
       <w:color w:val="ba2121"/>
     </w:rPr>
   </w:style>
-  <w:style w:type="character" w:customStyle="1" w:styleId="AnnotationTok">
+  <w:style w:customStyle="1" w:styleId="AnnotationTok" w:type="character">
     <w:name w:val="AnnotationTok"/>
     <w:basedOn w:val="VerbatimChar"/>
     <w:rPr>
@@ -24748,7 +24748,7 @@
       <w:color w:val="60a0b0"/>
     </w:rPr>
   </w:style>
-  <w:style w:type="character" w:customStyle="1" w:styleId="CommentVarTok">
+  <w:style w:customStyle="1" w:styleId="CommentVarTok" w:type="character">
     <w:name w:val="CommentVarTok"/>
     <w:basedOn w:val="VerbatimChar"/>
     <w:rPr>
@@ -24757,28 +24757,28 @@
       <w:color w:val="60a0b0"/>
     </w:rPr>
   </w:style>
-  <w:style w:type="character" w:customStyle="1" w:styleId="OtherTok">
+  <w:style w:customStyle="1" w:styleId="OtherTok" w:type="character">
     <w:name w:val="OtherTok"/>
     <w:basedOn w:val="VerbatimChar"/>
     <w:rPr>
       <w:color w:val="007020"/>
     </w:rPr>
   </w:style>
-  <w:style w:type="character" w:customStyle="1" w:styleId="FunctionTok">
+  <w:style w:customStyle="1" w:styleId="FunctionTok" w:type="character">
     <w:name w:val="FunctionTok"/>
     <w:basedOn w:val="VerbatimChar"/>
     <w:rPr>
       <w:color w:val="06287e"/>
     </w:rPr>
   </w:style>
-  <w:style w:type="character" w:customStyle="1" w:styleId="VariableTok">
+  <w:style w:customStyle="1" w:styleId="VariableTok" w:type="character">
     <w:name w:val="VariableTok"/>
     <w:basedOn w:val="VerbatimChar"/>
     <w:rPr>
       <w:color w:val="19177c"/>
     </w:rPr>
   </w:style>
-  <w:style w:type="character" w:customStyle="1" w:styleId="ControlFlowTok">
+  <w:style w:customStyle="1" w:styleId="ControlFlowTok" w:type="character">
     <w:name w:val="ControlFlowTok"/>
     <w:basedOn w:val="VerbatimChar"/>
     <w:rPr>
@@ -24786,45 +24786,45 @@
       <w:color w:val="007020"/>
     </w:rPr>
   </w:style>
-  <w:style w:type="character" w:customStyle="1" w:styleId="OperatorTok">
+  <w:style w:customStyle="1" w:styleId="OperatorTok" w:type="character">
     <w:name w:val="OperatorTok"/>
     <w:basedOn w:val="VerbatimChar"/>
     <w:rPr>
       <w:color w:val="666666"/>
     </w:rPr>
   </w:style>
-  <w:style w:type="character" w:customStyle="1" w:styleId="BuiltInTok">
+  <w:style w:customStyle="1" w:styleId="BuiltInTok" w:type="character">
     <w:name w:val="BuiltInTok"/>
     <w:basedOn w:val="VerbatimChar"/>
     <w:rPr>
       <w:color w:val="008000"/>
     </w:rPr>
   </w:style>
-  <w:style w:type="character" w:customStyle="1" w:styleId="ExtensionTok">
+  <w:style w:customStyle="1" w:styleId="ExtensionTok" w:type="character">
     <w:name w:val="ExtensionTok"/>
     <w:basedOn w:val="VerbatimChar"/>
     <w:rPr/>
   </w:style>
-  <w:style w:type="character" w:customStyle="1" w:styleId="PreprocessorTok">
+  <w:style w:customStyle="1" w:styleId="PreprocessorTok" w:type="character">
     <w:name w:val="PreprocessorTok"/>
     <w:basedOn w:val="VerbatimChar"/>
     <w:rPr>
       <w:color w:val="bc7a00"/>
     </w:rPr>
   </w:style>
-  <w:style w:type="character" w:customStyle="1" w:styleId="AttributeTok">
+  <w:style w:customStyle="1" w:styleId="AttributeTok" w:type="character">
     <w:name w:val="AttributeTok"/>
     <w:basedOn w:val="VerbatimChar"/>
     <w:rPr>
       <w:color w:val="7d9029"/>
     </w:rPr>
   </w:style>
-  <w:style w:type="character" w:customStyle="1" w:styleId="RegionMarkerTok">
+  <w:style w:customStyle="1" w:styleId="RegionMarkerTok" w:type="character">
     <w:name w:val="RegionMarkerTok"/>
     <w:basedOn w:val="VerbatimChar"/>
     <w:rPr/>
   </w:style>
-  <w:style w:type="character" w:customStyle="1" w:styleId="InformationTok">
+  <w:style w:customStyle="1" w:styleId="InformationTok" w:type="character">
     <w:name w:val="InformationTok"/>
     <w:basedOn w:val="VerbatimChar"/>
     <w:rPr>
@@ -24833,7 +24833,7 @@
       <w:color w:val="60a0b0"/>
     </w:rPr>
   </w:style>
-  <w:style w:type="character" w:customStyle="1" w:styleId="WarningTok">
+  <w:style w:customStyle="1" w:styleId="WarningTok" w:type="character">
     <w:name w:val="WarningTok"/>
     <w:basedOn w:val="VerbatimChar"/>
     <w:rPr>
@@ -24842,7 +24842,7 @@
       <w:color w:val="60a0b0"/>
     </w:rPr>
   </w:style>
-  <w:style w:type="character" w:customStyle="1" w:styleId="AlertTok">
+  <w:style w:customStyle="1" w:styleId="AlertTok" w:type="character">
     <w:name w:val="AlertTok"/>
     <w:basedOn w:val="VerbatimChar"/>
     <w:rPr>
@@ -24850,7 +24850,7 @@
       <w:color w:val="ff0000"/>
     </w:rPr>
   </w:style>
-  <w:style w:type="character" w:customStyle="1" w:styleId="ErrorTok">
+  <w:style w:customStyle="1" w:styleId="ErrorTok" w:type="character">
     <w:name w:val="ErrorTok"/>
     <w:basedOn w:val="VerbatimChar"/>
     <w:rPr>
@@ -24858,7 +24858,7 @@
       <w:color w:val="ff0000"/>
     </w:rPr>
   </w:style>
-  <w:style w:type="character" w:customStyle="1" w:styleId="NormalTok">
+  <w:style w:customStyle="1" w:styleId="NormalTok" w:type="character">
     <w:name w:val="NormalTok"/>
     <w:basedOn w:val="VerbatimChar"/>
     <w:rPr/>

--- a/docs/eosc-basic-compliance-analysis-workflow.docx
+++ b/docs/eosc-basic-compliance-analysis-workflow.docx
@@ -31,7 +31,7 @@
         <w:pStyle w:val="Date"/>
       </w:pPr>
       <w:r>
-        <w:t xml:space="preserve">20 October 2026 (checklist v3.2, per-node time limit) — built from the Markdown guides in the same commit</w:t>
+        <w:t xml:space="preserve">20 October 2026 (checklist v3.2, per-node time limit, sixteen nodes) — built from the Markdown guides in the same commit</w:t>
       </w:r>
     </w:p>
     <w:p>
@@ -3399,7 +3399,7 @@
         <w:t xml:space="preserve"> </w:t>
       </w:r>
       <w:r>
-        <w:t xml:space="preserve">a copy first. The published run covers all fifteen nodes, so no</w:t>
+        <w:t xml:space="preserve">a copy first. The published run covers all sixteen nodes, so no</w:t>
       </w:r>
       <w:r>
         <w:t xml:space="preserve"> </w:t>
